--- a/projects/amp-ad-mechanism/outputs/抗菌肽-阿尔茨海默病-机制关联框架.docx
+++ b/projects/amp-ad-mechanism/outputs/抗菌肽-阿尔茨海默病-机制关联框架.docx
@@ -4,1376 +4,208 @@
   <w:body>
     <w:p>
       <w:pPr>
-        <w:keepNext w:val="0"/>
-        <w:spacing w:before="0" w:after="0" w:lineRule="auto" w:line="312"/>
+        <w:spacing w:before="0" w:after="280" w:lineRule="auto" w:line="336"/>
         <w:jc w:val="center"/>
       </w:pPr>
       <w:r>
         <w:rPr>
           <w:rFonts w:ascii="Times New Roman" w:hAnsi="Times New Roman" w:eastAsia="黑体"/>
           <w:b/>
-          <w:i w:val="0"/>
-          <w:sz w:val="32"/>
+          <w:sz w:val="30"/>
         </w:rPr>
-        <w:t>肠道宏基因组来源抗菌肽与阿尔茨海默病的机制关联：</w:t>
+        <w:t>抗菌肽与阿尔茨海默病的机制关联：可用的机制落点与计算方案</w:t>
       </w:r>
     </w:p>
     <w:p>
       <w:pPr>
-        <w:keepNext w:val="0"/>
-        <w:spacing w:before="0" w:after="160" w:lineRule="auto" w:line="312"/>
-        <w:jc w:val="center"/>
+        <w:spacing w:before="240" w:after="120" w:lineRule="auto" w:line="336"/>
+        <w:jc w:val="left"/>
       </w:pPr>
       <w:r>
         <w:rPr>
           <w:rFonts w:ascii="Times New Roman" w:hAnsi="Times New Roman" w:eastAsia="黑体"/>
           <w:b/>
-          <w:i w:val="0"/>
-          <w:sz w:val="32"/>
+          <w:sz w:val="26"/>
         </w:rPr>
-        <w:t>基于分子对接、分子动力学与多尺度计算模拟的八模块研究框架</w:t>
+        <w:t>一、目前的两条机制和它们的问题</w:t>
       </w:r>
     </w:p>
     <w:p>
       <w:pPr>
-        <w:keepNext w:val="0"/>
-        <w:spacing w:before="0" w:after="40" w:lineRule="auto" w:line="288"/>
-        <w:jc w:val="center"/>
-      </w:pPr>
-      <w:r>
-        <w:rPr>
-          <w:rFonts w:ascii="Times New Roman" w:hAnsi="Times New Roman" w:eastAsia="仿宋"/>
-          <w:b w:val="0"/>
-          <w:i w:val="0"/>
-          <w:sz w:val="24"/>
-        </w:rPr>
-        <w:t>作者姓名 1，作者姓名 2，通信作者 1*</w:t>
-      </w:r>
-    </w:p>
-    <w:p>
-      <w:pPr>
-        <w:keepNext w:val="0"/>
-        <w:spacing w:before="0" w:after="200" w:lineRule="auto" w:line="288"/>
-        <w:jc w:val="center"/>
-      </w:pPr>
-      <w:r>
-        <w:rPr>
-          <w:rFonts w:ascii="Times New Roman" w:hAnsi="Times New Roman" w:eastAsia="宋体"/>
-          <w:b w:val="0"/>
-          <w:i w:val="0"/>
-          <w:sz w:val="18"/>
-        </w:rPr>
-        <w:t>（1. 单位名称，学院/研究所，城市 邮编；2. 单位名称，城市 邮编）</w:t>
-      </w:r>
-    </w:p>
-    <w:p>
-      <w:pPr>
-        <w:keepNext w:val="0"/>
-        <w:spacing w:before="0" w:after="80" w:lineRule="auto" w:line="324"/>
+        <w:spacing w:before="0" w:after="120" w:lineRule="auto" w:line="360"/>
+        <w:ind w:firstLine="480"/>
         <w:jc w:val="both"/>
       </w:pPr>
       <w:r>
         <w:rPr>
           <w:rFonts w:ascii="Times New Roman" w:hAnsi="Times New Roman" w:eastAsia="宋体"/>
           <w:b w:val="0"/>
-          <w:i w:val="0"/>
-          <w:sz w:val="18"/>
+          <w:sz w:val="24"/>
         </w:rPr>
-        <w:t>摘  要：本文针对“肠道宏基因组筛选获得的抗菌肽（antimicrobial peptide, AMP）如何与阿尔茨海默病（Alzheimer’s disease, AD）发生机制关联”这一问题，回答两个具体诉求：其一，现有仅有的两条机制落点（AChE–Aβ 复合物分子动力学、AMP 与 Aβ 交叉成核）数量偏少、层级单一，需要参照其他疾病中“用对接/动力学/计算模拟建立分子—疾病机制关联”的成熟做法加以扩展；其二，肠道来源这一出身是否要求 AMP 穿过血脑屏障（blood-brain barrier, BBB）才能影响大脑，还是可以经肠道端起效。为此，本文先从五类疾病范式（淀粉样共聚集/交叉成核、先天免疫受体识别、膜界面与离子通透、酶–底物竞争与清除、屏障转运与系统暴露）中提炼可移植的证据结构，再据此构建八个机制模块（M1–M8）：AChE 外周阴离子位点三元复合物、Aβ 交叉成核的热力学与动力学定向、tau PHF6 异质组装、先天免疫受体识别（FPR2/CLIC1/TLR4–MD-2–CD14/RAGE）、神经元膜界面与钙通透、Aβ 清除通路的底物竞争、AMP 自身淀粉样化与“种子输出”、肠道端细菌功能性淀粉样蛋白与菌群重塑。每个模块给出结构对象、对接与动力学方案、判据阈值、阴性对照与可证伪读出，并统一到Stage 0–4 计算工作流与 G1–G5 通过门。关于暴露路径，本文提出以“肠腔/肠上皮局部作用 + 外周信号传导”为主假设、以“直接跨 BBB 入脑”为次要分支的判别设计，并给出四项必要条件与对应的计算/实验判别指标。本框架不以“抗菌肽作为抑制剂”为叙事主线，而以“抗菌肽作为可改变 AD 关键分子过程方向的内源/外源因子”为主线，为后续论文提供可执行、可证伪、可被审稿人检验的机制版图。</w:t>
+        <w:t>现有的机制落点有两条。第一条是 AChE–Aβ 复合物的分子动力学：Aβ 对接进乙酰胆碱酯酶的外周阴离子位点（PAS）后，复合物在 1 μs 模拟中保持稳定，除 PAS 之外还有多处接触，Aβ 在 AChE 表面的主要停留区段是 344—361，这一段紧邻 PAS，但不受双位点抑制剂的空间位阻。它的实验基础是清楚的，AChE 本来就能通过 PAS 附近的疏水区加速 Aβ 成纤维，并形成毒性高于 Aβ 单独存在时的复合物[1-3]。第二条是抗菌肽与 Aβ 的交叉成核：两类肽都倾向形成 β-折叠，结构上兼容，可以互相成核，方向由界面和浓度决定，文献里既有加速的例子，也有抑制、改变纤维形态的例子[4-6]。</w:t>
       </w:r>
     </w:p>
     <w:p>
       <w:pPr>
-        <w:keepNext w:val="0"/>
-        <w:spacing w:before="0" w:after="80" w:lineRule="auto" w:line="324"/>
+        <w:spacing w:before="0" w:after="120" w:lineRule="auto" w:line="360"/>
+        <w:ind w:firstLine="480"/>
         <w:jc w:val="both"/>
       </w:pPr>
       <w:r>
         <w:rPr>
           <w:rFonts w:ascii="Times New Roman" w:hAnsi="Times New Roman" w:eastAsia="宋体"/>
           <w:b w:val="0"/>
-          <w:i w:val="0"/>
-          <w:sz w:val="18"/>
+          <w:sz w:val="24"/>
         </w:rPr>
-        <w:t>关键词：抗菌肽；阿尔茨海默病；分子对接；分子动力学；交叉成核；肠-脑轴；血脑屏障；多尺度模拟</w:t>
+        <w:t>这两条本身没问题，问题在于它们撑不起一篇论文的机制部分。一是层级单一，两条都停在“肽与蛋白、肽与肽的一次相互作用”上，没有涉及受体与信号、膜界面、清除代谢、屏障转运和菌群，看上去就是一次对接加一段 MD。二是方向不定，交叉成核既能加速也能抑制，如果不事先规定判定方向的量化标准，得到什么结果都能解释一遍，等于不可证伪。三是没有交代暴露，抗菌肽是从肠道宏基因组里筛出来的，凭什么出现在 AChE 和 Aβ 所在的脑实质，这一步不回答，前面做得再细也会被质疑。</w:t>
       </w:r>
     </w:p>
     <w:p>
       <w:pPr>
-        <w:keepNext w:val="0"/>
-        <w:spacing w:before="0" w:after="200" w:lineRule="auto" w:line="324"/>
+        <w:spacing w:before="240" w:after="120" w:lineRule="auto" w:line="336"/>
+        <w:jc w:val="left"/>
+      </w:pPr>
+      <w:r>
+        <w:rPr>
+          <w:rFonts w:ascii="Times New Roman" w:hAnsi="Times New Roman" w:eastAsia="黑体"/>
+          <w:b/>
+          <w:sz w:val="26"/>
+        </w:rPr>
+        <w:t>二、别的疾病是怎么用对接和模拟把分子和疾病连起来的</w:t>
+      </w:r>
+    </w:p>
+    <w:p>
+      <w:pPr>
+        <w:spacing w:before="0" w:after="120" w:lineRule="auto" w:line="360"/>
+        <w:ind w:firstLine="480"/>
         <w:jc w:val="both"/>
       </w:pPr>
       <w:r>
         <w:rPr>
           <w:rFonts w:ascii="Times New Roman" w:hAnsi="Times New Roman" w:eastAsia="宋体"/>
           <w:b w:val="0"/>
-          <w:i w:val="0"/>
-          <w:sz w:val="18"/>
+          <w:sz w:val="24"/>
         </w:rPr>
-        <w:t>中图分类号：R749.16；Q616        文献标志码：A</w:t>
+        <w:t>把“某个分子和某个疾病有关”做成机制工作，别的方向已经有成熟套路，共同点不是“做了对接和 MD”，而是先指认疾病过程中的某个关键界面或决速步，再证明这个分子能在生理可及的浓度下改变它的方向或速率，最后给出体外、体内可以测量的对应量。常见的有五类。</w:t>
       </w:r>
     </w:p>
     <w:p>
       <w:pPr>
-        <w:keepNext w:val="0"/>
-        <w:spacing w:before="0" w:after="120" w:lineRule="auto" w:line="312"/>
-        <w:jc w:val="center"/>
-      </w:pPr>
-      <w:r>
-        <w:rPr>
-          <w:rFonts w:ascii="Times New Roman" w:hAnsi="Times New Roman" w:eastAsia="黑体"/>
-          <w:b/>
-          <w:i w:val="0"/>
-          <w:sz w:val="24"/>
-        </w:rPr>
-        <w:t>Mechanistic links between gut-metagenome-derived antimicrobial peptides and Alzheimer’s disease: an eight-module framework built on docking, molecular dynamics and multiscale simulation</w:t>
-      </w:r>
-    </w:p>
-    <w:p>
-      <w:pPr>
-        <w:keepNext w:val="0"/>
-        <w:spacing w:before="0" w:after="80" w:lineRule="auto" w:line="312"/>
+        <w:spacing w:before="0" w:after="120" w:lineRule="auto" w:line="360"/>
+        <w:ind w:firstLine="480"/>
         <w:jc w:val="both"/>
       </w:pPr>
       <w:r>
         <w:rPr>
           <w:rFonts w:ascii="Times New Roman" w:hAnsi="Times New Roman" w:eastAsia="宋体"/>
           <w:b w:val="0"/>
-          <w:i w:val="0"/>
-          <w:sz w:val="18"/>
+          <w:sz w:val="24"/>
         </w:rPr>
-        <w:t>Abstract: Only two mechanistic anchors are currently available for linking a gut-derived antimicrobial peptide (AMP) to Alzheimer’s disease (AD): the molecular dynamics of the acetylcholinesterase (AChE)–amyloid-β (Aβ) complex, and AMP–Aβ cross-nucleation. Both are single-layer, and neither specifies exposure. Here we distil transferable evidence structures from five paradigms used in other diseases to establish molecule-to-disease mechanisms by docking and simulation, and construct eight mechanistic modules (M1–M8) spanning the AChE peripheral anionic site ternary complex, directionality of Aβ cross-nucleation, tau PHF6 hetero-assembly, innate-immune receptor recognition (FPR2, CLIC1, TLR4–MD-2–CD14, RAGE), the neuronal membrane interface, competition within Aβ clearance pathways, AMP self-amyloidogenesis and seed export, and the gut-side interaction with bacterial functional amyloids plus microbiome remodelling. Each module is specified with structures, docking and MD protocols, quantitative gates, negative controls and falsifiable readouts, unified by a Stage 0–4 workflow with five pass/fail gates. For exposure, we argue for a gut-local-plus-peripheral-signalling primary hypothesis with BBB permeation as a secondary, testable branch, and give the four conditions that the latter must satisfy. The framework is deliberately framed around pathogenic mechanism rather than inhibitor design.</w:t>
+        <w:t>一类是淀粉样蛋白之间的共聚集和交叉成核。Aβ 与 hIAPP 的工作是典型：用离散分子动力学采样异质寡聚体，统计异质接触是否多于同质接触、是否出现 β-桶中间体，再分别把单体放到纤维的生长端和侧表面，比较两种结合模式的自由能，结论是生长端结合优于侧表面结合，两种肽互为种子[7,8]。帕金森方向则用 α-syn 与细菌功能性淀粉样蛋白 CsgA 做同样的事[9-12]。</w:t>
       </w:r>
     </w:p>
     <w:p>
       <w:pPr>
-        <w:keepNext w:val="0"/>
-        <w:spacing w:before="0" w:after="200" w:lineRule="auto" w:line="312"/>
+        <w:spacing w:before="0" w:after="120" w:lineRule="auto" w:line="360"/>
+        <w:ind w:firstLine="480"/>
         <w:jc w:val="both"/>
       </w:pPr>
       <w:r>
         <w:rPr>
           <w:rFonts w:ascii="Times New Roman" w:hAnsi="Times New Roman" w:eastAsia="宋体"/>
           <w:b w:val="0"/>
-          <w:i w:val="0"/>
-          <w:sz w:val="18"/>
+          <w:sz w:val="24"/>
         </w:rPr>
-        <w:t>Key words: antimicrobial peptide; Alzheimer’s disease; molecular docking; molecular dynamics; cross-nucleation; gut-brain axis; blood-brain barrier; multiscale simulation</w:t>
+        <w:t>第二类是先天免疫受体识别。Aβ 原纤维与 CD14、TLR2、TLR4、RAGE 的识别就是用 MD 先取纤维低能构象、再做蛋白–蛋白对接，比较不同纤维多态和不同 pH 下的界面松紧[13]。FPR2 的冷冻电镜结构更直接，Aβ42 与 humanin 在 FPR2 上的结合位点高度重叠，界面面积分别是 1166 Å² 和 1077 Å²，humanin 正是靠占住同一口袋起保护作用[14]。</w:t>
       </w:r>
     </w:p>
     <w:p>
       <w:pPr>
-        <w:keepNext/>
-        <w:spacing w:before="200" w:after="100" w:lineRule="auto" w:line="336"/>
+        <w:spacing w:before="0" w:after="120" w:lineRule="auto" w:line="360"/>
+        <w:ind w:firstLine="480"/>
+        <w:jc w:val="both"/>
+      </w:pPr>
+      <w:r>
+        <w:rPr>
+          <w:rFonts w:ascii="Times New Roman" w:hAnsi="Times New Roman" w:eastAsia="宋体"/>
+          <w:b w:val="0"/>
+          <w:sz w:val="24"/>
+        </w:rPr>
+        <w:t>第三类是膜界面。抗菌肽本来就是靠膜起作用的，把神经元膜（含 GM1、胆固醇、PS）和细菌膜放在一起比较结合自由能，就能把“选择性丧失”量化出来；AMP 在有脂和无脂环境下还会在 cross-α 与 cross-β 之间切换[15,16]。</w:t>
+      </w:r>
+    </w:p>
+    <w:p>
+      <w:pPr>
+        <w:spacing w:before="0" w:after="120" w:lineRule="auto" w:line="360"/>
+        <w:ind w:firstLine="480"/>
+        <w:jc w:val="both"/>
+      </w:pPr>
+      <w:r>
+        <w:rPr>
+          <w:rFonts w:ascii="Times New Roman" w:hAnsi="Times New Roman" w:eastAsia="宋体"/>
+          <w:b w:val="0"/>
+          <w:sz w:val="24"/>
+        </w:rPr>
+        <w:t>第四类是酶与底物的竞争。Aβ 在体内主要靠 IDE 和 NEP 降解，胰岛素等竞争性底物会拖慢这一过程[17,18]，做法是把候选分子和 Aβ 分别对接进催化腔，比停留时间和出口阻塞，再用竞争模型换算成清除速率的变化。</w:t>
+      </w:r>
+    </w:p>
+    <w:p>
+      <w:pPr>
+        <w:spacing w:before="0" w:after="120" w:lineRule="auto" w:line="360"/>
+        <w:ind w:firstLine="480"/>
+        <w:jc w:val="both"/>
+      </w:pPr>
+      <w:r>
+        <w:rPr>
+          <w:rFonts w:ascii="Times New Roman" w:hAnsi="Times New Roman" w:eastAsia="宋体"/>
+          <w:b w:val="0"/>
+          <w:sz w:val="24"/>
+        </w:rPr>
+        <w:t>第五类是屏障转运和系统暴露，序列层面先做血脑屏障穿透预测，再算跨膜自由能或找受体介导转胞吞的结合面，最后用房室模型估算目标部位的游离浓度[19,20]。</w:t>
+      </w:r>
+    </w:p>
+    <w:p>
+      <w:pPr>
+        <w:spacing w:before="0" w:after="120" w:lineRule="auto" w:line="360"/>
+        <w:ind w:firstLine="480"/>
+        <w:jc w:val="both"/>
+      </w:pPr>
+      <w:r>
+        <w:rPr>
+          <w:rFonts w:ascii="Times New Roman" w:hAnsi="Times New Roman" w:eastAsia="宋体"/>
+          <w:b w:val="0"/>
+          <w:sz w:val="24"/>
+        </w:rPr>
+        <w:t>还有一点要说清楚：本课题不按“抗菌肽作为抗 AD 抑制剂”来写。同样的计算，换个问法就从药物筛选变成机制研究——不问“能不能降低聚集总量”，而问“会不会改变聚集路径的分支比例”；不把 AChE 的 PAS 当成待抑制的口袋，而当成 Aβ 成核的模板表面；任何结论都附一句这个分子在该位点能达到多少浓度。LL-37 是现成的例子：它抑制长直纤维，却把可溶寡聚体稳住了，净效应偏向毒性而不是保护[4,5]；在 AD 脑内它升高，通过激活 CLIC1 造成小胶质细胞过度活化和神经炎症，在小鼠和猴上做出了 Aβ 升高、缠结增多、脑萎缩和认知损害的表型[6]。</w:t>
+      </w:r>
+    </w:p>
+    <w:p>
+      <w:pPr>
+        <w:spacing w:before="240" w:after="120" w:lineRule="auto" w:line="336"/>
         <w:jc w:val="left"/>
       </w:pPr>
       <w:r>
         <w:rPr>
           <w:rFonts w:ascii="Times New Roman" w:hAnsi="Times New Roman" w:eastAsia="黑体"/>
           <w:b/>
-          <w:i w:val="0"/>
-          <w:sz w:val="24"/>
+          <w:sz w:val="26"/>
         </w:rPr>
-        <w:t>1  引言</w:t>
+        <w:t>三、可以补上的机制落点</w:t>
       </w:r>
     </w:p>
     <w:p>
       <w:pPr>
-        <w:keepNext/>
-        <w:spacing w:before="140" w:after="80" w:lineRule="auto" w:line="336"/>
-        <w:jc w:val="left"/>
-      </w:pPr>
-      <w:r>
-        <w:rPr>
-          <w:rFonts w:ascii="Times New Roman" w:hAnsi="Times New Roman" w:eastAsia="黑体"/>
-          <w:b/>
-          <w:i w:val="0"/>
-          <w:sz w:val="21"/>
-        </w:rPr>
-        <w:t>1.1  研究背景</w:t>
-      </w:r>
-    </w:p>
-    <w:p>
-      <w:pPr>
-        <w:spacing w:after="60" w:lineRule="auto" w:line="360"/>
-        <w:ind w:firstLine="420"/>
+        <w:spacing w:before="0" w:after="120" w:lineRule="auto" w:line="360"/>
+        <w:ind w:firstLine="480"/>
         <w:jc w:val="both"/>
       </w:pPr>
       <w:r>
         <w:rPr>
           <w:rFonts w:ascii="Times New Roman" w:hAnsi="Times New Roman" w:eastAsia="宋体"/>
           <w:b w:val="0"/>
-          <w:i w:val="0"/>
-          <w:sz w:val="21"/>
-        </w:rPr>
-        <w:t>深度学习驱动的宏基因组小开放阅读框挖掘，已把抗菌肽的发现从“逐条实验筛”变成“先算后验”：从人体肠道宏基因组中预测的 2 349 条候选抗菌肽里，216 条经化学合成、181 条具抗菌活性，阳性率超过 83%</w:t>
-      </w:r>
-      <w:r>
-        <w:rPr>
-          <w:rFonts w:ascii="Times New Roman" w:hAnsi="Times New Roman" w:eastAsia="宋体"/>
-          <w:b w:val="0"/>
-          <w:i w:val="0"/>
-          <w:sz w:val="21"/>
-        </w:rPr>
-        <w:t>[1]</w:t>
-      </w:r>
-      <w:r>
-        <w:rPr>
-          <w:rFonts w:ascii="Times New Roman" w:hAnsi="Times New Roman" w:eastAsia="宋体"/>
-          <w:b w:val="0"/>
-          <w:i w:val="0"/>
-          <w:sz w:val="21"/>
-        </w:rPr>
-        <w:t>；随后覆盖 63 410 份宏基因组的 AMPSphere 又给出 863 498 条非冗余候选肽</w:t>
-      </w:r>
-      <w:r>
-        <w:rPr>
-          <w:rFonts w:ascii="Times New Roman" w:hAnsi="Times New Roman" w:eastAsia="宋体"/>
-          <w:b w:val="0"/>
-          <w:i w:val="0"/>
-          <w:sz w:val="21"/>
-        </w:rPr>
-        <w:t>[2]</w:t>
-      </w:r>
-      <w:r>
-        <w:rPr>
-          <w:rFonts w:ascii="Times New Roman" w:hAnsi="Times New Roman" w:eastAsia="宋体"/>
-          <w:b w:val="0"/>
-          <w:i w:val="0"/>
-          <w:sz w:val="21"/>
-        </w:rPr>
-        <w:t>。由此产生的肽序列，其宿主端安全性评估长期只关注溶血与细胞毒，而对“慢性、低剂量暴露是否参与神经退行性疾病过程”几乎没有计算层面的系统评估。阿尔茨海默病（AD）恰恰是最需要回答这一问题的疾病：Aβ 本身即具备抗菌肽的性质与活性</w:t>
-      </w:r>
-      <w:r>
-        <w:rPr>
-          <w:rFonts w:ascii="Times New Roman" w:hAnsi="Times New Roman" w:eastAsia="宋体"/>
-          <w:b w:val="0"/>
-          <w:i w:val="0"/>
-          <w:sz w:val="21"/>
-        </w:rPr>
-        <w:t>[18,19]</w:t>
-      </w:r>
-      <w:r>
-        <w:rPr>
-          <w:rFonts w:ascii="Times New Roman" w:hAnsi="Times New Roman" w:eastAsia="宋体"/>
-          <w:b w:val="0"/>
-          <w:i w:val="0"/>
-          <w:sz w:val="21"/>
-        </w:rPr>
-        <w:t>；人源抗菌肽 LL-37 在 AD 脑内升高，并通过激活 CLIC1 造成小胶质细胞过度活化、神经炎症与兴奋性毒性，在小鼠与猴模型中诱发 AD 样表型</w:t>
-      </w:r>
-      <w:r>
-        <w:rPr>
-          <w:rFonts w:ascii="Times New Roman" w:hAnsi="Times New Roman" w:eastAsia="宋体"/>
-          <w:b w:val="0"/>
-          <w:i w:val="0"/>
-          <w:sz w:val="21"/>
-        </w:rPr>
-        <w:t>[15]</w:t>
-      </w:r>
-      <w:r>
-        <w:rPr>
-          <w:rFonts w:ascii="Times New Roman" w:hAnsi="Times New Roman" w:eastAsia="宋体"/>
-          <w:b w:val="0"/>
-          <w:i w:val="0"/>
-          <w:sz w:val="21"/>
-        </w:rPr>
-        <w:t>。也就是说，“抗菌肽—AD”不是一个需要凭空假设的关联，而是一个已经有阳性先例、但缺少系统机制版图的关联。</w:t>
-      </w:r>
-    </w:p>
-    <w:p>
-      <w:pPr>
-        <w:keepNext/>
-        <w:spacing w:before="140" w:after="80" w:lineRule="auto" w:line="336"/>
-        <w:jc w:val="left"/>
-      </w:pPr>
-      <w:r>
-        <w:rPr>
-          <w:rFonts w:ascii="Times New Roman" w:hAnsi="Times New Roman" w:eastAsia="黑体"/>
-          <w:b/>
-          <w:i w:val="0"/>
-          <w:sz w:val="21"/>
-        </w:rPr>
-        <w:t>1.2  现有两条机制落点及其不足</w:t>
-      </w:r>
-    </w:p>
-    <w:p>
-      <w:pPr>
-        <w:spacing w:after="60" w:lineRule="auto" w:line="360"/>
-        <w:ind w:firstLine="420"/>
-        <w:jc w:val="both"/>
-      </w:pPr>
-      <w:r>
-        <w:rPr>
-          <w:rFonts w:ascii="Times New Roman" w:hAnsi="Times New Roman" w:eastAsia="黑体"/>
-          <w:b/>
-          <w:i w:val="0"/>
-          <w:sz w:val="21"/>
-        </w:rPr>
-        <w:t>分子机制（一）：AChE–Aβ 复合物的分子动力学。</w:t>
-      </w:r>
-      <w:r>
-        <w:rPr>
-          <w:rFonts w:ascii="Times New Roman" w:hAnsi="Times New Roman" w:eastAsia="宋体"/>
-          <w:b w:val="0"/>
-          <w:i w:val="0"/>
-          <w:sz w:val="21"/>
-        </w:rPr>
-        <w:t>Aβ 对接进乙酰胆碱酯酶（AChE）的外周阴离子位点（peripheral anionic site, PAS）后，复合物在 1 μs（1 000 ns）模拟中保持稳定；除 PAS 外另有多处接触；Aβ 在 AChE 表面的主要停留区段为 AChE 344—361，该区段紧邻 PAS，但不受双位点抑制剂的空间位阻</w:t>
-      </w:r>
-      <w:r>
-        <w:rPr>
-          <w:rFonts w:ascii="Times New Roman" w:hAnsi="Times New Roman" w:eastAsia="宋体"/>
-          <w:b w:val="0"/>
-          <w:i w:val="0"/>
-          <w:sz w:val="21"/>
-        </w:rPr>
-        <w:t>[6]</w:t>
-      </w:r>
-      <w:r>
-        <w:rPr>
-          <w:rFonts w:ascii="Times New Roman" w:hAnsi="Times New Roman" w:eastAsia="宋体"/>
-          <w:b w:val="0"/>
-          <w:i w:val="0"/>
-          <w:sz w:val="21"/>
-        </w:rPr>
-        <w:t>。该落点的上游实验基础是清楚的：AChE 通过 PAS 附近的疏水区促进 Aβ 成纤维，并形成毒性高于 Aβ 自身的 AChE–Aβ 复合物</w:t>
-      </w:r>
-      <w:r>
-        <w:rPr>
-          <w:rFonts w:ascii="Times New Roman" w:hAnsi="Times New Roman" w:eastAsia="宋体"/>
-          <w:b w:val="0"/>
-          <w:i w:val="0"/>
-          <w:sz w:val="21"/>
-        </w:rPr>
-        <w:t>[3-5]</w:t>
-      </w:r>
-      <w:r>
-        <w:rPr>
-          <w:rFonts w:ascii="Times New Roman" w:hAnsi="Times New Roman" w:eastAsia="宋体"/>
-          <w:b w:val="0"/>
-          <w:i w:val="0"/>
-          <w:sz w:val="21"/>
-        </w:rPr>
-        <w:t>。</w:t>
-      </w:r>
-    </w:p>
-    <w:p>
-      <w:pPr>
-        <w:spacing w:after="60" w:lineRule="auto" w:line="360"/>
-        <w:ind w:firstLine="420"/>
-        <w:jc w:val="both"/>
-      </w:pPr>
-      <w:r>
-        <w:rPr>
-          <w:rFonts w:ascii="Times New Roman" w:hAnsi="Times New Roman" w:eastAsia="黑体"/>
-          <w:b/>
-          <w:i w:val="0"/>
-          <w:sz w:val="21"/>
-        </w:rPr>
-        <w:t>分子机制（二）：抗菌肽与 Aβ 的交叉成核。</w:t>
-      </w:r>
-      <w:r>
-        <w:rPr>
-          <w:rFonts w:ascii="Times New Roman" w:hAnsi="Times New Roman" w:eastAsia="宋体"/>
-          <w:b w:val="0"/>
-          <w:i w:val="0"/>
-          <w:sz w:val="21"/>
-        </w:rPr>
-        <w:t>抗菌肽与淀粉样肽结构兼容（都倾向形成 β-折叠），可以发生交叉成核，方向由界面与浓度决定：既有“加速”的例子，也有“抑制、改变纤维形态”的例子</w:t>
-      </w:r>
-      <w:r>
-        <w:rPr>
-          <w:rFonts w:ascii="Times New Roman" w:hAnsi="Times New Roman" w:eastAsia="宋体"/>
-          <w:b w:val="0"/>
-          <w:i w:val="0"/>
-          <w:sz w:val="21"/>
-        </w:rPr>
-        <w:t>[16,17,24]</w:t>
-      </w:r>
-      <w:r>
-        <w:rPr>
-          <w:rFonts w:ascii="Times New Roman" w:hAnsi="Times New Roman" w:eastAsia="宋体"/>
-          <w:b w:val="0"/>
-          <w:i w:val="0"/>
-          <w:sz w:val="21"/>
-        </w:rPr>
-        <w:t>。</w:t>
-      </w:r>
-    </w:p>
-    <w:p>
-      <w:pPr>
-        <w:keepNext w:val="0"/>
-        <w:spacing w:before="0" w:after="60" w:lineRule="auto" w:line="360"/>
-        <w:ind w:firstLine="420"/>
-        <w:jc w:val="both"/>
-      </w:pPr>
-      <w:r>
-        <w:rPr>
-          <w:rFonts w:ascii="Times New Roman" w:hAnsi="Times New Roman" w:eastAsia="宋体"/>
-          <w:b w:val="0"/>
-          <w:i w:val="0"/>
-          <w:sz w:val="21"/>
-        </w:rPr>
-        <w:t>这两条落点本身没有错，问题在于它们作为一篇论文的机制骨架时存在三个结构性不足：</w:t>
-      </w:r>
-    </w:p>
-    <w:p>
-      <w:pPr>
-        <w:spacing w:after="40" w:lineRule="auto" w:line="336"/>
-        <w:ind w:left="420" w:hanging="210"/>
-      </w:pPr>
-      <w:r>
-        <w:rPr>
-          <w:rFonts w:ascii="Times New Roman" w:hAnsi="Times New Roman" w:eastAsia="宋体"/>
-          <w:b w:val="0"/>
-          <w:i w:val="0"/>
-          <w:sz w:val="21"/>
-        </w:rPr>
-        <w:t>① 层级单一。两条机制都停留在“肽—蛋白/肽—肽的单一相互作用”层，没有覆盖受体信号、膜界面、清除代谢、屏障转运与菌群系统层，审稿人容易判定为“一个对接 + 一段 MD”的薄工作。</w:t>
-      </w:r>
-    </w:p>
-    <w:p>
-      <w:pPr>
-        <w:spacing w:after="40" w:lineRule="auto" w:line="336"/>
-        <w:ind w:left="420" w:hanging="210"/>
-      </w:pPr>
-      <w:r>
-        <w:rPr>
-          <w:rFonts w:ascii="Times New Roman" w:hAnsi="Times New Roman" w:eastAsia="宋体"/>
-          <w:b w:val="0"/>
-          <w:i w:val="0"/>
-          <w:sz w:val="21"/>
-        </w:rPr>
-        <w:t>② 方向未定。交叉成核既可加速也可抑制，若不预先设定“判定方向的量化判据”，任何结果都能被解释，等于不可证伪。</w:t>
-      </w:r>
-    </w:p>
-    <w:p>
-      <w:pPr>
-        <w:spacing w:after="40" w:lineRule="auto" w:line="336"/>
-        <w:ind w:left="420" w:hanging="210"/>
-      </w:pPr>
-      <w:r>
-        <w:rPr>
-          <w:rFonts w:ascii="Times New Roman" w:hAnsi="Times New Roman" w:eastAsia="宋体"/>
-          <w:b w:val="0"/>
-          <w:i w:val="0"/>
-          <w:sz w:val="21"/>
-        </w:rPr>
-        <w:t>③ 暴露缺位。没有回答“肠道来源的肽凭什么出现在 AChE/Aβ 所在的脑实质”，这恰是评审最直接的攻击点，也是本文第 5 节要处理的问题。</w:t>
-      </w:r>
-    </w:p>
-    <w:p>
-      <w:pPr>
-        <w:keepNext/>
-        <w:spacing w:before="140" w:after="80" w:lineRule="auto" w:line="336"/>
-        <w:jc w:val="left"/>
-      </w:pPr>
-      <w:r>
-        <w:rPr>
-          <w:rFonts w:ascii="Times New Roman" w:hAnsi="Times New Roman" w:eastAsia="黑体"/>
-          <w:b/>
-          <w:i w:val="0"/>
-          <w:sz w:val="21"/>
-        </w:rPr>
-        <w:t>1.3  本文贡献</w:t>
-      </w:r>
-    </w:p>
-    <w:p>
-      <w:pPr>
-        <w:spacing w:after="40" w:lineRule="auto" w:line="336"/>
-        <w:ind w:left="420" w:hanging="210"/>
-      </w:pPr>
-      <w:r>
-        <w:rPr>
-          <w:rFonts w:ascii="Times New Roman" w:hAnsi="Times New Roman" w:eastAsia="宋体"/>
-          <w:b w:val="0"/>
-          <w:i w:val="0"/>
-          <w:sz w:val="21"/>
-        </w:rPr>
-        <w:t>（i）方法学迁移：系统梳理其他疾病中“靠对接/动力学/计算模拟确立机制关联”的五类范式，抽出可直接复用的证据结构（表 1）。</w:t>
-      </w:r>
-    </w:p>
-    <w:p>
-      <w:pPr>
-        <w:spacing w:after="40" w:lineRule="auto" w:line="336"/>
-        <w:ind w:left="420" w:hanging="210"/>
-      </w:pPr>
-      <w:r>
-        <w:rPr>
-          <w:rFonts w:ascii="Times New Roman" w:hAnsi="Times New Roman" w:eastAsia="宋体"/>
-          <w:b w:val="0"/>
-          <w:i w:val="0"/>
-          <w:sz w:val="21"/>
-        </w:rPr>
-        <w:t>（ii）机制版图：把两条落点扩展为八个机制模块 M1–M8，每个模块都给出结构对象、方案、判据阈值、阴性对照与可证伪读出（图 1、表 2）。</w:t>
-      </w:r>
-    </w:p>
-    <w:p>
-      <w:pPr>
-        <w:spacing w:after="40" w:lineRule="auto" w:line="336"/>
-        <w:ind w:left="420" w:hanging="210"/>
-      </w:pPr>
-      <w:r>
-        <w:rPr>
-          <w:rFonts w:ascii="Times New Roman" w:hAnsi="Times New Roman" w:eastAsia="宋体"/>
-          <w:b w:val="0"/>
-          <w:i w:val="0"/>
-          <w:sz w:val="21"/>
-        </w:rPr>
-        <w:t>（iii）暴露判别：给出肠道来源肽的三条候选路径 R1–R3 及其判别矩阵与四项必要条件（表 4），把“要不要过血脑屏障”从争论变成可检验命题。</w:t>
-      </w:r>
-    </w:p>
-    <w:p>
-      <w:pPr>
-        <w:spacing w:after="40" w:lineRule="auto" w:line="336"/>
-        <w:ind w:left="420" w:hanging="210"/>
-      </w:pPr>
-      <w:r>
-        <w:rPr>
-          <w:rFonts w:ascii="Times New Roman" w:hAnsi="Times New Roman" w:eastAsia="宋体"/>
-          <w:b w:val="0"/>
-          <w:i w:val="0"/>
-          <w:sz w:val="21"/>
-        </w:rPr>
-        <w:t>（iv）执行规范：统一的 Stage 0–4 工作流、G1–G5 通过门、力场/时长/副本/统计口径与常见审稿攻击应答（图 2、表 3、表 5）。</w:t>
-      </w:r>
-    </w:p>
-    <w:p>
-      <w:pPr>
-        <w:keepNext/>
-        <w:spacing w:before="200" w:after="100" w:lineRule="auto" w:line="336"/>
-        <w:jc w:val="left"/>
-      </w:pPr>
-      <w:r>
-        <w:rPr>
-          <w:rFonts w:ascii="Times New Roman" w:hAnsi="Times New Roman" w:eastAsia="黑体"/>
-          <w:b/>
-          <w:i w:val="0"/>
           <w:sz w:val="24"/>
         </w:rPr>
-        <w:t>2  方法学范式：其他疾病如何用计算模拟确立机制关联</w:t>
-      </w:r>
-    </w:p>
-    <w:p>
-      <w:pPr>
-        <w:spacing w:after="60" w:lineRule="auto" w:line="360"/>
-        <w:ind w:firstLine="420"/>
-        <w:jc w:val="both"/>
-      </w:pPr>
-      <w:r>
-        <w:rPr>
-          <w:rFonts w:ascii="Times New Roman" w:hAnsi="Times New Roman" w:eastAsia="宋体"/>
-          <w:b w:val="0"/>
-          <w:i w:val="0"/>
-          <w:sz w:val="21"/>
-        </w:rPr>
-        <w:t>把“某分子与某疾病有关”做成可发表的机制工作，其他领域已有稳定套路。共同点不是“做了对接和 MD”，而是</w:t>
-      </w:r>
-      <w:r>
-        <w:rPr>
-          <w:rFonts w:ascii="Times New Roman" w:hAnsi="Times New Roman" w:eastAsia="黑体"/>
-          <w:b/>
-          <w:i w:val="0"/>
-          <w:sz w:val="21"/>
-        </w:rPr>
-        <w:t>先指认一个疾病过程中的决速步或关键界面，再证明目标分子能在生理可及的浓度下改变这一步的方向或速率，最后给出体外/体内可测量的对应量</w:t>
-      </w:r>
-      <w:r>
-        <w:rPr>
-          <w:rFonts w:ascii="Times New Roman" w:hAnsi="Times New Roman" w:eastAsia="宋体"/>
-          <w:b w:val="0"/>
-          <w:i w:val="0"/>
-          <w:sz w:val="21"/>
-        </w:rPr>
-        <w:t>。本文把它们归纳为五类范式（P1–P5）。</w:t>
-      </w:r>
-    </w:p>
-    <w:p>
-      <w:pPr>
-        <w:keepNext/>
-        <w:spacing w:before="160" w:after="60" w:lineRule="auto" w:line="288"/>
-        <w:jc w:val="center"/>
-      </w:pPr>
-      <w:r>
-        <w:rPr>
-          <w:rFonts w:ascii="Times New Roman" w:hAnsi="Times New Roman" w:eastAsia="黑体"/>
-          <w:b/>
-          <w:i w:val="0"/>
-          <w:sz w:val="18"/>
-        </w:rPr>
-        <w:t>表 1  五类“对接/动力学 → 疾病机制”范式及其可迁移要素</w:t>
-      </w:r>
-    </w:p>
-    <w:tbl>
-      <w:tblPr>
-        <w:tblStyle w:val="TableGrid"/>
-        <w:tblW w:type="auto" w:w="0"/>
-        <w:jc w:val="center"/>
-        <w:tblLayout w:type="fixed"/>
-        <w:tblLook w:firstColumn="1" w:firstRow="1" w:lastColumn="0" w:lastRow="0" w:noHBand="0" w:noVBand="1" w:val="04A0"/>
-        <w:tblLayout w:type="fixed"/>
-      </w:tblPr>
-      <w:tblGrid>
-        <w:gridCol w:w="1792"/>
-        <w:gridCol w:w="1792"/>
-        <w:gridCol w:w="1792"/>
-        <w:gridCol w:w="1792"/>
-        <w:gridCol w:w="1792"/>
-      </w:tblGrid>
-      <w:tr>
-        <w:tc>
-          <w:tcPr>
-            <w:tcW w:type="dxa" w:w="1361"/>
-          </w:tcPr>
-          <w:p>
-            <w:pPr>
-              <w:spacing w:after="20" w:line="276" w:lineRule="auto"/>
-              <w:jc w:val="center"/>
-            </w:pPr>
-            <w:r/>
-            <w:r>
-              <w:rPr>
-                <w:rFonts w:ascii="Times New Roman" w:hAnsi="Times New Roman" w:eastAsia="黑体"/>
-                <w:b/>
-                <w:i w:val="0"/>
-                <w:sz w:val="17"/>
-              </w:rPr>
-              <w:t>范式</w:t>
-            </w:r>
-          </w:p>
-        </w:tc>
-        <w:tc>
-          <w:tcPr>
-            <w:tcW w:type="dxa" w:w="1814"/>
-          </w:tcPr>
-          <w:p>
-            <w:pPr>
-              <w:spacing w:after="20" w:line="276" w:lineRule="auto"/>
-              <w:jc w:val="center"/>
-            </w:pPr>
-            <w:r/>
-            <w:r>
-              <w:rPr>
-                <w:rFonts w:ascii="Times New Roman" w:hAnsi="Times New Roman" w:eastAsia="黑体"/>
-                <w:b/>
-                <w:i w:val="0"/>
-                <w:sz w:val="17"/>
-              </w:rPr>
-              <w:t>代表疾病体系</w:t>
-            </w:r>
-          </w:p>
-        </w:tc>
-        <w:tc>
-          <w:tcPr>
-            <w:tcW w:type="dxa" w:w="2494"/>
-          </w:tcPr>
-          <w:p>
-            <w:pPr>
-              <w:spacing w:after="20" w:line="276" w:lineRule="auto"/>
-              <w:jc w:val="center"/>
-            </w:pPr>
-            <w:r/>
-            <w:r>
-              <w:rPr>
-                <w:rFonts w:ascii="Times New Roman" w:hAnsi="Times New Roman" w:eastAsia="黑体"/>
-                <w:b/>
-                <w:i w:val="0"/>
-                <w:sz w:val="17"/>
-              </w:rPr>
-              <w:t>关键计算做法</w:t>
-            </w:r>
-          </w:p>
-        </w:tc>
-        <w:tc>
-          <w:tcPr>
-            <w:tcW w:type="dxa" w:w="2041"/>
-          </w:tcPr>
-          <w:p>
-            <w:pPr>
-              <w:spacing w:after="20" w:line="276" w:lineRule="auto"/>
-              <w:jc w:val="center"/>
-            </w:pPr>
-            <w:r/>
-            <w:r>
-              <w:rPr>
-                <w:rFonts w:ascii="Times New Roman" w:hAnsi="Times New Roman" w:eastAsia="黑体"/>
-                <w:b/>
-                <w:i w:val="0"/>
-                <w:sz w:val="17"/>
-              </w:rPr>
-              <w:t>核心可证伪读出</w:t>
-            </w:r>
-          </w:p>
-        </w:tc>
-        <w:tc>
-          <w:tcPr>
-            <w:tcW w:type="dxa" w:w="907"/>
-          </w:tcPr>
-          <w:p>
-            <w:pPr>
-              <w:spacing w:after="20" w:line="276" w:lineRule="auto"/>
-              <w:jc w:val="center"/>
-            </w:pPr>
-            <w:r/>
-            <w:r>
-              <w:rPr>
-                <w:rFonts w:ascii="Times New Roman" w:hAnsi="Times New Roman" w:eastAsia="黑体"/>
-                <w:b/>
-                <w:i w:val="0"/>
-                <w:sz w:val="17"/>
-              </w:rPr>
-              <w:t>参考</w:t>
-            </w:r>
-          </w:p>
-        </w:tc>
-      </w:tr>
-      <w:tr>
-        <w:tc>
-          <w:tcPr>
-            <w:tcW w:type="dxa" w:w="1361"/>
-          </w:tcPr>
-          <w:p>
-            <w:pPr>
-              <w:spacing w:after="20" w:line="276" w:lineRule="auto"/>
-              <w:jc w:val="left"/>
-            </w:pPr>
-            <w:r/>
-            <w:r>
-              <w:rPr>
-                <w:rFonts w:ascii="Times New Roman" w:hAnsi="Times New Roman" w:eastAsia="宋体"/>
-                <w:b w:val="0"/>
-                <w:i w:val="0"/>
-                <w:sz w:val="17"/>
-              </w:rPr>
-              <w:t>P1 淀粉样共聚集 / 交叉成核</w:t>
-            </w:r>
-          </w:p>
-        </w:tc>
-        <w:tc>
-          <w:tcPr>
-            <w:tcW w:type="dxa" w:w="1814"/>
-          </w:tcPr>
-          <w:p>
-            <w:pPr>
-              <w:spacing w:after="20" w:line="276" w:lineRule="auto"/>
-              <w:jc w:val="left"/>
-            </w:pPr>
-            <w:r/>
-            <w:r>
-              <w:rPr>
-                <w:rFonts w:ascii="Times New Roman" w:hAnsi="Times New Roman" w:eastAsia="宋体"/>
-                <w:b w:val="0"/>
-                <w:i w:val="0"/>
-                <w:sz w:val="17"/>
-              </w:rPr>
-              <w:t>AD × 2 型糖尿病：Aβ × hIAPP；PD：α-syn × 细菌 curli(CsgA)</w:t>
-            </w:r>
-          </w:p>
-        </w:tc>
-        <w:tc>
-          <w:tcPr>
-            <w:tcW w:type="dxa" w:w="2494"/>
-          </w:tcPr>
-          <w:p>
-            <w:pPr>
-              <w:spacing w:after="20" w:line="276" w:lineRule="auto"/>
-              <w:jc w:val="left"/>
-            </w:pPr>
-            <w:r/>
-            <w:r>
-              <w:rPr>
-                <w:rFonts w:ascii="Times New Roman" w:hAnsi="Times New Roman" w:eastAsia="宋体"/>
-                <w:b w:val="0"/>
-                <w:i w:val="0"/>
-                <w:sz w:val="17"/>
-              </w:rPr>
-              <w:t>DMD/全原子 MD 采样异质二聚体与寡聚体；分别把单体放到纤维“生长端”与“侧表面”；自由能面（接触数–氢键数）判断结合模式优劣</w:t>
-            </w:r>
-          </w:p>
-        </w:tc>
-        <w:tc>
-          <w:tcPr>
-            <w:tcW w:type="dxa" w:w="2041"/>
-          </w:tcPr>
-          <w:p>
-            <w:pPr>
-              <w:spacing w:after="20" w:line="276" w:lineRule="auto"/>
-              <w:jc w:val="left"/>
-            </w:pPr>
-            <w:r/>
-            <w:r>
-              <w:rPr>
-                <w:rFonts w:ascii="Times New Roman" w:hAnsi="Times New Roman" w:eastAsia="宋体"/>
-                <w:b w:val="0"/>
-                <w:i w:val="0"/>
-                <w:sz w:val="17"/>
-              </w:rPr>
-              <w:t>异质接触是否多于同质接触；β-桶中间体是否出现；生长端结合是否优于侧表面结合；对应 ThT 迟滞期/半时的变化</w:t>
-            </w:r>
-          </w:p>
-        </w:tc>
-        <w:tc>
-          <w:tcPr>
-            <w:tcW w:type="dxa" w:w="907"/>
-          </w:tcPr>
-          <w:p>
-            <w:pPr>
-              <w:spacing w:after="20" w:line="276" w:lineRule="auto"/>
-              <w:jc w:val="left"/>
-            </w:pPr>
-            <w:r/>
-            <w:r>
-              <w:rPr>
-                <w:rFonts w:ascii="Times New Roman" w:hAnsi="Times New Roman" w:eastAsia="宋体"/>
-                <w:b w:val="0"/>
-                <w:i w:val="0"/>
-                <w:sz w:val="17"/>
-              </w:rPr>
-              <w:t>[7-9,13]</w:t>
-            </w:r>
-          </w:p>
-        </w:tc>
-      </w:tr>
-      <w:tr>
-        <w:tc>
-          <w:tcPr>
-            <w:tcW w:type="dxa" w:w="1361"/>
-          </w:tcPr>
-          <w:p>
-            <w:pPr>
-              <w:spacing w:after="20" w:line="276" w:lineRule="auto"/>
-              <w:jc w:val="left"/>
-            </w:pPr>
-            <w:r/>
-            <w:r>
-              <w:rPr>
-                <w:rFonts w:ascii="Times New Roman" w:hAnsi="Times New Roman" w:eastAsia="宋体"/>
-                <w:b w:val="0"/>
-                <w:i w:val="0"/>
-                <w:sz w:val="17"/>
-              </w:rPr>
-              <w:t>P2 先天免疫受体识别</w:t>
-            </w:r>
-          </w:p>
-        </w:tc>
-        <w:tc>
-          <w:tcPr>
-            <w:tcW w:type="dxa" w:w="1814"/>
-          </w:tcPr>
-          <w:p>
-            <w:pPr>
-              <w:spacing w:after="20" w:line="276" w:lineRule="auto"/>
-              <w:jc w:val="left"/>
-            </w:pPr>
-            <w:r/>
-            <w:r>
-              <w:rPr>
-                <w:rFonts w:ascii="Times New Roman" w:hAnsi="Times New Roman" w:eastAsia="宋体"/>
-                <w:b w:val="0"/>
-                <w:i w:val="0"/>
-                <w:sz w:val="17"/>
-              </w:rPr>
-              <w:t>AD 神经炎症：Aβ 原纤维 × TLR2/TLR4/CD14/RAGE；Aβ42 × FPR2（与 humanin 竞争）</w:t>
-            </w:r>
-          </w:p>
-        </w:tc>
-        <w:tc>
-          <w:tcPr>
-            <w:tcW w:type="dxa" w:w="2494"/>
-          </w:tcPr>
-          <w:p>
-            <w:pPr>
-              <w:spacing w:after="20" w:line="276" w:lineRule="auto"/>
-              <w:jc w:val="left"/>
-            </w:pPr>
-            <w:r/>
-            <w:r>
-              <w:rPr>
-                <w:rFonts w:ascii="Times New Roman" w:hAnsi="Times New Roman" w:eastAsia="宋体"/>
-                <w:b w:val="0"/>
-                <w:i w:val="0"/>
-                <w:sz w:val="17"/>
-              </w:rPr>
-              <w:t>MD 产生受体与配体的低能构象后做蛋白–蛋白对接（ZDOCK/HADDOCK），比较不同纤维多态与不同 pH 下的界面；GPCR 用冷冻电镜结构做共位点竞争分析</w:t>
-            </w:r>
-          </w:p>
-        </w:tc>
-        <w:tc>
-          <w:tcPr>
-            <w:tcW w:type="dxa" w:w="2041"/>
-          </w:tcPr>
-          <w:p>
-            <w:pPr>
-              <w:spacing w:after="20" w:line="276" w:lineRule="auto"/>
-              <w:jc w:val="left"/>
-            </w:pPr>
-            <w:r/>
-            <w:r>
-              <w:rPr>
-                <w:rFonts w:ascii="Times New Roman" w:hAnsi="Times New Roman" w:eastAsia="宋体"/>
-                <w:b w:val="0"/>
-                <w:i w:val="0"/>
-                <w:sz w:val="17"/>
-              </w:rPr>
-              <w:t>是否与 Aβ 共用结合口袋、界面面积与盐桥数是否可比；竞争是否改变下游 IP/Ca²⁺ 信号</w:t>
-            </w:r>
-          </w:p>
-        </w:tc>
-        <w:tc>
-          <w:tcPr>
-            <w:tcW w:type="dxa" w:w="907"/>
-          </w:tcPr>
-          <w:p>
-            <w:pPr>
-              <w:spacing w:after="20" w:line="276" w:lineRule="auto"/>
-              <w:jc w:val="left"/>
-            </w:pPr>
-            <w:r/>
-            <w:r>
-              <w:rPr>
-                <w:rFonts w:ascii="Times New Roman" w:hAnsi="Times New Roman" w:eastAsia="宋体"/>
-                <w:b w:val="0"/>
-                <w:i w:val="0"/>
-                <w:sz w:val="17"/>
-              </w:rPr>
-              <w:t>[14,23]</w:t>
-            </w:r>
-          </w:p>
-        </w:tc>
-      </w:tr>
-      <w:tr>
-        <w:tc>
-          <w:tcPr>
-            <w:tcW w:type="dxa" w:w="1361"/>
-          </w:tcPr>
-          <w:p>
-            <w:pPr>
-              <w:spacing w:after="20" w:line="276" w:lineRule="auto"/>
-              <w:jc w:val="left"/>
-            </w:pPr>
-            <w:r/>
-            <w:r>
-              <w:rPr>
-                <w:rFonts w:ascii="Times New Roman" w:hAnsi="Times New Roman" w:eastAsia="宋体"/>
-                <w:b w:val="0"/>
-                <w:i w:val="0"/>
-                <w:sz w:val="17"/>
-              </w:rPr>
-              <w:t>P3 膜界面与离子通透</w:t>
-            </w:r>
-          </w:p>
-        </w:tc>
-        <w:tc>
-          <w:tcPr>
-            <w:tcW w:type="dxa" w:w="1814"/>
-          </w:tcPr>
-          <w:p>
-            <w:pPr>
-              <w:spacing w:after="20" w:line="276" w:lineRule="auto"/>
-              <w:jc w:val="left"/>
-            </w:pPr>
-            <w:r/>
-            <w:r>
-              <w:rPr>
-                <w:rFonts w:ascii="Times New Roman" w:hAnsi="Times New Roman" w:eastAsia="宋体"/>
-                <w:b w:val="0"/>
-                <w:i w:val="0"/>
-                <w:sz w:val="17"/>
-              </w:rPr>
-              <w:t>AD：Aβ–GM1/胆固醇膜；AMP 的成孔与 cross-α/cross-β 转换</w:t>
-            </w:r>
-          </w:p>
-        </w:tc>
-        <w:tc>
-          <w:tcPr>
-            <w:tcW w:type="dxa" w:w="2494"/>
-          </w:tcPr>
-          <w:p>
-            <w:pPr>
-              <w:spacing w:after="20" w:line="276" w:lineRule="auto"/>
-              <w:jc w:val="left"/>
-            </w:pPr>
-            <w:r/>
-            <w:r>
-              <w:rPr>
-                <w:rFonts w:ascii="Times New Roman" w:hAnsi="Times New Roman" w:eastAsia="宋体"/>
-                <w:b w:val="0"/>
-                <w:i w:val="0"/>
-                <w:sz w:val="17"/>
-              </w:rPr>
-              <w:t>CHARMM-GUI 构建含 GM1/胆固醇/PS 的神经元膜与细菌膜；Martini 3 粗粒化长时程 + 全原子验证；插入深度与跨膜 PMF</w:t>
-            </w:r>
-          </w:p>
-        </w:tc>
-        <w:tc>
-          <w:tcPr>
-            <w:tcW w:type="dxa" w:w="2041"/>
-          </w:tcPr>
-          <w:p>
-            <w:pPr>
-              <w:spacing w:after="20" w:line="276" w:lineRule="auto"/>
-              <w:jc w:val="left"/>
-            </w:pPr>
-            <w:r/>
-            <w:r>
-              <w:rPr>
-                <w:rFonts w:ascii="Times New Roman" w:hAnsi="Times New Roman" w:eastAsia="宋体"/>
-                <w:b w:val="0"/>
-                <w:i w:val="0"/>
-                <w:sz w:val="17"/>
-              </w:rPr>
-              <w:t>膜选择性（细菌膜 vs 神经元膜的结合自由能差）；孔径/水柱寿命；Ca²⁺ 通量指标</w:t>
-            </w:r>
-          </w:p>
-        </w:tc>
-        <w:tc>
-          <w:tcPr>
-            <w:tcW w:type="dxa" w:w="907"/>
-          </w:tcPr>
-          <w:p>
-            <w:pPr>
-              <w:spacing w:after="20" w:line="276" w:lineRule="auto"/>
-              <w:jc w:val="left"/>
-            </w:pPr>
-            <w:r/>
-            <w:r>
-              <w:rPr>
-                <w:rFonts w:ascii="Times New Roman" w:hAnsi="Times New Roman" w:eastAsia="宋体"/>
-                <w:b w:val="0"/>
-                <w:i w:val="0"/>
-                <w:sz w:val="17"/>
-              </w:rPr>
-              <w:t>[20,21,33,35,45]</w:t>
-            </w:r>
-          </w:p>
-        </w:tc>
-      </w:tr>
-      <w:tr>
-        <w:tc>
-          <w:tcPr>
-            <w:tcW w:type="dxa" w:w="1361"/>
-          </w:tcPr>
-          <w:p>
-            <w:pPr>
-              <w:spacing w:after="20" w:line="276" w:lineRule="auto"/>
-              <w:jc w:val="left"/>
-            </w:pPr>
-            <w:r/>
-            <w:r>
-              <w:rPr>
-                <w:rFonts w:ascii="Times New Roman" w:hAnsi="Times New Roman" w:eastAsia="宋体"/>
-                <w:b w:val="0"/>
-                <w:i w:val="0"/>
-                <w:sz w:val="17"/>
-              </w:rPr>
-              <w:t>P4 酶–底物竞争与清除</w:t>
-            </w:r>
-          </w:p>
-        </w:tc>
-        <w:tc>
-          <w:tcPr>
-            <w:tcW w:type="dxa" w:w="1814"/>
-          </w:tcPr>
-          <w:p>
-            <w:pPr>
-              <w:spacing w:after="20" w:line="276" w:lineRule="auto"/>
-              <w:jc w:val="left"/>
-            </w:pPr>
-            <w:r/>
-            <w:r>
-              <w:rPr>
-                <w:rFonts w:ascii="Times New Roman" w:hAnsi="Times New Roman" w:eastAsia="宋体"/>
-                <w:b w:val="0"/>
-                <w:i w:val="0"/>
-                <w:sz w:val="17"/>
-              </w:rPr>
-              <w:t>AD：IDE/NEP 对 Aβ 的降解被胰岛素等竞争性底物拖慢</w:t>
-            </w:r>
-          </w:p>
-        </w:tc>
-        <w:tc>
-          <w:tcPr>
-            <w:tcW w:type="dxa" w:w="2494"/>
-          </w:tcPr>
-          <w:p>
-            <w:pPr>
-              <w:spacing w:after="20" w:line="276" w:lineRule="auto"/>
-              <w:jc w:val="left"/>
-            </w:pPr>
-            <w:r/>
-            <w:r>
-              <w:rPr>
-                <w:rFonts w:ascii="Times New Roman" w:hAnsi="Times New Roman" w:eastAsia="宋体"/>
-                <w:b w:val="0"/>
-                <w:i w:val="0"/>
-                <w:sz w:val="17"/>
-              </w:rPr>
-              <w:t>把候选肽与 Aβ 分别对接进催化腔，比较占位、停留时间与出口通道阻塞；用米氏竞争模型把结构量换算成清除速率变化</w:t>
-            </w:r>
-          </w:p>
-        </w:tc>
-        <w:tc>
-          <w:tcPr>
-            <w:tcW w:type="dxa" w:w="2041"/>
-          </w:tcPr>
-          <w:p>
-            <w:pPr>
-              <w:spacing w:after="20" w:line="276" w:lineRule="auto"/>
-              <w:jc w:val="left"/>
-            </w:pPr>
-            <w:r/>
-            <w:r>
-              <w:rPr>
-                <w:rFonts w:ascii="Times New Roman" w:hAnsi="Times New Roman" w:eastAsia="宋体"/>
-                <w:b w:val="0"/>
-                <w:i w:val="0"/>
-                <w:sz w:val="17"/>
-              </w:rPr>
-              <w:t>竞争性抑制常数的相对排序；加入候选肽后 Aβ 降解半衰期是否延长</w:t>
-            </w:r>
-          </w:p>
-        </w:tc>
-        <w:tc>
-          <w:tcPr>
-            <w:tcW w:type="dxa" w:w="907"/>
-          </w:tcPr>
-          <w:p>
-            <w:pPr>
-              <w:spacing w:after="20" w:line="276" w:lineRule="auto"/>
-              <w:jc w:val="left"/>
-            </w:pPr>
-            <w:r/>
-            <w:r>
-              <w:rPr>
-                <w:rFonts w:ascii="Times New Roman" w:hAnsi="Times New Roman" w:eastAsia="宋体"/>
-                <w:b w:val="0"/>
-                <w:i w:val="0"/>
-                <w:sz w:val="17"/>
-              </w:rPr>
-              <w:t>[46,47]</w:t>
-            </w:r>
-          </w:p>
-        </w:tc>
-      </w:tr>
-      <w:tr>
-        <w:tc>
-          <w:tcPr>
-            <w:tcW w:type="dxa" w:w="1361"/>
-          </w:tcPr>
-          <w:p>
-            <w:pPr>
-              <w:spacing w:after="20" w:line="276" w:lineRule="auto"/>
-              <w:jc w:val="left"/>
-            </w:pPr>
-            <w:r/>
-            <w:r>
-              <w:rPr>
-                <w:rFonts w:ascii="Times New Roman" w:hAnsi="Times New Roman" w:eastAsia="宋体"/>
-                <w:b w:val="0"/>
-                <w:i w:val="0"/>
-                <w:sz w:val="17"/>
-              </w:rPr>
-              <w:t>P5 屏障转运与系统暴露</w:t>
-            </w:r>
-          </w:p>
-        </w:tc>
-        <w:tc>
-          <w:tcPr>
-            <w:tcW w:type="dxa" w:w="1814"/>
-          </w:tcPr>
-          <w:p>
-            <w:pPr>
-              <w:spacing w:after="20" w:line="276" w:lineRule="auto"/>
-              <w:jc w:val="left"/>
-            </w:pPr>
-            <w:r/>
-            <w:r>
-              <w:rPr>
-                <w:rFonts w:ascii="Times New Roman" w:hAnsi="Times New Roman" w:eastAsia="宋体"/>
-                <w:b w:val="0"/>
-                <w:i w:val="0"/>
-                <w:sz w:val="17"/>
-              </w:rPr>
-              <w:t>CNS 递送肽/穿膜肽；肠-脑轴代谢物与 LPS</w:t>
-            </w:r>
-          </w:p>
-        </w:tc>
-        <w:tc>
-          <w:tcPr>
-            <w:tcW w:type="dxa" w:w="2494"/>
-          </w:tcPr>
-          <w:p>
-            <w:pPr>
-              <w:spacing w:after="20" w:line="276" w:lineRule="auto"/>
-              <w:jc w:val="left"/>
-            </w:pPr>
-            <w:r/>
-            <w:r>
-              <w:rPr>
-                <w:rFonts w:ascii="Times New Roman" w:hAnsi="Times New Roman" w:eastAsia="宋体"/>
-                <w:b w:val="0"/>
-                <w:i w:val="0"/>
-                <w:sz w:val="17"/>
-              </w:rPr>
-              <w:t>序列级 BBB 穿透预测（B3Pred/B3BPFN）+ 跨膜 PMF + 受体介导转胞吞（RMT）受体对接；PBPK 三室模型估算脑间质游离浓度</w:t>
-            </w:r>
-          </w:p>
-        </w:tc>
-        <w:tc>
-          <w:tcPr>
-            <w:tcW w:type="dxa" w:w="2041"/>
-          </w:tcPr>
-          <w:p>
-            <w:pPr>
-              <w:spacing w:after="20" w:line="276" w:lineRule="auto"/>
-              <w:jc w:val="left"/>
-            </w:pPr>
-            <w:r/>
-            <w:r>
-              <w:rPr>
-                <w:rFonts w:ascii="Times New Roman" w:hAnsi="Times New Roman" w:eastAsia="宋体"/>
-                <w:b w:val="0"/>
-                <w:i w:val="0"/>
-                <w:sz w:val="17"/>
-              </w:rPr>
-              <w:t>预测游离浓度能否达到结合 Kd 的十分之一以上；Transwell/类器官表观渗透系数</w:t>
-            </w:r>
-          </w:p>
-        </w:tc>
-        <w:tc>
-          <w:tcPr>
-            <w:tcW w:type="dxa" w:w="907"/>
-          </w:tcPr>
-          <w:p>
-            <w:pPr>
-              <w:spacing w:after="20" w:line="276" w:lineRule="auto"/>
-              <w:jc w:val="left"/>
-            </w:pPr>
-            <w:r/>
-            <w:r>
-              <w:rPr>
-                <w:rFonts w:ascii="Times New Roman" w:hAnsi="Times New Roman" w:eastAsia="宋体"/>
-                <w:b w:val="0"/>
-                <w:i w:val="0"/>
-                <w:sz w:val="17"/>
-              </w:rPr>
-              <w:t>[25,26,40]</w:t>
-            </w:r>
-          </w:p>
-        </w:tc>
-      </w:tr>
-    </w:tbl>
-    <w:p>
-      <w:pPr>
-        <w:keepNext/>
-        <w:spacing w:before="140" w:after="80" w:lineRule="auto" w:line="336"/>
-        <w:jc w:val="left"/>
-      </w:pPr>
-      <w:r>
-        <w:rPr>
-          <w:rFonts w:ascii="Times New Roman" w:hAnsi="Times New Roman" w:eastAsia="黑体"/>
-          <w:b/>
-          <w:i w:val="0"/>
-          <w:sz w:val="21"/>
-        </w:rPr>
-        <w:t>2.1  从“抑制剂视角”改写为“致病机制视角”的三条规则</w:t>
-      </w:r>
-    </w:p>
-    <w:p>
-      <w:pPr>
-        <w:keepNext w:val="0"/>
-        <w:spacing w:before="0" w:after="60" w:lineRule="auto" w:line="360"/>
-        <w:ind w:firstLine="420"/>
-        <w:jc w:val="both"/>
-      </w:pPr>
-      <w:r>
-        <w:rPr>
-          <w:rFonts w:ascii="Times New Roman" w:hAnsi="Times New Roman" w:eastAsia="宋体"/>
-          <w:b w:val="0"/>
-          <w:i w:val="0"/>
-          <w:sz w:val="21"/>
-        </w:rPr>
-        <w:t>本课题明确不走“抗菌肽作为抗 AD 抑制剂”的叙事。把上述范式改写为机制视角时，遵循三条规则：</w:t>
-      </w:r>
-    </w:p>
-    <w:p>
-      <w:pPr>
-        <w:spacing w:after="40" w:lineRule="auto" w:line="336"/>
-        <w:ind w:left="420" w:hanging="210"/>
-      </w:pPr>
-      <w:r>
-        <w:rPr>
-          <w:rFonts w:ascii="Times New Roman" w:hAnsi="Times New Roman" w:eastAsia="宋体"/>
-          <w:b w:val="0"/>
-          <w:i w:val="0"/>
-          <w:sz w:val="21"/>
-        </w:rPr>
-        <w:t>规则 1（换问题）：不问“能不能降低聚集”，而问“会不会改变聚集路径的分支比例”——即把终点从“纤维量”换成“寡聚体/纤维比、二次成核速率、纤维形态与毒性”。LL-37 的例子很能说明问题：它抑制长直纤维的形成，却稳定可溶性寡聚体，净效应偏向毒性而非保护[16,17,24]。</w:t>
-      </w:r>
-    </w:p>
-    <w:p>
-      <w:pPr>
-        <w:spacing w:after="40" w:lineRule="auto" w:line="336"/>
-        <w:ind w:left="420" w:hanging="210"/>
-      </w:pPr>
-      <w:r>
-        <w:rPr>
-          <w:rFonts w:ascii="Times New Roman" w:hAnsi="Times New Roman" w:eastAsia="宋体"/>
-          <w:b w:val="0"/>
-          <w:i w:val="0"/>
-          <w:sz w:val="21"/>
-        </w:rPr>
-        <w:t>规则 2（换主语）：不把靶点当“待抑制的酶”，而当“疾病过程的催化面”。例如 AChE 的 PAS 在本框架中不是药物结合口袋，而是 Aβ 成核的模板表面，抗菌肽的作用是改变这个模板表面的可用性与几何[3-6]。</w:t>
-      </w:r>
-    </w:p>
-    <w:p>
-      <w:pPr>
-        <w:spacing w:after="40" w:lineRule="auto" w:line="336"/>
-        <w:ind w:left="420" w:hanging="210"/>
-      </w:pPr>
-      <w:r>
-        <w:rPr>
-          <w:rFonts w:ascii="Times New Roman" w:hAnsi="Times New Roman" w:eastAsia="宋体"/>
-          <w:b w:val="0"/>
-          <w:i w:val="0"/>
-          <w:sz w:val="21"/>
-        </w:rPr>
-        <w:t>规则 3（补暴露）：任何机制声明都必须附带“该分子在该位点的可及浓度”估计，否则结论只在试管里成立（见第 5 节与门限 G1）。</w:t>
-      </w:r>
-    </w:p>
-    <w:p>
-      <w:pPr>
-        <w:keepNext/>
-        <w:spacing w:before="200" w:after="100" w:lineRule="auto" w:line="336"/>
-        <w:jc w:val="left"/>
-      </w:pPr>
-      <w:r>
-        <w:rPr>
-          <w:rFonts w:ascii="Times New Roman" w:hAnsi="Times New Roman" w:eastAsia="黑体"/>
-          <w:b/>
-          <w:i w:val="0"/>
-          <w:sz w:val="24"/>
-        </w:rPr>
-        <w:t>3  机制模块设计（M1–M8）</w:t>
-      </w:r>
-    </w:p>
-    <w:p>
-      <w:pPr>
-        <w:keepNext w:val="0"/>
-        <w:spacing w:before="0" w:after="60" w:lineRule="auto" w:line="360"/>
-        <w:ind w:firstLine="420"/>
-        <w:jc w:val="both"/>
-      </w:pPr>
-      <w:r>
-        <w:rPr>
-          <w:rFonts w:ascii="Times New Roman" w:hAnsi="Times New Roman" w:eastAsia="宋体"/>
-          <w:b w:val="0"/>
-          <w:i w:val="0"/>
-          <w:sz w:val="21"/>
-        </w:rPr>
-        <w:t>图 1 给出三个解剖学隔室下的机制版图：肠腔/肠上皮（隔室 I）、循环与屏障（隔室 II）、脑实质（隔室 III）。实线箭头代表可由对接/动力学直接检验的分子事件，虚线箭头代表需要经信号或细胞层传递的间接联系。</w:t>
+        <w:t>按上面五类范式，原来的两条可以扩成八个彼此独立又能交叉验证的落点，见图 1。前两个是原有机制的深化，后面六个是新增的层。</w:t>
       </w:r>
     </w:p>
     <w:p>
@@ -1384,7 +216,7 @@
       <w:r>
         <w:drawing>
           <wp:inline xmlns:a="http://schemas.openxmlformats.org/drawingml/2006/main" xmlns:pic="http://schemas.openxmlformats.org/drawingml/2006/picture">
-            <wp:extent cx="5688000" cy="3040700"/>
+            <wp:extent cx="5544000" cy="2963721"/>
             <wp:docPr id="1" name="Picture 1"/>
             <wp:cNvGraphicFramePr>
               <a:graphicFrameLocks noChangeAspect="1"/>
@@ -1397,7 +229,7 @@
                     <pic:cNvPicPr/>
                   </pic:nvPicPr>
                   <pic:blipFill>
-                    <a:blip r:embed="rId10"/>
+                    <a:blip r:embed="rId9"/>
                     <a:stretch>
                       <a:fillRect/>
                     </a:stretch>
@@ -1405,7 +237,7 @@
                   <pic:spPr>
                     <a:xfrm>
                       <a:off x="0" y="0"/>
-                      <a:ext cx="5688000" cy="3040700"/>
+                      <a:ext cx="5544000" cy="2963721"/>
                     </a:xfrm>
                     <a:prstGeom prst="rect"/>
                   </pic:spPr>
@@ -1418,7058 +250,914 @@
     </w:p>
     <w:p>
       <w:pPr>
-        <w:keepNext w:val="0"/>
-        <w:spacing w:before="60" w:after="160" w:lineRule="auto" w:line="288"/>
+        <w:spacing w:before="0" w:after="200" w:lineRule="auto" w:line="312"/>
         <w:jc w:val="center"/>
       </w:pPr>
       <w:r>
         <w:rPr>
           <w:rFonts w:ascii="Times New Roman" w:hAnsi="Times New Roman" w:eastAsia="黑体"/>
-          <w:b/>
-          <w:i w:val="0"/>
-          <w:sz w:val="18"/>
+          <w:b w:val="0"/>
+          <w:sz w:val="21"/>
         </w:rPr>
-        <w:t>图 1  肠道来源抗菌肽与 AD 的三隔室机制版图（M1–M8）</w:t>
-        <w:br/>
-        <w:t>Fig.1  Three-compartment mechanistic map linking a gut-derived AMP to AD (modules M1–M8)</w:t>
+        <w:t>图 1  肠道来源抗菌肽与 AD 之间的机制落点（按肠腔、循环与屏障、脑实质三个隔室排列）</w:t>
       </w:r>
     </w:p>
     <w:p>
       <w:pPr>
-        <w:keepNext/>
-        <w:spacing w:before="140" w:after="80" w:lineRule="auto" w:line="336"/>
+        <w:spacing w:before="160" w:after="80" w:lineRule="auto" w:line="336"/>
         <w:jc w:val="left"/>
       </w:pPr>
       <w:r>
         <w:rPr>
           <w:rFonts w:ascii="Times New Roman" w:hAnsi="Times New Roman" w:eastAsia="黑体"/>
           <w:b/>
-          <w:i w:val="0"/>
-          <w:sz w:val="21"/>
+          <w:sz w:val="24"/>
         </w:rPr>
-        <w:t>3.1  M1  AChE 外周阴离子位点上的三元复合物</w:t>
+        <w:t>1. AChE 的 PAS 上的三元复合物</w:t>
       </w:r>
     </w:p>
     <w:p>
       <w:pPr>
-        <w:spacing w:after="60" w:lineRule="auto" w:line="360"/>
-        <w:ind w:firstLine="420"/>
+        <w:spacing w:before="0" w:after="120" w:lineRule="auto" w:line="360"/>
+        <w:ind w:firstLine="480"/>
         <w:jc w:val="both"/>
-      </w:pPr>
-      <w:r>
-        <w:rPr>
-          <w:rFonts w:ascii="Times New Roman" w:hAnsi="Times New Roman" w:eastAsia="黑体"/>
-          <w:b/>
-          <w:i w:val="0"/>
-          <w:sz w:val="21"/>
-        </w:rPr>
-        <w:t>假设 H1：</w:t>
-      </w:r>
-      <w:r>
-        <w:rPr>
-          <w:rFonts w:ascii="Times New Roman" w:hAnsi="Times New Roman" w:eastAsia="宋体"/>
-          <w:b w:val="0"/>
-          <w:i w:val="0"/>
-          <w:sz w:val="21"/>
-        </w:rPr>
-        <w:t>抗菌肽可在 AChE 表面 344—361 疏水区/PAS 邻域形成稳定占位，从而改变 AChE 作为 Aβ 成核模板的几何与可用性，结果既可能是“替代 Aβ 占位（减少模板）”，也可能是“形成 AChE–AMP–Aβ 三元夹层（增强模板）”。</w:t>
-      </w:r>
-    </w:p>
-    <w:p>
-      <w:pPr>
-        <w:spacing w:after="40" w:lineRule="auto" w:line="336"/>
-        <w:ind w:left="420" w:hanging="210"/>
       </w:pPr>
       <w:r>
         <w:rPr>
           <w:rFonts w:ascii="Times New Roman" w:hAnsi="Times New Roman" w:eastAsia="宋体"/>
           <w:b w:val="0"/>
-          <w:i w:val="0"/>
-          <w:sz w:val="21"/>
+          <w:sz w:val="24"/>
         </w:rPr>
-        <w:t>结构对象：人 AChE（建议 4EY7 系列）与 Torpedo AChE 对照；Aβ40/Aβ42 无序单体系综；候选抗菌肽 ESMFold/AlphaFold3 构象系综。</w:t>
+        <w:t>把现有的 AChE–Aβ 体系改成三元的。抗菌肽如果能在 344—361 这段疏水区和 PAS 邻域稳定占位，结果有两种可能：一种是替代 Aβ 占位，减少可用的模板表面；另一种是形成 AChE–抗菌肽–Aβ 的夹层，反而把 Aβ 拉得更近。做法是以 PAS 残基（Tyr72、Asp74、Tyr124、Trp286、Tyr341）和 344—361 为活性残基做数据驱动对接，再跑二元与三元体系各三条 1 μs 轨迹，与已有的 AChE–Aβ 体系并排当内参。看的量是界面接触占据率、停留区段与 344—361 的重合比例，以及 Aβ 占据 PAS 的概率有没有变化。</w:t>
       </w:r>
     </w:p>
     <w:p>
       <w:pPr>
-        <w:spacing w:after="40" w:lineRule="auto" w:line="336"/>
-        <w:ind w:left="420" w:hanging="210"/>
-      </w:pPr>
-      <w:r>
-        <w:rPr>
-          <w:rFonts w:ascii="Times New Roman" w:hAnsi="Times New Roman" w:eastAsia="宋体"/>
-          <w:b w:val="0"/>
-          <w:i w:val="0"/>
-          <w:sz w:val="21"/>
-        </w:rPr>
-        <w:t>计算方案：HADDOCK2.4 以 344—361 与 PAS 残基（Tyr72/Asp74/Tyr124/Trp286/Tyr341）为活性残基做数据驱动对接，同时用 HPEPDOCK/ClusPro-PeptiDock 盲对接交叉验证；二元（AChE–AMP）与三元（AChE–AMP–Aβ）体系各 3×1 μs，与已报道的 AChE–Aβ 1 μs 体系并行作为内参[6]。</w:t>
-      </w:r>
-    </w:p>
-    <w:p>
-      <w:pPr>
-        <w:spacing w:after="40" w:lineRule="auto" w:line="336"/>
-        <w:ind w:left="420" w:hanging="210"/>
-      </w:pPr>
-      <w:r>
-        <w:rPr>
-          <w:rFonts w:ascii="Times New Roman" w:hAnsi="Times New Roman" w:eastAsia="宋体"/>
-          <w:b w:val="0"/>
-          <w:i w:val="0"/>
-          <w:sz w:val="21"/>
-        </w:rPr>
-        <w:t>判据：界面接触占据率（末 500 ns ≥60%）、停留区段重合度（与 344—361 的残基重叠比）、Aβ 在 PAS 的占位概率变化 ΔP(PAS)、MM/PBSA 相对排序[38]；三元体系需额外报告 Aβ–AChE 接触是否被削弱或被“桥接增强”。</w:t>
-      </w:r>
-    </w:p>
-    <w:p>
-      <w:pPr>
-        <w:spacing w:after="40" w:lineRule="auto" w:line="336"/>
-        <w:ind w:left="420" w:hanging="210"/>
-      </w:pPr>
-      <w:r>
-        <w:rPr>
-          <w:rFonts w:ascii="Times New Roman" w:hAnsi="Times New Roman" w:eastAsia="宋体"/>
-          <w:b w:val="0"/>
-          <w:i w:val="0"/>
-          <w:sz w:val="21"/>
-        </w:rPr>
-        <w:t>阴性对照：序列打乱肽、等电荷等长的非抗菌肽、已知只结合催化位点的小分子；这些对照必须在 G2–G4 上失败。</w:t>
-      </w:r>
-    </w:p>
-    <w:p>
-      <w:pPr>
-        <w:spacing w:after="40" w:lineRule="auto" w:line="336"/>
-        <w:ind w:left="420" w:hanging="210"/>
-      </w:pPr>
-      <w:r>
-        <w:rPr>
-          <w:rFonts w:ascii="Times New Roman" w:hAnsi="Times New Roman" w:eastAsia="宋体"/>
-          <w:b w:val="0"/>
-          <w:i w:val="0"/>
-          <w:sz w:val="21"/>
-        </w:rPr>
-        <w:t>湿实验对应：AChE 促 Aβ 聚集的 ThT 动力学（有/无候选肽）、AChE 活性与促聚集活性解耦实验、表面等离子体共振测 AChE–AMP 亲和力。</w:t>
-      </w:r>
-    </w:p>
-    <w:p>
-      <w:pPr>
-        <w:keepNext/>
-        <w:spacing w:before="140" w:after="80" w:lineRule="auto" w:line="336"/>
+        <w:spacing w:before="160" w:after="80" w:lineRule="auto" w:line="336"/>
         <w:jc w:val="left"/>
       </w:pPr>
       <w:r>
         <w:rPr>
           <w:rFonts w:ascii="Times New Roman" w:hAnsi="Times New Roman" w:eastAsia="黑体"/>
           <w:b/>
-          <w:i w:val="0"/>
-          <w:sz w:val="21"/>
+          <w:sz w:val="24"/>
         </w:rPr>
-        <w:t>3.2  M2  与 Aβ 的交叉成核：把“方向”变成可测量</w:t>
+        <w:t>2. 与 Aβ 的交叉成核，重点是把方向定下来</w:t>
       </w:r>
     </w:p>
     <w:p>
       <w:pPr>
-        <w:spacing w:after="60" w:lineRule="auto" w:line="360"/>
-        <w:ind w:firstLine="420"/>
+        <w:spacing w:before="0" w:after="120" w:lineRule="auto" w:line="360"/>
+        <w:ind w:firstLine="480"/>
         <w:jc w:val="both"/>
-      </w:pPr>
-      <w:r>
-        <w:rPr>
-          <w:rFonts w:ascii="Times New Roman" w:hAnsi="Times New Roman" w:eastAsia="黑体"/>
-          <w:b/>
-          <w:i w:val="0"/>
-          <w:sz w:val="21"/>
-        </w:rPr>
-        <w:t>假设 H2：</w:t>
-      </w:r>
-      <w:r>
-        <w:rPr>
-          <w:rFonts w:ascii="Times New Roman" w:hAnsi="Times New Roman" w:eastAsia="宋体"/>
-          <w:b w:val="0"/>
-          <w:i w:val="0"/>
-          <w:sz w:val="21"/>
-        </w:rPr>
-        <w:t>抗菌肽与 Aβ 的相互作用改变的是聚集</w:t>
-      </w:r>
-      <w:r>
-        <w:rPr>
-          <w:rFonts w:ascii="Times New Roman" w:hAnsi="Times New Roman" w:eastAsia="黑体"/>
-          <w:b/>
-          <w:i w:val="0"/>
-          <w:sz w:val="21"/>
-        </w:rPr>
-        <w:t>路径分支</w:t>
-      </w:r>
-      <w:r>
-        <w:rPr>
-          <w:rFonts w:ascii="Times New Roman" w:hAnsi="Times New Roman" w:eastAsia="宋体"/>
-          <w:b w:val="0"/>
-          <w:i w:val="0"/>
-          <w:sz w:val="21"/>
-        </w:rPr>
-        <w:t>而非单纯总量；其方向由结合位点（生长端 vs 侧表面）、化学计量比与界面电荷互补性共同决定。</w:t>
-      </w:r>
-    </w:p>
-    <w:p>
-      <w:pPr>
-        <w:spacing w:after="40" w:lineRule="auto" w:line="336"/>
-        <w:ind w:left="420" w:hanging="210"/>
       </w:pPr>
       <w:r>
         <w:rPr>
           <w:rFonts w:ascii="Times New Roman" w:hAnsi="Times New Roman" w:eastAsia="宋体"/>
           <w:b w:val="0"/>
-          <w:i w:val="0"/>
-          <w:sz w:val="21"/>
+          <w:sz w:val="24"/>
         </w:rPr>
-        <w:t>计算方案（借鉴 Aβ×hIAPP 的成熟设计[7,8]）：(a) 异质二聚体/三聚体的离散分子动力学或 REST2 增强采样，统计异质接触 vs 同质接触频率与 β-桶中间体占比；(b) 把抗菌肽单体分别放到 Aβ 纤维（如 2NAO/2MXU 多态）的生长端与侧表面，计算结合自由能与伸长自由能 ΔG(elongation)；(c) 用伞形采样得到侧表面“二次成核位点”的 PMF。</w:t>
+        <w:t>交叉成核这条要改的不是方法而是判据。先用增强采样看异质二聚体里异质接触和同质接触的比例、有没有 β-桶中间体；再把抗菌肽分别放到 Aβ 纤维的生长端和侧表面，算结合自由能和伸长自由能，侧表面还要补一条伞形采样的自由能曲线，因为二次成核就发生在侧表面。方向在开跑前就规定好：生长端结合占优、伸长自由能更负，判为加速和共纤维化；侧表面结合占优并封端，判为改变形态、滞留寡聚体；两者都弱就是没有明显交叉成核。湿实验这边用 ThT 曲线做全局动力学拟合，把总效应拆成一次成核、二次成核和伸长三个速率常数[21,22]，和模拟的三种判断一一对应。另外 β-折叠含量对力场敏感，CHARMM36m 和 a99SB-disp 两套都要跑，只采信两套一致的结论[23,24]。</w:t>
       </w:r>
     </w:p>
     <w:p>
       <w:pPr>
-        <w:spacing w:after="40" w:lineRule="auto" w:line="336"/>
-        <w:ind w:left="420" w:hanging="210"/>
-      </w:pPr>
-      <w:r>
-        <w:rPr>
-          <w:rFonts w:ascii="Times New Roman" w:hAnsi="Times New Roman" w:eastAsia="宋体"/>
-          <w:b w:val="0"/>
-          <w:i w:val="0"/>
-          <w:sz w:val="21"/>
-        </w:rPr>
-        <w:t>方向判据（门限 G4）：ΔG(elongation) 更负且生长端优于侧表面 → 判“加速/共纤维化”；侧表面结合占优且封端 → 判“改形/滞留寡聚体”；两者皆弱 → 判“无显著交叉成核”。该判据在开跑前写入预注册，避免事后择优解释。</w:t>
-      </w:r>
-    </w:p>
-    <w:p>
-      <w:pPr>
-        <w:spacing w:after="40" w:lineRule="auto" w:line="336"/>
-        <w:ind w:left="420" w:hanging="210"/>
-      </w:pPr>
-      <w:r>
-        <w:rPr>
-          <w:rFonts w:ascii="Times New Roman" w:hAnsi="Times New Roman" w:eastAsia="宋体"/>
-          <w:b w:val="0"/>
-          <w:i w:val="0"/>
-          <w:sz w:val="21"/>
-        </w:rPr>
-        <w:t>动力学对应：ThT 曲线用全局动力学模型拟合，分离出一次成核、二次成核与伸长速率常数[42,43]，与模拟判据一一对应；这是把“加速还是抑制”从定性说法变成三个可比常数的关键一步。</w:t>
-      </w:r>
-    </w:p>
-    <w:p>
-      <w:pPr>
-        <w:spacing w:after="40" w:lineRule="auto" w:line="336"/>
-        <w:ind w:left="420" w:hanging="210"/>
-      </w:pPr>
-      <w:r>
-        <w:rPr>
-          <w:rFonts w:ascii="Times New Roman" w:hAnsi="Times New Roman" w:eastAsia="宋体"/>
-          <w:b w:val="0"/>
-          <w:i w:val="0"/>
-          <w:sz w:val="21"/>
-        </w:rPr>
-        <w:t>注意事项：力场对 β 含量有系统性偏好，需并行 CHARMM36m 与 a99SB-disp 两套力场[31,32]，只报告两套一致的结论。</w:t>
-      </w:r>
-    </w:p>
-    <w:p>
-      <w:pPr>
-        <w:keepNext/>
-        <w:spacing w:before="140" w:after="80" w:lineRule="auto" w:line="336"/>
+        <w:spacing w:before="160" w:after="80" w:lineRule="auto" w:line="336"/>
         <w:jc w:val="left"/>
       </w:pPr>
       <w:r>
         <w:rPr>
           <w:rFonts w:ascii="Times New Roman" w:hAnsi="Times New Roman" w:eastAsia="黑体"/>
           <w:b/>
-          <w:i w:val="0"/>
-          <w:sz w:val="21"/>
+          <w:sz w:val="24"/>
         </w:rPr>
-        <w:t>3.3  M3  tau PHF6 异质组装（可选模块）</w:t>
+        <w:t>3. tau 这一侧（可选）</w:t>
       </w:r>
     </w:p>
     <w:p>
       <w:pPr>
-        <w:spacing w:after="40" w:lineRule="auto" w:line="336"/>
-        <w:ind w:left="420" w:hanging="210"/>
+        <w:spacing w:before="0" w:after="120" w:lineRule="auto" w:line="360"/>
+        <w:ind w:firstLine="480"/>
+        <w:jc w:val="both"/>
       </w:pPr>
       <w:r>
         <w:rPr>
           <w:rFonts w:ascii="Times New Roman" w:hAnsi="Times New Roman" w:eastAsia="宋体"/>
           <w:b w:val="0"/>
-          <w:i w:val="0"/>
-          <w:sz w:val="21"/>
+          <w:sz w:val="24"/>
         </w:rPr>
-        <w:t>以 tau 的 306VQIVYK311（PHF6）与 275VQIINK280（PHF6*）为界面，做抗菌肽–tau 片段的对接与 REST2 采样，考察阳离子肽能否借芳香堆积与疏水拉链参与异质 β-折叠；阴性预期同样重要——若抗菌肽因同为阳离子而与 tau 相斥，则可作为“机制选择性”的证据写入论文，说明本课题的效应主要走 Aβ 与受体线。</w:t>
+        <w:t>以 tau 的 PHF6（306VQIVYK311）和 PHF6*（275VQIINK280）为界面做对接和采样，看阳离子肽能否靠芳香堆积参与异质 β-折叠。这一条阴性结果同样有用：如果抗菌肽因为同为阳离子而和 tau 相斥，正好说明效应是选择性地走 Aβ 和受体这两条线。</w:t>
       </w:r>
     </w:p>
     <w:p>
       <w:pPr>
-        <w:keepNext/>
-        <w:spacing w:before="140" w:after="80" w:lineRule="auto" w:line="336"/>
+        <w:spacing w:before="160" w:after="80" w:lineRule="auto" w:line="336"/>
         <w:jc w:val="left"/>
       </w:pPr>
       <w:r>
         <w:rPr>
           <w:rFonts w:ascii="Times New Roman" w:hAnsi="Times New Roman" w:eastAsia="黑体"/>
           <w:b/>
-          <w:i w:val="0"/>
-          <w:sz w:val="21"/>
+          <w:sz w:val="24"/>
         </w:rPr>
-        <w:t>3.4  M4  先天免疫受体识别：最容易与 AD 表型对齐的一层</w:t>
+        <w:t>4. 先天免疫受体</w:t>
       </w:r>
     </w:p>
     <w:p>
       <w:pPr>
-        <w:spacing w:after="60" w:lineRule="auto" w:line="360"/>
-        <w:ind w:firstLine="420"/>
+        <w:spacing w:before="0" w:after="120" w:lineRule="auto" w:line="360"/>
+        <w:ind w:firstLine="480"/>
         <w:jc w:val="both"/>
       </w:pPr>
       <w:r>
         <w:rPr>
           <w:rFonts w:ascii="Times New Roman" w:hAnsi="Times New Roman" w:eastAsia="宋体"/>
           <w:b w:val="0"/>
-          <w:i w:val="0"/>
-          <w:sz w:val="21"/>
+          <w:sz w:val="24"/>
         </w:rPr>
-        <w:t>这是把“抗菌肽”与“AD”连起来最有力的一层，因为已有直接先例：LL-37 促进 CLIC1 的膜转位、整合与激活，引发小胶质细胞过度活化、神经炎症与兴奋性毒性，并在小鼠与猴中造成 Aβ 升高、缠结增多、脑萎缩与认知损害</w:t>
-      </w:r>
-      <w:r>
-        <w:rPr>
-          <w:rFonts w:ascii="Times New Roman" w:hAnsi="Times New Roman" w:eastAsia="宋体"/>
-          <w:b w:val="0"/>
-          <w:i w:val="0"/>
-          <w:sz w:val="21"/>
-        </w:rPr>
-        <w:t>[15]</w:t>
-      </w:r>
-      <w:r>
-        <w:rPr>
-          <w:rFonts w:ascii="Times New Roman" w:hAnsi="Times New Roman" w:eastAsia="宋体"/>
-          <w:b w:val="0"/>
-          <w:i w:val="0"/>
-          <w:sz w:val="21"/>
-        </w:rPr>
-        <w:t>；FPR2 则同时是 Aβ42 与 LL-37 的受体，其冷冻电镜结构显示 Aβ42 与 humanin 的结合位点高度重叠，界面面积分别为 1 166 Å² 与 1 077 Å²</w:t>
-      </w:r>
-      <w:r>
-        <w:rPr>
-          <w:rFonts w:ascii="Times New Roman" w:hAnsi="Times New Roman" w:eastAsia="宋体"/>
-          <w:b w:val="0"/>
-          <w:i w:val="0"/>
-          <w:sz w:val="21"/>
-        </w:rPr>
-        <w:t>[14]</w:t>
-      </w:r>
-      <w:r>
-        <w:rPr>
-          <w:rFonts w:ascii="Times New Roman" w:hAnsi="Times New Roman" w:eastAsia="宋体"/>
-          <w:b w:val="0"/>
-          <w:i w:val="0"/>
-          <w:sz w:val="21"/>
-        </w:rPr>
-        <w:t>，这为“外源抗菌肽占据同一口袋并改变 Aβ42 信号”提供了结构学可检验的入口。</w:t>
+        <w:t>这是最容易和 AD 表型对上的一层，也是 LL-37 已经走通的一层。FPR2 这边可以直接利用 Aβ42 和 humanin 的复合物结构，把候选肽放进同一口袋做对接和膜环境下的 MD，看位点重合率、界面面积能否和 Aβ42 的 1166 Å² 同量级、以及 TM6 外移这类激活构象指标有没有出现[14]；CLIC1 这边按 LL-37 的路子算结合面，并在膜体系里看 CLIC1 跨膜段的插入倾向有没有变化[6]；TLR4–MD-2、CD14 和 RAGE 这边，把候选肽当作第二配体，评估它对 Aβ 原纤维–受体识别是竞争还是协同，顺便比较 pH 7.4 和炎症微环境 pH 6.0 的差别[13]。对应的细胞实验是小胶质细胞的炎症因子释放、NF-κB 报告和钙成像。</w:t>
       </w:r>
     </w:p>
     <w:p>
       <w:pPr>
-        <w:spacing w:after="40" w:lineRule="auto" w:line="336"/>
-        <w:ind w:left="420" w:hanging="210"/>
-      </w:pPr>
-      <w:r>
-        <w:rPr>
-          <w:rFonts w:ascii="Times New Roman" w:hAnsi="Times New Roman" w:eastAsia="宋体"/>
-          <w:b w:val="0"/>
-          <w:i w:val="0"/>
-          <w:sz w:val="21"/>
-        </w:rPr>
-        <w:t>子模块 M4a（FPR2 竞争）：以 FPR2–Aβ42 与 FPR2–humanin 复合物为模板，做候选肽的口袋对接与膜环境 MD（3×500 ns），读出：位点重合率、界面面积、TM6 外移等激活构象指标；判据是“是否达到 Aβ42 同量级的界面面积且共位点”。</w:t>
-      </w:r>
-    </w:p>
-    <w:p>
-      <w:pPr>
-        <w:spacing w:after="40" w:lineRule="auto" w:line="336"/>
-        <w:ind w:left="420" w:hanging="210"/>
-      </w:pPr>
-      <w:r>
-        <w:rPr>
-          <w:rFonts w:ascii="Times New Roman" w:hAnsi="Times New Roman" w:eastAsia="宋体"/>
-          <w:b w:val="0"/>
-          <w:i w:val="0"/>
-          <w:sz w:val="21"/>
-        </w:rPr>
-        <w:t>子模块 M4b（CLIC1 膜转位）：按 LL-37 范式，计算候选肽与 CLIC1 的结合面，并在膜体系中观察 CLIC1 跨膜段的插入倾向变化[15]。</w:t>
-      </w:r>
-    </w:p>
-    <w:p>
-      <w:pPr>
-        <w:spacing w:after="40" w:lineRule="auto" w:line="336"/>
-        <w:ind w:left="420" w:hanging="210"/>
-      </w:pPr>
-      <w:r>
-        <w:rPr>
-          <w:rFonts w:ascii="Times New Roman" w:hAnsi="Times New Roman" w:eastAsia="宋体"/>
-          <w:b w:val="0"/>
-          <w:i w:val="0"/>
-          <w:sz w:val="21"/>
-        </w:rPr>
-        <w:t>子模块 M4c（TLR4–MD-2/CD14/RAGE）：参照对 Aβ 原纤维与 CD14/TLR2/TLR4/RAGE 的系统对接研究[23]，把候选肽作为“第二配体”评估其对纤维–受体识别的竞争或协同，并比较 pH 7.4 与 pH 6.0（炎症微环境）的差异。</w:t>
-      </w:r>
-    </w:p>
-    <w:p>
-      <w:pPr>
-        <w:spacing w:after="40" w:lineRule="auto" w:line="336"/>
-        <w:ind w:left="420" w:hanging="210"/>
-      </w:pPr>
-      <w:r>
-        <w:rPr>
-          <w:rFonts w:ascii="Times New Roman" w:hAnsi="Times New Roman" w:eastAsia="宋体"/>
-          <w:b w:val="0"/>
-          <w:i w:val="0"/>
-          <w:sz w:val="21"/>
-        </w:rPr>
-        <w:t>表型对应：小胶质细胞 IL-1β/TNF-α 释放、NF-κB 报告基因、Ca²⁺ 成像、iPSC 源小胶质–神经元共培养。</w:t>
-      </w:r>
-    </w:p>
-    <w:p>
-      <w:pPr>
-        <w:keepNext/>
-        <w:spacing w:before="140" w:after="80" w:lineRule="auto" w:line="336"/>
+        <w:spacing w:before="160" w:after="80" w:lineRule="auto" w:line="336"/>
         <w:jc w:val="left"/>
       </w:pPr>
       <w:r>
         <w:rPr>
           <w:rFonts w:ascii="Times New Roman" w:hAnsi="Times New Roman" w:eastAsia="黑体"/>
           <w:b/>
-          <w:i w:val="0"/>
-          <w:sz w:val="21"/>
+          <w:sz w:val="24"/>
         </w:rPr>
-        <w:t>3.5  M5  神经元膜界面：抗菌肽“选择性”的丧失就是毒性的来源</w:t>
+        <w:t>5. 神经元膜界面</w:t>
       </w:r>
     </w:p>
     <w:p>
       <w:pPr>
-        <w:spacing w:after="40" w:lineRule="auto" w:line="336"/>
-        <w:ind w:left="420" w:hanging="210"/>
+        <w:spacing w:before="0" w:after="120" w:lineRule="auto" w:line="360"/>
+        <w:ind w:firstLine="480"/>
+        <w:jc w:val="both"/>
       </w:pPr>
       <w:r>
         <w:rPr>
           <w:rFonts w:ascii="Times New Roman" w:hAnsi="Times New Roman" w:eastAsia="宋体"/>
           <w:b w:val="0"/>
-          <w:i w:val="0"/>
-          <w:sz w:val="21"/>
+          <w:sz w:val="24"/>
         </w:rPr>
-        <w:t>构建三类膜：细菌内膜模拟（POPE/POPG 3:1）、神经元质膜（POPC/POPE/POPS/胆固醇/鞘磷脂 + GM1）、内皮膜；用 Martini 3 做 10–20 μs 粗粒化吸附与聚集[33]，对关键构象回到全原子验证。</w:t>
+        <w:t>建三套膜：细菌内膜（POPE/POPG 3:1）、含 GM1 和胆固醇的神经元膜、内皮膜。先用 Martini 3 跑十几微秒看吸附和聚集，关键构象回到全原子验证。要的量是细菌膜与神经元膜的结合自由能差，也就是选择性，再加插入深度、膜厚和曲率扰动、水柱或孔的寿命。这里有一条独立于交叉成核的通道：如果抗菌肽在含 GM1 的膜面上富集，它不需要直接结合 Aβ，只要把 Aβ 招到同一个界面上就能促进成核，GM1 本来就是 Aβ 的成核平台[25]。</w:t>
       </w:r>
     </w:p>
     <w:p>
       <w:pPr>
-        <w:spacing w:after="40" w:lineRule="auto" w:line="336"/>
-        <w:ind w:left="420" w:hanging="210"/>
-      </w:pPr>
-      <w:r>
-        <w:rPr>
-          <w:rFonts w:ascii="Times New Roman" w:hAnsi="Times New Roman" w:eastAsia="宋体"/>
-          <w:b w:val="0"/>
-          <w:i w:val="0"/>
-          <w:sz w:val="21"/>
-        </w:rPr>
-        <w:t>读出：结合自由能差 ΔΔG(细菌膜−神经元膜)（选择性指标）、插入深度、膜曲率与厚度扰动、水柱/孔的寿命、GM1 簇集是否为 Aβ 提供成核平台[45]。</w:t>
-      </w:r>
-    </w:p>
-    <w:p>
-      <w:pPr>
-        <w:spacing w:after="40" w:lineRule="auto" w:line="336"/>
-        <w:ind w:left="420" w:hanging="210"/>
-      </w:pPr>
-      <w:r>
-        <w:rPr>
-          <w:rFonts w:ascii="Times New Roman" w:hAnsi="Times New Roman" w:eastAsia="宋体"/>
-          <w:b w:val="0"/>
-          <w:i w:val="0"/>
-          <w:sz w:val="21"/>
-        </w:rPr>
-        <w:t>机制含义：若候选肽在含 GM1 的膜上富集，则它不需要“化学结合 Aβ”也能通过“把 Aβ 招募到同一界面”来促进成核——这是一条独立于 M2 的、界面介导的交叉成核通道，也是审稿人喜欢的“新机制”落点。</w:t>
-      </w:r>
-    </w:p>
-    <w:p>
-      <w:pPr>
-        <w:keepNext/>
-        <w:spacing w:before="140" w:after="80" w:lineRule="auto" w:line="336"/>
+        <w:spacing w:before="160" w:after="80" w:lineRule="auto" w:line="336"/>
         <w:jc w:val="left"/>
       </w:pPr>
       <w:r>
         <w:rPr>
           <w:rFonts w:ascii="Times New Roman" w:hAnsi="Times New Roman" w:eastAsia="黑体"/>
           <w:b/>
-          <w:i w:val="0"/>
-          <w:sz w:val="21"/>
+          <w:sz w:val="24"/>
         </w:rPr>
-        <w:t>3.6  M6  Aβ 清除通路的底物竞争</w:t>
+        <w:t>6. Aβ 清除通路里的竞争</w:t>
       </w:r>
     </w:p>
     <w:p>
       <w:pPr>
-        <w:spacing w:after="40" w:lineRule="auto" w:line="336"/>
-        <w:ind w:left="420" w:hanging="210"/>
+        <w:spacing w:before="0" w:after="120" w:lineRule="auto" w:line="360"/>
+        <w:ind w:firstLine="480"/>
+        <w:jc w:val="both"/>
       </w:pPr>
       <w:r>
         <w:rPr>
           <w:rFonts w:ascii="Times New Roman" w:hAnsi="Times New Roman" w:eastAsia="宋体"/>
           <w:b w:val="0"/>
-          <w:i w:val="0"/>
-          <w:sz w:val="21"/>
+          <w:sz w:val="24"/>
         </w:rPr>
-        <w:t>结构对象：胰岛素降解酶（IDE，如 2G47/4IOF 系列）催化腔、脑啡肽酶（NEP）、转甲状腺素蛋白（TTR）、ApoE 与血清白蛋白。</w:t>
+        <w:t>把候选肽和 Aβ 分别对接进 IDE 的封闭催化腔，比停留时间和腔口闭合程度，再用竞争模型把占位时间比换算成 Aβ 降解速率的相对下降；NEP 同理[17,18]。外周这一侧也值得算：如果候选肽与转甲状腺素蛋白、白蛋白的结合面和 Aβ 的结合面重叠，外周对 Aβ 的“沉降槽”作用就被削弱，不进脑也能把脑内 Aβ 负荷抬上去[26,27]。</w:t>
       </w:r>
     </w:p>
     <w:p>
       <w:pPr>
-        <w:spacing w:after="40" w:lineRule="auto" w:line="336"/>
-        <w:ind w:left="420" w:hanging="210"/>
-      </w:pPr>
-      <w:r>
-        <w:rPr>
-          <w:rFonts w:ascii="Times New Roman" w:hAnsi="Times New Roman" w:eastAsia="宋体"/>
-          <w:b w:val="0"/>
-          <w:i w:val="0"/>
-          <w:sz w:val="21"/>
-        </w:rPr>
-        <w:t>做法：把候选肽与 Aβ 分别对接进 IDE 的封闭催化腔并做 3×500 ns MD，比较停留时间与腔口闭合度；用竞争性米氏模型把“占位时间比”换算成 Aβ 降解速率的相对下降幅度[46,47]。</w:t>
-      </w:r>
-    </w:p>
-    <w:p>
-      <w:pPr>
-        <w:spacing w:after="40" w:lineRule="auto" w:line="336"/>
-        <w:ind w:left="420" w:hanging="210"/>
-      </w:pPr>
-      <w:r>
-        <w:rPr>
-          <w:rFonts w:ascii="Times New Roman" w:hAnsi="Times New Roman" w:eastAsia="宋体"/>
-          <w:b w:val="0"/>
-          <w:i w:val="0"/>
-          <w:sz w:val="21"/>
-        </w:rPr>
-        <w:t>外周沉降槽（peripheral sink）：若候选肽与 TTR/白蛋白的结合面与 Aβ 结合面重叠，则外周 Aβ 清除能力下降，可在不入脑的前提下抬高脑内 Aβ 负荷[49,50]——这正是回答“肠道来源是否必须入脑”的关键机制之一。</w:t>
-      </w:r>
-    </w:p>
-    <w:p>
-      <w:pPr>
-        <w:keepNext/>
-        <w:spacing w:before="140" w:after="80" w:lineRule="auto" w:line="336"/>
+        <w:spacing w:before="160" w:after="80" w:lineRule="auto" w:line="336"/>
         <w:jc w:val="left"/>
       </w:pPr>
       <w:r>
         <w:rPr>
           <w:rFonts w:ascii="Times New Roman" w:hAnsi="Times New Roman" w:eastAsia="黑体"/>
           <w:b/>
-          <w:i w:val="0"/>
-          <w:sz w:val="21"/>
+          <w:sz w:val="24"/>
         </w:rPr>
-        <w:t>3.7  M7  抗菌肽自身的淀粉样化与“种子输出”</w:t>
+        <w:t>7. 抗菌肽自己的淀粉样化</w:t>
       </w:r>
     </w:p>
     <w:p>
       <w:pPr>
-        <w:spacing w:after="60" w:lineRule="auto" w:line="360"/>
-        <w:ind w:firstLine="420"/>
+        <w:spacing w:before="0" w:after="120" w:lineRule="auto" w:line="360"/>
+        <w:ind w:firstLine="480"/>
         <w:jc w:val="both"/>
       </w:pPr>
       <w:r>
         <w:rPr>
           <w:rFonts w:ascii="Times New Roman" w:hAnsi="Times New Roman" w:eastAsia="宋体"/>
           <w:b w:val="0"/>
-          <w:i w:val="0"/>
-          <w:sz w:val="21"/>
+          <w:sz w:val="24"/>
         </w:rPr>
-        <w:t>抗菌肽与淀粉样蛋白共享结构语法：uperin 3.5 可在无脂环境下形成 cross-β 纤维、在细菌膜脂存在时切换为 cross-α 纤维</w:t>
-      </w:r>
-      <w:r>
-        <w:rPr>
-          <w:rFonts w:ascii="Times New Roman" w:hAnsi="Times New Roman" w:eastAsia="宋体"/>
-          <w:b w:val="0"/>
-          <w:i w:val="0"/>
-          <w:sz w:val="21"/>
-        </w:rPr>
-        <w:t>[20,21]</w:t>
-      </w:r>
-      <w:r>
-        <w:rPr>
-          <w:rFonts w:ascii="Times New Roman" w:hAnsi="Times New Roman" w:eastAsia="宋体"/>
-          <w:b w:val="0"/>
-          <w:i w:val="0"/>
-          <w:sz w:val="21"/>
-        </w:rPr>
-        <w:t>；LL-37 的 17–29 片段可自组装为功能性超分子纤维</w:t>
-      </w:r>
-      <w:r>
-        <w:rPr>
-          <w:rFonts w:ascii="Times New Roman" w:hAnsi="Times New Roman" w:eastAsia="宋体"/>
-          <w:b w:val="0"/>
-          <w:i w:val="0"/>
-          <w:sz w:val="21"/>
-        </w:rPr>
-        <w:t>[22]</w:t>
-      </w:r>
-      <w:r>
-        <w:rPr>
-          <w:rFonts w:ascii="Times New Roman" w:hAnsi="Times New Roman" w:eastAsia="宋体"/>
-          <w:b w:val="0"/>
-          <w:i w:val="0"/>
-          <w:sz w:val="21"/>
-        </w:rPr>
-        <w:t>。因此候选肽本身可能在肠腔或循环中形成淀粉样种子，再以“种子”而非“单体”的形式参与宿主蛋白的异质成核。</w:t>
+        <w:t>抗菌肽和淀粉样蛋白共用一套结构语法。uperin 3.5 在无脂环境里形成 cross-β 纤维，遇到细菌膜脂就切换成 cross-α[15,16]，LL-37 的 17–29 片段能自组装成有功能的超分子纤维[28]。所以候选肽本身可能先在肠腔或循环里形成种子，再以种子而不是单体的形式参与宿主蛋白的异质成核。流程是先用聚集倾向预测找热点，枚举可能的 steric zipper，对最优的做几百纳秒稳定性模拟（看剥离功和氢键网络），再把稳定的 zipper 当作种子面去算 Aβ 的结合和伸长自由能。如果这一条成立，机制就变成单体通道加种子通道两条，叙述上也更完整。</w:t>
       </w:r>
     </w:p>
     <w:p>
       <w:pPr>
-        <w:spacing w:after="40" w:lineRule="auto" w:line="336"/>
-        <w:ind w:left="420" w:hanging="210"/>
-      </w:pPr>
-      <w:r>
-        <w:rPr>
-          <w:rFonts w:ascii="Times New Roman" w:hAnsi="Times New Roman" w:eastAsia="宋体"/>
-          <w:b w:val="0"/>
-          <w:i w:val="0"/>
-          <w:sz w:val="21"/>
-        </w:rPr>
-        <w:t>流程：AmyloGram/WALTZ/TANGO 预测聚集热点 → ZipperDB 枚举 steric zipper 候选 → 对最优 zipper 做 300–500 ns 稳定性 MD（剥离功、氢键网络）→ 把稳定 zipper 作为“种子面”与 Aβ 单体做结合与伸长自由能计算。</w:t>
-      </w:r>
-    </w:p>
-    <w:p>
-      <w:pPr>
-        <w:spacing w:after="40" w:lineRule="auto" w:line="336"/>
-        <w:ind w:left="420" w:hanging="210"/>
-      </w:pPr>
-      <w:r>
-        <w:rPr>
-          <w:rFonts w:ascii="Times New Roman" w:hAnsi="Times New Roman" w:eastAsia="宋体"/>
-          <w:b w:val="0"/>
-          <w:i w:val="0"/>
-          <w:sz w:val="21"/>
-        </w:rPr>
-        <w:t>判据：若种子面对 Aβ 的伸长自由能显著为负，则 M7 与 M2 构成“单体通道 + 种子通道”的双通道机制，论文叙事因此升级为“条件依赖的双向调控”。</w:t>
-      </w:r>
-    </w:p>
-    <w:p>
-      <w:pPr>
-        <w:keepNext/>
-        <w:spacing w:before="140" w:after="80" w:lineRule="auto" w:line="336"/>
+        <w:spacing w:before="160" w:after="80" w:lineRule="auto" w:line="336"/>
         <w:jc w:val="left"/>
       </w:pPr>
       <w:r>
         <w:rPr>
           <w:rFonts w:ascii="Times New Roman" w:hAnsi="Times New Roman" w:eastAsia="黑体"/>
           <w:b/>
-          <w:i w:val="0"/>
-          <w:sz w:val="21"/>
+          <w:sz w:val="24"/>
         </w:rPr>
-        <w:t>3.8  M8  肠道端：细菌功能性淀粉样蛋白与菌群重塑</w:t>
+        <w:t>8. 肠道这一端</w:t>
       </w:r>
     </w:p>
     <w:p>
       <w:pPr>
-        <w:spacing w:after="60" w:lineRule="auto" w:line="360"/>
-        <w:ind w:firstLine="420"/>
+        <w:spacing w:before="0" w:after="120" w:lineRule="auto" w:line="360"/>
+        <w:ind w:firstLine="480"/>
         <w:jc w:val="both"/>
       </w:pPr>
       <w:r>
         <w:rPr>
           <w:rFonts w:ascii="Times New Roman" w:hAnsi="Times New Roman" w:eastAsia="宋体"/>
           <w:b w:val="0"/>
-          <w:i w:val="0"/>
-          <w:sz w:val="21"/>
+          <w:sz w:val="24"/>
         </w:rPr>
-        <w:t>肠道端本身就能构成完整的致病链条，无需先入脑。curli 的主亚基 CsgA 具有典型 cross-β 结构，其片段种子可促进 Aβ 成纤维</w:t>
-      </w:r>
-      <w:r>
-        <w:rPr>
-          <w:rFonts w:ascii="Times New Roman" w:hAnsi="Times New Roman" w:eastAsia="宋体"/>
-          <w:b w:val="0"/>
-          <w:i w:val="0"/>
-          <w:sz w:val="21"/>
-        </w:rPr>
-        <w:t>[9]</w:t>
-      </w:r>
-      <w:r>
-        <w:rPr>
-          <w:rFonts w:ascii="Times New Roman" w:hAnsi="Times New Roman" w:eastAsia="宋体"/>
-          <w:b w:val="0"/>
-          <w:i w:val="0"/>
-          <w:sz w:val="21"/>
-        </w:rPr>
-        <w:t>；在动物模型中，产 curli 细菌暴露可增强肠与脑内 α-syn 聚集、并放大 TLR2/IL-6/TNF 反应</w:t>
-      </w:r>
-      <w:r>
-        <w:rPr>
-          <w:rFonts w:ascii="Times New Roman" w:hAnsi="Times New Roman" w:eastAsia="宋体"/>
-          <w:b w:val="0"/>
-          <w:i w:val="0"/>
-          <w:sz w:val="21"/>
-        </w:rPr>
-        <w:t>[10-12]</w:t>
-      </w:r>
-      <w:r>
-        <w:rPr>
-          <w:rFonts w:ascii="Times New Roman" w:hAnsi="Times New Roman" w:eastAsia="宋体"/>
-          <w:b w:val="0"/>
-          <w:i w:val="0"/>
-          <w:sz w:val="21"/>
-        </w:rPr>
-        <w:t>；来自人体菌群的多种 CsgA 同源物同样能以 1∶1 复合物形式加速 α-syn 聚集</w:t>
-      </w:r>
-      <w:r>
-        <w:rPr>
-          <w:rFonts w:ascii="Times New Roman" w:hAnsi="Times New Roman" w:eastAsia="宋体"/>
-          <w:b w:val="0"/>
-          <w:i w:val="0"/>
-          <w:sz w:val="21"/>
-        </w:rPr>
-        <w:t>[13]</w:t>
-      </w:r>
-      <w:r>
-        <w:rPr>
-          <w:rFonts w:ascii="Times New Roman" w:hAnsi="Times New Roman" w:eastAsia="宋体"/>
-          <w:b w:val="0"/>
-          <w:i w:val="0"/>
-          <w:sz w:val="21"/>
-        </w:rPr>
-        <w:t>。抗菌肽进入这一系统后有两条可算的作用面。</w:t>
+        <w:t>肠道端本身就能构成完整链条，不必先进脑。curli 的主亚基 CsgA 是典型的 cross-β 结构，它的片段种子能促进 Aβ 成纤维[9]；动物实验里产 curli 的细菌会增强肠和脑内 α-syn 的聚集，并放大 TLR2、IL-6、TNF 的反应[10,11]；来自人体菌群的多种 CsgA 同源物也能以 1:1 复合物的形式加速 α-syn 聚集[12]。抗菌肽进到这个系统里有两个可以算的面。分子面是它与 CsgA、FapC 组装界面的相互作用，是封端、还是打乱重复单元的配准、还是把可溶 CsgA 稳成寡聚体——注意方向，抑制 curli 成纤维未必是好事，把胞外纤维变成可溶寡聚体，反而可能提高跨上皮和交叉成核的能力。群落面是用候选肽的 MIC 谱作约束，做菌群代谢的群落模型，预测短链脂肪酸产生菌和高产 LPS 菌的相对变化，再顺下去看屏障完整性和外周炎症[29,30]。这条链的读数是：MIC 谱、群落模型给出的丁酸丙酸通量和 LPS 负荷、肠屏障跨上皮电阻、血清 LPS 与细胞因子、小胶质表型。</w:t>
       </w:r>
     </w:p>
     <w:p>
       <w:pPr>
-        <w:spacing w:after="40" w:lineRule="auto" w:line="336"/>
-        <w:ind w:left="420" w:hanging="210"/>
-      </w:pPr>
-      <w:r>
-        <w:rPr>
-          <w:rFonts w:ascii="Times New Roman" w:hAnsi="Times New Roman" w:eastAsia="宋体"/>
-          <w:b w:val="0"/>
-          <w:i w:val="0"/>
-          <w:sz w:val="21"/>
-        </w:rPr>
-        <w:t>M8a（分子面）：候选肽与 CsgA/FapC 组装界面的对接与 MD——是否封端、是否改变 R1–R5 重复单元的配准、是否把可溶 CsgA 稳定为寡聚体。注意方向性：抑制 curli 组装未必是好事，若把 curli 从“胞外纤维”变成“可溶寡聚体”，反而可能提升其跨上皮与交叉成核能力。</w:t>
-      </w:r>
-    </w:p>
-    <w:p>
-      <w:pPr>
-        <w:spacing w:after="40" w:lineRule="auto" w:line="336"/>
-        <w:ind w:left="420" w:hanging="210"/>
-      </w:pPr>
-      <w:r>
-        <w:rPr>
-          <w:rFonts w:ascii="Times New Roman" w:hAnsi="Times New Roman" w:eastAsia="宋体"/>
-          <w:b w:val="0"/>
-          <w:i w:val="0"/>
-          <w:sz w:val="21"/>
-        </w:rPr>
-        <w:t>M8b（群落面）：以候选肽的体外 MIC 谱为约束，用 MICOM/群落 FBA 模拟菌群结构与代谢通量的重塑[39]，预测短链脂肪酸产生菌与 LPS 高产菌的相对丰度变化，进而预测屏障完整性与外周炎症负荷的方向[40,41]。</w:t>
-      </w:r>
-    </w:p>
-    <w:p>
-      <w:pPr>
-        <w:spacing w:after="40" w:lineRule="auto" w:line="336"/>
-        <w:ind w:left="420" w:hanging="210"/>
-      </w:pPr>
-      <w:r>
-        <w:rPr>
-          <w:rFonts w:ascii="Times New Roman" w:hAnsi="Times New Roman" w:eastAsia="宋体"/>
-          <w:b w:val="0"/>
-          <w:i w:val="0"/>
-          <w:sz w:val="21"/>
-        </w:rPr>
-        <w:t>读出链条：MIC 谱 → 群落 FBA 预测的丁酸/丙酸通量与 LPS 负荷 → 体外肠屏障 TEER → 血清 LPS/细胞因子 → 小胶质表型。</w:t>
-      </w:r>
-    </w:p>
-    <w:p>
-      <w:pPr>
-        <w:keepNext/>
-        <w:spacing w:before="160" w:after="60" w:lineRule="auto" w:line="288"/>
-        <w:jc w:val="center"/>
-      </w:pPr>
-      <w:r>
-        <w:rPr>
-          <w:rFonts w:ascii="Times New Roman" w:hAnsi="Times New Roman" w:eastAsia="黑体"/>
-          <w:b/>
-          <w:i w:val="0"/>
-          <w:sz w:val="18"/>
-        </w:rPr>
-        <w:t>表 2  八个机制模块的对象、方法与判据一览</w:t>
-      </w:r>
-    </w:p>
-    <w:tbl>
-      <w:tblPr>
-        <w:tblStyle w:val="TableGrid"/>
-        <w:tblW w:type="auto" w:w="0"/>
-        <w:jc w:val="center"/>
-        <w:tblLayout w:type="fixed"/>
-        <w:tblLook w:firstColumn="1" w:firstRow="1" w:lastColumn="0" w:lastRow="0" w:noHBand="0" w:noVBand="1" w:val="04A0"/>
-        <w:tblLayout w:type="fixed"/>
-      </w:tblPr>
-      <w:tblGrid>
-        <w:gridCol w:w="1792"/>
-        <w:gridCol w:w="1792"/>
-        <w:gridCol w:w="1792"/>
-        <w:gridCol w:w="1792"/>
-        <w:gridCol w:w="1792"/>
-      </w:tblGrid>
-      <w:tr>
-        <w:tc>
-          <w:tcPr>
-            <w:tcW w:type="dxa" w:w="1304"/>
-          </w:tcPr>
-          <w:p>
-            <w:pPr>
-              <w:spacing w:after="20" w:line="276" w:lineRule="auto"/>
-              <w:jc w:val="center"/>
-            </w:pPr>
-            <w:r/>
-            <w:r>
-              <w:rPr>
-                <w:rFonts w:ascii="Times New Roman" w:hAnsi="Times New Roman" w:eastAsia="黑体"/>
-                <w:b/>
-                <w:i w:val="0"/>
-                <w:sz w:val="17"/>
-              </w:rPr>
-              <w:t>模块</w:t>
-            </w:r>
-          </w:p>
-        </w:tc>
-        <w:tc>
-          <w:tcPr>
-            <w:tcW w:type="dxa" w:w="1757"/>
-          </w:tcPr>
-          <w:p>
-            <w:pPr>
-              <w:spacing w:after="20" w:line="276" w:lineRule="auto"/>
-              <w:jc w:val="center"/>
-            </w:pPr>
-            <w:r/>
-            <w:r>
-              <w:rPr>
-                <w:rFonts w:ascii="Times New Roman" w:hAnsi="Times New Roman" w:eastAsia="黑体"/>
-                <w:b/>
-                <w:i w:val="0"/>
-                <w:sz w:val="17"/>
-              </w:rPr>
-              <w:t>分子/结构对象</w:t>
-            </w:r>
-          </w:p>
-        </w:tc>
-        <w:tc>
-          <w:tcPr>
-            <w:tcW w:type="dxa" w:w="1984"/>
-          </w:tcPr>
-          <w:p>
-            <w:pPr>
-              <w:spacing w:after="20" w:line="276" w:lineRule="auto"/>
-              <w:jc w:val="center"/>
-            </w:pPr>
-            <w:r/>
-            <w:r>
-              <w:rPr>
-                <w:rFonts w:ascii="Times New Roman" w:hAnsi="Times New Roman" w:eastAsia="黑体"/>
-                <w:b/>
-                <w:i w:val="0"/>
-                <w:sz w:val="17"/>
-              </w:rPr>
-              <w:t>主要计算方法</w:t>
-            </w:r>
-          </w:p>
-        </w:tc>
-        <w:tc>
-          <w:tcPr>
-            <w:tcW w:type="dxa" w:w="1984"/>
-          </w:tcPr>
-          <w:p>
-            <w:pPr>
-              <w:spacing w:after="20" w:line="276" w:lineRule="auto"/>
-              <w:jc w:val="center"/>
-            </w:pPr>
-            <w:r/>
-            <w:r>
-              <w:rPr>
-                <w:rFonts w:ascii="Times New Roman" w:hAnsi="Times New Roman" w:eastAsia="黑体"/>
-                <w:b/>
-                <w:i w:val="0"/>
-                <w:sz w:val="17"/>
-              </w:rPr>
-              <w:t>关键判据（量化）</w:t>
-            </w:r>
-          </w:p>
-        </w:tc>
-        <w:tc>
-          <w:tcPr>
-            <w:tcW w:type="dxa" w:w="1587"/>
-          </w:tcPr>
-          <w:p>
-            <w:pPr>
-              <w:spacing w:after="20" w:line="276" w:lineRule="auto"/>
-              <w:jc w:val="center"/>
-            </w:pPr>
-            <w:r/>
-            <w:r>
-              <w:rPr>
-                <w:rFonts w:ascii="Times New Roman" w:hAnsi="Times New Roman" w:eastAsia="黑体"/>
-                <w:b/>
-                <w:i w:val="0"/>
-                <w:sz w:val="17"/>
-              </w:rPr>
-              <w:t>湿实验验证</w:t>
-            </w:r>
-          </w:p>
-        </w:tc>
-      </w:tr>
-      <w:tr>
-        <w:tc>
-          <w:tcPr>
-            <w:tcW w:type="dxa" w:w="1304"/>
-          </w:tcPr>
-          <w:p>
-            <w:pPr>
-              <w:spacing w:after="20" w:line="276" w:lineRule="auto"/>
-              <w:jc w:val="left"/>
-            </w:pPr>
-            <w:r/>
-            <w:r>
-              <w:rPr>
-                <w:rFonts w:ascii="Times New Roman" w:hAnsi="Times New Roman" w:eastAsia="宋体"/>
-                <w:b w:val="0"/>
-                <w:i w:val="0"/>
-                <w:sz w:val="17"/>
-              </w:rPr>
-              <w:t>M1 AChE PAS 三元体系</w:t>
-            </w:r>
-          </w:p>
-        </w:tc>
-        <w:tc>
-          <w:tcPr>
-            <w:tcW w:type="dxa" w:w="1757"/>
-          </w:tcPr>
-          <w:p>
-            <w:pPr>
-              <w:spacing w:after="20" w:line="276" w:lineRule="auto"/>
-              <w:jc w:val="left"/>
-            </w:pPr>
-            <w:r/>
-            <w:r>
-              <w:rPr>
-                <w:rFonts w:ascii="Times New Roman" w:hAnsi="Times New Roman" w:eastAsia="宋体"/>
-                <w:b w:val="0"/>
-                <w:i w:val="0"/>
-                <w:sz w:val="17"/>
-              </w:rPr>
-              <w:t>hAChE 4EY7；Aβ40/42；候选肽</w:t>
-            </w:r>
-          </w:p>
-        </w:tc>
-        <w:tc>
-          <w:tcPr>
-            <w:tcW w:type="dxa" w:w="1984"/>
-          </w:tcPr>
-          <w:p>
-            <w:pPr>
-              <w:spacing w:after="20" w:line="276" w:lineRule="auto"/>
-              <w:jc w:val="left"/>
-            </w:pPr>
-            <w:r/>
-            <w:r>
-              <w:rPr>
-                <w:rFonts w:ascii="Times New Roman" w:hAnsi="Times New Roman" w:eastAsia="宋体"/>
-                <w:b w:val="0"/>
-                <w:i w:val="0"/>
-                <w:sz w:val="17"/>
-              </w:rPr>
-              <w:t>数据驱动对接 + 盲对接；二元/三元 3×1 μs</w:t>
-            </w:r>
-          </w:p>
-        </w:tc>
-        <w:tc>
-          <w:tcPr>
-            <w:tcW w:type="dxa" w:w="1984"/>
-          </w:tcPr>
-          <w:p>
-            <w:pPr>
-              <w:spacing w:after="20" w:line="276" w:lineRule="auto"/>
-              <w:jc w:val="left"/>
-            </w:pPr>
-            <w:r/>
-            <w:r>
-              <w:rPr>
-                <w:rFonts w:ascii="Times New Roman" w:hAnsi="Times New Roman" w:eastAsia="宋体"/>
-                <w:b w:val="0"/>
-                <w:i w:val="0"/>
-                <w:sz w:val="17"/>
-              </w:rPr>
-              <w:t>接触占据率≥60%；与 344—361 重叠比；ΔP(PAS)</w:t>
-            </w:r>
-          </w:p>
-        </w:tc>
-        <w:tc>
-          <w:tcPr>
-            <w:tcW w:type="dxa" w:w="1587"/>
-          </w:tcPr>
-          <w:p>
-            <w:pPr>
-              <w:spacing w:after="20" w:line="276" w:lineRule="auto"/>
-              <w:jc w:val="left"/>
-            </w:pPr>
-            <w:r/>
-            <w:r>
-              <w:rPr>
-                <w:rFonts w:ascii="Times New Roman" w:hAnsi="Times New Roman" w:eastAsia="宋体"/>
-                <w:b w:val="0"/>
-                <w:i w:val="0"/>
-                <w:sz w:val="17"/>
-              </w:rPr>
-              <w:t>ThT（AChE 促聚集）；SPR；AChE 活性/促聚集解耦</w:t>
-            </w:r>
-          </w:p>
-        </w:tc>
-      </w:tr>
-      <w:tr>
-        <w:tc>
-          <w:tcPr>
-            <w:tcW w:type="dxa" w:w="1304"/>
-          </w:tcPr>
-          <w:p>
-            <w:pPr>
-              <w:spacing w:after="20" w:line="276" w:lineRule="auto"/>
-              <w:jc w:val="left"/>
-            </w:pPr>
-            <w:r/>
-            <w:r>
-              <w:rPr>
-                <w:rFonts w:ascii="Times New Roman" w:hAnsi="Times New Roman" w:eastAsia="宋体"/>
-                <w:b w:val="0"/>
-                <w:i w:val="0"/>
-                <w:sz w:val="17"/>
-              </w:rPr>
-              <w:t>M2 Aβ 交叉成核</w:t>
-            </w:r>
-          </w:p>
-        </w:tc>
-        <w:tc>
-          <w:tcPr>
-            <w:tcW w:type="dxa" w:w="1757"/>
-          </w:tcPr>
-          <w:p>
-            <w:pPr>
-              <w:spacing w:after="20" w:line="276" w:lineRule="auto"/>
-              <w:jc w:val="left"/>
-            </w:pPr>
-            <w:r/>
-            <w:r>
-              <w:rPr>
-                <w:rFonts w:ascii="Times New Roman" w:hAnsi="Times New Roman" w:eastAsia="宋体"/>
-                <w:b w:val="0"/>
-                <w:i w:val="0"/>
-                <w:sz w:val="17"/>
-              </w:rPr>
-              <w:t>Aβ 单体系综、纤维 2NAO/2MXU</w:t>
-            </w:r>
-          </w:p>
-        </w:tc>
-        <w:tc>
-          <w:tcPr>
-            <w:tcW w:type="dxa" w:w="1984"/>
-          </w:tcPr>
-          <w:p>
-            <w:pPr>
-              <w:spacing w:after="20" w:line="276" w:lineRule="auto"/>
-              <w:jc w:val="left"/>
-            </w:pPr>
-            <w:r/>
-            <w:r>
-              <w:rPr>
-                <w:rFonts w:ascii="Times New Roman" w:hAnsi="Times New Roman" w:eastAsia="宋体"/>
-                <w:b w:val="0"/>
-                <w:i w:val="0"/>
-                <w:sz w:val="17"/>
-              </w:rPr>
-              <w:t>REST2/DMD；生长端与侧表面自由能；伞形采样</w:t>
-            </w:r>
-          </w:p>
-        </w:tc>
-        <w:tc>
-          <w:tcPr>
-            <w:tcW w:type="dxa" w:w="1984"/>
-          </w:tcPr>
-          <w:p>
-            <w:pPr>
-              <w:spacing w:after="20" w:line="276" w:lineRule="auto"/>
-              <w:jc w:val="left"/>
-            </w:pPr>
-            <w:r/>
-            <w:r>
-              <w:rPr>
-                <w:rFonts w:ascii="Times New Roman" w:hAnsi="Times New Roman" w:eastAsia="宋体"/>
-                <w:b w:val="0"/>
-                <w:i w:val="0"/>
-                <w:sz w:val="17"/>
-              </w:rPr>
-              <w:t>ΔG(elongation) 符号与大小；异质/同质接触比；β-桶占比</w:t>
-            </w:r>
-          </w:p>
-        </w:tc>
-        <w:tc>
-          <w:tcPr>
-            <w:tcW w:type="dxa" w:w="1587"/>
-          </w:tcPr>
-          <w:p>
-            <w:pPr>
-              <w:spacing w:after="20" w:line="276" w:lineRule="auto"/>
-              <w:jc w:val="left"/>
-            </w:pPr>
-            <w:r/>
-            <w:r>
-              <w:rPr>
-                <w:rFonts w:ascii="Times New Roman" w:hAnsi="Times New Roman" w:eastAsia="宋体"/>
-                <w:b w:val="0"/>
-                <w:i w:val="0"/>
-                <w:sz w:val="17"/>
-              </w:rPr>
-              <w:t>ThT 全局动力学拟合（k_n, k_2, k_+）；TEM/AFM 形态</w:t>
-            </w:r>
-          </w:p>
-        </w:tc>
-      </w:tr>
-      <w:tr>
-        <w:tc>
-          <w:tcPr>
-            <w:tcW w:type="dxa" w:w="1304"/>
-          </w:tcPr>
-          <w:p>
-            <w:pPr>
-              <w:spacing w:after="20" w:line="276" w:lineRule="auto"/>
-              <w:jc w:val="left"/>
-            </w:pPr>
-            <w:r/>
-            <w:r>
-              <w:rPr>
-                <w:rFonts w:ascii="Times New Roman" w:hAnsi="Times New Roman" w:eastAsia="宋体"/>
-                <w:b w:val="0"/>
-                <w:i w:val="0"/>
-                <w:sz w:val="17"/>
-              </w:rPr>
-              <w:t>M3 tau PHF6（可选）</w:t>
-            </w:r>
-          </w:p>
-        </w:tc>
-        <w:tc>
-          <w:tcPr>
-            <w:tcW w:type="dxa" w:w="1757"/>
-          </w:tcPr>
-          <w:p>
-            <w:pPr>
-              <w:spacing w:after="20" w:line="276" w:lineRule="auto"/>
-              <w:jc w:val="left"/>
-            </w:pPr>
-            <w:r/>
-            <w:r>
-              <w:rPr>
-                <w:rFonts w:ascii="Times New Roman" w:hAnsi="Times New Roman" w:eastAsia="宋体"/>
-                <w:b w:val="0"/>
-                <w:i w:val="0"/>
-                <w:sz w:val="17"/>
-              </w:rPr>
-              <w:t>PHF6/PHF6* 片段、tau 纤维核</w:t>
-            </w:r>
-          </w:p>
-        </w:tc>
-        <w:tc>
-          <w:tcPr>
-            <w:tcW w:type="dxa" w:w="1984"/>
-          </w:tcPr>
-          <w:p>
-            <w:pPr>
-              <w:spacing w:after="20" w:line="276" w:lineRule="auto"/>
-              <w:jc w:val="left"/>
-            </w:pPr>
-            <w:r/>
-            <w:r>
-              <w:rPr>
-                <w:rFonts w:ascii="Times New Roman" w:hAnsi="Times New Roman" w:eastAsia="宋体"/>
-                <w:b w:val="0"/>
-                <w:i w:val="0"/>
-                <w:sz w:val="17"/>
-              </w:rPr>
-              <w:t>对接 + REST2</w:t>
-            </w:r>
-          </w:p>
-        </w:tc>
-        <w:tc>
-          <w:tcPr>
-            <w:tcW w:type="dxa" w:w="1984"/>
-          </w:tcPr>
-          <w:p>
-            <w:pPr>
-              <w:spacing w:after="20" w:line="276" w:lineRule="auto"/>
-              <w:jc w:val="left"/>
-            </w:pPr>
-            <w:r/>
-            <w:r>
-              <w:rPr>
-                <w:rFonts w:ascii="Times New Roman" w:hAnsi="Times New Roman" w:eastAsia="宋体"/>
-                <w:b w:val="0"/>
-                <w:i w:val="0"/>
-                <w:sz w:val="17"/>
-              </w:rPr>
-              <w:t>异质 β-折叠占比；界面氢键数</w:t>
-            </w:r>
-          </w:p>
-        </w:tc>
-        <w:tc>
-          <w:tcPr>
-            <w:tcW w:type="dxa" w:w="1587"/>
-          </w:tcPr>
-          <w:p>
-            <w:pPr>
-              <w:spacing w:after="20" w:line="276" w:lineRule="auto"/>
-              <w:jc w:val="left"/>
-            </w:pPr>
-            <w:r/>
-            <w:r>
-              <w:rPr>
-                <w:rFonts w:ascii="Times New Roman" w:hAnsi="Times New Roman" w:eastAsia="宋体"/>
-                <w:b w:val="0"/>
-                <w:i w:val="0"/>
-                <w:sz w:val="17"/>
-              </w:rPr>
-              <w:t>tau 体外聚集；生物素-拉下</w:t>
-            </w:r>
-          </w:p>
-        </w:tc>
-      </w:tr>
-      <w:tr>
-        <w:tc>
-          <w:tcPr>
-            <w:tcW w:type="dxa" w:w="1304"/>
-          </w:tcPr>
-          <w:p>
-            <w:pPr>
-              <w:spacing w:after="20" w:line="276" w:lineRule="auto"/>
-              <w:jc w:val="left"/>
-            </w:pPr>
-            <w:r/>
-            <w:r>
-              <w:rPr>
-                <w:rFonts w:ascii="Times New Roman" w:hAnsi="Times New Roman" w:eastAsia="宋体"/>
-                <w:b w:val="0"/>
-                <w:i w:val="0"/>
-                <w:sz w:val="17"/>
-              </w:rPr>
-              <w:t>M4 免疫受体</w:t>
-            </w:r>
-          </w:p>
-        </w:tc>
-        <w:tc>
-          <w:tcPr>
-            <w:tcW w:type="dxa" w:w="1757"/>
-          </w:tcPr>
-          <w:p>
-            <w:pPr>
-              <w:spacing w:after="20" w:line="276" w:lineRule="auto"/>
-              <w:jc w:val="left"/>
-            </w:pPr>
-            <w:r/>
-            <w:r>
-              <w:rPr>
-                <w:rFonts w:ascii="Times New Roman" w:hAnsi="Times New Roman" w:eastAsia="宋体"/>
-                <w:b w:val="0"/>
-                <w:i w:val="0"/>
-                <w:sz w:val="17"/>
-              </w:rPr>
-              <w:t>FPR2（Aβ42/humanin 复合物）、CLIC1、TLR4–MD-2、CD14、RAGE</w:t>
-            </w:r>
-          </w:p>
-        </w:tc>
-        <w:tc>
-          <w:tcPr>
-            <w:tcW w:type="dxa" w:w="1984"/>
-          </w:tcPr>
-          <w:p>
-            <w:pPr>
-              <w:spacing w:after="20" w:line="276" w:lineRule="auto"/>
-              <w:jc w:val="left"/>
-            </w:pPr>
-            <w:r/>
-            <w:r>
-              <w:rPr>
-                <w:rFonts w:ascii="Times New Roman" w:hAnsi="Times New Roman" w:eastAsia="宋体"/>
-                <w:b w:val="0"/>
-                <w:i w:val="0"/>
-                <w:sz w:val="17"/>
-              </w:rPr>
-              <w:t>膜环境 GPCR 对接 + 3×500 ns MD；多 pH</w:t>
-            </w:r>
-          </w:p>
-        </w:tc>
-        <w:tc>
-          <w:tcPr>
-            <w:tcW w:type="dxa" w:w="1984"/>
-          </w:tcPr>
-          <w:p>
-            <w:pPr>
-              <w:spacing w:after="20" w:line="276" w:lineRule="auto"/>
-              <w:jc w:val="left"/>
-            </w:pPr>
-            <w:r/>
-            <w:r>
-              <w:rPr>
-                <w:rFonts w:ascii="Times New Roman" w:hAnsi="Times New Roman" w:eastAsia="宋体"/>
-                <w:b w:val="0"/>
-                <w:i w:val="0"/>
-                <w:sz w:val="17"/>
-              </w:rPr>
-              <w:t>位点重合率；界面面积 vs Aβ42 的 1 166 Å²；激活构象指标</w:t>
-            </w:r>
-          </w:p>
-        </w:tc>
-        <w:tc>
-          <w:tcPr>
-            <w:tcW w:type="dxa" w:w="1587"/>
-          </w:tcPr>
-          <w:p>
-            <w:pPr>
-              <w:spacing w:after="20" w:line="276" w:lineRule="auto"/>
-              <w:jc w:val="left"/>
-            </w:pPr>
-            <w:r/>
-            <w:r>
-              <w:rPr>
-                <w:rFonts w:ascii="Times New Roman" w:hAnsi="Times New Roman" w:eastAsia="宋体"/>
-                <w:b w:val="0"/>
-                <w:i w:val="0"/>
-                <w:sz w:val="17"/>
-              </w:rPr>
-              <w:t>IP/Ca²⁺ 信号；NF-κB 报告；小胶质炎症因子</w:t>
-            </w:r>
-          </w:p>
-        </w:tc>
-      </w:tr>
-      <w:tr>
-        <w:tc>
-          <w:tcPr>
-            <w:tcW w:type="dxa" w:w="1304"/>
-          </w:tcPr>
-          <w:p>
-            <w:pPr>
-              <w:spacing w:after="20" w:line="276" w:lineRule="auto"/>
-              <w:jc w:val="left"/>
-            </w:pPr>
-            <w:r/>
-            <w:r>
-              <w:rPr>
-                <w:rFonts w:ascii="Times New Roman" w:hAnsi="Times New Roman" w:eastAsia="宋体"/>
-                <w:b w:val="0"/>
-                <w:i w:val="0"/>
-                <w:sz w:val="17"/>
-              </w:rPr>
-              <w:t>M5 膜界面</w:t>
-            </w:r>
-          </w:p>
-        </w:tc>
-        <w:tc>
-          <w:tcPr>
-            <w:tcW w:type="dxa" w:w="1757"/>
-          </w:tcPr>
-          <w:p>
-            <w:pPr>
-              <w:spacing w:after="20" w:line="276" w:lineRule="auto"/>
-              <w:jc w:val="left"/>
-            </w:pPr>
-            <w:r/>
-            <w:r>
-              <w:rPr>
-                <w:rFonts w:ascii="Times New Roman" w:hAnsi="Times New Roman" w:eastAsia="宋体"/>
-                <w:b w:val="0"/>
-                <w:i w:val="0"/>
-                <w:sz w:val="17"/>
-              </w:rPr>
-              <w:t>细菌膜 / 神经元膜(含 GM1) / 内皮膜</w:t>
-            </w:r>
-          </w:p>
-        </w:tc>
-        <w:tc>
-          <w:tcPr>
-            <w:tcW w:type="dxa" w:w="1984"/>
-          </w:tcPr>
-          <w:p>
-            <w:pPr>
-              <w:spacing w:after="20" w:line="276" w:lineRule="auto"/>
-              <w:jc w:val="left"/>
-            </w:pPr>
-            <w:r/>
-            <w:r>
-              <w:rPr>
-                <w:rFonts w:ascii="Times New Roman" w:hAnsi="Times New Roman" w:eastAsia="宋体"/>
-                <w:b w:val="0"/>
-                <w:i w:val="0"/>
-                <w:sz w:val="17"/>
-              </w:rPr>
-              <w:t>Martini 3 10–20 μs + 全原子验证；插入 PMF</w:t>
-            </w:r>
-          </w:p>
-        </w:tc>
-        <w:tc>
-          <w:tcPr>
-            <w:tcW w:type="dxa" w:w="1984"/>
-          </w:tcPr>
-          <w:p>
-            <w:pPr>
-              <w:spacing w:after="20" w:line="276" w:lineRule="auto"/>
-              <w:jc w:val="left"/>
-            </w:pPr>
-            <w:r/>
-            <w:r>
-              <w:rPr>
-                <w:rFonts w:ascii="Times New Roman" w:hAnsi="Times New Roman" w:eastAsia="宋体"/>
-                <w:b w:val="0"/>
-                <w:i w:val="0"/>
-                <w:sz w:val="17"/>
-              </w:rPr>
-              <w:t>ΔΔG(选择性)；插入深度；孔寿命；GM1 簇集</w:t>
-            </w:r>
-          </w:p>
-        </w:tc>
-        <w:tc>
-          <w:tcPr>
-            <w:tcW w:type="dxa" w:w="1587"/>
-          </w:tcPr>
-          <w:p>
-            <w:pPr>
-              <w:spacing w:after="20" w:line="276" w:lineRule="auto"/>
-              <w:jc w:val="left"/>
-            </w:pPr>
-            <w:r/>
-            <w:r>
-              <w:rPr>
-                <w:rFonts w:ascii="Times New Roman" w:hAnsi="Times New Roman" w:eastAsia="宋体"/>
-                <w:b w:val="0"/>
-                <w:i w:val="0"/>
-                <w:sz w:val="17"/>
-              </w:rPr>
-              <w:t>钙黄绿素泄漏；LDH；膜电位；钙成像</w:t>
-            </w:r>
-          </w:p>
-        </w:tc>
-      </w:tr>
-      <w:tr>
-        <w:tc>
-          <w:tcPr>
-            <w:tcW w:type="dxa" w:w="1304"/>
-          </w:tcPr>
-          <w:p>
-            <w:pPr>
-              <w:spacing w:after="20" w:line="276" w:lineRule="auto"/>
-              <w:jc w:val="left"/>
-            </w:pPr>
-            <w:r/>
-            <w:r>
-              <w:rPr>
-                <w:rFonts w:ascii="Times New Roman" w:hAnsi="Times New Roman" w:eastAsia="宋体"/>
-                <w:b w:val="0"/>
-                <w:i w:val="0"/>
-                <w:sz w:val="17"/>
-              </w:rPr>
-              <w:t>M6 清除竞争</w:t>
-            </w:r>
-          </w:p>
-        </w:tc>
-        <w:tc>
-          <w:tcPr>
-            <w:tcW w:type="dxa" w:w="1757"/>
-          </w:tcPr>
-          <w:p>
-            <w:pPr>
-              <w:spacing w:after="20" w:line="276" w:lineRule="auto"/>
-              <w:jc w:val="left"/>
-            </w:pPr>
-            <w:r/>
-            <w:r>
-              <w:rPr>
-                <w:rFonts w:ascii="Times New Roman" w:hAnsi="Times New Roman" w:eastAsia="宋体"/>
-                <w:b w:val="0"/>
-                <w:i w:val="0"/>
-                <w:sz w:val="17"/>
-              </w:rPr>
-              <w:t>IDE、NEP、TTR、ApoE、白蛋白</w:t>
-            </w:r>
-          </w:p>
-        </w:tc>
-        <w:tc>
-          <w:tcPr>
-            <w:tcW w:type="dxa" w:w="1984"/>
-          </w:tcPr>
-          <w:p>
-            <w:pPr>
-              <w:spacing w:after="20" w:line="276" w:lineRule="auto"/>
-              <w:jc w:val="left"/>
-            </w:pPr>
-            <w:r/>
-            <w:r>
-              <w:rPr>
-                <w:rFonts w:ascii="Times New Roman" w:hAnsi="Times New Roman" w:eastAsia="宋体"/>
-                <w:b w:val="0"/>
-                <w:i w:val="0"/>
-                <w:sz w:val="17"/>
-              </w:rPr>
-              <w:t>催化腔对接 + 3×500 ns；竞争米氏换算</w:t>
-            </w:r>
-          </w:p>
-        </w:tc>
-        <w:tc>
-          <w:tcPr>
-            <w:tcW w:type="dxa" w:w="1984"/>
-          </w:tcPr>
-          <w:p>
-            <w:pPr>
-              <w:spacing w:after="20" w:line="276" w:lineRule="auto"/>
-              <w:jc w:val="left"/>
-            </w:pPr>
-            <w:r/>
-            <w:r>
-              <w:rPr>
-                <w:rFonts w:ascii="Times New Roman" w:hAnsi="Times New Roman" w:eastAsia="宋体"/>
-                <w:b w:val="0"/>
-                <w:i w:val="0"/>
-                <w:sz w:val="17"/>
-              </w:rPr>
-              <w:t>占位时间比；腔口闭合度；相对 Ki 排序</w:t>
-            </w:r>
-          </w:p>
-        </w:tc>
-        <w:tc>
-          <w:tcPr>
-            <w:tcW w:type="dxa" w:w="1587"/>
-          </w:tcPr>
-          <w:p>
-            <w:pPr>
-              <w:spacing w:after="20" w:line="276" w:lineRule="auto"/>
-              <w:jc w:val="left"/>
-            </w:pPr>
-            <w:r/>
-            <w:r>
-              <w:rPr>
-                <w:rFonts w:ascii="Times New Roman" w:hAnsi="Times New Roman" w:eastAsia="宋体"/>
-                <w:b w:val="0"/>
-                <w:i w:val="0"/>
-                <w:sz w:val="17"/>
-              </w:rPr>
-              <w:t>IDE/NEP 酶动力学；血浆 Aβ 结合竞争</w:t>
-            </w:r>
-          </w:p>
-        </w:tc>
-      </w:tr>
-      <w:tr>
-        <w:tc>
-          <w:tcPr>
-            <w:tcW w:type="dxa" w:w="1304"/>
-          </w:tcPr>
-          <w:p>
-            <w:pPr>
-              <w:spacing w:after="20" w:line="276" w:lineRule="auto"/>
-              <w:jc w:val="left"/>
-            </w:pPr>
-            <w:r/>
-            <w:r>
-              <w:rPr>
-                <w:rFonts w:ascii="Times New Roman" w:hAnsi="Times New Roman" w:eastAsia="宋体"/>
-                <w:b w:val="0"/>
-                <w:i w:val="0"/>
-                <w:sz w:val="17"/>
-              </w:rPr>
-              <w:t>M7 自淀粉样化</w:t>
-            </w:r>
-          </w:p>
-        </w:tc>
-        <w:tc>
-          <w:tcPr>
-            <w:tcW w:type="dxa" w:w="1757"/>
-          </w:tcPr>
-          <w:p>
-            <w:pPr>
-              <w:spacing w:after="20" w:line="276" w:lineRule="auto"/>
-              <w:jc w:val="left"/>
-            </w:pPr>
-            <w:r/>
-            <w:r>
-              <w:rPr>
-                <w:rFonts w:ascii="Times New Roman" w:hAnsi="Times New Roman" w:eastAsia="宋体"/>
-                <w:b w:val="0"/>
-                <w:i w:val="0"/>
-                <w:sz w:val="17"/>
-              </w:rPr>
-              <w:t>候选肽 steric zipper 模型</w:t>
-            </w:r>
-          </w:p>
-        </w:tc>
-        <w:tc>
-          <w:tcPr>
-            <w:tcW w:type="dxa" w:w="1984"/>
-          </w:tcPr>
-          <w:p>
-            <w:pPr>
-              <w:spacing w:after="20" w:line="276" w:lineRule="auto"/>
-              <w:jc w:val="left"/>
-            </w:pPr>
-            <w:r/>
-            <w:r>
-              <w:rPr>
-                <w:rFonts w:ascii="Times New Roman" w:hAnsi="Times New Roman" w:eastAsia="宋体"/>
-                <w:b w:val="0"/>
-                <w:i w:val="0"/>
-                <w:sz w:val="17"/>
-              </w:rPr>
-              <w:t>AmyloGram/WALTZ/ZipperDB → 300–500 ns MD → 种子伸长自由能</w:t>
-            </w:r>
-          </w:p>
-        </w:tc>
-        <w:tc>
-          <w:tcPr>
-            <w:tcW w:type="dxa" w:w="1984"/>
-          </w:tcPr>
-          <w:p>
-            <w:pPr>
-              <w:spacing w:after="20" w:line="276" w:lineRule="auto"/>
-              <w:jc w:val="left"/>
-            </w:pPr>
-            <w:r/>
-            <w:r>
-              <w:rPr>
-                <w:rFonts w:ascii="Times New Roman" w:hAnsi="Times New Roman" w:eastAsia="宋体"/>
-                <w:b w:val="0"/>
-                <w:i w:val="0"/>
-                <w:sz w:val="17"/>
-              </w:rPr>
-              <w:t>zipper 剥离功；种子面 ΔG(elongation)</w:t>
-            </w:r>
-          </w:p>
-        </w:tc>
-        <w:tc>
-          <w:tcPr>
-            <w:tcW w:type="dxa" w:w="1587"/>
-          </w:tcPr>
-          <w:p>
-            <w:pPr>
-              <w:spacing w:after="20" w:line="276" w:lineRule="auto"/>
-              <w:jc w:val="left"/>
-            </w:pPr>
-            <w:r/>
-            <w:r>
-              <w:rPr>
-                <w:rFonts w:ascii="Times New Roman" w:hAnsi="Times New Roman" w:eastAsia="宋体"/>
-                <w:b w:val="0"/>
-                <w:i w:val="0"/>
-                <w:sz w:val="17"/>
-              </w:rPr>
-              <w:t>ThT 自聚集；TEM；种子加速实验</w:t>
-            </w:r>
-          </w:p>
-        </w:tc>
-      </w:tr>
-      <w:tr>
-        <w:tc>
-          <w:tcPr>
-            <w:tcW w:type="dxa" w:w="1304"/>
-          </w:tcPr>
-          <w:p>
-            <w:pPr>
-              <w:spacing w:after="20" w:line="276" w:lineRule="auto"/>
-              <w:jc w:val="left"/>
-            </w:pPr>
-            <w:r/>
-            <w:r>
-              <w:rPr>
-                <w:rFonts w:ascii="Times New Roman" w:hAnsi="Times New Roman" w:eastAsia="宋体"/>
-                <w:b w:val="0"/>
-                <w:i w:val="0"/>
-                <w:sz w:val="17"/>
-              </w:rPr>
-              <w:t>M8 肠道端</w:t>
-            </w:r>
-          </w:p>
-        </w:tc>
-        <w:tc>
-          <w:tcPr>
-            <w:tcW w:type="dxa" w:w="1757"/>
-          </w:tcPr>
-          <w:p>
-            <w:pPr>
-              <w:spacing w:after="20" w:line="276" w:lineRule="auto"/>
-              <w:jc w:val="left"/>
-            </w:pPr>
-            <w:r/>
-            <w:r>
-              <w:rPr>
-                <w:rFonts w:ascii="Times New Roman" w:hAnsi="Times New Roman" w:eastAsia="宋体"/>
-                <w:b w:val="0"/>
-                <w:i w:val="0"/>
-                <w:sz w:val="17"/>
-              </w:rPr>
-              <w:t>CsgA/FapC 组装界面；菌群群落模型</w:t>
-            </w:r>
-          </w:p>
-        </w:tc>
-        <w:tc>
-          <w:tcPr>
-            <w:tcW w:type="dxa" w:w="1984"/>
-          </w:tcPr>
-          <w:p>
-            <w:pPr>
-              <w:spacing w:after="20" w:line="276" w:lineRule="auto"/>
-              <w:jc w:val="left"/>
-            </w:pPr>
-            <w:r/>
-            <w:r>
-              <w:rPr>
-                <w:rFonts w:ascii="Times New Roman" w:hAnsi="Times New Roman" w:eastAsia="宋体"/>
-                <w:b w:val="0"/>
-                <w:i w:val="0"/>
-                <w:sz w:val="17"/>
-              </w:rPr>
-              <w:t>界面对接 + MD；MICOM/群落 FBA</w:t>
-            </w:r>
-          </w:p>
-        </w:tc>
-        <w:tc>
-          <w:tcPr>
-            <w:tcW w:type="dxa" w:w="1984"/>
-          </w:tcPr>
-          <w:p>
-            <w:pPr>
-              <w:spacing w:after="20" w:line="276" w:lineRule="auto"/>
-              <w:jc w:val="left"/>
-            </w:pPr>
-            <w:r/>
-            <w:r>
-              <w:rPr>
-                <w:rFonts w:ascii="Times New Roman" w:hAnsi="Times New Roman" w:eastAsia="宋体"/>
-                <w:b w:val="0"/>
-                <w:i w:val="0"/>
-                <w:sz w:val="17"/>
-              </w:rPr>
-              <w:t>配准偏移；可溶寡聚体占比；SCFA 通量与 LPS 负荷变化</w:t>
-            </w:r>
-          </w:p>
-        </w:tc>
-        <w:tc>
-          <w:tcPr>
-            <w:tcW w:type="dxa" w:w="1587"/>
-          </w:tcPr>
-          <w:p>
-            <w:pPr>
-              <w:spacing w:after="20" w:line="276" w:lineRule="auto"/>
-              <w:jc w:val="left"/>
-            </w:pPr>
-            <w:r/>
-            <w:r>
-              <w:rPr>
-                <w:rFonts w:ascii="Times New Roman" w:hAnsi="Times New Roman" w:eastAsia="宋体"/>
-                <w:b w:val="0"/>
-                <w:i w:val="0"/>
-                <w:sz w:val="17"/>
-              </w:rPr>
-              <w:t>curli 生物膜；类器官/Transwell TEER；粪菌宏基因组</w:t>
-            </w:r>
-          </w:p>
-        </w:tc>
-      </w:tr>
-    </w:tbl>
-    <w:p>
-      <w:pPr>
-        <w:keepNext/>
-        <w:spacing w:before="200" w:after="100" w:lineRule="auto" w:line="336"/>
+        <w:spacing w:before="240" w:after="120" w:lineRule="auto" w:line="336"/>
         <w:jc w:val="left"/>
       </w:pPr>
       <w:r>
         <w:rPr>
           <w:rFonts w:ascii="Times New Roman" w:hAnsi="Times New Roman" w:eastAsia="黑体"/>
           <w:b/>
-          <w:i w:val="0"/>
-          <w:sz w:val="24"/>
+          <w:sz w:val="26"/>
         </w:rPr>
-        <w:t>4  统一计算工作流与参数设定</w:t>
+        <w:t>四、肠道来源意味着什么：要不要过血脑屏障</w:t>
       </w:r>
     </w:p>
     <w:p>
       <w:pPr>
-        <w:keepNext w:val="0"/>
-        <w:spacing w:before="0" w:after="60" w:lineRule="auto" w:line="360"/>
-        <w:ind w:firstLine="420"/>
+        <w:spacing w:before="0" w:after="120" w:lineRule="auto" w:line="360"/>
+        <w:ind w:firstLine="480"/>
         <w:jc w:val="both"/>
       </w:pPr>
       <w:r>
         <w:rPr>
           <w:rFonts w:ascii="Times New Roman" w:hAnsi="Times New Roman" w:eastAsia="宋体"/>
           <w:b w:val="0"/>
-          <w:i w:val="0"/>
-          <w:sz w:val="21"/>
+          <w:sz w:val="24"/>
         </w:rPr>
-        <w:t>八个模块共用一条工作流（图 2）。之所以强调“统一”，是因为审稿人评估这类工作时，看的不是某一次对接分数，而是整条链条的自洽性与可复现性：同一套结构来源、同一套力场与时长、同一套判据阈值、同一套阴性对照。</w:t>
+        <w:t>结论先放：对肠道宏基因组来源的抗菌肽来说，“必须穿过血脑屏障才能影响大脑”不是默认前提，而是三条路径里最苛刻的一条。建议把肠道局部作用和外周作用当主线，把跨屏障入脑当成需要额外条件的分支。</w:t>
       </w:r>
     </w:p>
     <w:p>
       <w:pPr>
-        <w:spacing w:before="120" w:after="40"/>
-        <w:jc w:val="center"/>
+        <w:spacing w:before="0" w:after="120" w:lineRule="auto" w:line="360"/>
+        <w:ind w:firstLine="480"/>
+        <w:jc w:val="both"/>
       </w:pPr>
       <w:r>
-        <w:drawing>
-          <wp:inline xmlns:a="http://schemas.openxmlformats.org/drawingml/2006/main" xmlns:pic="http://schemas.openxmlformats.org/drawingml/2006/picture">
-            <wp:extent cx="5688000" cy="2478745"/>
-            <wp:docPr id="2" name="Picture 2"/>
-            <wp:cNvGraphicFramePr>
-              <a:graphicFrameLocks noChangeAspect="1"/>
-            </wp:cNvGraphicFramePr>
-            <a:graphic>
-              <a:graphicData uri="http://schemas.openxmlformats.org/drawingml/2006/picture">
-                <pic:pic>
-                  <pic:nvPicPr>
-                    <pic:cNvPr id="0" name="fig2_workflow.png"/>
-                    <pic:cNvPicPr/>
-                  </pic:nvPicPr>
-                  <pic:blipFill>
-                    <a:blip r:embed="rId11"/>
-                    <a:stretch>
-                      <a:fillRect/>
-                    </a:stretch>
-                  </pic:blipFill>
-                  <pic:spPr>
-                    <a:xfrm>
-                      <a:off x="0" y="0"/>
-                      <a:ext cx="5688000" cy="2478745"/>
-                    </a:xfrm>
-                    <a:prstGeom prst="rect"/>
-                  </pic:spPr>
-                </pic:pic>
-              </a:graphicData>
-            </a:graphic>
-          </wp:inline>
-        </w:drawing>
+        <w:rPr>
+          <w:rFonts w:ascii="Times New Roman" w:hAnsi="Times New Roman" w:eastAsia="宋体"/>
+          <w:b w:val="0"/>
+          <w:sz w:val="24"/>
+        </w:rPr>
+        <w:t>三条路径是这样分的。第一条是直接入脑，肽经肠上皮吸收入血，躲过蛋白酶和肾清除，再靠被动扩散或受体介导转胞吞过血脑屏障，在脑间质达到能和 AChE、Aβ、受体作用的游离浓度。第二条是在肠道就地起效，肠腔里的浓度可以到微摩尔甚至更高，作用对象是菌群、细菌功能性淀粉样蛋白、肠上皮和肠神经系统，再经迷走传入和免疫细胞、细胞因子把信号送到中枢。第三条是入血但不进脑，改变外周对 Aβ 的结合与清除（转甲状腺素蛋白、白蛋白、单核巨噬），或者影响 Aβ 跨屏障的净通量。</w:t>
       </w:r>
     </w:p>
     <w:p>
       <w:pPr>
-        <w:keepNext w:val="0"/>
-        <w:spacing w:before="60" w:after="160" w:lineRule="auto" w:line="288"/>
-        <w:jc w:val="center"/>
+        <w:spacing w:before="0" w:after="120" w:lineRule="auto" w:line="360"/>
+        <w:ind w:firstLine="480"/>
+        <w:jc w:val="both"/>
       </w:pPr>
       <w:r>
         <w:rPr>
-          <w:rFonts w:ascii="Times New Roman" w:hAnsi="Times New Roman" w:eastAsia="黑体"/>
-          <w:b/>
-          <w:i w:val="0"/>
-          <w:sz w:val="18"/>
+          <w:rFonts w:ascii="Times New Roman" w:hAnsi="Times New Roman" w:eastAsia="宋体"/>
+          <w:b w:val="0"/>
+          <w:sz w:val="24"/>
         </w:rPr>
-        <w:t>图 2  Stage 0–4 计算工作流与 G1–G5 通过门</w:t>
-        <w:br/>
-        <w:t>Fig.2  The Stage 0–4 computational workflow and its five pass/fail gates</w:t>
+        <w:t>之所以不把第一条当主线，是因为细菌源候选肽大多十几到几十个残基、净正电荷高、两亲性强，这类分子被动过屏障的效率很低；而能过血脑屏障的肽在序列特征上自成一类——偏小、偏疏水、弱阳离子，和一般的穿膜肽并不是一回事[19,20]。与此同时，肠道端和外周端已经有被验证过的完整链条可以用[10-12,26,27,29,30]。</w:t>
       </w:r>
     </w:p>
     <w:p>
       <w:pPr>
-        <w:keepNext/>
-        <w:spacing w:before="160" w:after="60" w:lineRule="auto" w:line="288"/>
-        <w:jc w:val="center"/>
+        <w:spacing w:before="0" w:after="120" w:lineRule="auto" w:line="360"/>
+        <w:ind w:firstLine="480"/>
+        <w:jc w:val="both"/>
       </w:pPr>
       <w:r>
         <w:rPr>
-          <w:rFonts w:ascii="Times New Roman" w:hAnsi="Times New Roman" w:eastAsia="黑体"/>
-          <w:b/>
-          <w:i w:val="0"/>
-          <w:sz w:val="18"/>
+          <w:rFonts w:ascii="Times New Roman" w:hAnsi="Times New Roman" w:eastAsia="宋体"/>
+          <w:b w:val="0"/>
+          <w:sz w:val="24"/>
         </w:rPr>
-        <w:t>表 3  各阶段的工具、参数与通过门</w:t>
+        <w:t>如果还是要主张能入脑，需要同时满足四条：序列层面的血脑屏障穿透预测为阳性，且不只依赖一个模型，并报出概率而不是只给标签；跨膜自由能垒处在可跨越的范围，或者能明确指出受体介导转胞吞的结合面；房室模型给出的脑间质游离浓度不低于目标结合常数的十分之一；脑组织里检出的是完整肽，用质谱定量，而不是降解片段或者只看荧光标记。四条里有一条不成立，就把机制主线放回肠道端和外周端。这不是退让，脑内 Aβ 稳态本来就受外周清除和系统炎症的调控[26,27]，肠源因子不进脑也能改变中枢的病理负荷。</w:t>
       </w:r>
     </w:p>
-    <w:tbl>
-      <w:tblPr>
-        <w:tblStyle w:val="TableGrid"/>
-        <w:tblW w:type="auto" w:w="0"/>
-        <w:jc w:val="center"/>
-        <w:tblLayout w:type="fixed"/>
-        <w:tblLook w:firstColumn="1" w:firstRow="1" w:lastColumn="0" w:lastRow="0" w:noHBand="0" w:noVBand="1" w:val="04A0"/>
-        <w:tblLayout w:type="fixed"/>
-      </w:tblPr>
-      <w:tblGrid>
-        <w:gridCol w:w="2239"/>
-        <w:gridCol w:w="2239"/>
-        <w:gridCol w:w="2239"/>
-        <w:gridCol w:w="2239"/>
-      </w:tblGrid>
-      <w:tr>
-        <w:tc>
-          <w:tcPr>
-            <w:tcW w:type="dxa" w:w="1247"/>
-          </w:tcPr>
-          <w:p>
-            <w:pPr>
-              <w:spacing w:after="20" w:line="276" w:lineRule="auto"/>
-              <w:jc w:val="center"/>
-            </w:pPr>
-            <w:r/>
-            <w:r>
-              <w:rPr>
-                <w:rFonts w:ascii="Times New Roman" w:hAnsi="Times New Roman" w:eastAsia="黑体"/>
-                <w:b/>
-                <w:i w:val="0"/>
-                <w:sz w:val="17"/>
-              </w:rPr>
-              <w:t>阶段</w:t>
-            </w:r>
-          </w:p>
-        </w:tc>
-        <w:tc>
-          <w:tcPr>
-            <w:tcW w:type="dxa" w:w="1474"/>
-          </w:tcPr>
-          <w:p>
-            <w:pPr>
-              <w:spacing w:after="20" w:line="276" w:lineRule="auto"/>
-              <w:jc w:val="center"/>
-            </w:pPr>
-            <w:r/>
-            <w:r>
-              <w:rPr>
-                <w:rFonts w:ascii="Times New Roman" w:hAnsi="Times New Roman" w:eastAsia="黑体"/>
-                <w:b/>
-                <w:i w:val="0"/>
-                <w:sz w:val="17"/>
-              </w:rPr>
-              <w:t>内容</w:t>
-            </w:r>
-          </w:p>
-        </w:tc>
-        <w:tc>
-          <w:tcPr>
-            <w:tcW w:type="dxa" w:w="3515"/>
-          </w:tcPr>
-          <w:p>
-            <w:pPr>
-              <w:spacing w:after="20" w:line="276" w:lineRule="auto"/>
-              <w:jc w:val="center"/>
-            </w:pPr>
-            <w:r/>
-            <w:r>
-              <w:rPr>
-                <w:rFonts w:ascii="Times New Roman" w:hAnsi="Times New Roman" w:eastAsia="黑体"/>
-                <w:b/>
-                <w:i w:val="0"/>
-                <w:sz w:val="17"/>
-              </w:rPr>
-              <w:t>建议工具与参数</w:t>
-            </w:r>
-          </w:p>
-        </w:tc>
-        <w:tc>
-          <w:tcPr>
-            <w:tcW w:type="dxa" w:w="2381"/>
-          </w:tcPr>
-          <w:p>
-            <w:pPr>
-              <w:spacing w:after="20" w:line="276" w:lineRule="auto"/>
-              <w:jc w:val="center"/>
-            </w:pPr>
-            <w:r/>
-            <w:r>
-              <w:rPr>
-                <w:rFonts w:ascii="Times New Roman" w:hAnsi="Times New Roman" w:eastAsia="黑体"/>
-                <w:b/>
-                <w:i w:val="0"/>
-                <w:sz w:val="17"/>
-              </w:rPr>
-              <w:t>输出与通过门</w:t>
-            </w:r>
-          </w:p>
-        </w:tc>
-      </w:tr>
-      <w:tr>
-        <w:tc>
-          <w:tcPr>
-            <w:tcW w:type="dxa" w:w="1247"/>
-          </w:tcPr>
-          <w:p>
-            <w:pPr>
-              <w:spacing w:after="20" w:line="276" w:lineRule="auto"/>
-              <w:jc w:val="left"/>
-            </w:pPr>
-            <w:r/>
-            <w:r>
-              <w:rPr>
-                <w:rFonts w:ascii="Times New Roman" w:hAnsi="Times New Roman" w:eastAsia="宋体"/>
-                <w:b w:val="0"/>
-                <w:i w:val="0"/>
-                <w:sz w:val="17"/>
-              </w:rPr>
-              <w:t>Stage 0 序列分诊</w:t>
-            </w:r>
-          </w:p>
-        </w:tc>
-        <w:tc>
-          <w:tcPr>
-            <w:tcW w:type="dxa" w:w="1474"/>
-          </w:tcPr>
-          <w:p>
-            <w:pPr>
-              <w:spacing w:after="20" w:line="276" w:lineRule="auto"/>
-              <w:jc w:val="left"/>
-            </w:pPr>
-            <w:r/>
-            <w:r>
-              <w:rPr>
-                <w:rFonts w:ascii="Times New Roman" w:hAnsi="Times New Roman" w:eastAsia="宋体"/>
-                <w:b w:val="0"/>
-                <w:i w:val="0"/>
-                <w:sz w:val="17"/>
-              </w:rPr>
-              <w:t>候选肽性质与风险分层</w:t>
-            </w:r>
-          </w:p>
-        </w:tc>
-        <w:tc>
-          <w:tcPr>
-            <w:tcW w:type="dxa" w:w="3515"/>
-          </w:tcPr>
-          <w:p>
-            <w:pPr>
-              <w:spacing w:after="20" w:line="276" w:lineRule="auto"/>
-              <w:jc w:val="left"/>
-            </w:pPr>
-            <w:r/>
-            <w:r>
-              <w:rPr>
-                <w:rFonts w:ascii="Times New Roman" w:hAnsi="Times New Roman" w:eastAsia="宋体"/>
-                <w:b w:val="0"/>
-                <w:i w:val="0"/>
-                <w:sz w:val="17"/>
-              </w:rPr>
-              <w:t>净电荷、疏水矩、两亲性；AmyloGram/WALTZ/TANGO 聚集倾向；B3Pred/B3BPFN 的 BBB 穿透概率[25,26]；溶血/细胞毒预测</w:t>
-            </w:r>
-          </w:p>
-        </w:tc>
-        <w:tc>
-          <w:tcPr>
-            <w:tcW w:type="dxa" w:w="2381"/>
-          </w:tcPr>
-          <w:p>
-            <w:pPr>
-              <w:spacing w:after="20" w:line="276" w:lineRule="auto"/>
-              <w:jc w:val="left"/>
-            </w:pPr>
-            <w:r/>
-            <w:r>
-              <w:rPr>
-                <w:rFonts w:ascii="Times New Roman" w:hAnsi="Times New Roman" w:eastAsia="宋体"/>
-                <w:b w:val="0"/>
-                <w:i w:val="0"/>
-                <w:sz w:val="17"/>
-              </w:rPr>
-              <w:t>分诊表；G1 暴露门：目标位点预测游离浓度 ≥ 0.1×Kd</w:t>
-            </w:r>
-          </w:p>
-        </w:tc>
-      </w:tr>
-      <w:tr>
-        <w:tc>
-          <w:tcPr>
-            <w:tcW w:type="dxa" w:w="1247"/>
-          </w:tcPr>
-          <w:p>
-            <w:pPr>
-              <w:spacing w:after="20" w:line="276" w:lineRule="auto"/>
-              <w:jc w:val="left"/>
-            </w:pPr>
-            <w:r/>
-            <w:r>
-              <w:rPr>
-                <w:rFonts w:ascii="Times New Roman" w:hAnsi="Times New Roman" w:eastAsia="宋体"/>
-                <w:b w:val="0"/>
-                <w:i w:val="0"/>
-                <w:sz w:val="17"/>
-              </w:rPr>
-              <w:t>Stage 1 结构建模</w:t>
-            </w:r>
-          </w:p>
-        </w:tc>
-        <w:tc>
-          <w:tcPr>
-            <w:tcW w:type="dxa" w:w="1474"/>
-          </w:tcPr>
-          <w:p>
-            <w:pPr>
-              <w:spacing w:after="20" w:line="276" w:lineRule="auto"/>
-              <w:jc w:val="left"/>
-            </w:pPr>
-            <w:r/>
-            <w:r>
-              <w:rPr>
-                <w:rFonts w:ascii="Times New Roman" w:hAnsi="Times New Roman" w:eastAsia="宋体"/>
-                <w:b w:val="0"/>
-                <w:i w:val="0"/>
-                <w:sz w:val="17"/>
-              </w:rPr>
-              <w:t>肽与复合体初始构象</w:t>
-            </w:r>
-          </w:p>
-        </w:tc>
-        <w:tc>
-          <w:tcPr>
-            <w:tcW w:type="dxa" w:w="3515"/>
-          </w:tcPr>
-          <w:p>
-            <w:pPr>
-              <w:spacing w:after="20" w:line="276" w:lineRule="auto"/>
-              <w:jc w:val="left"/>
-            </w:pPr>
-            <w:r/>
-            <w:r>
-              <w:rPr>
-                <w:rFonts w:ascii="Times New Roman" w:hAnsi="Times New Roman" w:eastAsia="宋体"/>
-                <w:b w:val="0"/>
-                <w:i w:val="0"/>
-                <w:sz w:val="17"/>
-              </w:rPr>
-              <w:t>ESMFold/ColabFold/AlphaFold3[27]；每条肽保留 5 个模型；pH 7.4 与 pH 6.0 两套质子化状态；无序肽用系综而非单构象</w:t>
-            </w:r>
-          </w:p>
-        </w:tc>
-        <w:tc>
-          <w:tcPr>
-            <w:tcW w:type="dxa" w:w="2381"/>
-          </w:tcPr>
-          <w:p>
-            <w:pPr>
-              <w:spacing w:after="20" w:line="276" w:lineRule="auto"/>
-              <w:jc w:val="left"/>
-            </w:pPr>
-            <w:r/>
-            <w:r>
-              <w:rPr>
-                <w:rFonts w:ascii="Times New Roman" w:hAnsi="Times New Roman" w:eastAsia="宋体"/>
-                <w:b w:val="0"/>
-                <w:i w:val="0"/>
-                <w:sz w:val="17"/>
-              </w:rPr>
-              <w:t>构象系综 + pLDDT/PAE 报告</w:t>
-            </w:r>
-          </w:p>
-        </w:tc>
-      </w:tr>
-      <w:tr>
-        <w:tc>
-          <w:tcPr>
-            <w:tcW w:type="dxa" w:w="1247"/>
-          </w:tcPr>
-          <w:p>
-            <w:pPr>
-              <w:spacing w:after="20" w:line="276" w:lineRule="auto"/>
-              <w:jc w:val="left"/>
-            </w:pPr>
-            <w:r/>
-            <w:r>
-              <w:rPr>
-                <w:rFonts w:ascii="Times New Roman" w:hAnsi="Times New Roman" w:eastAsia="宋体"/>
-                <w:b w:val="0"/>
-                <w:i w:val="0"/>
-                <w:sz w:val="17"/>
-              </w:rPr>
-              <w:t>Stage 2 对接</w:t>
-            </w:r>
-          </w:p>
-        </w:tc>
-        <w:tc>
-          <w:tcPr>
-            <w:tcW w:type="dxa" w:w="1474"/>
-          </w:tcPr>
-          <w:p>
-            <w:pPr>
-              <w:spacing w:after="20" w:line="276" w:lineRule="auto"/>
-              <w:jc w:val="left"/>
-            </w:pPr>
-            <w:r/>
-            <w:r>
-              <w:rPr>
-                <w:rFonts w:ascii="Times New Roman" w:hAnsi="Times New Roman" w:eastAsia="宋体"/>
-                <w:b w:val="0"/>
-                <w:i w:val="0"/>
-                <w:sz w:val="17"/>
-              </w:rPr>
-              <w:t>界面枚举与共识</w:t>
-            </w:r>
-          </w:p>
-        </w:tc>
-        <w:tc>
-          <w:tcPr>
-            <w:tcW w:type="dxa" w:w="3515"/>
-          </w:tcPr>
-          <w:p>
-            <w:pPr>
-              <w:spacing w:after="20" w:line="276" w:lineRule="auto"/>
-              <w:jc w:val="left"/>
-            </w:pPr>
-            <w:r/>
-            <w:r>
-              <w:rPr>
-                <w:rFonts w:ascii="Times New Roman" w:hAnsi="Times New Roman" w:eastAsia="宋体"/>
-                <w:b w:val="0"/>
-                <w:i w:val="0"/>
-                <w:sz w:val="17"/>
-              </w:rPr>
-              <w:t>HADDOCK2.4 数据驱动[28]；ClusPro-PeptiDock[29]、HPEPDOCK 盲对接[30]；AlphaFold-Multimer 交叉验证 ipTM[44]</w:t>
-            </w:r>
-          </w:p>
-        </w:tc>
-        <w:tc>
-          <w:tcPr>
-            <w:tcW w:type="dxa" w:w="2381"/>
-          </w:tcPr>
-          <w:p>
-            <w:pPr>
-              <w:spacing w:after="20" w:line="276" w:lineRule="auto"/>
-              <w:jc w:val="left"/>
-            </w:pPr>
-            <w:r/>
-            <w:r>
-              <w:rPr>
-                <w:rFonts w:ascii="Times New Roman" w:hAnsi="Times New Roman" w:eastAsia="宋体"/>
-                <w:b w:val="0"/>
-                <w:i w:val="0"/>
-                <w:sz w:val="17"/>
-              </w:rPr>
-              <w:t>G2 位姿门：≥2/3 引擎一致、首簇占比≥30%、ipTM≥0.6</w:t>
-            </w:r>
-          </w:p>
-        </w:tc>
-      </w:tr>
-      <w:tr>
-        <w:tc>
-          <w:tcPr>
-            <w:tcW w:type="dxa" w:w="1247"/>
-          </w:tcPr>
-          <w:p>
-            <w:pPr>
-              <w:spacing w:after="20" w:line="276" w:lineRule="auto"/>
-              <w:jc w:val="left"/>
-            </w:pPr>
-            <w:r/>
-            <w:r>
-              <w:rPr>
-                <w:rFonts w:ascii="Times New Roman" w:hAnsi="Times New Roman" w:eastAsia="宋体"/>
-                <w:b w:val="0"/>
-                <w:i w:val="0"/>
-                <w:sz w:val="17"/>
-              </w:rPr>
-              <w:t>Stage 3 动力学</w:t>
-            </w:r>
-          </w:p>
-        </w:tc>
-        <w:tc>
-          <w:tcPr>
-            <w:tcW w:type="dxa" w:w="1474"/>
-          </w:tcPr>
-          <w:p>
-            <w:pPr>
-              <w:spacing w:after="20" w:line="276" w:lineRule="auto"/>
-              <w:jc w:val="left"/>
-            </w:pPr>
-            <w:r/>
-            <w:r>
-              <w:rPr>
-                <w:rFonts w:ascii="Times New Roman" w:hAnsi="Times New Roman" w:eastAsia="宋体"/>
-                <w:b w:val="0"/>
-                <w:i w:val="0"/>
-                <w:sz w:val="17"/>
-              </w:rPr>
-              <w:t>稳定性、自由能与路径</w:t>
-            </w:r>
-          </w:p>
-        </w:tc>
-        <w:tc>
-          <w:tcPr>
-            <w:tcW w:type="dxa" w:w="3515"/>
-          </w:tcPr>
-          <w:p>
-            <w:pPr>
-              <w:spacing w:after="20" w:line="276" w:lineRule="auto"/>
-              <w:jc w:val="left"/>
-            </w:pPr>
-            <w:r/>
-            <w:r>
-              <w:rPr>
-                <w:rFonts w:ascii="Times New Roman" w:hAnsi="Times New Roman" w:eastAsia="宋体"/>
-                <w:b w:val="0"/>
-                <w:i w:val="0"/>
-                <w:sz w:val="17"/>
-              </w:rPr>
-              <w:t>GROMACS[34]；CHARMM36m[31] 与 a99SB-disp[32] 双力场；310 K、0.15 mol/L NaCl；全原子 3×1 μs；膜体系 CHARMM-GUI[35] + Martini 3[33]；REST2[37]、metadynamics[36]、伞形采样；MM/PBSA 仅用于排序[38]</w:t>
-            </w:r>
-          </w:p>
-        </w:tc>
-        <w:tc>
-          <w:tcPr>
-            <w:tcW w:type="dxa" w:w="2381"/>
-          </w:tcPr>
-          <w:p>
-            <w:pPr>
-              <w:spacing w:after="20" w:line="276" w:lineRule="auto"/>
-              <w:jc w:val="left"/>
-            </w:pPr>
-            <w:r/>
-            <w:r>
-              <w:rPr>
-                <w:rFonts w:ascii="Times New Roman" w:hAnsi="Times New Roman" w:eastAsia="宋体"/>
-                <w:b w:val="0"/>
-                <w:i w:val="0"/>
-                <w:sz w:val="17"/>
-              </w:rPr>
-              <w:t>G3 稳定门：末 500 ns 接触占据率≥60% 且 ≥2/3 副本一致；G4 方向门：ΔG(elongation) 与二次成核速率符号一致</w:t>
-            </w:r>
-          </w:p>
-        </w:tc>
-      </w:tr>
-      <w:tr>
-        <w:tc>
-          <w:tcPr>
-            <w:tcW w:type="dxa" w:w="1247"/>
-          </w:tcPr>
-          <w:p>
-            <w:pPr>
-              <w:spacing w:after="20" w:line="276" w:lineRule="auto"/>
-              <w:jc w:val="left"/>
-            </w:pPr>
-            <w:r/>
-            <w:r>
-              <w:rPr>
-                <w:rFonts w:ascii="Times New Roman" w:hAnsi="Times New Roman" w:eastAsia="宋体"/>
-                <w:b w:val="0"/>
-                <w:i w:val="0"/>
-                <w:sz w:val="17"/>
-              </w:rPr>
-              <w:t>Stage 4 系统与验证</w:t>
-            </w:r>
-          </w:p>
-        </w:tc>
-        <w:tc>
-          <w:tcPr>
-            <w:tcW w:type="dxa" w:w="1474"/>
-          </w:tcPr>
-          <w:p>
-            <w:pPr>
-              <w:spacing w:after="20" w:line="276" w:lineRule="auto"/>
-              <w:jc w:val="left"/>
-            </w:pPr>
-            <w:r/>
-            <w:r>
-              <w:rPr>
-                <w:rFonts w:ascii="Times New Roman" w:hAnsi="Times New Roman" w:eastAsia="宋体"/>
-                <w:b w:val="0"/>
-                <w:i w:val="0"/>
-                <w:sz w:val="17"/>
-              </w:rPr>
-              <w:t>暴露、群落与湿实验</w:t>
-            </w:r>
-          </w:p>
-        </w:tc>
-        <w:tc>
-          <w:tcPr>
-            <w:tcW w:type="dxa" w:w="3515"/>
-          </w:tcPr>
-          <w:p>
-            <w:pPr>
-              <w:spacing w:after="20" w:line="276" w:lineRule="auto"/>
-              <w:jc w:val="left"/>
-            </w:pPr>
-            <w:r/>
-            <w:r>
-              <w:rPr>
-                <w:rFonts w:ascii="Times New Roman" w:hAnsi="Times New Roman" w:eastAsia="宋体"/>
-                <w:b w:val="0"/>
-                <w:i w:val="0"/>
-                <w:sz w:val="17"/>
-              </w:rPr>
-              <w:t>PBPK 三室（肠腔–血浆–脑间质）；MICOM 群落 FBA[39]；ThT 全局动力学拟合[42,43]；TEM/AFM、CD、SPR；Transwell BBB 与脑类器官；灌胃给药 + 标记示踪</w:t>
-            </w:r>
-          </w:p>
-        </w:tc>
-        <w:tc>
-          <w:tcPr>
-            <w:tcW w:type="dxa" w:w="2381"/>
-          </w:tcPr>
-          <w:p>
-            <w:pPr>
-              <w:spacing w:after="20" w:line="276" w:lineRule="auto"/>
-              <w:jc w:val="left"/>
-            </w:pPr>
-            <w:r/>
-            <w:r>
-              <w:rPr>
-                <w:rFonts w:ascii="Times New Roman" w:hAnsi="Times New Roman" w:eastAsia="宋体"/>
-                <w:b w:val="0"/>
-                <w:i w:val="0"/>
-                <w:sz w:val="17"/>
-              </w:rPr>
-              <w:t>G5 证伪门：打乱序列与等电荷对照肽必须在 G2–G4 上失败</w:t>
-            </w:r>
-          </w:p>
-        </w:tc>
-      </w:tr>
-    </w:tbl>
     <w:p>
       <w:pPr>
-        <w:keepNext/>
-        <w:spacing w:before="140" w:after="80" w:lineRule="auto" w:line="336"/>
+        <w:spacing w:before="0" w:after="120" w:lineRule="auto" w:line="360"/>
+        <w:ind w:firstLine="480"/>
+        <w:jc w:val="both"/>
+      </w:pPr>
+      <w:r>
+        <w:rPr>
+          <w:rFonts w:ascii="Times New Roman" w:hAnsi="Times New Roman" w:eastAsia="宋体"/>
+          <w:b w:val="0"/>
+          <w:sz w:val="24"/>
+        </w:rPr>
+        <w:t>还有一个低成本但关键的实验：候选肽在模拟肠液和血浆里的稳定性以及降解片段谱。如果主要活性片段变短、变疏水，入脑的可能性反而上升，这时脑内那几个落点就该拿片段而不是全长肽去建模。</w:t>
+      </w:r>
+    </w:p>
+    <w:p>
+      <w:pPr>
+        <w:spacing w:before="240" w:after="120" w:lineRule="auto" w:line="336"/>
         <w:jc w:val="left"/>
       </w:pPr>
       <w:r>
         <w:rPr>
           <w:rFonts w:ascii="Times New Roman" w:hAnsi="Times New Roman" w:eastAsia="黑体"/>
           <w:b/>
-          <w:i w:val="0"/>
-          <w:sz w:val="21"/>
+          <w:sz w:val="26"/>
         </w:rPr>
-        <w:t>4.1  统计与复现口径</w:t>
+        <w:t>五、计算方案与判据</w:t>
       </w:r>
     </w:p>
     <w:p>
       <w:pPr>
-        <w:spacing w:after="40" w:lineRule="auto" w:line="336"/>
-        <w:ind w:left="420" w:hanging="210"/>
+        <w:spacing w:before="0" w:after="120" w:lineRule="auto" w:line="360"/>
+        <w:ind w:firstLine="480"/>
+        <w:jc w:val="both"/>
       </w:pPr>
       <w:r>
         <w:rPr>
           <w:rFonts w:ascii="Times New Roman" w:hAnsi="Times New Roman" w:eastAsia="宋体"/>
           <w:b w:val="0"/>
-          <w:i w:val="0"/>
-          <w:sz w:val="21"/>
+          <w:sz w:val="24"/>
         </w:rPr>
-        <w:t>副本：每个体系至少 3 个独立副本（不同初速度种子），结论必须在 ≥2 个副本中重复；报告块平均误差而非单轨迹标准差。</w:t>
+        <w:t>八个落点共用一套流程，评审看的不是某一次对接分数，而是整条链条是否自洽、能否复现，所以结构来源、力场、时长、判据和阴性对照要统一。</w:t>
       </w:r>
     </w:p>
     <w:p>
       <w:pPr>
-        <w:spacing w:after="40" w:lineRule="auto" w:line="336"/>
-        <w:ind w:left="420" w:hanging="210"/>
+        <w:spacing w:before="0" w:after="120" w:lineRule="auto" w:line="360"/>
+        <w:ind w:firstLine="480"/>
+        <w:jc w:val="both"/>
       </w:pPr>
       <w:r>
         <w:rPr>
           <w:rFonts w:ascii="Times New Roman" w:hAnsi="Times New Roman" w:eastAsia="宋体"/>
           <w:b w:val="0"/>
-          <w:i w:val="0"/>
-          <w:sz w:val="21"/>
+          <w:sz w:val="24"/>
         </w:rPr>
-        <w:t>收敛：RMSD 平台 + 接触数时间序列 + 自由能面块收敛检验；对增强采样报告交换率（REST2 建议 20%–30%）与收敛曲线。</w:t>
+        <w:t>序列层面先做分诊：净电荷、疏水矩、两亲性，聚集倾向预测，血脑屏障穿透预测，以及溶血和细胞毒预测，同时给出各隔室的可及浓度估计——这一步不过关，后面的结论都只在试管里成立。结构用 ESMFold 或 AlphaFold3 生成，无序肽保留构象系综而不是单一构象，并准备 pH 7.4 和 pH 6.0 两套质子化状态。</w:t>
       </w:r>
     </w:p>
     <w:p>
       <w:pPr>
-        <w:spacing w:after="40" w:lineRule="auto" w:line="336"/>
-        <w:ind w:left="420" w:hanging="210"/>
+        <w:spacing w:before="0" w:after="120" w:lineRule="auto" w:line="360"/>
+        <w:ind w:firstLine="480"/>
+        <w:jc w:val="both"/>
       </w:pPr>
       <w:r>
         <w:rPr>
           <w:rFonts w:ascii="Times New Roman" w:hAnsi="Times New Roman" w:eastAsia="宋体"/>
           <w:b w:val="0"/>
-          <w:i w:val="0"/>
-          <w:sz w:val="21"/>
+          <w:sz w:val="24"/>
         </w:rPr>
-        <w:t>报告：MM/PBSA 只给相对排序，不与实验 Kd 直接比较；所有输入结构、mdp/参数文件、分析脚本随文归档（建议 Zenodo）。</w:t>
+        <w:t>对接只用来枚举可能的界面，不进入结论句。数据驱动对接（HADDOCK）和盲对接（HPEPDOCK、ClusPro）并用，再用 AlphaFold-Multimer 交叉验证，要求至少两个引擎给出一致的位姿、首位聚类占比不低于三成。</w:t>
       </w:r>
     </w:p>
     <w:p>
       <w:pPr>
-        <w:spacing w:after="40" w:lineRule="auto" w:line="336"/>
-        <w:ind w:left="420" w:hanging="210"/>
+        <w:spacing w:before="0" w:after="120" w:lineRule="auto" w:line="360"/>
+        <w:ind w:firstLine="480"/>
+        <w:jc w:val="both"/>
       </w:pPr>
       <w:r>
         <w:rPr>
           <w:rFonts w:ascii="Times New Roman" w:hAnsi="Times New Roman" w:eastAsia="宋体"/>
           <w:b w:val="0"/>
-          <w:i w:val="0"/>
-          <w:sz w:val="21"/>
+          <w:sz w:val="24"/>
         </w:rPr>
-        <w:t>阴性对照必须与正样本同流程、同时长，不得只跑一半。</w:t>
+        <w:t>动力学部分，全原子体系每个跑三条 1 μs 的独立轨迹，310 K、0.15 mol/L NaCl；膜体系先用 Martini 3 跑长时程，关键构象回到全原子；自由能用伞形采样或 metadynamics，MM/PBSA 只做相对排序，不和实验亲和力直接比。判定稳定的标准是最后 500 ns 的界面接触占据率不低于六成，而且至少两条副本一致。</w:t>
       </w:r>
     </w:p>
     <w:p>
       <w:pPr>
-        <w:keepNext/>
-        <w:spacing w:before="200" w:after="100" w:lineRule="auto" w:line="336"/>
+        <w:spacing w:before="0" w:after="120" w:lineRule="auto" w:line="360"/>
+        <w:ind w:firstLine="480"/>
+        <w:jc w:val="both"/>
+      </w:pPr>
+      <w:r>
+        <w:rPr>
+          <w:rFonts w:ascii="Times New Roman" w:hAnsi="Times New Roman" w:eastAsia="宋体"/>
+          <w:b w:val="0"/>
+          <w:sz w:val="24"/>
+        </w:rPr>
+        <w:t>阴性对照必须和正样本同流程、同时长：打乱序列的肽、等长等电荷的非抗菌肽、同源但没有抗菌活性的肽，这三类都应当通不过上面的判据。能做到这一点，“为什么是这条肽而不是随便哪条阳离子肽”这个问题才算回答了。</w:t>
+      </w:r>
+    </w:p>
+    <w:p>
+      <w:pPr>
+        <w:spacing w:before="240" w:after="120" w:lineRule="auto" w:line="336"/>
         <w:jc w:val="left"/>
       </w:pPr>
       <w:r>
         <w:rPr>
           <w:rFonts w:ascii="Times New Roman" w:hAnsi="Times New Roman" w:eastAsia="黑体"/>
           <w:b/>
-          <w:i w:val="0"/>
-          <w:sz w:val="24"/>
+          <w:sz w:val="26"/>
         </w:rPr>
-        <w:t>5  肠道来源意味着什么：三条暴露路径的判别</w:t>
+        <w:t>六、接下来的安排</w:t>
       </w:r>
     </w:p>
     <w:p>
       <w:pPr>
-        <w:spacing w:after="60" w:lineRule="auto" w:line="360"/>
-        <w:ind w:firstLine="420"/>
+        <w:spacing w:before="0" w:after="120" w:lineRule="auto" w:line="360"/>
+        <w:ind w:firstLine="480"/>
         <w:jc w:val="both"/>
       </w:pPr>
       <w:r>
         <w:rPr>
           <w:rFonts w:ascii="Times New Roman" w:hAnsi="Times New Roman" w:eastAsia="宋体"/>
           <w:b w:val="0"/>
-          <w:i w:val="0"/>
-          <w:sz w:val="21"/>
+          <w:sz w:val="24"/>
         </w:rPr>
-        <w:t>这是本课题最容易被问倒、也最容易做出亮点的一节。结论先行：</w:t>
+        <w:t>优先做两件事。一是把肠道端（第 8 条）和外周清除竞争（第 6 条）立起来，这两条不依赖跨屏障假设，风险最低，而且能直接给出“肠道来源”这个出身的意义。二是把原有的 AChE 三元体系和交叉成核的方向判据补完，这两条是已经动手的部分，补上三元体系、双力场和 ThT 全局拟合之后，机制层次和可证伪性都能上一个台阶。</w:t>
       </w:r>
-      <w:r>
-        <w:rPr>
-          <w:rFonts w:ascii="Times New Roman" w:hAnsi="Times New Roman" w:eastAsia="黑体"/>
-          <w:b/>
-          <w:i w:val="0"/>
-          <w:sz w:val="21"/>
-        </w:rPr>
-        <w:t>对肠道宏基因组来源的抗菌肽而言，“必须穿过血脑屏障才能影响大脑”不是默认前提，而是三条并列假设中最苛刻的一条；本文建议以肠道局部与外周信号为主假设、以跨 BBB 为次要分支</w:t>
-      </w:r>
+    </w:p>
+    <w:p>
+      <w:pPr>
+        <w:spacing w:before="0" w:after="120" w:lineRule="auto" w:line="360"/>
+        <w:ind w:firstLine="480"/>
+        <w:jc w:val="both"/>
+      </w:pPr>
       <w:r>
         <w:rPr>
           <w:rFonts w:ascii="Times New Roman" w:hAnsi="Times New Roman" w:eastAsia="宋体"/>
           <w:b w:val="0"/>
-          <w:i w:val="0"/>
-          <w:sz w:val="21"/>
+          <w:sz w:val="24"/>
         </w:rPr>
-        <w:t>。理由是：多数细菌源候选肽为 10–50 残基、高净正电荷、两亲性强，这类分子的被动跨 BBB 效率极低，而 BBB 穿透肽在序列特征上自成一类（偏小、偏疏水、弱阳离子），并不等同于一般穿膜肽</w:t>
-      </w:r>
-      <w:r>
-        <w:rPr>
-          <w:rFonts w:ascii="Times New Roman" w:hAnsi="Times New Roman" w:eastAsia="宋体"/>
-          <w:b w:val="0"/>
-          <w:i w:val="0"/>
-          <w:sz w:val="21"/>
-        </w:rPr>
-        <w:t>[25,26]</w:t>
-      </w:r>
-      <w:r>
-        <w:rPr>
-          <w:rFonts w:ascii="Times New Roman" w:hAnsi="Times New Roman" w:eastAsia="宋体"/>
-          <w:b w:val="0"/>
-          <w:i w:val="0"/>
-          <w:sz w:val="21"/>
-        </w:rPr>
-        <w:t>；与此同时，肠道端与外周端已经有完整且被验证过的致病链条可用</w:t>
-      </w:r>
-      <w:r>
-        <w:rPr>
-          <w:rFonts w:ascii="Times New Roman" w:hAnsi="Times New Roman" w:eastAsia="宋体"/>
-          <w:b w:val="0"/>
-          <w:i w:val="0"/>
-          <w:sz w:val="21"/>
-        </w:rPr>
-        <w:t>[10-13,40,41,49,50]</w:t>
-      </w:r>
-      <w:r>
-        <w:rPr>
-          <w:rFonts w:ascii="Times New Roman" w:hAnsi="Times New Roman" w:eastAsia="宋体"/>
-          <w:b w:val="0"/>
-          <w:i w:val="0"/>
-          <w:sz w:val="21"/>
-        </w:rPr>
-        <w:t>。</w:t>
+        <w:t>受体那一层（第 4 条）放在第二批，它最容易和 AD 表型对上，但需要膜体系和细胞实验配合，周期较长。膜界面（第 5 条）、自淀粉样化（第 7 条）、tau（第 3 条）作为第三批，视前两批的结果决定是否展开。跨血脑屏障那条路径在稳定性和降解片段谱的数据出来之前，先按条件分支处理，不写进主线结论。</w:t>
       </w:r>
     </w:p>
     <w:p>
       <w:pPr>
-        <w:keepNext/>
-        <w:spacing w:before="140" w:after="80" w:lineRule="auto" w:line="336"/>
+        <w:spacing w:before="240" w:after="120" w:lineRule="auto" w:line="336"/>
         <w:jc w:val="left"/>
       </w:pPr>
       <w:r>
         <w:rPr>
           <w:rFonts w:ascii="Times New Roman" w:hAnsi="Times New Roman" w:eastAsia="黑体"/>
           <w:b/>
-          <w:i w:val="0"/>
-          <w:sz w:val="21"/>
-        </w:rPr>
-        <w:t>5.1  三条候选路径</w:t>
-      </w:r>
-    </w:p>
-    <w:p>
-      <w:pPr>
-        <w:spacing w:after="40" w:lineRule="auto" w:line="336"/>
-        <w:ind w:left="420" w:hanging="210"/>
-      </w:pPr>
-      <w:r>
-        <w:rPr>
-          <w:rFonts w:ascii="Times New Roman" w:hAnsi="Times New Roman" w:eastAsia="宋体"/>
-          <w:b w:val="0"/>
-          <w:i w:val="0"/>
-          <w:sz w:val="21"/>
-        </w:rPr>
-        <w:t>R1 直接入脑：肽经肠上皮吸收入血、逃过蛋白酶与肾清除、再经被动扩散或受体介导转胞吞（RMT，如 TfR/LRP1/GLUT1）跨过 BBB，在脑间质达到可与 AChE/Aβ/受体作用的游离浓度。对应 M1、M2、M4、M5 在脑内的版本。</w:t>
-      </w:r>
-    </w:p>
-    <w:p>
-      <w:pPr>
-        <w:spacing w:after="40" w:lineRule="auto" w:line="336"/>
-        <w:ind w:left="420" w:hanging="210"/>
-      </w:pPr>
-      <w:r>
-        <w:rPr>
-          <w:rFonts w:ascii="Times New Roman" w:hAnsi="Times New Roman" w:eastAsia="宋体"/>
-          <w:b w:val="0"/>
-          <w:i w:val="0"/>
-          <w:sz w:val="21"/>
-        </w:rPr>
-        <w:t>R2 肠道局部 + 神经/免疫传导：肽在肠腔（浓度可达 μmol/L 甚至更高）作用于菌群、细菌功能性淀粉样蛋白、肠上皮与肠神经系统，经迷走传入、肠源免疫细胞迁移与细胞因子传导影响中枢。对应 M8a、M8b 与 M7 的肠腔版本。</w:t>
-      </w:r>
-    </w:p>
-    <w:p>
-      <w:pPr>
-        <w:spacing w:after="40" w:lineRule="auto" w:line="336"/>
-        <w:ind w:left="420" w:hanging="210"/>
-      </w:pPr>
-      <w:r>
-        <w:rPr>
-          <w:rFonts w:ascii="Times New Roman" w:hAnsi="Times New Roman" w:eastAsia="宋体"/>
-          <w:b w:val="0"/>
-          <w:i w:val="0"/>
-          <w:sz w:val="21"/>
-        </w:rPr>
-        <w:t>R3 入血后外周作用：不入脑，但改变外周 Aβ 沉降槽（TTR/白蛋白/ApoE 结合与外周单核-巨噬清除）、改变 IDE/NEP 介导的外周降解、或经内皮与 RAGE/LRP1 影响 Aβ 的跨屏障净通量。对应 M6 与 M4 的外周版本。</w:t>
-      </w:r>
-    </w:p>
-    <w:p>
-      <w:pPr>
-        <w:keepNext/>
-        <w:spacing w:before="160" w:after="60" w:lineRule="auto" w:line="288"/>
-        <w:jc w:val="center"/>
-      </w:pPr>
-      <w:r>
-        <w:rPr>
-          <w:rFonts w:ascii="Times New Roman" w:hAnsi="Times New Roman" w:eastAsia="黑体"/>
-          <w:b/>
-          <w:i w:val="0"/>
-          <w:sz w:val="18"/>
-        </w:rPr>
-        <w:t>表 4  三条暴露路径的判别矩阵（计算指标 / 实验指标 / 证伪条件）</w:t>
-      </w:r>
-    </w:p>
-    <w:tbl>
-      <w:tblPr>
-        <w:tblStyle w:val="TableGrid"/>
-        <w:tblW w:type="auto" w:w="0"/>
-        <w:jc w:val="center"/>
-        <w:tblLayout w:type="fixed"/>
-        <w:tblLook w:firstColumn="1" w:firstRow="1" w:lastColumn="0" w:lastRow="0" w:noHBand="0" w:noVBand="1" w:val="04A0"/>
-        <w:tblLayout w:type="fixed"/>
-      </w:tblPr>
-      <w:tblGrid>
-        <w:gridCol w:w="2239"/>
-        <w:gridCol w:w="2239"/>
-        <w:gridCol w:w="2239"/>
-        <w:gridCol w:w="2239"/>
-      </w:tblGrid>
-      <w:tr>
-        <w:tc>
-          <w:tcPr>
-            <w:tcW w:type="dxa" w:w="1474"/>
-          </w:tcPr>
-          <w:p>
-            <w:pPr>
-              <w:spacing w:after="20" w:line="276" w:lineRule="auto"/>
-              <w:jc w:val="center"/>
-            </w:pPr>
-            <w:r/>
-            <w:r>
-              <w:rPr>
-                <w:rFonts w:ascii="Times New Roman" w:hAnsi="Times New Roman" w:eastAsia="黑体"/>
-                <w:b/>
-                <w:i w:val="0"/>
-                <w:sz w:val="17"/>
-              </w:rPr>
-              <w:t>判别维度</w:t>
-            </w:r>
-          </w:p>
-        </w:tc>
-        <w:tc>
-          <w:tcPr>
-            <w:tcW w:type="dxa" w:w="2381"/>
-          </w:tcPr>
-          <w:p>
-            <w:pPr>
-              <w:spacing w:after="20" w:line="276" w:lineRule="auto"/>
-              <w:jc w:val="center"/>
-            </w:pPr>
-            <w:r/>
-            <w:r>
-              <w:rPr>
-                <w:rFonts w:ascii="Times New Roman" w:hAnsi="Times New Roman" w:eastAsia="黑体"/>
-                <w:b/>
-                <w:i w:val="0"/>
-                <w:sz w:val="17"/>
-              </w:rPr>
-              <w:t>R1 跨 BBB 入脑</w:t>
-            </w:r>
-          </w:p>
-        </w:tc>
-        <w:tc>
-          <w:tcPr>
-            <w:tcW w:type="dxa" w:w="2381"/>
-          </w:tcPr>
-          <w:p>
-            <w:pPr>
-              <w:spacing w:after="20" w:line="276" w:lineRule="auto"/>
-              <w:jc w:val="center"/>
-            </w:pPr>
-            <w:r/>
-            <w:r>
-              <w:rPr>
-                <w:rFonts w:ascii="Times New Roman" w:hAnsi="Times New Roman" w:eastAsia="黑体"/>
-                <w:b/>
-                <w:i w:val="0"/>
-                <w:sz w:val="17"/>
-              </w:rPr>
-              <w:t>R2 肠道局部 + 神经免疫</w:t>
-            </w:r>
-          </w:p>
-        </w:tc>
-        <w:tc>
-          <w:tcPr>
-            <w:tcW w:type="dxa" w:w="2381"/>
-          </w:tcPr>
-          <w:p>
-            <w:pPr>
-              <w:spacing w:after="20" w:line="276" w:lineRule="auto"/>
-              <w:jc w:val="center"/>
-            </w:pPr>
-            <w:r/>
-            <w:r>
-              <w:rPr>
-                <w:rFonts w:ascii="Times New Roman" w:hAnsi="Times New Roman" w:eastAsia="黑体"/>
-                <w:b/>
-                <w:i w:val="0"/>
-                <w:sz w:val="17"/>
-              </w:rPr>
-              <w:t>R3 外周作用</w:t>
-            </w:r>
-          </w:p>
-        </w:tc>
-      </w:tr>
-      <w:tr>
-        <w:tc>
-          <w:tcPr>
-            <w:tcW w:type="dxa" w:w="1474"/>
-          </w:tcPr>
-          <w:p>
-            <w:pPr>
-              <w:spacing w:after="20" w:line="276" w:lineRule="auto"/>
-              <w:jc w:val="left"/>
-            </w:pPr>
-            <w:r/>
-            <w:r>
-              <w:rPr>
-                <w:rFonts w:ascii="Times New Roman" w:hAnsi="Times New Roman" w:eastAsia="宋体"/>
-                <w:b w:val="0"/>
-                <w:i w:val="0"/>
-                <w:sz w:val="17"/>
-              </w:rPr>
-              <w:t>可及浓度量级</w:t>
-            </w:r>
-          </w:p>
-        </w:tc>
-        <w:tc>
-          <w:tcPr>
-            <w:tcW w:type="dxa" w:w="2381"/>
-          </w:tcPr>
-          <w:p>
-            <w:pPr>
-              <w:spacing w:after="20" w:line="276" w:lineRule="auto"/>
-              <w:jc w:val="left"/>
-            </w:pPr>
-            <w:r/>
-            <w:r>
-              <w:rPr>
-                <w:rFonts w:ascii="Times New Roman" w:hAnsi="Times New Roman" w:eastAsia="宋体"/>
-                <w:b w:val="0"/>
-                <w:i w:val="0"/>
-                <w:sz w:val="17"/>
-              </w:rPr>
-              <w:t>脑间质游离 pmol/L–nmol/L 级，需 PBPK 支撑</w:t>
-            </w:r>
-          </w:p>
-        </w:tc>
-        <w:tc>
-          <w:tcPr>
-            <w:tcW w:type="dxa" w:w="2381"/>
-          </w:tcPr>
-          <w:p>
-            <w:pPr>
-              <w:spacing w:after="20" w:line="276" w:lineRule="auto"/>
-              <w:jc w:val="left"/>
-            </w:pPr>
-            <w:r/>
-            <w:r>
-              <w:rPr>
-                <w:rFonts w:ascii="Times New Roman" w:hAnsi="Times New Roman" w:eastAsia="宋体"/>
-                <w:b w:val="0"/>
-                <w:i w:val="0"/>
-                <w:sz w:val="17"/>
-              </w:rPr>
-              <w:t>肠腔 μmol/L–mmol/L 级，最宽松</w:t>
-            </w:r>
-          </w:p>
-        </w:tc>
-        <w:tc>
-          <w:tcPr>
-            <w:tcW w:type="dxa" w:w="2381"/>
-          </w:tcPr>
-          <w:p>
-            <w:pPr>
-              <w:spacing w:after="20" w:line="276" w:lineRule="auto"/>
-              <w:jc w:val="left"/>
-            </w:pPr>
-            <w:r/>
-            <w:r>
-              <w:rPr>
-                <w:rFonts w:ascii="Times New Roman" w:hAnsi="Times New Roman" w:eastAsia="宋体"/>
-                <w:b w:val="0"/>
-                <w:i w:val="0"/>
-                <w:sz w:val="17"/>
-              </w:rPr>
-              <w:t>血浆 nmol/L–μmol/L 级，受蛋白结合与清除限制</w:t>
-            </w:r>
-          </w:p>
-        </w:tc>
-      </w:tr>
-      <w:tr>
-        <w:tc>
-          <w:tcPr>
-            <w:tcW w:type="dxa" w:w="1474"/>
-          </w:tcPr>
-          <w:p>
-            <w:pPr>
-              <w:spacing w:after="20" w:line="276" w:lineRule="auto"/>
-              <w:jc w:val="left"/>
-            </w:pPr>
-            <w:r/>
-            <w:r>
-              <w:rPr>
-                <w:rFonts w:ascii="Times New Roman" w:hAnsi="Times New Roman" w:eastAsia="宋体"/>
-                <w:b w:val="0"/>
-                <w:i w:val="0"/>
-                <w:sz w:val="17"/>
-              </w:rPr>
-              <w:t>核心计算指标</w:t>
-            </w:r>
-          </w:p>
-        </w:tc>
-        <w:tc>
-          <w:tcPr>
-            <w:tcW w:type="dxa" w:w="2381"/>
-          </w:tcPr>
-          <w:p>
-            <w:pPr>
-              <w:spacing w:after="20" w:line="276" w:lineRule="auto"/>
-              <w:jc w:val="left"/>
-            </w:pPr>
-            <w:r/>
-            <w:r>
-              <w:rPr>
-                <w:rFonts w:ascii="Times New Roman" w:hAnsi="Times New Roman" w:eastAsia="宋体"/>
-                <w:b w:val="0"/>
-                <w:i w:val="0"/>
-                <w:sz w:val="17"/>
-              </w:rPr>
-              <w:t>B3Pred/B3BPFN 概率；跨膜 PMF 能垒；RMT 受体对接；PBPK 脑/血分配比 Kp,uu</w:t>
-            </w:r>
-          </w:p>
-        </w:tc>
-        <w:tc>
-          <w:tcPr>
-            <w:tcW w:type="dxa" w:w="2381"/>
-          </w:tcPr>
-          <w:p>
-            <w:pPr>
-              <w:spacing w:after="20" w:line="276" w:lineRule="auto"/>
-              <w:jc w:val="left"/>
-            </w:pPr>
-            <w:r/>
-            <w:r>
-              <w:rPr>
-                <w:rFonts w:ascii="Times New Roman" w:hAnsi="Times New Roman" w:eastAsia="宋体"/>
-                <w:b w:val="0"/>
-                <w:i w:val="0"/>
-                <w:sz w:val="17"/>
-              </w:rPr>
-              <w:t>MIC 谱 + 群落 FBA 通量；CsgA 界面对接；肠上皮膜 CGMD</w:t>
-            </w:r>
-          </w:p>
-        </w:tc>
-        <w:tc>
-          <w:tcPr>
-            <w:tcW w:type="dxa" w:w="2381"/>
-          </w:tcPr>
-          <w:p>
-            <w:pPr>
-              <w:spacing w:after="20" w:line="276" w:lineRule="auto"/>
-              <w:jc w:val="left"/>
-            </w:pPr>
-            <w:r/>
-            <w:r>
-              <w:rPr>
-                <w:rFonts w:ascii="Times New Roman" w:hAnsi="Times New Roman" w:eastAsia="宋体"/>
-                <w:b w:val="0"/>
-                <w:i w:val="0"/>
-                <w:sz w:val="17"/>
-              </w:rPr>
-              <w:t>血浆蛋白结合对接（白蛋白/TTR）；IDE/NEP 竞争；内皮受体对接</w:t>
-            </w:r>
-          </w:p>
-        </w:tc>
-      </w:tr>
-      <w:tr>
-        <w:tc>
-          <w:tcPr>
-            <w:tcW w:type="dxa" w:w="1474"/>
-          </w:tcPr>
-          <w:p>
-            <w:pPr>
-              <w:spacing w:after="20" w:line="276" w:lineRule="auto"/>
-              <w:jc w:val="left"/>
-            </w:pPr>
-            <w:r/>
-            <w:r>
-              <w:rPr>
-                <w:rFonts w:ascii="Times New Roman" w:hAnsi="Times New Roman" w:eastAsia="宋体"/>
-                <w:b w:val="0"/>
-                <w:i w:val="0"/>
-                <w:sz w:val="17"/>
-              </w:rPr>
-              <w:t>关键实验</w:t>
-            </w:r>
-          </w:p>
-        </w:tc>
-        <w:tc>
-          <w:tcPr>
-            <w:tcW w:type="dxa" w:w="2381"/>
-          </w:tcPr>
-          <w:p>
-            <w:pPr>
-              <w:spacing w:after="20" w:line="276" w:lineRule="auto"/>
-              <w:jc w:val="left"/>
-            </w:pPr>
-            <w:r/>
-            <w:r>
-              <w:rPr>
-                <w:rFonts w:ascii="Times New Roman" w:hAnsi="Times New Roman" w:eastAsia="宋体"/>
-                <w:b w:val="0"/>
-                <w:i w:val="0"/>
-                <w:sz w:val="17"/>
-              </w:rPr>
-              <w:t>体外 Transwell BBB/脑类器官表观渗透系数；标记肽脑内定量（LC-MS/MS 而非仅荧光）</w:t>
-            </w:r>
-          </w:p>
-        </w:tc>
-        <w:tc>
-          <w:tcPr>
-            <w:tcW w:type="dxa" w:w="2381"/>
-          </w:tcPr>
-          <w:p>
-            <w:pPr>
-              <w:spacing w:after="20" w:line="276" w:lineRule="auto"/>
-              <w:jc w:val="left"/>
-            </w:pPr>
-            <w:r/>
-            <w:r>
-              <w:rPr>
-                <w:rFonts w:ascii="Times New Roman" w:hAnsi="Times New Roman" w:eastAsia="宋体"/>
-                <w:b w:val="0"/>
-                <w:i w:val="0"/>
-                <w:sz w:val="17"/>
-              </w:rPr>
-              <w:t>无菌/抗生素小鼠定植；粪菌宏基因组与代谢组；TEER；迷走切断对照</w:t>
-            </w:r>
-          </w:p>
-        </w:tc>
-        <w:tc>
-          <w:tcPr>
-            <w:tcW w:type="dxa" w:w="2381"/>
-          </w:tcPr>
-          <w:p>
-            <w:pPr>
-              <w:spacing w:after="20" w:line="276" w:lineRule="auto"/>
-              <w:jc w:val="left"/>
-            </w:pPr>
-            <w:r/>
-            <w:r>
-              <w:rPr>
-                <w:rFonts w:ascii="Times New Roman" w:hAnsi="Times New Roman" w:eastAsia="宋体"/>
-                <w:b w:val="0"/>
-                <w:i w:val="0"/>
-                <w:sz w:val="17"/>
-              </w:rPr>
-              <w:t>血浆 Aβ 结合竞争；外周清除动力学；肝/脾巨噬吞噬</w:t>
-            </w:r>
-          </w:p>
-        </w:tc>
-      </w:tr>
-      <w:tr>
-        <w:tc>
-          <w:tcPr>
-            <w:tcW w:type="dxa" w:w="1474"/>
-          </w:tcPr>
-          <w:p>
-            <w:pPr>
-              <w:spacing w:after="20" w:line="276" w:lineRule="auto"/>
-              <w:jc w:val="left"/>
-            </w:pPr>
-            <w:r/>
-            <w:r>
-              <w:rPr>
-                <w:rFonts w:ascii="Times New Roman" w:hAnsi="Times New Roman" w:eastAsia="宋体"/>
-                <w:b w:val="0"/>
-                <w:i w:val="0"/>
-                <w:sz w:val="17"/>
-              </w:rPr>
-              <w:t>阳性判据</w:t>
-            </w:r>
-          </w:p>
-        </w:tc>
-        <w:tc>
-          <w:tcPr>
-            <w:tcW w:type="dxa" w:w="2381"/>
-          </w:tcPr>
-          <w:p>
-            <w:pPr>
-              <w:spacing w:after="20" w:line="276" w:lineRule="auto"/>
-              <w:jc w:val="left"/>
-            </w:pPr>
-            <w:r/>
-            <w:r>
-              <w:rPr>
-                <w:rFonts w:ascii="Times New Roman" w:hAnsi="Times New Roman" w:eastAsia="宋体"/>
-                <w:b w:val="0"/>
-                <w:i w:val="0"/>
-                <w:sz w:val="17"/>
-              </w:rPr>
-              <w:t>Kp,uu ≥ 0.05 且脑内浓度 ≥ 0.1×Kd</w:t>
-            </w:r>
-          </w:p>
-        </w:tc>
-        <w:tc>
-          <w:tcPr>
-            <w:tcW w:type="dxa" w:w="2381"/>
-          </w:tcPr>
-          <w:p>
-            <w:pPr>
-              <w:spacing w:after="20" w:line="276" w:lineRule="auto"/>
-              <w:jc w:val="left"/>
-            </w:pPr>
-            <w:r/>
-            <w:r>
-              <w:rPr>
-                <w:rFonts w:ascii="Times New Roman" w:hAnsi="Times New Roman" w:eastAsia="宋体"/>
-                <w:b w:val="0"/>
-                <w:i w:val="0"/>
-                <w:sz w:val="17"/>
-              </w:rPr>
-              <w:t>菌群/屏障/炎症三项中至少两项方向一致且剂量依赖</w:t>
-            </w:r>
-          </w:p>
-        </w:tc>
-        <w:tc>
-          <w:tcPr>
-            <w:tcW w:type="dxa" w:w="2381"/>
-          </w:tcPr>
-          <w:p>
-            <w:pPr>
-              <w:spacing w:after="20" w:line="276" w:lineRule="auto"/>
-              <w:jc w:val="left"/>
-            </w:pPr>
-            <w:r/>
-            <w:r>
-              <w:rPr>
-                <w:rFonts w:ascii="Times New Roman" w:hAnsi="Times New Roman" w:eastAsia="宋体"/>
-                <w:b w:val="0"/>
-                <w:i w:val="0"/>
-                <w:sz w:val="17"/>
-              </w:rPr>
-              <w:t>外周 Aβ 清除速率显著下降且脑内负荷相应升高</w:t>
-            </w:r>
-          </w:p>
-        </w:tc>
-      </w:tr>
-      <w:tr>
-        <w:tc>
-          <w:tcPr>
-            <w:tcW w:type="dxa" w:w="1474"/>
-          </w:tcPr>
-          <w:p>
-            <w:pPr>
-              <w:spacing w:after="20" w:line="276" w:lineRule="auto"/>
-              <w:jc w:val="left"/>
-            </w:pPr>
-            <w:r/>
-            <w:r>
-              <w:rPr>
-                <w:rFonts w:ascii="Times New Roman" w:hAnsi="Times New Roman" w:eastAsia="宋体"/>
-                <w:b w:val="0"/>
-                <w:i w:val="0"/>
-                <w:sz w:val="17"/>
-              </w:rPr>
-              <w:t>证伪条件</w:t>
-            </w:r>
-          </w:p>
-        </w:tc>
-        <w:tc>
-          <w:tcPr>
-            <w:tcW w:type="dxa" w:w="2381"/>
-          </w:tcPr>
-          <w:p>
-            <w:pPr>
-              <w:spacing w:after="20" w:line="276" w:lineRule="auto"/>
-              <w:jc w:val="left"/>
-            </w:pPr>
-            <w:r/>
-            <w:r>
-              <w:rPr>
-                <w:rFonts w:ascii="Times New Roman" w:hAnsi="Times New Roman" w:eastAsia="宋体"/>
-                <w:b w:val="0"/>
-                <w:i w:val="0"/>
-                <w:sz w:val="17"/>
-              </w:rPr>
-              <w:t>脑内检测不到完整肽（仅见降解片段）→ R1 不成立</w:t>
-            </w:r>
-          </w:p>
-        </w:tc>
-        <w:tc>
-          <w:tcPr>
-            <w:tcW w:type="dxa" w:w="2381"/>
-          </w:tcPr>
-          <w:p>
-            <w:pPr>
-              <w:spacing w:after="20" w:line="276" w:lineRule="auto"/>
-              <w:jc w:val="left"/>
-            </w:pPr>
-            <w:r/>
-            <w:r>
-              <w:rPr>
-                <w:rFonts w:ascii="Times New Roman" w:hAnsi="Times New Roman" w:eastAsia="宋体"/>
-                <w:b w:val="0"/>
-                <w:i w:val="0"/>
-                <w:sz w:val="17"/>
-              </w:rPr>
-              <w:t>无菌小鼠中效应消失 → R2 依赖菌群的部分不成立</w:t>
-            </w:r>
-          </w:p>
-        </w:tc>
-        <w:tc>
-          <w:tcPr>
-            <w:tcW w:type="dxa" w:w="2381"/>
-          </w:tcPr>
-          <w:p>
-            <w:pPr>
-              <w:spacing w:after="20" w:line="276" w:lineRule="auto"/>
-              <w:jc w:val="left"/>
-            </w:pPr>
-            <w:r/>
-            <w:r>
-              <w:rPr>
-                <w:rFonts w:ascii="Times New Roman" w:hAnsi="Times New Roman" w:eastAsia="宋体"/>
-                <w:b w:val="0"/>
-                <w:i w:val="0"/>
-                <w:sz w:val="17"/>
-              </w:rPr>
-              <w:t>迷走切断或外周清除阻断后效应不变 → R3 贡献有限</w:t>
-            </w:r>
-          </w:p>
-        </w:tc>
-      </w:tr>
-    </w:tbl>
-    <w:p>
-      <w:pPr>
-        <w:keepNext/>
-        <w:spacing w:before="140" w:after="80" w:lineRule="auto" w:line="336"/>
-        <w:jc w:val="left"/>
-      </w:pPr>
-      <w:r>
-        <w:rPr>
-          <w:rFonts w:ascii="Times New Roman" w:hAnsi="Times New Roman" w:eastAsia="黑体"/>
-          <w:b/>
-          <w:i w:val="0"/>
-          <w:sz w:val="21"/>
-        </w:rPr>
-        <w:t>5.2  若要主张 R1 成立，必须同时满足的四个条件</w:t>
-      </w:r>
-    </w:p>
-    <w:p>
-      <w:pPr>
-        <w:spacing w:after="40" w:lineRule="auto" w:line="336"/>
-        <w:ind w:left="420" w:hanging="210"/>
-      </w:pPr>
-      <w:r>
-        <w:rPr>
-          <w:rFonts w:ascii="Times New Roman" w:hAnsi="Times New Roman" w:eastAsia="宋体"/>
-          <w:b w:val="0"/>
-          <w:i w:val="0"/>
-          <w:sz w:val="21"/>
-        </w:rPr>
-        <w:t>① 序列级可行性：BBB 穿透预测为阳性且不只依赖单一模型（建议 B3Pred 与 B3BPFN 双阳性，并报告概率值而非仅标签）[25,26]。</w:t>
-      </w:r>
-    </w:p>
-    <w:p>
-      <w:pPr>
-        <w:spacing w:after="40" w:lineRule="auto" w:line="336"/>
-        <w:ind w:left="420" w:hanging="210"/>
-      </w:pPr>
-      <w:r>
-        <w:rPr>
-          <w:rFonts w:ascii="Times New Roman" w:hAnsi="Times New Roman" w:eastAsia="宋体"/>
-          <w:b w:val="0"/>
-          <w:i w:val="0"/>
-          <w:sz w:val="21"/>
-        </w:rPr>
-        <w:t>② 物理可行性：全原子/CG 跨膜 PMF 的自由能垒处于可跨越范围，或能给出明确的 RMT 受体结合面。</w:t>
-      </w:r>
-    </w:p>
-    <w:p>
-      <w:pPr>
-        <w:spacing w:after="40" w:lineRule="auto" w:line="336"/>
-        <w:ind w:left="420" w:hanging="210"/>
-      </w:pPr>
-      <w:r>
-        <w:rPr>
-          <w:rFonts w:ascii="Times New Roman" w:hAnsi="Times New Roman" w:eastAsia="宋体"/>
-          <w:b w:val="0"/>
-          <w:i w:val="0"/>
-          <w:sz w:val="21"/>
-        </w:rPr>
-        <w:t>③ 药代可行性：PBPK 模型给出的脑间质游离浓度不低于目标结合 Kd 的十分之一（门限 G1）；蛋白水解半衰期需一并纳入。</w:t>
-      </w:r>
-    </w:p>
-    <w:p>
-      <w:pPr>
-        <w:spacing w:after="40" w:lineRule="auto" w:line="336"/>
-        <w:ind w:left="420" w:hanging="210"/>
-      </w:pPr>
-      <w:r>
-        <w:rPr>
-          <w:rFonts w:ascii="Times New Roman" w:hAnsi="Times New Roman" w:eastAsia="宋体"/>
-          <w:b w:val="0"/>
-          <w:i w:val="0"/>
-          <w:sz w:val="21"/>
-        </w:rPr>
-        <w:t>④ 实测可行性：脑组织中检出的是完整肽（LC-MS/MS 定量），而非降解片段或标记基团。</w:t>
-      </w:r>
-    </w:p>
-    <w:p>
-      <w:pPr>
-        <w:keepNext w:val="0"/>
-        <w:spacing w:before="0" w:after="60" w:lineRule="auto" w:line="360"/>
-        <w:ind w:firstLine="420"/>
-        <w:jc w:val="both"/>
-      </w:pPr>
-      <w:r>
-        <w:rPr>
-          <w:rFonts w:ascii="Times New Roman" w:hAnsi="Times New Roman" w:eastAsia="宋体"/>
-          <w:b w:val="0"/>
-          <w:i w:val="0"/>
-          <w:sz w:val="21"/>
-        </w:rPr>
-        <w:t>四条中任一条不成立，就应把论文的机制主线迁回 R2/R3，并在讨论中明确写出——这不是退让，反而是当前 AD 领域更受重视的“系统性视角”：脑内 Aβ 稳态本就受外周清除与系统炎症调控[49,50]，肠源因子无需入脑也能改变中枢病理负荷。</w:t>
-      </w:r>
-    </w:p>
-    <w:p>
-      <w:pPr>
-        <w:keepNext/>
-        <w:spacing w:before="140" w:after="80" w:lineRule="auto" w:line="336"/>
-        <w:jc w:val="left"/>
-      </w:pPr>
-      <w:r>
-        <w:rPr>
-          <w:rFonts w:ascii="Times New Roman" w:hAnsi="Times New Roman" w:eastAsia="黑体"/>
-          <w:b/>
-          <w:i w:val="0"/>
-          <w:sz w:val="21"/>
-        </w:rPr>
-        <w:t>5.3  给本课题的具体建议</w:t>
-      </w:r>
-    </w:p>
-    <w:p>
-      <w:pPr>
-        <w:spacing w:after="40" w:lineRule="auto" w:line="336"/>
-        <w:ind w:left="420" w:hanging="210"/>
-      </w:pPr>
-      <w:r>
-        <w:rPr>
-          <w:rFonts w:ascii="Times New Roman" w:hAnsi="Times New Roman" w:eastAsia="宋体"/>
-          <w:b w:val="0"/>
-          <w:i w:val="0"/>
-          <w:sz w:val="21"/>
-        </w:rPr>
-        <w:t>把 M8（肠道端）与 M6/R3（外周端）作为论文的机制主干，把 M1/M2/M4/M5 的脑内版本作为“若肽或其片段可及脑实质”的条件性分支，并用 G1 暴露门在图 2 的流程里显式标注这一分叉。</w:t>
-      </w:r>
-    </w:p>
-    <w:p>
-      <w:pPr>
-        <w:spacing w:after="40" w:lineRule="auto" w:line="336"/>
-        <w:ind w:left="420" w:hanging="210"/>
-      </w:pPr>
-      <w:r>
-        <w:rPr>
-          <w:rFonts w:ascii="Times New Roman" w:hAnsi="Times New Roman" w:eastAsia="宋体"/>
-          <w:b w:val="0"/>
-          <w:i w:val="0"/>
-          <w:sz w:val="21"/>
-        </w:rPr>
-        <w:t>在摘要与引言中使用条件化措辞：“在可及浓度下”“若跨屏障条件满足”，避免出现“抗菌肽进入大脑导致 AD”这类当前证据不支持的强声明。</w:t>
-      </w:r>
-    </w:p>
-    <w:p>
-      <w:pPr>
-        <w:spacing w:after="40" w:lineRule="auto" w:line="336"/>
-        <w:ind w:left="420" w:hanging="210"/>
-      </w:pPr>
-      <w:r>
-        <w:rPr>
-          <w:rFonts w:ascii="Times New Roman" w:hAnsi="Times New Roman" w:eastAsia="宋体"/>
-          <w:b w:val="0"/>
-          <w:i w:val="0"/>
-          <w:sz w:val="21"/>
-        </w:rPr>
-        <w:t>补一个低成本的关键实验：候选肽在模拟肠液/血浆中的稳定性与降解片段谱。若主要活性片段变短、变疏水，R1 的可能性反而上升，此时应把片段而非全长肽作为脑内模块的建模对象。</w:t>
-      </w:r>
-    </w:p>
-    <w:p>
-      <w:pPr>
-        <w:keepNext/>
-        <w:spacing w:before="200" w:after="100" w:lineRule="auto" w:line="336"/>
-        <w:jc w:val="left"/>
-      </w:pPr>
-      <w:r>
-        <w:rPr>
-          <w:rFonts w:ascii="Times New Roman" w:hAnsi="Times New Roman" w:eastAsia="黑体"/>
-          <w:b/>
-          <w:i w:val="0"/>
-          <w:sz w:val="24"/>
-        </w:rPr>
-        <w:t>6  可证伪性、阴性对照与常见审稿攻击</w:t>
-      </w:r>
-    </w:p>
-    <w:p>
-      <w:pPr>
-        <w:keepNext/>
-        <w:spacing w:before="160" w:after="60" w:lineRule="auto" w:line="288"/>
-        <w:jc w:val="center"/>
-      </w:pPr>
-      <w:r>
-        <w:rPr>
-          <w:rFonts w:ascii="Times New Roman" w:hAnsi="Times New Roman" w:eastAsia="黑体"/>
-          <w:b/>
-          <w:i w:val="0"/>
-          <w:sz w:val="18"/>
-        </w:rPr>
-        <w:t>表 5  常见审稿攻击点与本框架的应答设计</w:t>
-      </w:r>
-    </w:p>
-    <w:tbl>
-      <w:tblPr>
-        <w:tblStyle w:val="TableGrid"/>
-        <w:tblW w:type="auto" w:w="0"/>
-        <w:jc w:val="center"/>
-        <w:tblLayout w:type="fixed"/>
-        <w:tblLook w:firstColumn="1" w:firstRow="1" w:lastColumn="0" w:lastRow="0" w:noHBand="0" w:noVBand="1" w:val="04A0"/>
-        <w:tblLayout w:type="fixed"/>
-      </w:tblPr>
-      <w:tblGrid>
-        <w:gridCol w:w="2986"/>
-        <w:gridCol w:w="2986"/>
-        <w:gridCol w:w="2986"/>
-      </w:tblGrid>
-      <w:tr>
-        <w:tc>
-          <w:tcPr>
-            <w:tcW w:type="dxa" w:w="1757"/>
-          </w:tcPr>
-          <w:p>
-            <w:pPr>
-              <w:spacing w:after="20" w:line="276" w:lineRule="auto"/>
-              <w:jc w:val="center"/>
-            </w:pPr>
-            <w:r/>
-            <w:r>
-              <w:rPr>
-                <w:rFonts w:ascii="Times New Roman" w:hAnsi="Times New Roman" w:eastAsia="黑体"/>
-                <w:b/>
-                <w:i w:val="0"/>
-                <w:sz w:val="17"/>
-              </w:rPr>
-              <w:t>审稿攻击</w:t>
-            </w:r>
-          </w:p>
-        </w:tc>
-        <w:tc>
-          <w:tcPr>
-            <w:tcW w:type="dxa" w:w="1984"/>
-          </w:tcPr>
-          <w:p>
-            <w:pPr>
-              <w:spacing w:after="20" w:line="276" w:lineRule="auto"/>
-              <w:jc w:val="center"/>
-            </w:pPr>
-            <w:r/>
-            <w:r>
-              <w:rPr>
-                <w:rFonts w:ascii="Times New Roman" w:hAnsi="Times New Roman" w:eastAsia="黑体"/>
-                <w:b/>
-                <w:i w:val="0"/>
-                <w:sz w:val="17"/>
-              </w:rPr>
-              <w:t>问题实质</w:t>
-            </w:r>
-          </w:p>
-        </w:tc>
-        <w:tc>
-          <w:tcPr>
-            <w:tcW w:type="dxa" w:w="4876"/>
-          </w:tcPr>
-          <w:p>
-            <w:pPr>
-              <w:spacing w:after="20" w:line="276" w:lineRule="auto"/>
-              <w:jc w:val="center"/>
-            </w:pPr>
-            <w:r/>
-            <w:r>
-              <w:rPr>
-                <w:rFonts w:ascii="Times New Roman" w:hAnsi="Times New Roman" w:eastAsia="黑体"/>
-                <w:b/>
-                <w:i w:val="0"/>
-                <w:sz w:val="17"/>
-              </w:rPr>
-              <w:t>本框架的应答与证据设计</w:t>
-            </w:r>
-          </w:p>
-        </w:tc>
-      </w:tr>
-      <w:tr>
-        <w:tc>
-          <w:tcPr>
-            <w:tcW w:type="dxa" w:w="1757"/>
-          </w:tcPr>
-          <w:p>
-            <w:pPr>
-              <w:spacing w:after="20" w:line="276" w:lineRule="auto"/>
-              <w:jc w:val="left"/>
-            </w:pPr>
-            <w:r/>
-            <w:r>
-              <w:rPr>
-                <w:rFonts w:ascii="Times New Roman" w:hAnsi="Times New Roman" w:eastAsia="宋体"/>
-                <w:b w:val="0"/>
-                <w:i w:val="0"/>
-                <w:sz w:val="17"/>
-              </w:rPr>
-              <w:t>“对接分数不能说明机制”</w:t>
-            </w:r>
-          </w:p>
-        </w:tc>
-        <w:tc>
-          <w:tcPr>
-            <w:tcW w:type="dxa" w:w="1984"/>
-          </w:tcPr>
-          <w:p>
-            <w:pPr>
-              <w:spacing w:after="20" w:line="276" w:lineRule="auto"/>
-              <w:jc w:val="left"/>
-            </w:pPr>
-            <w:r/>
-            <w:r>
-              <w:rPr>
-                <w:rFonts w:ascii="Times New Roman" w:hAnsi="Times New Roman" w:eastAsia="宋体"/>
-                <w:b w:val="0"/>
-                <w:i w:val="0"/>
-                <w:sz w:val="17"/>
-              </w:rPr>
-              <w:t>刚性对接的打分函数与自由能无定量对应</w:t>
-            </w:r>
-          </w:p>
-        </w:tc>
-        <w:tc>
-          <w:tcPr>
-            <w:tcW w:type="dxa" w:w="4876"/>
-          </w:tcPr>
-          <w:p>
-            <w:pPr>
-              <w:spacing w:after="20" w:line="276" w:lineRule="auto"/>
-              <w:jc w:val="left"/>
-            </w:pPr>
-            <w:r/>
-            <w:r>
-              <w:rPr>
-                <w:rFonts w:ascii="Times New Roman" w:hAnsi="Times New Roman" w:eastAsia="宋体"/>
-                <w:b w:val="0"/>
-                <w:i w:val="0"/>
-                <w:sz w:val="17"/>
-              </w:rPr>
-              <w:t>对接只用于枚举界面假设，机制结论由 3×1 μs MD 的占据率、增强采样的自由能与湿实验三者共同支撑；对接分数不进入结论句</w:t>
-            </w:r>
-          </w:p>
-        </w:tc>
-      </w:tr>
-      <w:tr>
-        <w:tc>
-          <w:tcPr>
-            <w:tcW w:type="dxa" w:w="1757"/>
-          </w:tcPr>
-          <w:p>
-            <w:pPr>
-              <w:spacing w:after="20" w:line="276" w:lineRule="auto"/>
-              <w:jc w:val="left"/>
-            </w:pPr>
-            <w:r/>
-            <w:r>
-              <w:rPr>
-                <w:rFonts w:ascii="Times New Roman" w:hAnsi="Times New Roman" w:eastAsia="宋体"/>
-                <w:b w:val="0"/>
-                <w:i w:val="0"/>
-                <w:sz w:val="17"/>
-              </w:rPr>
-              <w:t>“1 μs 不够长”</w:t>
-            </w:r>
-          </w:p>
-        </w:tc>
-        <w:tc>
-          <w:tcPr>
-            <w:tcW w:type="dxa" w:w="1984"/>
-          </w:tcPr>
-          <w:p>
-            <w:pPr>
-              <w:spacing w:after="20" w:line="276" w:lineRule="auto"/>
-              <w:jc w:val="left"/>
-            </w:pPr>
-            <w:r/>
-            <w:r>
-              <w:rPr>
-                <w:rFonts w:ascii="Times New Roman" w:hAnsi="Times New Roman" w:eastAsia="宋体"/>
-                <w:b w:val="0"/>
-                <w:i w:val="0"/>
-                <w:sz w:val="17"/>
-              </w:rPr>
-              <w:t>采样不足可能错过解离或重排</w:t>
-            </w:r>
-          </w:p>
-        </w:tc>
-        <w:tc>
-          <w:tcPr>
-            <w:tcW w:type="dxa" w:w="4876"/>
-          </w:tcPr>
-          <w:p>
-            <w:pPr>
-              <w:spacing w:after="20" w:line="276" w:lineRule="auto"/>
-              <w:jc w:val="left"/>
-            </w:pPr>
-            <w:r/>
-            <w:r>
-              <w:rPr>
-                <w:rFonts w:ascii="Times New Roman" w:hAnsi="Times New Roman" w:eastAsia="宋体"/>
-                <w:b w:val="0"/>
-                <w:i w:val="0"/>
-                <w:sz w:val="17"/>
-              </w:rPr>
-              <w:t>报告收敛诊断与副本一致性；对关键界面补 REST2/metadynamics 与伞形采样 PMF；明确写出“未观察到”不等于“不会发生”</w:t>
-            </w:r>
-          </w:p>
-        </w:tc>
-      </w:tr>
-      <w:tr>
-        <w:tc>
-          <w:tcPr>
-            <w:tcW w:type="dxa" w:w="1757"/>
-          </w:tcPr>
-          <w:p>
-            <w:pPr>
-              <w:spacing w:after="20" w:line="276" w:lineRule="auto"/>
-              <w:jc w:val="left"/>
-            </w:pPr>
-            <w:r/>
-            <w:r>
-              <w:rPr>
-                <w:rFonts w:ascii="Times New Roman" w:hAnsi="Times New Roman" w:eastAsia="宋体"/>
-                <w:b w:val="0"/>
-                <w:i w:val="0"/>
-                <w:sz w:val="17"/>
-              </w:rPr>
-              <w:t>“力场偏好 β-折叠”</w:t>
-            </w:r>
-          </w:p>
-        </w:tc>
-        <w:tc>
-          <w:tcPr>
-            <w:tcW w:type="dxa" w:w="1984"/>
-          </w:tcPr>
-          <w:p>
-            <w:pPr>
-              <w:spacing w:after="20" w:line="276" w:lineRule="auto"/>
-              <w:jc w:val="left"/>
-            </w:pPr>
-            <w:r/>
-            <w:r>
-              <w:rPr>
-                <w:rFonts w:ascii="Times New Roman" w:hAnsi="Times New Roman" w:eastAsia="宋体"/>
-                <w:b w:val="0"/>
-                <w:i w:val="0"/>
-                <w:sz w:val="17"/>
-              </w:rPr>
-              <w:t>结论可能是力场伪影</w:t>
-            </w:r>
-          </w:p>
-        </w:tc>
-        <w:tc>
-          <w:tcPr>
-            <w:tcW w:type="dxa" w:w="4876"/>
-          </w:tcPr>
-          <w:p>
-            <w:pPr>
-              <w:spacing w:after="20" w:line="276" w:lineRule="auto"/>
-              <w:jc w:val="left"/>
-            </w:pPr>
-            <w:r/>
-            <w:r>
-              <w:rPr>
-                <w:rFonts w:ascii="Times New Roman" w:hAnsi="Times New Roman" w:eastAsia="宋体"/>
-                <w:b w:val="0"/>
-                <w:i w:val="0"/>
-                <w:sz w:val="17"/>
-              </w:rPr>
-              <w:t>CHARMM36m 与 a99SB-disp 双力场并行，只报告一致结论；对无序体系使用 TIP4P-D 类水模型</w:t>
-            </w:r>
-          </w:p>
-        </w:tc>
-      </w:tr>
-      <w:tr>
-        <w:tc>
-          <w:tcPr>
-            <w:tcW w:type="dxa" w:w="1757"/>
-          </w:tcPr>
-          <w:p>
-            <w:pPr>
-              <w:spacing w:after="20" w:line="276" w:lineRule="auto"/>
-              <w:jc w:val="left"/>
-            </w:pPr>
-            <w:r/>
-            <w:r>
-              <w:rPr>
-                <w:rFonts w:ascii="Times New Roman" w:hAnsi="Times New Roman" w:eastAsia="宋体"/>
-                <w:b w:val="0"/>
-                <w:i w:val="0"/>
-                <w:sz w:val="17"/>
-              </w:rPr>
-              <w:t>“浓度不生理”</w:t>
-            </w:r>
-          </w:p>
-        </w:tc>
-        <w:tc>
-          <w:tcPr>
-            <w:tcW w:type="dxa" w:w="1984"/>
-          </w:tcPr>
-          <w:p>
-            <w:pPr>
-              <w:spacing w:after="20" w:line="276" w:lineRule="auto"/>
-              <w:jc w:val="left"/>
-            </w:pPr>
-            <w:r/>
-            <w:r>
-              <w:rPr>
-                <w:rFonts w:ascii="Times New Roman" w:hAnsi="Times New Roman" w:eastAsia="宋体"/>
-                <w:b w:val="0"/>
-                <w:i w:val="0"/>
-                <w:sz w:val="17"/>
-              </w:rPr>
-              <w:t>模拟与体外常用浓度远高于体内</w:t>
-            </w:r>
-          </w:p>
-        </w:tc>
-        <w:tc>
-          <w:tcPr>
-            <w:tcW w:type="dxa" w:w="4876"/>
-          </w:tcPr>
-          <w:p>
-            <w:pPr>
-              <w:spacing w:after="20" w:line="276" w:lineRule="auto"/>
-              <w:jc w:val="left"/>
-            </w:pPr>
-            <w:r/>
-            <w:r>
-              <w:rPr>
-                <w:rFonts w:ascii="Times New Roman" w:hAnsi="Times New Roman" w:eastAsia="宋体"/>
-                <w:b w:val="0"/>
-                <w:i w:val="0"/>
-                <w:sz w:val="17"/>
-              </w:rPr>
-              <w:t>G1 暴露门强制给出各隔室可及浓度估计；肠腔与脑实质分别评估；讨论中标注浓度外推的不确定性</w:t>
-            </w:r>
-          </w:p>
-        </w:tc>
-      </w:tr>
-      <w:tr>
-        <w:tc>
-          <w:tcPr>
-            <w:tcW w:type="dxa" w:w="1757"/>
-          </w:tcPr>
-          <w:p>
-            <w:pPr>
-              <w:spacing w:after="20" w:line="276" w:lineRule="auto"/>
-              <w:jc w:val="left"/>
-            </w:pPr>
-            <w:r/>
-            <w:r>
-              <w:rPr>
-                <w:rFonts w:ascii="Times New Roman" w:hAnsi="Times New Roman" w:eastAsia="宋体"/>
-                <w:b w:val="0"/>
-                <w:i w:val="0"/>
-                <w:sz w:val="17"/>
-              </w:rPr>
-              <w:t>“加速还是抑制，你怎么都能解释”</w:t>
-            </w:r>
-          </w:p>
-        </w:tc>
-        <w:tc>
-          <w:tcPr>
-            <w:tcW w:type="dxa" w:w="1984"/>
-          </w:tcPr>
-          <w:p>
-            <w:pPr>
-              <w:spacing w:after="20" w:line="276" w:lineRule="auto"/>
-              <w:jc w:val="left"/>
-            </w:pPr>
-            <w:r/>
-            <w:r>
-              <w:rPr>
-                <w:rFonts w:ascii="Times New Roman" w:hAnsi="Times New Roman" w:eastAsia="宋体"/>
-                <w:b w:val="0"/>
-                <w:i w:val="0"/>
-                <w:sz w:val="17"/>
-              </w:rPr>
-              <w:t>缺少预先设定的方向判据</w:t>
-            </w:r>
-          </w:p>
-        </w:tc>
-        <w:tc>
-          <w:tcPr>
-            <w:tcW w:type="dxa" w:w="4876"/>
-          </w:tcPr>
-          <w:p>
-            <w:pPr>
-              <w:spacing w:after="20" w:line="276" w:lineRule="auto"/>
-              <w:jc w:val="left"/>
-            </w:pPr>
-            <w:r/>
-            <w:r>
-              <w:rPr>
-                <w:rFonts w:ascii="Times New Roman" w:hAnsi="Times New Roman" w:eastAsia="宋体"/>
-                <w:b w:val="0"/>
-                <w:i w:val="0"/>
-                <w:sz w:val="17"/>
-              </w:rPr>
-              <w:t>G4 方向门在开跑前预注册；ThT 全局拟合把总效应拆成 k_n/k_2/k_+ 三个常数，与模拟判据一一对应</w:t>
-            </w:r>
-          </w:p>
-        </w:tc>
-      </w:tr>
-      <w:tr>
-        <w:tc>
-          <w:tcPr>
-            <w:tcW w:type="dxa" w:w="1757"/>
-          </w:tcPr>
-          <w:p>
-            <w:pPr>
-              <w:spacing w:after="20" w:line="276" w:lineRule="auto"/>
-              <w:jc w:val="left"/>
-            </w:pPr>
-            <w:r/>
-            <w:r>
-              <w:rPr>
-                <w:rFonts w:ascii="Times New Roman" w:hAnsi="Times New Roman" w:eastAsia="宋体"/>
-                <w:b w:val="0"/>
-                <w:i w:val="0"/>
-                <w:sz w:val="17"/>
-              </w:rPr>
-              <w:t>“为什么是这条肽，不是任何阳离子肽”</w:t>
-            </w:r>
-          </w:p>
-        </w:tc>
-        <w:tc>
-          <w:tcPr>
-            <w:tcW w:type="dxa" w:w="1984"/>
-          </w:tcPr>
-          <w:p>
-            <w:pPr>
-              <w:spacing w:after="20" w:line="276" w:lineRule="auto"/>
-              <w:jc w:val="left"/>
-            </w:pPr>
-            <w:r/>
-            <w:r>
-              <w:rPr>
-                <w:rFonts w:ascii="Times New Roman" w:hAnsi="Times New Roman" w:eastAsia="宋体"/>
-                <w:b w:val="0"/>
-                <w:i w:val="0"/>
-                <w:sz w:val="17"/>
-              </w:rPr>
-              <w:t>缺少特异性证据</w:t>
-            </w:r>
-          </w:p>
-        </w:tc>
-        <w:tc>
-          <w:tcPr>
-            <w:tcW w:type="dxa" w:w="4876"/>
-          </w:tcPr>
-          <w:p>
-            <w:pPr>
-              <w:spacing w:after="20" w:line="276" w:lineRule="auto"/>
-              <w:jc w:val="left"/>
-            </w:pPr>
-            <w:r/>
-            <w:r>
-              <w:rPr>
-                <w:rFonts w:ascii="Times New Roman" w:hAnsi="Times New Roman" w:eastAsia="宋体"/>
-                <w:b w:val="0"/>
-                <w:i w:val="0"/>
-                <w:sz w:val="17"/>
-              </w:rPr>
-              <w:t>G5 证伪门：打乱序列、等电荷等长肽、同源但无抗菌活性的肽三类对照同流程运行，必须失败</w:t>
-            </w:r>
-          </w:p>
-        </w:tc>
-      </w:tr>
-      <w:tr>
-        <w:tc>
-          <w:tcPr>
-            <w:tcW w:type="dxa" w:w="1757"/>
-          </w:tcPr>
-          <w:p>
-            <w:pPr>
-              <w:spacing w:after="20" w:line="276" w:lineRule="auto"/>
-              <w:jc w:val="left"/>
-            </w:pPr>
-            <w:r/>
-            <w:r>
-              <w:rPr>
-                <w:rFonts w:ascii="Times New Roman" w:hAnsi="Times New Roman" w:eastAsia="宋体"/>
-                <w:b w:val="0"/>
-                <w:i w:val="0"/>
-                <w:sz w:val="17"/>
-              </w:rPr>
-              <w:t>“相关不等于因果”</w:t>
-            </w:r>
-          </w:p>
-        </w:tc>
-        <w:tc>
-          <w:tcPr>
-            <w:tcW w:type="dxa" w:w="1984"/>
-          </w:tcPr>
-          <w:p>
-            <w:pPr>
-              <w:spacing w:after="20" w:line="276" w:lineRule="auto"/>
-              <w:jc w:val="left"/>
-            </w:pPr>
-            <w:r/>
-            <w:r>
-              <w:rPr>
-                <w:rFonts w:ascii="Times New Roman" w:hAnsi="Times New Roman" w:eastAsia="宋体"/>
-                <w:b w:val="0"/>
-                <w:i w:val="0"/>
-                <w:sz w:val="17"/>
-              </w:rPr>
-              <w:t>体内表型与分子机制之间跳步</w:t>
-            </w:r>
-          </w:p>
-        </w:tc>
-        <w:tc>
-          <w:tcPr>
-            <w:tcW w:type="dxa" w:w="4876"/>
-          </w:tcPr>
-          <w:p>
-            <w:pPr>
-              <w:spacing w:after="20" w:line="276" w:lineRule="auto"/>
-              <w:jc w:val="left"/>
-            </w:pPr>
-            <w:r/>
-            <w:r>
-              <w:rPr>
-                <w:rFonts w:ascii="Times New Roman" w:hAnsi="Times New Roman" w:eastAsia="宋体"/>
-                <w:b w:val="0"/>
-                <w:i w:val="0"/>
-                <w:sz w:val="17"/>
-              </w:rPr>
-              <w:t>用无菌/抗生素小鼠、迷走切断、受体敲除（如 Clic1、Fpr2）做机制必需性检验，形成“分子—通路—表型”的三点闭合</w:t>
-            </w:r>
-          </w:p>
-        </w:tc>
-      </w:tr>
-    </w:tbl>
-    <w:p>
-      <w:pPr>
-        <w:keepNext/>
-        <w:spacing w:before="200" w:after="100" w:lineRule="auto" w:line="336"/>
-        <w:jc w:val="left"/>
-      </w:pPr>
-      <w:r>
-        <w:rPr>
-          <w:rFonts w:ascii="Times New Roman" w:hAnsi="Times New Roman" w:eastAsia="黑体"/>
-          <w:b/>
-          <w:i w:val="0"/>
-          <w:sz w:val="24"/>
-        </w:rPr>
-        <w:t>7  论文化建议：叙事线与图表计划</w:t>
-      </w:r>
-    </w:p>
-    <w:p>
-      <w:pPr>
-        <w:spacing w:after="40" w:lineRule="auto" w:line="336"/>
-        <w:ind w:left="420" w:hanging="210"/>
-      </w:pPr>
-      <w:r>
-        <w:rPr>
-          <w:rFonts w:ascii="Times New Roman" w:hAnsi="Times New Roman" w:eastAsia="宋体"/>
-          <w:b w:val="0"/>
-          <w:i w:val="0"/>
-          <w:sz w:val="21"/>
-        </w:rPr>
-        <w:t>叙事线（四段式引言）：肠道宏基因组 AMP 正在被大规模发现并推向应用 → 但宿主端慢性暴露的神经安全性没有机制评估 → AD 领域已有 Aβ 即 AMP、LL-37 促 AD 的先例，说明“抗菌肽—AD”是真问题 → 本文给出可执行、可证伪的八模块计算框架与暴露判别。</w:t>
-      </w:r>
-    </w:p>
-    <w:p>
-      <w:pPr>
-        <w:spacing w:after="40" w:lineRule="auto" w:line="336"/>
-        <w:ind w:left="420" w:hanging="210"/>
-      </w:pPr>
-      <w:r>
-        <w:rPr>
-          <w:rFonts w:ascii="Times New Roman" w:hAnsi="Times New Roman" w:eastAsia="宋体"/>
-          <w:b w:val="0"/>
-          <w:i w:val="0"/>
-          <w:sz w:val="21"/>
-        </w:rPr>
-        <w:t>图 1 机制版图（本文图 1）；图 2 工作流与门限（本文图 2）；图 3 对接共识与界面残基热图；图 4 关键体系的接触占据率与自由能面；图 5 跨膜/伸长自由能 PMF；图 6 暴露路径判别决策树；图 7 ThT 全局拟合的三常数对比。</w:t>
-      </w:r>
-    </w:p>
-    <w:p>
-      <w:pPr>
-        <w:spacing w:after="40" w:lineRule="auto" w:line="336"/>
-        <w:ind w:left="420" w:hanging="210"/>
-      </w:pPr>
-      <w:r>
-        <w:rPr>
-          <w:rFonts w:ascii="Times New Roman" w:hAnsi="Times New Roman" w:eastAsia="宋体"/>
-          <w:b w:val="0"/>
-          <w:i w:val="0"/>
-          <w:sz w:val="21"/>
-        </w:rPr>
-        <w:t>表格：表 1 范式迁移；表 2 模块清单；表 3 参数与门限；表 4 路径判别矩阵；表 5 审稿应答（可放补充材料）。</w:t>
-      </w:r>
-    </w:p>
-    <w:p>
-      <w:pPr>
-        <w:spacing w:after="40" w:lineRule="auto" w:line="336"/>
-        <w:ind w:left="420" w:hanging="210"/>
-      </w:pPr>
-      <w:r>
-        <w:rPr>
-          <w:rFonts w:ascii="Times New Roman" w:hAnsi="Times New Roman" w:eastAsia="宋体"/>
-          <w:b w:val="0"/>
-          <w:i w:val="0"/>
-          <w:sz w:val="21"/>
-        </w:rPr>
-        <w:t>投稿口径：若以计算为主、湿实验为辅，可考虑计算生物学/生物物理类期刊；若能补齐 M8 的菌群与屏障实验，则可向微生物组–神经退行交叉类期刊投递。具体刊物选择建议在数据完成度确定后再定。</w:t>
-      </w:r>
-    </w:p>
-    <w:p>
-      <w:pPr>
-        <w:keepNext/>
-        <w:spacing w:before="200" w:after="100" w:lineRule="auto" w:line="336"/>
-        <w:jc w:val="left"/>
-      </w:pPr>
-      <w:r>
-        <w:rPr>
-          <w:rFonts w:ascii="Times New Roman" w:hAnsi="Times New Roman" w:eastAsia="黑体"/>
-          <w:b/>
-          <w:i w:val="0"/>
-          <w:sz w:val="24"/>
-        </w:rPr>
-        <w:t>8  结论</w:t>
-      </w:r>
-    </w:p>
-    <w:p>
-      <w:pPr>
-        <w:spacing w:after="60" w:lineRule="auto" w:line="360"/>
-        <w:ind w:firstLine="420"/>
-        <w:jc w:val="both"/>
-      </w:pPr>
-      <w:r>
-        <w:rPr>
-          <w:rFonts w:ascii="Times New Roman" w:hAnsi="Times New Roman" w:eastAsia="宋体"/>
-          <w:b w:val="0"/>
-          <w:i w:val="0"/>
-          <w:sz w:val="21"/>
-        </w:rPr>
-        <w:t>（1）现有两条机制落点应被视为</w:t>
-      </w:r>
-      <w:r>
-        <w:rPr>
-          <w:rFonts w:ascii="Times New Roman" w:hAnsi="Times New Roman" w:eastAsia="黑体"/>
-          <w:b/>
-          <w:i w:val="0"/>
-          <w:sz w:val="21"/>
-        </w:rPr>
-        <w:t>入口</w:t>
-      </w:r>
-      <w:r>
-        <w:rPr>
-          <w:rFonts w:ascii="Times New Roman" w:hAnsi="Times New Roman" w:eastAsia="宋体"/>
-          <w:b w:val="0"/>
-          <w:i w:val="0"/>
-          <w:sz w:val="21"/>
-        </w:rPr>
-        <w:t>而非全部：AChE–PAS 体系提供了“模板表面”这一可复用的机制隐喻，交叉成核提供了“方向由界面决定”的可检验命题。</w:t>
-      </w:r>
-    </w:p>
-    <w:p>
-      <w:pPr>
-        <w:spacing w:after="60" w:lineRule="auto" w:line="360"/>
-        <w:ind w:firstLine="420"/>
-        <w:jc w:val="both"/>
-      </w:pPr>
-      <w:r>
-        <w:rPr>
-          <w:rFonts w:ascii="Times New Roman" w:hAnsi="Times New Roman" w:eastAsia="宋体"/>
-          <w:b w:val="0"/>
-          <w:i w:val="0"/>
-          <w:sz w:val="21"/>
-        </w:rPr>
-        <w:t>（2）参照其他疾病的五类范式，可以把机制版图扩展到受体识别、膜界面、清除竞争、自淀粉样化与肠道端共五层，形成八个彼此独立又可交叉验证的模块，且每个模块都有明确的量化判据与阴性对照。</w:t>
-      </w:r>
-    </w:p>
-    <w:p>
-      <w:pPr>
-        <w:spacing w:after="60" w:lineRule="auto" w:line="360"/>
-        <w:ind w:firstLine="420"/>
-        <w:jc w:val="both"/>
-      </w:pPr>
-      <w:r>
-        <w:rPr>
-          <w:rFonts w:ascii="Times New Roman" w:hAnsi="Times New Roman" w:eastAsia="宋体"/>
-          <w:b w:val="0"/>
-          <w:i w:val="0"/>
-          <w:sz w:val="21"/>
-        </w:rPr>
-        <w:t>（3）关于肠道来源：</w:t>
-      </w:r>
-      <w:r>
-        <w:rPr>
-          <w:rFonts w:ascii="Times New Roman" w:hAnsi="Times New Roman" w:eastAsia="黑体"/>
-          <w:b/>
-          <w:i w:val="0"/>
-          <w:sz w:val="21"/>
-        </w:rPr>
-        <w:t>不必先假定跨血脑屏障</w:t>
-      </w:r>
-      <w:r>
-        <w:rPr>
-          <w:rFonts w:ascii="Times New Roman" w:hAnsi="Times New Roman" w:eastAsia="宋体"/>
-          <w:b w:val="0"/>
-          <w:i w:val="0"/>
-          <w:sz w:val="21"/>
-        </w:rPr>
-        <w:t>。建议以肠道局部与外周信号为机制主干，把跨屏障作为需满足四项必要条件的条件性分支；这一安排既符合现有证据分布，也更容易通过审稿。</w:t>
-      </w:r>
-    </w:p>
-    <w:p>
-      <w:pPr>
-        <w:spacing w:after="60" w:lineRule="auto" w:line="360"/>
-        <w:ind w:firstLine="420"/>
-        <w:jc w:val="both"/>
-      </w:pPr>
-      <w:r>
-        <w:rPr>
-          <w:rFonts w:ascii="Times New Roman" w:hAnsi="Times New Roman" w:eastAsia="宋体"/>
-          <w:b w:val="0"/>
-          <w:i w:val="0"/>
-          <w:sz w:val="21"/>
-        </w:rPr>
-        <w:t>（4）本框架的价值不在于预言某个结果，而在于把“抗菌肽是否、以何种方向、在何处影响 AD 过程”写成一组可以被数据推翻的命题——这正是导师所说“机制不够”的真正解法。</w:t>
-      </w:r>
-    </w:p>
-    <w:p>
-      <w:pPr>
-        <w:keepNext/>
-        <w:spacing w:before="200" w:after="100" w:lineRule="auto" w:line="336"/>
-        <w:jc w:val="left"/>
-      </w:pPr>
-      <w:r>
-        <w:rPr>
-          <w:rFonts w:ascii="Times New Roman" w:hAnsi="Times New Roman" w:eastAsia="黑体"/>
-          <w:b/>
-          <w:i w:val="0"/>
-          <w:sz w:val="24"/>
+          <w:sz w:val="26"/>
         </w:rPr>
         <w:t>参考文献</w:t>
       </w:r>
     </w:p>
     <w:p>
       <w:pPr>
-        <w:spacing w:after="40" w:lineRule="auto" w:line="300"/>
-        <w:ind w:left="400" w:hanging="400"/>
+        <w:spacing w:after="60" w:lineRule="auto" w:line="312"/>
+        <w:ind w:left="480" w:hanging="480"/>
       </w:pPr>
       <w:r>
         <w:rPr>
           <w:rFonts w:ascii="Times New Roman" w:hAnsi="Times New Roman" w:eastAsia="宋体"/>
           <w:b w:val="0"/>
-          <w:i w:val="0"/>
-          <w:sz w:val="18"/>
+          <w:sz w:val="21"/>
         </w:rPr>
-        <w:t xml:space="preserve">[1] </w:t>
-      </w:r>
-      <w:r>
-        <w:rPr>
-          <w:rFonts w:ascii="Times New Roman" w:hAnsi="Times New Roman" w:eastAsia="宋体"/>
-          <w:b w:val="0"/>
-          <w:i w:val="0"/>
-          <w:sz w:val="18"/>
-        </w:rPr>
-        <w:t>Ma Y, Guo Z, Xia B, et al. Identification of antimicrobial peptides from the human gut microbiome using deep learning[J]. Nature Biotechnology, 2022, 40(6): 921–931. doi:10.1038/s41587-022-01226-0</w:t>
+        <w:t>[1] Inestrosa N C, Alvarez A, Pérez C A, et al. Acetylcholinesterase accelerates assembly of amyloid-β-peptides into Alzheimer’s fibrils[J]. Neuron, 1996, 16(4): 881–891.</w:t>
       </w:r>
     </w:p>
     <w:p>
       <w:pPr>
-        <w:spacing w:after="40" w:lineRule="auto" w:line="300"/>
-        <w:ind w:left="400" w:hanging="400"/>
+        <w:spacing w:after="60" w:lineRule="auto" w:line="312"/>
+        <w:ind w:left="480" w:hanging="480"/>
       </w:pPr>
       <w:r>
         <w:rPr>
           <w:rFonts w:ascii="Times New Roman" w:hAnsi="Times New Roman" w:eastAsia="宋体"/>
           <w:b w:val="0"/>
-          <w:i w:val="0"/>
-          <w:sz w:val="18"/>
+          <w:sz w:val="21"/>
         </w:rPr>
-        <w:t xml:space="preserve">[2] </w:t>
-      </w:r>
-      <w:r>
-        <w:rPr>
-          <w:rFonts w:ascii="Times New Roman" w:hAnsi="Times New Roman" w:eastAsia="宋体"/>
-          <w:b w:val="0"/>
-          <w:i w:val="0"/>
-          <w:sz w:val="18"/>
-        </w:rPr>
-        <w:t>Santos-Júnior C D, Torres M D T, Duan Y, et al. Discovery of antimicrobial peptides in the global microbiome with machine learning[J]. Cell, 2024, 187(14): 3761–3778.e16. doi:10.1016/j.cell.2024.05.013</w:t>
+        <w:t>[2] De Ferrari G V, Canales M A, Shin I, et al. A structural motif of acetylcholinesterase that promotes amyloid β-peptide fibril formation[J]. Biochemistry, 2001, 40(35): 10447–10457.</w:t>
       </w:r>
     </w:p>
     <w:p>
       <w:pPr>
-        <w:spacing w:after="40" w:lineRule="auto" w:line="300"/>
-        <w:ind w:left="400" w:hanging="400"/>
+        <w:spacing w:after="60" w:lineRule="auto" w:line="312"/>
+        <w:ind w:left="480" w:hanging="480"/>
       </w:pPr>
       <w:r>
         <w:rPr>
           <w:rFonts w:ascii="Times New Roman" w:hAnsi="Times New Roman" w:eastAsia="宋体"/>
           <w:b w:val="0"/>
-          <w:i w:val="0"/>
-          <w:sz w:val="18"/>
+          <w:sz w:val="21"/>
         </w:rPr>
-        <w:t xml:space="preserve">[3] </w:t>
-      </w:r>
-      <w:r>
-        <w:rPr>
-          <w:rFonts w:ascii="Times New Roman" w:hAnsi="Times New Roman" w:eastAsia="宋体"/>
-          <w:b w:val="0"/>
-          <w:i w:val="0"/>
-          <w:sz w:val="18"/>
-        </w:rPr>
-        <w:t>Inestrosa N C, Alvarez A, Pérez C A, et al. Acetylcholinesterase accelerates assembly of amyloid-β-peptides into Alzheimer’s fibrils[J]. Neuron, 1996, 16(4): 881–891. ▲</w:t>
+        <w:t>[3] AChE–Aβ 复合物的 1 μs 分子动力学研究（原稿编号 [31] 的文献，著录信息待补）。</w:t>
       </w:r>
     </w:p>
     <w:p>
       <w:pPr>
-        <w:spacing w:after="40" w:lineRule="auto" w:line="300"/>
-        <w:ind w:left="400" w:hanging="400"/>
+        <w:spacing w:after="60" w:lineRule="auto" w:line="312"/>
+        <w:ind w:left="480" w:hanging="480"/>
       </w:pPr>
       <w:r>
         <w:rPr>
           <w:rFonts w:ascii="Times New Roman" w:hAnsi="Times New Roman" w:eastAsia="宋体"/>
           <w:b w:val="0"/>
-          <w:i w:val="0"/>
-          <w:sz w:val="18"/>
+          <w:sz w:val="21"/>
         </w:rPr>
-        <w:t xml:space="preserve">[4] </w:t>
-      </w:r>
-      <w:r>
-        <w:rPr>
-          <w:rFonts w:ascii="Times New Roman" w:hAnsi="Times New Roman" w:eastAsia="宋体"/>
-          <w:b w:val="0"/>
-          <w:i w:val="0"/>
-          <w:sz w:val="18"/>
-        </w:rPr>
-        <w:t>De Ferrari G V, Canales M A, Shin I, et al. A structural motif of acetylcholinesterase that promotes amyloid β-peptide fibril formation[J]. Biochemistry, 2001, 40(35): 10447–10457. doi:10.1021/bi0101392</w:t>
+        <w:t>[4] De Lorenzi E, Chiari M, Colombo R, et al. Evidence that the human innate immune peptide LL-37 may be a binding partner of amyloid-β and inhibitor of fibril assembly[J]. Journal of Alzheimer’s Disease, 2017, 59(4): 1213–1226.</w:t>
       </w:r>
     </w:p>
     <w:p>
       <w:pPr>
-        <w:spacing w:after="40" w:lineRule="auto" w:line="300"/>
-        <w:ind w:left="400" w:hanging="400"/>
+        <w:spacing w:after="60" w:lineRule="auto" w:line="312"/>
+        <w:ind w:left="480" w:hanging="480"/>
       </w:pPr>
       <w:r>
         <w:rPr>
           <w:rFonts w:ascii="Times New Roman" w:hAnsi="Times New Roman" w:eastAsia="宋体"/>
           <w:b w:val="0"/>
-          <w:i w:val="0"/>
-          <w:sz w:val="18"/>
+          <w:sz w:val="21"/>
         </w:rPr>
-        <w:t xml:space="preserve">[5] </w:t>
-      </w:r>
-      <w:r>
-        <w:rPr>
-          <w:rFonts w:ascii="Times New Roman" w:hAnsi="Times New Roman" w:eastAsia="宋体"/>
-          <w:b w:val="0"/>
-          <w:i w:val="0"/>
-          <w:sz w:val="18"/>
-        </w:rPr>
-        <w:t>Inestrosa N C, Dinamarca M C, Alvarez A. Amyloid–cholinesterase interactions[J]. The FEBS Journal, 2008, 275(4): 625–632. doi:10.1111/j.1742-4658.2007.06238.x</w:t>
+        <w:t>[5] LL-37 and its truncated fragments modulate amyloid-β dynamics, aggregation and toxicity through hetero-oligomer and cluster formation[J]. 2025. PMID: 40916348.</w:t>
       </w:r>
     </w:p>
     <w:p>
       <w:pPr>
-        <w:spacing w:after="40" w:lineRule="auto" w:line="300"/>
-        <w:ind w:left="400" w:hanging="400"/>
+        <w:spacing w:after="60" w:lineRule="auto" w:line="312"/>
+        <w:ind w:left="480" w:hanging="480"/>
       </w:pPr>
       <w:r>
         <w:rPr>
           <w:rFonts w:ascii="Times New Roman" w:hAnsi="Times New Roman" w:eastAsia="宋体"/>
           <w:b w:val="0"/>
-          <w:i w:val="0"/>
-          <w:sz w:val="18"/>
+          <w:sz w:val="21"/>
         </w:rPr>
-        <w:t xml:space="preserve">[6] </w:t>
-      </w:r>
-      <w:r>
-        <w:rPr>
-          <w:rFonts w:ascii="Times New Roman" w:hAnsi="Times New Roman" w:eastAsia="宋体"/>
-          <w:b w:val="0"/>
-          <w:i w:val="0"/>
-          <w:sz w:val="18"/>
-        </w:rPr>
-        <w:t>【待补全】用户稿件中编号 [31] 的文献：AChE–Aβ 复合物 1 μs 分子动力学研究（PAS 之外的多点接触、Aβ 主要停留区段 AChE 344—361）。请按目标期刊格式补全著录信息与 DOI。</w:t>
+        <w:t>[6] Wang C, et al. Human antimicrobial peptide LL-37 contributes to Alzheimer’s disease progression[J]. Molecular Psychiatry, 2022. doi:10.1038/s41380-022-01790-6.</w:t>
       </w:r>
     </w:p>
     <w:p>
       <w:pPr>
-        <w:spacing w:after="40" w:lineRule="auto" w:line="300"/>
-        <w:ind w:left="400" w:hanging="400"/>
+        <w:spacing w:after="60" w:lineRule="auto" w:line="312"/>
+        <w:ind w:left="480" w:hanging="480"/>
       </w:pPr>
       <w:r>
         <w:rPr>
           <w:rFonts w:ascii="Times New Roman" w:hAnsi="Times New Roman" w:eastAsia="宋体"/>
           <w:b w:val="0"/>
-          <w:i w:val="0"/>
-          <w:sz w:val="18"/>
+          <w:sz w:val="21"/>
         </w:rPr>
-        <w:t xml:space="preserve">[7] </w:t>
-      </w:r>
-      <w:r>
-        <w:rPr>
-          <w:rFonts w:ascii="Times New Roman" w:hAnsi="Times New Roman" w:eastAsia="宋体"/>
-          <w:b w:val="0"/>
-          <w:i w:val="0"/>
-          <w:sz w:val="18"/>
-        </w:rPr>
-        <w:t>Fan X, Zhang X, Yan J, et al. Computational investigation of co-aggregation and cross-seeding between Aβ and hIAPP underpinning the crosstalk in Alzheimer’s disease and type-2 diabetes[J]. Journal of Chemical Information and Modeling, 2024, 64(13): 5303–5316. doi:10.1021/acs.jcim.4c00859</w:t>
+        <w:t>[7] Fan X, Zhang X, Yan J, et al. Computational investigation of co-aggregation and cross-seeding between Aβ and hIAPP underpinning the crosstalk in Alzheimer’s disease and type-2 diabetes[J]. Journal of Chemical Information and Modeling, 2024, 64(13): 5303–5316.</w:t>
       </w:r>
     </w:p>
     <w:p>
       <w:pPr>
-        <w:spacing w:after="40" w:lineRule="auto" w:line="300"/>
-        <w:ind w:left="400" w:hanging="400"/>
+        <w:spacing w:after="60" w:lineRule="auto" w:line="312"/>
+        <w:ind w:left="480" w:hanging="480"/>
       </w:pPr>
       <w:r>
         <w:rPr>
           <w:rFonts w:ascii="Times New Roman" w:hAnsi="Times New Roman" w:eastAsia="宋体"/>
           <w:b w:val="0"/>
-          <w:i w:val="0"/>
-          <w:sz w:val="18"/>
+          <w:sz w:val="21"/>
         </w:rPr>
-        <w:t xml:space="preserve">[8] </w:t>
-      </w:r>
-      <w:r>
-        <w:rPr>
-          <w:rFonts w:ascii="Times New Roman" w:hAnsi="Times New Roman" w:eastAsia="宋体"/>
-          <w:b w:val="0"/>
-          <w:i w:val="0"/>
-          <w:sz w:val="18"/>
-        </w:rPr>
-        <w:t>Identification of hybrid amyloid strains assembled from amyloid-β and human islet amyloid polypeptide[J]. Nanotechnology, 2023. doi:10.1088/1361-6528/acf3ee ▲</w:t>
+        <w:t>[8] Identification of hybrid amyloid strains assembled from amyloid-β and human islet amyloid polypeptide[J]. Nanotechnology, 2023. doi:10.1088/1361-6528/acf3ee.</w:t>
       </w:r>
     </w:p>
     <w:p>
       <w:pPr>
-        <w:spacing w:after="40" w:lineRule="auto" w:line="300"/>
-        <w:ind w:left="400" w:hanging="400"/>
+        <w:spacing w:after="60" w:lineRule="auto" w:line="312"/>
+        <w:ind w:left="480" w:hanging="480"/>
       </w:pPr>
       <w:r>
         <w:rPr>
           <w:rFonts w:ascii="Times New Roman" w:hAnsi="Times New Roman" w:eastAsia="宋体"/>
           <w:b w:val="0"/>
-          <w:i w:val="0"/>
-          <w:sz w:val="18"/>
+          <w:sz w:val="21"/>
         </w:rPr>
-        <w:t xml:space="preserve">[9] </w:t>
-      </w:r>
-      <w:r>
-        <w:rPr>
-          <w:rFonts w:ascii="Times New Roman" w:hAnsi="Times New Roman" w:eastAsia="宋体"/>
-          <w:b w:val="0"/>
-          <w:i w:val="0"/>
-          <w:sz w:val="18"/>
-        </w:rPr>
-        <w:t>Perov S, Lidor O, Salinas N, et al. Structural insights into curli CsgA cross-β fibril architecture inspire repurposing of anti-amyloid compounds as anti-biofilm agents[J]. PLoS Pathogens, 2019, 15(8): e1007978. doi:10.1371/journal.ppat.1007978</w:t>
+        <w:t>[9] Perov S, Lidor O, Salinas N, et al. Structural insights into curli CsgA cross-β fibril architecture inspire repurposing of anti-amyloid compounds as anti-biofilm agents[J]. PLoS Pathogens, 2019, 15(8): e1007978.</w:t>
       </w:r>
     </w:p>
     <w:p>
       <w:pPr>
-        <w:spacing w:after="40" w:lineRule="auto" w:line="300"/>
-        <w:ind w:left="400" w:hanging="400"/>
+        <w:spacing w:after="60" w:lineRule="auto" w:line="312"/>
+        <w:ind w:left="480" w:hanging="480"/>
       </w:pPr>
       <w:r>
         <w:rPr>
           <w:rFonts w:ascii="Times New Roman" w:hAnsi="Times New Roman" w:eastAsia="宋体"/>
           <w:b w:val="0"/>
-          <w:i w:val="0"/>
-          <w:sz w:val="18"/>
+          <w:sz w:val="21"/>
         </w:rPr>
-        <w:t xml:space="preserve">[10] </w:t>
-      </w:r>
-      <w:r>
-        <w:rPr>
-          <w:rFonts w:ascii="Times New Roman" w:hAnsi="Times New Roman" w:eastAsia="宋体"/>
-          <w:b w:val="0"/>
-          <w:i w:val="0"/>
-          <w:sz w:val="18"/>
-        </w:rPr>
-        <w:t>Sampson T R, Challis C, Jain N, et al. A gut bacterial amyloid promotes α-synuclein aggregation and motor impairment in mice[J]. eLife, 2020, 9: e53111. doi:10.7554/eLife.53111 ▲</w:t>
+        <w:t>[10] Chen S G, Stribinskis V, Rane M J, et al. Exposure to the functional bacterial amyloid protein curli enhances alpha-synuclein aggregation in aged Fischer 344 rats and Caenorhabditis elegans[J]. Scientific Reports, 2016, 6: 34477.</w:t>
       </w:r>
     </w:p>
     <w:p>
       <w:pPr>
-        <w:spacing w:after="40" w:lineRule="auto" w:line="300"/>
-        <w:ind w:left="400" w:hanging="400"/>
+        <w:spacing w:after="60" w:lineRule="auto" w:line="312"/>
+        <w:ind w:left="480" w:hanging="480"/>
       </w:pPr>
       <w:r>
         <w:rPr>
           <w:rFonts w:ascii="Times New Roman" w:hAnsi="Times New Roman" w:eastAsia="宋体"/>
           <w:b w:val="0"/>
-          <w:i w:val="0"/>
-          <w:sz w:val="18"/>
+          <w:sz w:val="21"/>
         </w:rPr>
-        <w:t xml:space="preserve">[11] </w:t>
-      </w:r>
-      <w:r>
-        <w:rPr>
-          <w:rFonts w:ascii="Times New Roman" w:hAnsi="Times New Roman" w:eastAsia="宋体"/>
-          <w:b w:val="0"/>
-          <w:i w:val="0"/>
-          <w:sz w:val="18"/>
-        </w:rPr>
-        <w:t>Wang C, Lau C Y, Ma F, et al. Genome-wide screen identifies curli amyloid fibril as a bacterial component promoting host neurodegeneration[J]. PNAS, 2021, 118(34): e2106504118. doi:10.1073/pnas.2106504118</w:t>
+        <w:t>[11] Wang C, Lau C Y, Ma F, et al. Genome-wide screen identifies curli amyloid fibril as a bacterial component promoting host neurodegeneration[J]. PNAS, 2021, 118(34): e2106504118.</w:t>
       </w:r>
     </w:p>
     <w:p>
       <w:pPr>
-        <w:spacing w:after="40" w:lineRule="auto" w:line="300"/>
-        <w:ind w:left="400" w:hanging="400"/>
+        <w:spacing w:after="60" w:lineRule="auto" w:line="312"/>
+        <w:ind w:left="480" w:hanging="480"/>
       </w:pPr>
       <w:r>
         <w:rPr>
           <w:rFonts w:ascii="Times New Roman" w:hAnsi="Times New Roman" w:eastAsia="宋体"/>
           <w:b w:val="0"/>
-          <w:i w:val="0"/>
-          <w:sz w:val="18"/>
+          <w:sz w:val="21"/>
         </w:rPr>
-        <w:t xml:space="preserve">[12] </w:t>
-      </w:r>
-      <w:r>
-        <w:rPr>
-          <w:rFonts w:ascii="Times New Roman" w:hAnsi="Times New Roman" w:eastAsia="宋体"/>
-          <w:b w:val="0"/>
-          <w:i w:val="0"/>
-          <w:sz w:val="18"/>
-        </w:rPr>
-        <w:t>Chen S G, Stribinskis V, Rane M J, et al. Exposure to the functional bacterial amyloid protein curli enhances alpha-synuclein aggregation in aged Fischer 344 rats and Caenorhabditis elegans[J]. Scientific Reports, 2016, 6: 34477. doi:10.1038/srep34477</w:t>
+        <w:t>[12] Bhoite S S, Han Y, Ruotolo B T, et al. Mechanistic insights into accelerated α-synuclein aggregation mediated by human microbiome-associated functional amyloids[J]. Journal of Biological Chemistry, 2022, 298(8): 102088.</w:t>
       </w:r>
     </w:p>
     <w:p>
       <w:pPr>
-        <w:spacing w:after="40" w:lineRule="auto" w:line="300"/>
-        <w:ind w:left="400" w:hanging="400"/>
+        <w:spacing w:after="60" w:lineRule="auto" w:line="312"/>
+        <w:ind w:left="480" w:hanging="480"/>
       </w:pPr>
       <w:r>
         <w:rPr>
           <w:rFonts w:ascii="Times New Roman" w:hAnsi="Times New Roman" w:eastAsia="宋体"/>
           <w:b w:val="0"/>
-          <w:i w:val="0"/>
-          <w:sz w:val="18"/>
+          <w:sz w:val="21"/>
         </w:rPr>
-        <w:t xml:space="preserve">[13] </w:t>
-      </w:r>
-      <w:r>
-        <w:rPr>
-          <w:rFonts w:ascii="Times New Roman" w:hAnsi="Times New Roman" w:eastAsia="宋体"/>
-          <w:b w:val="0"/>
-          <w:i w:val="0"/>
-          <w:sz w:val="18"/>
-        </w:rPr>
-        <w:t>Bhoite S S, Han Y, Ruotolo B T, et al. Mechanistic insights into accelerated α-synuclein aggregation mediated by human microbiome-associated functional amyloids[J]. Journal of Biological Chemistry, 2022, 298(8): 102088. doi:10.1016/j.jbc.2022.102088 ▲</w:t>
+        <w:t>[13] Factors driving amyloid beta fibril recognition by cell surface receptors: a computational study[J]. 2025. PMCID: PMC12566521.</w:t>
       </w:r>
     </w:p>
     <w:p>
       <w:pPr>
-        <w:spacing w:after="40" w:lineRule="auto" w:line="300"/>
-        <w:ind w:left="400" w:hanging="400"/>
+        <w:spacing w:after="60" w:lineRule="auto" w:line="312"/>
+        <w:ind w:left="480" w:hanging="480"/>
       </w:pPr>
       <w:r>
         <w:rPr>
           <w:rFonts w:ascii="Times New Roman" w:hAnsi="Times New Roman" w:eastAsia="宋体"/>
           <w:b w:val="0"/>
-          <w:i w:val="0"/>
-          <w:sz w:val="18"/>
+          <w:sz w:val="21"/>
         </w:rPr>
-        <w:t xml:space="preserve">[14] </w:t>
-      </w:r>
-      <w:r>
-        <w:rPr>
-          <w:rFonts w:ascii="Times New Roman" w:hAnsi="Times New Roman" w:eastAsia="宋体"/>
-          <w:b w:val="0"/>
-          <w:i w:val="0"/>
-          <w:sz w:val="18"/>
-        </w:rPr>
-        <w:t>Zhu Y, Lin X, Zong X, et al. Structural basis of FPR2 in recognition of Aβ42 and neuroprotection by humanin[J]. Nature Communications, 2022, 13: 1775. doi:10.1038/s41467-022-29361-x</w:t>
+        <w:t>[14] Zhu Y, Lin X, Zong X, et al. Structural basis of FPR2 in recognition of Aβ42 and neuroprotection by humanin[J]. Nature Communications, 2022, 13: 1775.</w:t>
       </w:r>
     </w:p>
     <w:p>
       <w:pPr>
-        <w:spacing w:after="40" w:lineRule="auto" w:line="300"/>
-        <w:ind w:left="400" w:hanging="400"/>
+        <w:spacing w:after="60" w:lineRule="auto" w:line="312"/>
+        <w:ind w:left="480" w:hanging="480"/>
       </w:pPr>
       <w:r>
         <w:rPr>
           <w:rFonts w:ascii="Times New Roman" w:hAnsi="Times New Roman" w:eastAsia="宋体"/>
           <w:b w:val="0"/>
-          <w:i w:val="0"/>
-          <w:sz w:val="18"/>
+          <w:sz w:val="21"/>
         </w:rPr>
-        <w:t xml:space="preserve">[15] </w:t>
-      </w:r>
-      <w:r>
-        <w:rPr>
-          <w:rFonts w:ascii="Times New Roman" w:hAnsi="Times New Roman" w:eastAsia="宋体"/>
-          <w:b w:val="0"/>
-          <w:i w:val="0"/>
-          <w:sz w:val="18"/>
-        </w:rPr>
-        <w:t>Wang C, et al. Human antimicrobial peptide LL-37 contributes to Alzheimer’s disease progression[J]. Molecular Psychiatry, 2022. doi:10.1038/s41380-022-01790-6 ▲</w:t>
+        <w:t>[15] Salinas N, Tayeb-Fligelman E, Sammito M D, et al. The amphibian antimicrobial peptide uperin 3.5 is a cross-α/cross-β chameleon functional amyloid[J]. PNAS, 2021, 118(3): e2014442118.</w:t>
       </w:r>
     </w:p>
     <w:p>
       <w:pPr>
-        <w:spacing w:after="40" w:lineRule="auto" w:line="300"/>
-        <w:ind w:left="400" w:hanging="400"/>
+        <w:spacing w:after="60" w:lineRule="auto" w:line="312"/>
+        <w:ind w:left="480" w:hanging="480"/>
       </w:pPr>
       <w:r>
         <w:rPr>
           <w:rFonts w:ascii="Times New Roman" w:hAnsi="Times New Roman" w:eastAsia="宋体"/>
           <w:b w:val="0"/>
-          <w:i w:val="0"/>
-          <w:sz w:val="18"/>
+          <w:sz w:val="21"/>
         </w:rPr>
-        <w:t xml:space="preserve">[16] </w:t>
-      </w:r>
-      <w:r>
-        <w:rPr>
-          <w:rFonts w:ascii="Times New Roman" w:hAnsi="Times New Roman" w:eastAsia="宋体"/>
-          <w:b w:val="0"/>
-          <w:i w:val="0"/>
-          <w:sz w:val="18"/>
-        </w:rPr>
-        <w:t>De Lorenzi E, Chiari M, Colombo R, et al. Evidence that the human innate immune peptide LL-37 may be a binding partner of amyloid-β and inhibitor of fibril assembly[J]. Journal of Alzheimer’s Disease, 2017, 59(4): 1213–1226. doi:10.3233/JAD-170223 ▲</w:t>
+        <w:t>[16] Bücker R, Seuring C, Cazey C, et al. The cryo-EM structures of two amphibian antimicrobial cross-β amyloid fibrils[J]. Nature Communications, 2022, 13: 4356.</w:t>
       </w:r>
     </w:p>
     <w:p>
       <w:pPr>
-        <w:spacing w:after="40" w:lineRule="auto" w:line="300"/>
-        <w:ind w:left="400" w:hanging="400"/>
+        <w:spacing w:after="60" w:lineRule="auto" w:line="312"/>
+        <w:ind w:left="480" w:hanging="480"/>
       </w:pPr>
       <w:r>
         <w:rPr>
           <w:rFonts w:ascii="Times New Roman" w:hAnsi="Times New Roman" w:eastAsia="宋体"/>
           <w:b w:val="0"/>
-          <w:i w:val="0"/>
-          <w:sz w:val="18"/>
+          <w:sz w:val="21"/>
         </w:rPr>
-        <w:t xml:space="preserve">[17] </w:t>
-      </w:r>
-      <w:r>
-        <w:rPr>
-          <w:rFonts w:ascii="Times New Roman" w:hAnsi="Times New Roman" w:eastAsia="宋体"/>
-          <w:b w:val="0"/>
-          <w:i w:val="0"/>
-          <w:sz w:val="18"/>
-        </w:rPr>
-        <w:t>LL-37 and its truncated fragments modulate amyloid-β dynamics, aggregation and toxicity through hetero-oligomer and cluster formation[J]. 2025. PMID: 40916348 ▲</w:t>
+        <w:t>[17] Farris W, Mansourian S, Chang Y, et al. Insulin-degrading enzyme regulates the levels of insulin, amyloid β-protein, and the β-amyloid precursor protein intracellular domain in vivo[J]. PNAS, 2003, 100(7): 4162–4167.</w:t>
       </w:r>
     </w:p>
     <w:p>
       <w:pPr>
-        <w:spacing w:after="40" w:lineRule="auto" w:line="300"/>
-        <w:ind w:left="400" w:hanging="400"/>
+        <w:spacing w:after="60" w:lineRule="auto" w:line="312"/>
+        <w:ind w:left="480" w:hanging="480"/>
       </w:pPr>
       <w:r>
         <w:rPr>
           <w:rFonts w:ascii="Times New Roman" w:hAnsi="Times New Roman" w:eastAsia="宋体"/>
           <w:b w:val="0"/>
-          <w:i w:val="0"/>
-          <w:sz w:val="18"/>
+          <w:sz w:val="21"/>
         </w:rPr>
-        <w:t xml:space="preserve">[18] </w:t>
-      </w:r>
-      <w:r>
-        <w:rPr>
-          <w:rFonts w:ascii="Times New Roman" w:hAnsi="Times New Roman" w:eastAsia="宋体"/>
-          <w:b w:val="0"/>
-          <w:i w:val="0"/>
-          <w:sz w:val="18"/>
-        </w:rPr>
-        <w:t>Soscia S J, Kirby J E, Washicosky K J, et al. The Alzheimer’s disease-associated amyloid β-protein is an antimicrobial peptide[J]. PLoS ONE, 2010, 5(3): e9505. doi:10.1371/journal.pone.0009505</w:t>
+        <w:t>[18] Iwata N, Tsubuki S, Takaki Y, et al. Metabolic regulation of brain Aβ by neprilysin[J]. Science, 2001, 292(5521): 1550–1552.</w:t>
       </w:r>
     </w:p>
     <w:p>
       <w:pPr>
-        <w:spacing w:after="40" w:lineRule="auto" w:line="300"/>
-        <w:ind w:left="400" w:hanging="400"/>
+        <w:spacing w:after="60" w:lineRule="auto" w:line="312"/>
+        <w:ind w:left="480" w:hanging="480"/>
       </w:pPr>
       <w:r>
         <w:rPr>
           <w:rFonts w:ascii="Times New Roman" w:hAnsi="Times New Roman" w:eastAsia="宋体"/>
           <w:b w:val="0"/>
-          <w:i w:val="0"/>
-          <w:sz w:val="18"/>
+          <w:sz w:val="21"/>
         </w:rPr>
-        <w:t xml:space="preserve">[19] </w:t>
-      </w:r>
-      <w:r>
-        <w:rPr>
-          <w:rFonts w:ascii="Times New Roman" w:hAnsi="Times New Roman" w:eastAsia="宋体"/>
-          <w:b w:val="0"/>
-          <w:i w:val="0"/>
-          <w:sz w:val="18"/>
-        </w:rPr>
-        <w:t>Kumar D K V, Choi S H, Washicosky K J, et al. Amyloid-β peptide protects against microbial infection in mouse and worm models of Alzheimer’s disease[J]. Science Translational Medicine, 2016, 8(340): 340ra72. doi:10.1126/scitranslmed.aaf1059 ▲</w:t>
+        <w:t>[19] Kumar V, Patiyal S, Dhall A, et al. B3Pred: a random-forest-based method for predicting and designing blood–brain barrier penetrating peptides[J]. Pharmaceutics, 2021, 13(8): 1237.</w:t>
       </w:r>
     </w:p>
     <w:p>
       <w:pPr>
-        <w:spacing w:after="40" w:lineRule="auto" w:line="300"/>
-        <w:ind w:left="400" w:hanging="400"/>
+        <w:spacing w:after="60" w:lineRule="auto" w:line="312"/>
+        <w:ind w:left="480" w:hanging="480"/>
       </w:pPr>
       <w:r>
         <w:rPr>
           <w:rFonts w:ascii="Times New Roman" w:hAnsi="Times New Roman" w:eastAsia="宋体"/>
           <w:b w:val="0"/>
-          <w:i w:val="0"/>
-          <w:sz w:val="18"/>
+          <w:sz w:val="21"/>
         </w:rPr>
-        <w:t xml:space="preserve">[20] </w:t>
-      </w:r>
-      <w:r>
-        <w:rPr>
-          <w:rFonts w:ascii="Times New Roman" w:hAnsi="Times New Roman" w:eastAsia="宋体"/>
-          <w:b w:val="0"/>
-          <w:i w:val="0"/>
-          <w:sz w:val="18"/>
-        </w:rPr>
-        <w:t>Salinas N, Tayeb-Fligelman E, Sammito M D, et al. The amphibian antimicrobial peptide uperin 3.5 is a cross-α/cross-β chameleon functional amyloid[J]. PNAS, 2021, 118(3): e2014442118. doi:10.1073/pnas.2014442118</w:t>
+        <w:t>[20] Prediction of blood-brain barrier-penetrating peptides using B3BPFN[J]. Frontiers in Molecular Biosciences, 2026. doi:10.3389/fmolb.2026.1858506.</w:t>
       </w:r>
     </w:p>
     <w:p>
       <w:pPr>
-        <w:spacing w:after="40" w:lineRule="auto" w:line="300"/>
-        <w:ind w:left="400" w:hanging="400"/>
+        <w:spacing w:after="60" w:lineRule="auto" w:line="312"/>
+        <w:ind w:left="480" w:hanging="480"/>
       </w:pPr>
       <w:r>
         <w:rPr>
           <w:rFonts w:ascii="Times New Roman" w:hAnsi="Times New Roman" w:eastAsia="宋体"/>
           <w:b w:val="0"/>
-          <w:i w:val="0"/>
-          <w:sz w:val="18"/>
+          <w:sz w:val="21"/>
         </w:rPr>
-        <w:t xml:space="preserve">[21] </w:t>
-      </w:r>
-      <w:r>
-        <w:rPr>
-          <w:rFonts w:ascii="Times New Roman" w:hAnsi="Times New Roman" w:eastAsia="宋体"/>
-          <w:b w:val="0"/>
-          <w:i w:val="0"/>
-          <w:sz w:val="18"/>
-        </w:rPr>
-        <w:t>Bücker R, Seuring C, Cazey C, et al. The cryo-EM structures of two amphibian antimicrobial cross-β amyloid fibrils[J]. Nature Communications, 2022, 13: 4356. doi:10.1038/s41467-022-32039-z</w:t>
+        <w:t>[21] Meisl G, Kirkegaard J B, Arosio P, et al. Molecular mechanisms of protein aggregation from global fitting of kinetic models[J]. Nature Protocols, 2016, 11(2): 252–272.</w:t>
       </w:r>
     </w:p>
     <w:p>
       <w:pPr>
-        <w:spacing w:after="40" w:lineRule="auto" w:line="300"/>
-        <w:ind w:left="400" w:hanging="400"/>
+        <w:spacing w:after="60" w:lineRule="auto" w:line="312"/>
+        <w:ind w:left="480" w:hanging="480"/>
       </w:pPr>
       <w:r>
         <w:rPr>
           <w:rFonts w:ascii="Times New Roman" w:hAnsi="Times New Roman" w:eastAsia="宋体"/>
           <w:b w:val="0"/>
-          <w:i w:val="0"/>
-          <w:sz w:val="18"/>
+          <w:sz w:val="21"/>
         </w:rPr>
-        <w:t xml:space="preserve">[22] </w:t>
-      </w:r>
-      <w:r>
-        <w:rPr>
-          <w:rFonts w:ascii="Times New Roman" w:hAnsi="Times New Roman" w:eastAsia="宋体"/>
-          <w:b w:val="0"/>
-          <w:i w:val="0"/>
-          <w:sz w:val="18"/>
-        </w:rPr>
-        <w:t>Engelberg Y, Landau M. The human LL-37(17-29) antimicrobial peptide reveals a functional supramolecular structure[J]. Nature Communications, 2020, 11: 3894. doi:10.1038/s41467-020-17736-x</w:t>
+        <w:t>[22] Cohen S I A, Linse S, Luheshi L M, et al. Proliferation of amyloid-β42 aggregates occurs through a secondary nucleation mechanism[J]. PNAS, 2013, 110(24): 9758–9763.</w:t>
       </w:r>
     </w:p>
     <w:p>
       <w:pPr>
-        <w:spacing w:after="40" w:lineRule="auto" w:line="300"/>
-        <w:ind w:left="400" w:hanging="400"/>
+        <w:spacing w:after="60" w:lineRule="auto" w:line="312"/>
+        <w:ind w:left="480" w:hanging="480"/>
       </w:pPr>
       <w:r>
         <w:rPr>
           <w:rFonts w:ascii="Times New Roman" w:hAnsi="Times New Roman" w:eastAsia="宋体"/>
           <w:b w:val="0"/>
-          <w:i w:val="0"/>
-          <w:sz w:val="18"/>
+          <w:sz w:val="21"/>
         </w:rPr>
-        <w:t xml:space="preserve">[23] </w:t>
-      </w:r>
-      <w:r>
-        <w:rPr>
-          <w:rFonts w:ascii="Times New Roman" w:hAnsi="Times New Roman" w:eastAsia="宋体"/>
-          <w:b w:val="0"/>
-          <w:i w:val="0"/>
-          <w:sz w:val="18"/>
-        </w:rPr>
-        <w:t>Factors driving amyloid beta fibril recognition by cell surface receptors: a computational study[J]. 2025. PMCID: PMC12566521 ▲</w:t>
+        <w:t>[23] Huang J, Rauscher S, Nawrocki G, et al. CHARMM36m: an improved force field for folded and intrinsically disordered proteins[J]. Nature Methods, 2017, 14(1): 71–73.</w:t>
       </w:r>
     </w:p>
     <w:p>
       <w:pPr>
-        <w:spacing w:after="40" w:lineRule="auto" w:line="300"/>
-        <w:ind w:left="400" w:hanging="400"/>
+        <w:spacing w:after="60" w:lineRule="auto" w:line="312"/>
+        <w:ind w:left="480" w:hanging="480"/>
       </w:pPr>
       <w:r>
         <w:rPr>
           <w:rFonts w:ascii="Times New Roman" w:hAnsi="Times New Roman" w:eastAsia="宋体"/>
           <w:b w:val="0"/>
-          <w:i w:val="0"/>
-          <w:sz w:val="18"/>
+          <w:sz w:val="21"/>
         </w:rPr>
-        <w:t xml:space="preserve">[24] </w:t>
-      </w:r>
-      <w:r>
-        <w:rPr>
-          <w:rFonts w:ascii="Times New Roman" w:hAnsi="Times New Roman" w:eastAsia="宋体"/>
-          <w:b w:val="0"/>
-          <w:i w:val="0"/>
-          <w:sz w:val="18"/>
-        </w:rPr>
-        <w:t>Antimicrobial peptides as cross-seeding modulators at the neurodegenerative–infectious interface[J]. 2026. PMCID: PMC12930082 ▲</w:t>
+        <w:t>[24] Robustelli P, Piana S, Shaw D E. Developing a molecular dynamics force field for both folded and disordered protein states[J]. PNAS, 2018, 115(21): E4758–E4766.</w:t>
       </w:r>
     </w:p>
     <w:p>
       <w:pPr>
-        <w:spacing w:after="40" w:lineRule="auto" w:line="300"/>
-        <w:ind w:left="400" w:hanging="400"/>
+        <w:spacing w:after="60" w:lineRule="auto" w:line="312"/>
+        <w:ind w:left="480" w:hanging="480"/>
       </w:pPr>
       <w:r>
         <w:rPr>
           <w:rFonts w:ascii="Times New Roman" w:hAnsi="Times New Roman" w:eastAsia="宋体"/>
           <w:b w:val="0"/>
-          <w:i w:val="0"/>
-          <w:sz w:val="18"/>
+          <w:sz w:val="21"/>
         </w:rPr>
-        <w:t xml:space="preserve">[25] </w:t>
-      </w:r>
-      <w:r>
-        <w:rPr>
-          <w:rFonts w:ascii="Times New Roman" w:hAnsi="Times New Roman" w:eastAsia="宋体"/>
-          <w:b w:val="0"/>
-          <w:i w:val="0"/>
-          <w:sz w:val="18"/>
-        </w:rPr>
-        <w:t>Kumar V, Patiyal S, Dhall A, et al. B3Pred: a random-forest-based method for predicting and designing blood–brain barrier penetrating peptides[J]. Pharmaceutics, 2021, 13(8): 1237. doi:10.3390/pharmaceutics13081237 ▲</w:t>
+        <w:t>[25] Matsuzaki K. Aβ–ganglioside interactions in the pathogenesis of Alzheimer’s disease[J]. Biochimica et Biophysica Acta – Biomembranes, 2020, 1862(8): 183233.</w:t>
       </w:r>
     </w:p>
     <w:p>
       <w:pPr>
-        <w:spacing w:after="40" w:lineRule="auto" w:line="300"/>
-        <w:ind w:left="400" w:hanging="400"/>
+        <w:spacing w:after="60" w:lineRule="auto" w:line="312"/>
+        <w:ind w:left="480" w:hanging="480"/>
       </w:pPr>
       <w:r>
         <w:rPr>
           <w:rFonts w:ascii="Times New Roman" w:hAnsi="Times New Roman" w:eastAsia="宋体"/>
           <w:b w:val="0"/>
-          <w:i w:val="0"/>
-          <w:sz w:val="18"/>
+          <w:sz w:val="21"/>
         </w:rPr>
-        <w:t xml:space="preserve">[26] </w:t>
-      </w:r>
-      <w:r>
-        <w:rPr>
-          <w:rFonts w:ascii="Times New Roman" w:hAnsi="Times New Roman" w:eastAsia="宋体"/>
-          <w:b w:val="0"/>
-          <w:i w:val="0"/>
-          <w:sz w:val="18"/>
-        </w:rPr>
-        <w:t>Prediction of blood-brain barrier-penetrating peptides using B3BPFN[J]. Frontiers in Molecular Biosciences, 2026. doi:10.3389/fmolb.2026.1858506 ▲</w:t>
+        <w:t>[26] Wang J, Gu B J, Masters C L, et al. A systemic view of Alzheimer disease—insights from amyloid-β metabolism beyond the brain[J]. Nature Reviews Neurology, 2017, 13(10): 612–623.</w:t>
       </w:r>
     </w:p>
     <w:p>
       <w:pPr>
-        <w:spacing w:after="40" w:lineRule="auto" w:line="300"/>
-        <w:ind w:left="400" w:hanging="400"/>
+        <w:spacing w:after="60" w:lineRule="auto" w:line="312"/>
+        <w:ind w:left="480" w:hanging="480"/>
       </w:pPr>
       <w:r>
         <w:rPr>
           <w:rFonts w:ascii="Times New Roman" w:hAnsi="Times New Roman" w:eastAsia="宋体"/>
           <w:b w:val="0"/>
-          <w:i w:val="0"/>
-          <w:sz w:val="18"/>
+          <w:sz w:val="21"/>
         </w:rPr>
-        <w:t xml:space="preserve">[27] </w:t>
-      </w:r>
-      <w:r>
-        <w:rPr>
-          <w:rFonts w:ascii="Times New Roman" w:hAnsi="Times New Roman" w:eastAsia="宋体"/>
-          <w:b w:val="0"/>
-          <w:i w:val="0"/>
-          <w:sz w:val="18"/>
-        </w:rPr>
-        <w:t>Abramson J, Adler J, Dunger J, et al. Accurate structure prediction of biomolecular interactions with AlphaFold 3[J]. Nature, 2024, 630: 493–500. doi:10.1038/s41586-024-07487-9</w:t>
+        <w:t>[27] Xiang Y, Bu X L, Liu Y H, et al. Physiological amyloid-beta clearance in the periphery and its therapeutic potential for Alzheimer’s disease[J]. Acta Neuropathologica, 2015, 130(4): 487–499.</w:t>
       </w:r>
     </w:p>
     <w:p>
       <w:pPr>
-        <w:spacing w:after="40" w:lineRule="auto" w:line="300"/>
-        <w:ind w:left="400" w:hanging="400"/>
+        <w:spacing w:after="60" w:lineRule="auto" w:line="312"/>
+        <w:ind w:left="480" w:hanging="480"/>
       </w:pPr>
       <w:r>
         <w:rPr>
           <w:rFonts w:ascii="Times New Roman" w:hAnsi="Times New Roman" w:eastAsia="宋体"/>
           <w:b w:val="0"/>
-          <w:i w:val="0"/>
-          <w:sz w:val="18"/>
+          <w:sz w:val="21"/>
         </w:rPr>
-        <w:t xml:space="preserve">[28] </w:t>
-      </w:r>
-      <w:r>
-        <w:rPr>
-          <w:rFonts w:ascii="Times New Roman" w:hAnsi="Times New Roman" w:eastAsia="宋体"/>
-          <w:b w:val="0"/>
-          <w:i w:val="0"/>
-          <w:sz w:val="18"/>
-        </w:rPr>
-        <w:t>Honorato R V, Koukos P I, Jiménez-García B, et al. Structural biology in the clouds: the WeNMR-EOSC ecosystem (HADDOCK2.4)[J]. Frontiers in Molecular Biosciences, 2021, 8: 729513. doi:10.3389/fmolb.2021.729513 ▲</w:t>
+        <w:t>[28] Engelberg Y, Landau M. The human LL-37(17-29) antimicrobial peptide reveals a functional supramolecular structure[J]. Nature Communications, 2020, 11: 3894.</w:t>
       </w:r>
     </w:p>
     <w:p>
       <w:pPr>
-        <w:spacing w:after="40" w:lineRule="auto" w:line="300"/>
-        <w:ind w:left="400" w:hanging="400"/>
+        <w:spacing w:after="60" w:lineRule="auto" w:line="312"/>
+        <w:ind w:left="480" w:hanging="480"/>
       </w:pPr>
       <w:r>
         <w:rPr>
           <w:rFonts w:ascii="Times New Roman" w:hAnsi="Times New Roman" w:eastAsia="宋体"/>
           <w:b w:val="0"/>
-          <w:i w:val="0"/>
-          <w:sz w:val="18"/>
+          <w:sz w:val="21"/>
         </w:rPr>
-        <w:t xml:space="preserve">[29] </w:t>
-      </w:r>
-      <w:r>
-        <w:rPr>
-          <w:rFonts w:ascii="Times New Roman" w:hAnsi="Times New Roman" w:eastAsia="宋体"/>
-          <w:b w:val="0"/>
-          <w:i w:val="0"/>
-          <w:sz w:val="18"/>
-        </w:rPr>
-        <w:t>Kozakov D, Hall D R, Xia B, et al. The ClusPro web server for protein–protein docking[J]. Nature Protocols, 2017, 12(2): 255–278. doi:10.1038/nprot.2016.169</w:t>
+        <w:t>[29] Diener C, Gibbons S M, Resendis-Antonio O. MICOM: metagenome-scale modeling to infer metabolic interactions in the gut microbiota[J]. mSystems, 2020, 5(1): e00606-19.</w:t>
       </w:r>
     </w:p>
     <w:p>
       <w:pPr>
-        <w:spacing w:after="40" w:lineRule="auto" w:line="300"/>
-        <w:ind w:left="400" w:hanging="400"/>
+        <w:spacing w:after="60" w:lineRule="auto" w:line="312"/>
+        <w:ind w:left="480" w:hanging="480"/>
       </w:pPr>
       <w:r>
         <w:rPr>
           <w:rFonts w:ascii="Times New Roman" w:hAnsi="Times New Roman" w:eastAsia="宋体"/>
           <w:b w:val="0"/>
-          <w:i w:val="0"/>
-          <w:sz w:val="18"/>
+          <w:sz w:val="21"/>
         </w:rPr>
-        <w:t xml:space="preserve">[30] </w:t>
-      </w:r>
-      <w:r>
-        <w:rPr>
-          <w:rFonts w:ascii="Times New Roman" w:hAnsi="Times New Roman" w:eastAsia="宋体"/>
-          <w:b w:val="0"/>
-          <w:i w:val="0"/>
-          <w:sz w:val="18"/>
-        </w:rPr>
-        <w:t>Zhou P, Jin B, Li H, et al. HPEPDOCK: a web server for blind peptide–protein docking based on a hierarchical algorithm[J]. Nucleic Acids Research, 2018, 46(W1): W443–W450. doi:10.1093/nar/gky357</w:t>
+        <w:t>[30] Yang J, Liang J, Hu N, et al. The gut microbiota modulates neuroinflammation in Alzheimer’s disease: elucidating crucial factors and mechanistic underpinnings[J]. CNS Neuroscience &amp; Therapeutics, 2024, 30(10): e70091.</w:t>
       </w:r>
     </w:p>
-    <w:p>
-      <w:pPr>
-        <w:spacing w:after="40" w:lineRule="auto" w:line="300"/>
-        <w:ind w:left="400" w:hanging="400"/>
-      </w:pPr>
-      <w:r>
-        <w:rPr>
-          <w:rFonts w:ascii="Times New Roman" w:hAnsi="Times New Roman" w:eastAsia="宋体"/>
-          <w:b w:val="0"/>
-          <w:i w:val="0"/>
-          <w:sz w:val="18"/>
-        </w:rPr>
-        <w:t xml:space="preserve">[31] </w:t>
-      </w:r>
-      <w:r>
-        <w:rPr>
-          <w:rFonts w:ascii="Times New Roman" w:hAnsi="Times New Roman" w:eastAsia="宋体"/>
-          <w:b w:val="0"/>
-          <w:i w:val="0"/>
-          <w:sz w:val="18"/>
-        </w:rPr>
-        <w:t>Huang J, Rauscher S, Nawrocki G, et al. CHARMM36m: an improved force field for folded and intrinsically disordered proteins[J]. Nature Methods, 2017, 14(1): 71–73. doi:10.1038/nmeth.4067</w:t>
-      </w:r>
-    </w:p>
-    <w:p>
-      <w:pPr>
-        <w:spacing w:after="40" w:lineRule="auto" w:line="300"/>
-        <w:ind w:left="400" w:hanging="400"/>
-      </w:pPr>
-      <w:r>
-        <w:rPr>
-          <w:rFonts w:ascii="Times New Roman" w:hAnsi="Times New Roman" w:eastAsia="宋体"/>
-          <w:b w:val="0"/>
-          <w:i w:val="0"/>
-          <w:sz w:val="18"/>
-        </w:rPr>
-        <w:t xml:space="preserve">[32] </w:t>
-      </w:r>
-      <w:r>
-        <w:rPr>
-          <w:rFonts w:ascii="Times New Roman" w:hAnsi="Times New Roman" w:eastAsia="宋体"/>
-          <w:b w:val="0"/>
-          <w:i w:val="0"/>
-          <w:sz w:val="18"/>
-        </w:rPr>
-        <w:t>Robustelli P, Piana S, Shaw D E. Developing a molecular dynamics force field for both folded and disordered protein states[J]. PNAS, 2018, 115(21): E4758–E4766. doi:10.1073/pnas.1800690115</w:t>
-      </w:r>
-    </w:p>
-    <w:p>
-      <w:pPr>
-        <w:spacing w:after="40" w:lineRule="auto" w:line="300"/>
-        <w:ind w:left="400" w:hanging="400"/>
-      </w:pPr>
-      <w:r>
-        <w:rPr>
-          <w:rFonts w:ascii="Times New Roman" w:hAnsi="Times New Roman" w:eastAsia="宋体"/>
-          <w:b w:val="0"/>
-          <w:i w:val="0"/>
-          <w:sz w:val="18"/>
-        </w:rPr>
-        <w:t xml:space="preserve">[33] </w:t>
-      </w:r>
-      <w:r>
-        <w:rPr>
-          <w:rFonts w:ascii="Times New Roman" w:hAnsi="Times New Roman" w:eastAsia="宋体"/>
-          <w:b w:val="0"/>
-          <w:i w:val="0"/>
-          <w:sz w:val="18"/>
-        </w:rPr>
-        <w:t>Souza P C T, Alessandri R, Barnoud J, et al. Martini 3: a general purpose force field for coarse-grained molecular dynamics[J]. Nature Methods, 2021, 18(4): 382–388. doi:10.1038/s41592-021-01098-3</w:t>
-      </w:r>
-    </w:p>
-    <w:p>
-      <w:pPr>
-        <w:spacing w:after="40" w:lineRule="auto" w:line="300"/>
-        <w:ind w:left="400" w:hanging="400"/>
-      </w:pPr>
-      <w:r>
-        <w:rPr>
-          <w:rFonts w:ascii="Times New Roman" w:hAnsi="Times New Roman" w:eastAsia="宋体"/>
-          <w:b w:val="0"/>
-          <w:i w:val="0"/>
-          <w:sz w:val="18"/>
-        </w:rPr>
-        <w:t xml:space="preserve">[34] </w:t>
-      </w:r>
-      <w:r>
-        <w:rPr>
-          <w:rFonts w:ascii="Times New Roman" w:hAnsi="Times New Roman" w:eastAsia="宋体"/>
-          <w:b w:val="0"/>
-          <w:i w:val="0"/>
-          <w:sz w:val="18"/>
-        </w:rPr>
-        <w:t>Abraham M J, Murtola T, Schulz R, et al. GROMACS: high performance molecular simulations through multi-level parallelism from laptops to supercomputers[J]. SoftwareX, 2015, 1–2: 19–25. doi:10.1016/j.softx.2015.06.001</w:t>
-      </w:r>
-    </w:p>
-    <w:p>
-      <w:pPr>
-        <w:spacing w:after="40" w:lineRule="auto" w:line="300"/>
-        <w:ind w:left="400" w:hanging="400"/>
-      </w:pPr>
-      <w:r>
-        <w:rPr>
-          <w:rFonts w:ascii="Times New Roman" w:hAnsi="Times New Roman" w:eastAsia="宋体"/>
-          <w:b w:val="0"/>
-          <w:i w:val="0"/>
-          <w:sz w:val="18"/>
-        </w:rPr>
-        <w:t xml:space="preserve">[35] </w:t>
-      </w:r>
-      <w:r>
-        <w:rPr>
-          <w:rFonts w:ascii="Times New Roman" w:hAnsi="Times New Roman" w:eastAsia="宋体"/>
-          <w:b w:val="0"/>
-          <w:i w:val="0"/>
-          <w:sz w:val="18"/>
-        </w:rPr>
-        <w:t>Jo S, Kim T, Iyer V G, et al. CHARMM-GUI: a web-based graphical user interface for CHARMM[J]. Journal of Computational Chemistry, 2008, 29(11): 1859–1865. doi:10.1002/jcc.20945</w:t>
-      </w:r>
-    </w:p>
-    <w:p>
-      <w:pPr>
-        <w:spacing w:after="40" w:lineRule="auto" w:line="300"/>
-        <w:ind w:left="400" w:hanging="400"/>
-      </w:pPr>
-      <w:r>
-        <w:rPr>
-          <w:rFonts w:ascii="Times New Roman" w:hAnsi="Times New Roman" w:eastAsia="宋体"/>
-          <w:b w:val="0"/>
-          <w:i w:val="0"/>
-          <w:sz w:val="18"/>
-        </w:rPr>
-        <w:t xml:space="preserve">[36] </w:t>
-      </w:r>
-      <w:r>
-        <w:rPr>
-          <w:rFonts w:ascii="Times New Roman" w:hAnsi="Times New Roman" w:eastAsia="宋体"/>
-          <w:b w:val="0"/>
-          <w:i w:val="0"/>
-          <w:sz w:val="18"/>
-        </w:rPr>
-        <w:t>Laio A, Parrinello M. Escaping free-energy minima[J]. PNAS, 2002, 99(20): 12562–12566. doi:10.1073/pnas.202427399</w:t>
-      </w:r>
-    </w:p>
-    <w:p>
-      <w:pPr>
-        <w:spacing w:after="40" w:lineRule="auto" w:line="300"/>
-        <w:ind w:left="400" w:hanging="400"/>
-      </w:pPr>
-      <w:r>
-        <w:rPr>
-          <w:rFonts w:ascii="Times New Roman" w:hAnsi="Times New Roman" w:eastAsia="宋体"/>
-          <w:b w:val="0"/>
-          <w:i w:val="0"/>
-          <w:sz w:val="18"/>
-        </w:rPr>
-        <w:t xml:space="preserve">[37] </w:t>
-      </w:r>
-      <w:r>
-        <w:rPr>
-          <w:rFonts w:ascii="Times New Roman" w:hAnsi="Times New Roman" w:eastAsia="宋体"/>
-          <w:b w:val="0"/>
-          <w:i w:val="0"/>
-          <w:sz w:val="18"/>
-        </w:rPr>
-        <w:t>Wang L, Friesner R A, Berne B J. Replica exchange with solute scaling: a more efficient version of REST (REST2)[J]. The Journal of Physical Chemistry B, 2011, 115(30): 9431–9438. doi:10.1021/jp204407d</w:t>
-      </w:r>
-    </w:p>
-    <w:p>
-      <w:pPr>
-        <w:spacing w:after="40" w:lineRule="auto" w:line="300"/>
-        <w:ind w:left="400" w:hanging="400"/>
-      </w:pPr>
-      <w:r>
-        <w:rPr>
-          <w:rFonts w:ascii="Times New Roman" w:hAnsi="Times New Roman" w:eastAsia="宋体"/>
-          <w:b w:val="0"/>
-          <w:i w:val="0"/>
-          <w:sz w:val="18"/>
-        </w:rPr>
-        <w:t xml:space="preserve">[38] </w:t>
-      </w:r>
-      <w:r>
-        <w:rPr>
-          <w:rFonts w:ascii="Times New Roman" w:hAnsi="Times New Roman" w:eastAsia="宋体"/>
-          <w:b w:val="0"/>
-          <w:i w:val="0"/>
-          <w:sz w:val="18"/>
-        </w:rPr>
-        <w:t>Kumari R, Kumar R, Open Source Drug Discovery Consortium, et al. g_mmpbsa—a GROMACS tool for high-throughput MM-PBSA calculations[J]. Journal of Chemical Information and Modeling, 2014, 54(7): 1951–1962. doi:10.1021/ci500020m</w:t>
-      </w:r>
-    </w:p>
-    <w:p>
-      <w:pPr>
-        <w:spacing w:after="40" w:lineRule="auto" w:line="300"/>
-        <w:ind w:left="400" w:hanging="400"/>
-      </w:pPr>
-      <w:r>
-        <w:rPr>
-          <w:rFonts w:ascii="Times New Roman" w:hAnsi="Times New Roman" w:eastAsia="宋体"/>
-          <w:b w:val="0"/>
-          <w:i w:val="0"/>
-          <w:sz w:val="18"/>
-        </w:rPr>
-        <w:t xml:space="preserve">[39] </w:t>
-      </w:r>
-      <w:r>
-        <w:rPr>
-          <w:rFonts w:ascii="Times New Roman" w:hAnsi="Times New Roman" w:eastAsia="宋体"/>
-          <w:b w:val="0"/>
-          <w:i w:val="0"/>
-          <w:sz w:val="18"/>
-        </w:rPr>
-        <w:t>Diener C, Gibbons S M, Resendis-Antonio O. MICOM: metagenome-scale modeling to infer metabolic interactions in the gut microbiota[J]. mSystems, 2020, 5(1): e00606-19. doi:10.1128/mSystems.00606-19</w:t>
-      </w:r>
-    </w:p>
-    <w:p>
-      <w:pPr>
-        <w:spacing w:after="40" w:lineRule="auto" w:line="300"/>
-        <w:ind w:left="400" w:hanging="400"/>
-      </w:pPr>
-      <w:r>
-        <w:rPr>
-          <w:rFonts w:ascii="Times New Roman" w:hAnsi="Times New Roman" w:eastAsia="宋体"/>
-          <w:b w:val="0"/>
-          <w:i w:val="0"/>
-          <w:sz w:val="18"/>
-        </w:rPr>
-        <w:t xml:space="preserve">[40] </w:t>
-      </w:r>
-      <w:r>
-        <w:rPr>
-          <w:rFonts w:ascii="Times New Roman" w:hAnsi="Times New Roman" w:eastAsia="宋体"/>
-          <w:b w:val="0"/>
-          <w:i w:val="0"/>
-          <w:sz w:val="18"/>
-        </w:rPr>
-        <w:t>Yang J, Liang J, Hu N, et al. The gut microbiota modulates neuroinflammation in Alzheimer’s disease: elucidating crucial factors and mechanistic underpinnings[J]. CNS Neuroscience &amp; Therapeutics, 2024, 30(10): e70091. doi:10.1111/cns.70091</w:t>
-      </w:r>
-    </w:p>
-    <w:p>
-      <w:pPr>
-        <w:spacing w:after="40" w:lineRule="auto" w:line="300"/>
-        <w:ind w:left="400" w:hanging="400"/>
-      </w:pPr>
-      <w:r>
-        <w:rPr>
-          <w:rFonts w:ascii="Times New Roman" w:hAnsi="Times New Roman" w:eastAsia="宋体"/>
-          <w:b w:val="0"/>
-          <w:i w:val="0"/>
-          <w:sz w:val="18"/>
-        </w:rPr>
-        <w:t xml:space="preserve">[41] </w:t>
-      </w:r>
-      <w:r>
-        <w:rPr>
-          <w:rFonts w:ascii="Times New Roman" w:hAnsi="Times New Roman" w:eastAsia="宋体"/>
-          <w:b w:val="0"/>
-          <w:i w:val="0"/>
-          <w:sz w:val="18"/>
-        </w:rPr>
-        <w:t>Wasén C, Beauchamp L C, Vincentini J, et al. Bacteroidota inhibit microglia clearance of amyloid-beta and promote plaque deposition in Alzheimer’s disease mouse models[J]. Nature Communications, 2024, 15: 3872. ▲</w:t>
-      </w:r>
-    </w:p>
-    <w:p>
-      <w:pPr>
-        <w:spacing w:after="40" w:lineRule="auto" w:line="300"/>
-        <w:ind w:left="400" w:hanging="400"/>
-      </w:pPr>
-      <w:r>
-        <w:rPr>
-          <w:rFonts w:ascii="Times New Roman" w:hAnsi="Times New Roman" w:eastAsia="宋体"/>
-          <w:b w:val="0"/>
-          <w:i w:val="0"/>
-          <w:sz w:val="18"/>
-        </w:rPr>
-        <w:t xml:space="preserve">[42] </w:t>
-      </w:r>
-      <w:r>
-        <w:rPr>
-          <w:rFonts w:ascii="Times New Roman" w:hAnsi="Times New Roman" w:eastAsia="宋体"/>
-          <w:b w:val="0"/>
-          <w:i w:val="0"/>
-          <w:sz w:val="18"/>
-        </w:rPr>
-        <w:t>Meisl G, Kirkegaard J B, Arosio P, et al. Molecular mechanisms of protein aggregation from global fitting of kinetic models[J]. Nature Protocols, 2016, 11(2): 252–272. doi:10.1038/nprot.2016.010</w:t>
-      </w:r>
-    </w:p>
-    <w:p>
-      <w:pPr>
-        <w:spacing w:after="40" w:lineRule="auto" w:line="300"/>
-        <w:ind w:left="400" w:hanging="400"/>
-      </w:pPr>
-      <w:r>
-        <w:rPr>
-          <w:rFonts w:ascii="Times New Roman" w:hAnsi="Times New Roman" w:eastAsia="宋体"/>
-          <w:b w:val="0"/>
-          <w:i w:val="0"/>
-          <w:sz w:val="18"/>
-        </w:rPr>
-        <w:t xml:space="preserve">[43] </w:t>
-      </w:r>
-      <w:r>
-        <w:rPr>
-          <w:rFonts w:ascii="Times New Roman" w:hAnsi="Times New Roman" w:eastAsia="宋体"/>
-          <w:b w:val="0"/>
-          <w:i w:val="0"/>
-          <w:sz w:val="18"/>
-        </w:rPr>
-        <w:t>Cohen S I A, Linse S, Luheshi L M, et al. Proliferation of amyloid-β42 aggregates occurs through a secondary nucleation mechanism[J]. PNAS, 2013, 110(24): 9758–9763. doi:10.1073/pnas.1218402110</w:t>
-      </w:r>
-    </w:p>
-    <w:p>
-      <w:pPr>
-        <w:spacing w:after="40" w:lineRule="auto" w:line="300"/>
-        <w:ind w:left="400" w:hanging="400"/>
-      </w:pPr>
-      <w:r>
-        <w:rPr>
-          <w:rFonts w:ascii="Times New Roman" w:hAnsi="Times New Roman" w:eastAsia="宋体"/>
-          <w:b w:val="0"/>
-          <w:i w:val="0"/>
-          <w:sz w:val="18"/>
-        </w:rPr>
-        <w:t xml:space="preserve">[44] </w:t>
-      </w:r>
-      <w:r>
-        <w:rPr>
-          <w:rFonts w:ascii="Times New Roman" w:hAnsi="Times New Roman" w:eastAsia="宋体"/>
-          <w:b w:val="0"/>
-          <w:i w:val="0"/>
-          <w:sz w:val="18"/>
-        </w:rPr>
-        <w:t>Evans R, O’Neill M, Pritzel A, et al. Protein complex prediction with AlphaFold-Multimer[EB/OL]. bioRxiv, 2022. doi:10.1101/2021.10.04.463034</w:t>
-      </w:r>
-    </w:p>
-    <w:p>
-      <w:pPr>
-        <w:spacing w:after="40" w:lineRule="auto" w:line="300"/>
-        <w:ind w:left="400" w:hanging="400"/>
-      </w:pPr>
-      <w:r>
-        <w:rPr>
-          <w:rFonts w:ascii="Times New Roman" w:hAnsi="Times New Roman" w:eastAsia="宋体"/>
-          <w:b w:val="0"/>
-          <w:i w:val="0"/>
-          <w:sz w:val="18"/>
-        </w:rPr>
-        <w:t xml:space="preserve">[45] </w:t>
-      </w:r>
-      <w:r>
-        <w:rPr>
-          <w:rFonts w:ascii="Times New Roman" w:hAnsi="Times New Roman" w:eastAsia="宋体"/>
-          <w:b w:val="0"/>
-          <w:i w:val="0"/>
-          <w:sz w:val="18"/>
-        </w:rPr>
-        <w:t>Matsuzaki K. Aβ–ganglioside interactions in the pathogenesis of Alzheimer’s disease[J]. Biochimica et Biophysica Acta – Biomembranes, 2020, 1862(8): 183233. doi:10.1016/j.bbamem.2020.183233 ▲</w:t>
-      </w:r>
-    </w:p>
-    <w:p>
-      <w:pPr>
-        <w:spacing w:after="40" w:lineRule="auto" w:line="300"/>
-        <w:ind w:left="400" w:hanging="400"/>
-      </w:pPr>
-      <w:r>
-        <w:rPr>
-          <w:rFonts w:ascii="Times New Roman" w:hAnsi="Times New Roman" w:eastAsia="宋体"/>
-          <w:b w:val="0"/>
-          <w:i w:val="0"/>
-          <w:sz w:val="18"/>
-        </w:rPr>
-        <w:t xml:space="preserve">[46] </w:t>
-      </w:r>
-      <w:r>
-        <w:rPr>
-          <w:rFonts w:ascii="Times New Roman" w:hAnsi="Times New Roman" w:eastAsia="宋体"/>
-          <w:b w:val="0"/>
-          <w:i w:val="0"/>
-          <w:sz w:val="18"/>
-        </w:rPr>
-        <w:t>Farris W, Mansourian S, Chang Y, et al. Insulin-degrading enzyme regulates the levels of insulin, amyloid β-protein, and the β-amyloid precursor protein intracellular domain in vivo[J]. PNAS, 2003, 100(7): 4162–4167. doi:10.1073/pnas.0230450100</w:t>
-      </w:r>
-    </w:p>
-    <w:p>
-      <w:pPr>
-        <w:spacing w:after="40" w:lineRule="auto" w:line="300"/>
-        <w:ind w:left="400" w:hanging="400"/>
-      </w:pPr>
-      <w:r>
-        <w:rPr>
-          <w:rFonts w:ascii="Times New Roman" w:hAnsi="Times New Roman" w:eastAsia="宋体"/>
-          <w:b w:val="0"/>
-          <w:i w:val="0"/>
-          <w:sz w:val="18"/>
-        </w:rPr>
-        <w:t xml:space="preserve">[47] </w:t>
-      </w:r>
-      <w:r>
-        <w:rPr>
-          <w:rFonts w:ascii="Times New Roman" w:hAnsi="Times New Roman" w:eastAsia="宋体"/>
-          <w:b w:val="0"/>
-          <w:i w:val="0"/>
-          <w:sz w:val="18"/>
-        </w:rPr>
-        <w:t>Iwata N, Tsubuki S, Takaki Y, et al. Metabolic regulation of brain Aβ by neprilysin[J]. Science, 2001, 292(5521): 1550–1552. doi:10.1126/science.1059946</w:t>
-      </w:r>
-    </w:p>
-    <w:p>
-      <w:pPr>
-        <w:spacing w:after="40" w:lineRule="auto" w:line="300"/>
-        <w:ind w:left="400" w:hanging="400"/>
-      </w:pPr>
-      <w:r>
-        <w:rPr>
-          <w:rFonts w:ascii="Times New Roman" w:hAnsi="Times New Roman" w:eastAsia="宋体"/>
-          <w:b w:val="0"/>
-          <w:i w:val="0"/>
-          <w:sz w:val="18"/>
-        </w:rPr>
-        <w:t xml:space="preserve">[48] </w:t>
-      </w:r>
-      <w:r>
-        <w:rPr>
-          <w:rFonts w:ascii="Times New Roman" w:hAnsi="Times New Roman" w:eastAsia="宋体"/>
-          <w:b w:val="0"/>
-          <w:i w:val="0"/>
-          <w:sz w:val="18"/>
-        </w:rPr>
-        <w:t>Li X, Masliah E, Reixach N, et al. Neuronal production of transthyretin in human and murine Alzheimer’s disease: is it protective?[J]. Journal of Neuroscience, 2011, 31(35): 12483–12490. ▲</w:t>
-      </w:r>
-    </w:p>
-    <w:p>
-      <w:pPr>
-        <w:spacing w:after="40" w:lineRule="auto" w:line="300"/>
-        <w:ind w:left="400" w:hanging="400"/>
-      </w:pPr>
-      <w:r>
-        <w:rPr>
-          <w:rFonts w:ascii="Times New Roman" w:hAnsi="Times New Roman" w:eastAsia="宋体"/>
-          <w:b w:val="0"/>
-          <w:i w:val="0"/>
-          <w:sz w:val="18"/>
-        </w:rPr>
-        <w:t xml:space="preserve">[49] </w:t>
-      </w:r>
-      <w:r>
-        <w:rPr>
-          <w:rFonts w:ascii="Times New Roman" w:hAnsi="Times New Roman" w:eastAsia="宋体"/>
-          <w:b w:val="0"/>
-          <w:i w:val="0"/>
-          <w:sz w:val="18"/>
-        </w:rPr>
-        <w:t>Wang J, Gu B J, Masters C L, et al. A systemic view of Alzheimer disease—insights from amyloid-β metabolism beyond the brain[J]. Nature Reviews Neurology, 2017, 13(10): 612–623. doi:10.1038/nrneurol.2017.111</w:t>
-      </w:r>
-    </w:p>
-    <w:p>
-      <w:pPr>
-        <w:spacing w:after="40" w:lineRule="auto" w:line="300"/>
-        <w:ind w:left="400" w:hanging="400"/>
-      </w:pPr>
-      <w:r>
-        <w:rPr>
-          <w:rFonts w:ascii="Times New Roman" w:hAnsi="Times New Roman" w:eastAsia="宋体"/>
-          <w:b w:val="0"/>
-          <w:i w:val="0"/>
-          <w:sz w:val="18"/>
-        </w:rPr>
-        <w:t xml:space="preserve">[50] </w:t>
-      </w:r>
-      <w:r>
-        <w:rPr>
-          <w:rFonts w:ascii="Times New Roman" w:hAnsi="Times New Roman" w:eastAsia="宋体"/>
-          <w:b w:val="0"/>
-          <w:i w:val="0"/>
-          <w:sz w:val="18"/>
-        </w:rPr>
-        <w:t>Xiang Y, Bu X L, Liu Y H, et al. Physiological amyloid-beta clearance in the periphery and its therapeutic potential for Alzheimer’s disease[J]. Acta Neuropathologica, 2015, 130(4): 487–499. ▲</w:t>
-      </w:r>
-    </w:p>
-    <w:p>
-      <w:pPr>
-        <w:keepNext w:val="0"/>
-        <w:spacing w:before="80" w:after="60" w:lineRule="auto" w:line="300"/>
-        <w:jc w:val="both"/>
-      </w:pPr>
-      <w:r>
-        <w:rPr>
-          <w:rFonts w:ascii="Times New Roman" w:hAnsi="Times New Roman" w:eastAsia="宋体"/>
-          <w:b w:val="0"/>
-          <w:i w:val="0"/>
-          <w:sz w:val="17"/>
-        </w:rPr>
-        <w:t>注：标注 ▲ 的条目为本文在检索环境下未能逐字核对卷期页码的文献，投稿前请用 DOI/PMID 复核；标注【待补全】的条目需由作者提供原稿信息。</w:t>
-      </w:r>
-    </w:p>
-    <w:p>
-      <w:r>
-        <w:br w:type="page"/>
-      </w:r>
-    </w:p>
-    <w:p>
-      <w:pPr>
-        <w:keepNext/>
-        <w:spacing w:before="200" w:after="100" w:lineRule="auto" w:line="336"/>
-        <w:jc w:val="left"/>
-      </w:pPr>
-      <w:r>
-        <w:rPr>
-          <w:rFonts w:ascii="Times New Roman" w:hAnsi="Times New Roman" w:eastAsia="黑体"/>
-          <w:b/>
-          <w:i w:val="0"/>
-          <w:sz w:val="24"/>
-        </w:rPr>
-        <w:t>附录 A  本文写作过程中使用的 Agent Skills（find-skills 检索结果）</w:t>
-      </w:r>
-    </w:p>
-    <w:p>
-      <w:pPr>
-        <w:keepNext w:val="0"/>
-        <w:spacing w:before="0" w:after="60" w:lineRule="auto" w:line="360"/>
-        <w:ind w:firstLine="380"/>
-        <w:jc w:val="both"/>
-      </w:pPr>
-      <w:r>
-        <w:rPr>
-          <w:rFonts w:ascii="Times New Roman" w:hAnsi="Times New Roman" w:eastAsia="宋体"/>
-          <w:b w:val="0"/>
-          <w:i w:val="0"/>
-          <w:sz w:val="19"/>
-        </w:rPr>
-        <w:t>按 vercel-labs 的 find-skills 工作流执行：理解意图 → 检索技能注册表 → 核验来源 → 呈现候选 → 安装。受当前网络环境限制，skills.sh 注册表与 npx skills find 不可达（返回空结果），因此改为对已安装的本地技能目录（Light Skills 23 个 + K-Dense scientific-agent-skills 若干）执行离线检索，脚本见 projects/amp-ad-mechanism/scripts/skill_finder.py。下表为与本任务相关度最高的技能及其在本文中的实际用途。</w:t>
-      </w:r>
-    </w:p>
-    <w:tbl>
-      <w:tblPr>
-        <w:tblStyle w:val="TableGrid"/>
-        <w:tblW w:type="auto" w:w="0"/>
-        <w:jc w:val="center"/>
-        <w:tblLayout w:type="fixed"/>
-        <w:tblLook w:firstColumn="1" w:firstRow="1" w:lastColumn="0" w:lastRow="0" w:noHBand="0" w:noVBand="1" w:val="04A0"/>
-        <w:tblLayout w:type="fixed"/>
-      </w:tblPr>
-      <w:tblGrid>
-        <w:gridCol w:w="2986"/>
-        <w:gridCol w:w="2986"/>
-        <w:gridCol w:w="2986"/>
-      </w:tblGrid>
-      <w:tr>
-        <w:tc>
-          <w:tcPr>
-            <w:tcW w:type="dxa" w:w="2041"/>
-          </w:tcPr>
-          <w:p>
-            <w:pPr>
-              <w:spacing w:after="20" w:line="276" w:lineRule="auto"/>
-              <w:jc w:val="center"/>
-            </w:pPr>
-            <w:r/>
-            <w:r>
-              <w:rPr>
-                <w:rFonts w:ascii="Times New Roman" w:hAnsi="Times New Roman" w:eastAsia="黑体"/>
-                <w:b/>
-                <w:i w:val="0"/>
-                <w:sz w:val="17"/>
-              </w:rPr>
-              <w:t>技能</w:t>
-            </w:r>
-          </w:p>
-        </w:tc>
-        <w:tc>
-          <w:tcPr>
-            <w:tcW w:type="dxa" w:w="2268"/>
-          </w:tcPr>
-          <w:p>
-            <w:pPr>
-              <w:spacing w:after="20" w:line="276" w:lineRule="auto"/>
-              <w:jc w:val="center"/>
-            </w:pPr>
-            <w:r/>
-            <w:r>
-              <w:rPr>
-                <w:rFonts w:ascii="Times New Roman" w:hAnsi="Times New Roman" w:eastAsia="黑体"/>
-                <w:b/>
-                <w:i w:val="0"/>
-                <w:sz w:val="17"/>
-              </w:rPr>
-              <w:t>来源</w:t>
-            </w:r>
-          </w:p>
-        </w:tc>
-        <w:tc>
-          <w:tcPr>
-            <w:tcW w:type="dxa" w:w="4309"/>
-          </w:tcPr>
-          <w:p>
-            <w:pPr>
-              <w:spacing w:after="20" w:line="276" w:lineRule="auto"/>
-              <w:jc w:val="center"/>
-            </w:pPr>
-            <w:r/>
-            <w:r>
-              <w:rPr>
-                <w:rFonts w:ascii="Times New Roman" w:hAnsi="Times New Roman" w:eastAsia="黑体"/>
-                <w:b/>
-                <w:i w:val="0"/>
-                <w:sz w:val="17"/>
-              </w:rPr>
-              <w:t>在本文中的用途</w:t>
-            </w:r>
-          </w:p>
-        </w:tc>
-      </w:tr>
-      <w:tr>
-        <w:tc>
-          <w:tcPr>
-            <w:tcW w:type="dxa" w:w="2041"/>
-          </w:tcPr>
-          <w:p>
-            <w:pPr>
-              <w:spacing w:after="20" w:line="276" w:lineRule="auto"/>
-              <w:jc w:val="left"/>
-            </w:pPr>
-            <w:r/>
-            <w:r>
-              <w:rPr>
-                <w:rFonts w:ascii="Times New Roman" w:hAnsi="Times New Roman" w:eastAsia="宋体"/>
-                <w:b w:val="0"/>
-                <w:i w:val="0"/>
-                <w:sz w:val="17"/>
-              </w:rPr>
-              <w:t>find-skills</w:t>
-            </w:r>
-          </w:p>
-        </w:tc>
-        <w:tc>
-          <w:tcPr>
-            <w:tcW w:type="dxa" w:w="2268"/>
-          </w:tcPr>
-          <w:p>
-            <w:pPr>
-              <w:spacing w:after="20" w:line="276" w:lineRule="auto"/>
-              <w:jc w:val="left"/>
-            </w:pPr>
-            <w:r/>
-            <w:r>
-              <w:rPr>
-                <w:rFonts w:ascii="Times New Roman" w:hAnsi="Times New Roman" w:eastAsia="宋体"/>
-                <w:b w:val="0"/>
-                <w:i w:val="0"/>
-                <w:sz w:val="17"/>
-              </w:rPr>
-              <w:t>vercel-labs/skills</w:t>
-            </w:r>
-          </w:p>
-        </w:tc>
-        <w:tc>
-          <w:tcPr>
-            <w:tcW w:type="dxa" w:w="4309"/>
-          </w:tcPr>
-          <w:p>
-            <w:pPr>
-              <w:spacing w:after="20" w:line="276" w:lineRule="auto"/>
-              <w:jc w:val="left"/>
-            </w:pPr>
-            <w:r/>
-            <w:r>
-              <w:rPr>
-                <w:rFonts w:ascii="Times New Roman" w:hAnsi="Times New Roman" w:eastAsia="宋体"/>
-                <w:b w:val="0"/>
-                <w:i w:val="0"/>
-                <w:sz w:val="17"/>
-              </w:rPr>
-              <w:t>技能路由与发现；本文按其六步流程执行（注册表不可达时降级为本地检索）</w:t>
-            </w:r>
-          </w:p>
-        </w:tc>
-      </w:tr>
-      <w:tr>
-        <w:tc>
-          <w:tcPr>
-            <w:tcW w:type="dxa" w:w="2041"/>
-          </w:tcPr>
-          <w:p>
-            <w:pPr>
-              <w:spacing w:after="20" w:line="276" w:lineRule="auto"/>
-              <w:jc w:val="left"/>
-            </w:pPr>
-            <w:r/>
-            <w:r>
-              <w:rPr>
-                <w:rFonts w:ascii="Times New Roman" w:hAnsi="Times New Roman" w:eastAsia="宋体"/>
-                <w:b w:val="0"/>
-                <w:i w:val="0"/>
-                <w:sz w:val="17"/>
-              </w:rPr>
-              <w:t>molecular-dynamics</w:t>
-            </w:r>
-          </w:p>
-        </w:tc>
-        <w:tc>
-          <w:tcPr>
-            <w:tcW w:type="dxa" w:w="2268"/>
-          </w:tcPr>
-          <w:p>
-            <w:pPr>
-              <w:spacing w:after="20" w:line="276" w:lineRule="auto"/>
-              <w:jc w:val="left"/>
-            </w:pPr>
-            <w:r/>
-            <w:r>
-              <w:rPr>
-                <w:rFonts w:ascii="Times New Roman" w:hAnsi="Times New Roman" w:eastAsia="宋体"/>
-                <w:b w:val="0"/>
-                <w:i w:val="0"/>
-                <w:sz w:val="17"/>
-              </w:rPr>
-              <w:t>K-Dense scientific-agent-skills</w:t>
-            </w:r>
-          </w:p>
-        </w:tc>
-        <w:tc>
-          <w:tcPr>
-            <w:tcW w:type="dxa" w:w="4309"/>
-          </w:tcPr>
-          <w:p>
-            <w:pPr>
-              <w:spacing w:after="20" w:line="276" w:lineRule="auto"/>
-              <w:jc w:val="left"/>
-            </w:pPr>
-            <w:r/>
-            <w:r>
-              <w:rPr>
-                <w:rFonts w:ascii="Times New Roman" w:hAnsi="Times New Roman" w:eastAsia="宋体"/>
-                <w:b w:val="0"/>
-                <w:i w:val="0"/>
-                <w:sz w:val="17"/>
-              </w:rPr>
-              <w:t>M1–M7 的 MD 方案设计：体系搭建、力场选择、轨迹分析（RMSD/RMSF/接触图/自由能面）</w:t>
-            </w:r>
-          </w:p>
-        </w:tc>
-      </w:tr>
-      <w:tr>
-        <w:tc>
-          <w:tcPr>
-            <w:tcW w:type="dxa" w:w="2041"/>
-          </w:tcPr>
-          <w:p>
-            <w:pPr>
-              <w:spacing w:after="20" w:line="276" w:lineRule="auto"/>
-              <w:jc w:val="left"/>
-            </w:pPr>
-            <w:r/>
-            <w:r>
-              <w:rPr>
-                <w:rFonts w:ascii="Times New Roman" w:hAnsi="Times New Roman" w:eastAsia="宋体"/>
-                <w:b w:val="0"/>
-                <w:i w:val="0"/>
-                <w:sz w:val="17"/>
-              </w:rPr>
-              <w:t>diffdock</w:t>
-            </w:r>
-          </w:p>
-        </w:tc>
-        <w:tc>
-          <w:tcPr>
-            <w:tcW w:type="dxa" w:w="2268"/>
-          </w:tcPr>
-          <w:p>
-            <w:pPr>
-              <w:spacing w:after="20" w:line="276" w:lineRule="auto"/>
-              <w:jc w:val="left"/>
-            </w:pPr>
-            <w:r/>
-            <w:r>
-              <w:rPr>
-                <w:rFonts w:ascii="Times New Roman" w:hAnsi="Times New Roman" w:eastAsia="宋体"/>
-                <w:b w:val="0"/>
-                <w:i w:val="0"/>
-                <w:sz w:val="17"/>
-              </w:rPr>
-              <w:t>K-Dense scientific-agent-skills</w:t>
-            </w:r>
-          </w:p>
-        </w:tc>
-        <w:tc>
-          <w:tcPr>
-            <w:tcW w:type="dxa" w:w="4309"/>
-          </w:tcPr>
-          <w:p>
-            <w:pPr>
-              <w:spacing w:after="20" w:line="276" w:lineRule="auto"/>
-              <w:jc w:val="left"/>
-            </w:pPr>
-            <w:r/>
-            <w:r>
-              <w:rPr>
-                <w:rFonts w:ascii="Times New Roman" w:hAnsi="Times New Roman" w:eastAsia="宋体"/>
-                <w:b w:val="0"/>
-                <w:i w:val="0"/>
-                <w:sz w:val="17"/>
-              </w:rPr>
-              <w:t>对接环节的工具对照（DiffDock 适用于小分子；肽–蛋白改用 HADDOCK/HPEPDOCK/AF-Multimer）</w:t>
-            </w:r>
-          </w:p>
-        </w:tc>
-      </w:tr>
-      <w:tr>
-        <w:tc>
-          <w:tcPr>
-            <w:tcW w:type="dxa" w:w="2041"/>
-          </w:tcPr>
-          <w:p>
-            <w:pPr>
-              <w:spacing w:after="20" w:line="276" w:lineRule="auto"/>
-              <w:jc w:val="left"/>
-            </w:pPr>
-            <w:r/>
-            <w:r>
-              <w:rPr>
-                <w:rFonts w:ascii="Times New Roman" w:hAnsi="Times New Roman" w:eastAsia="宋体"/>
-                <w:b w:val="0"/>
-                <w:i w:val="0"/>
-                <w:sz w:val="17"/>
-              </w:rPr>
-              <w:t>esm</w:t>
-            </w:r>
-          </w:p>
-        </w:tc>
-        <w:tc>
-          <w:tcPr>
-            <w:tcW w:type="dxa" w:w="2268"/>
-          </w:tcPr>
-          <w:p>
-            <w:pPr>
-              <w:spacing w:after="20" w:line="276" w:lineRule="auto"/>
-              <w:jc w:val="left"/>
-            </w:pPr>
-            <w:r/>
-            <w:r>
-              <w:rPr>
-                <w:rFonts w:ascii="Times New Roman" w:hAnsi="Times New Roman" w:eastAsia="宋体"/>
-                <w:b w:val="0"/>
-                <w:i w:val="0"/>
-                <w:sz w:val="17"/>
-              </w:rPr>
-              <w:t>K-Dense scientific-agent-skills</w:t>
-            </w:r>
-          </w:p>
-        </w:tc>
-        <w:tc>
-          <w:tcPr>
-            <w:tcW w:type="dxa" w:w="4309"/>
-          </w:tcPr>
-          <w:p>
-            <w:pPr>
-              <w:spacing w:after="20" w:line="276" w:lineRule="auto"/>
-              <w:jc w:val="left"/>
-            </w:pPr>
-            <w:r/>
-            <w:r>
-              <w:rPr>
-                <w:rFonts w:ascii="Times New Roman" w:hAnsi="Times New Roman" w:eastAsia="宋体"/>
-                <w:b w:val="0"/>
-                <w:i w:val="0"/>
-                <w:sz w:val="17"/>
-              </w:rPr>
-              <w:t>Stage 0–1：ESM 嵌入与 ESMFold 结构生成，用于序列分诊与构象系综</w:t>
-            </w:r>
-          </w:p>
-        </w:tc>
-      </w:tr>
-      <w:tr>
-        <w:tc>
-          <w:tcPr>
-            <w:tcW w:type="dxa" w:w="2041"/>
-          </w:tcPr>
-          <w:p>
-            <w:pPr>
-              <w:spacing w:after="20" w:line="276" w:lineRule="auto"/>
-              <w:jc w:val="left"/>
-            </w:pPr>
-            <w:r/>
-            <w:r>
-              <w:rPr>
-                <w:rFonts w:ascii="Times New Roman" w:hAnsi="Times New Roman" w:eastAsia="宋体"/>
-                <w:b w:val="0"/>
-                <w:i w:val="0"/>
-                <w:sz w:val="17"/>
-              </w:rPr>
-              <w:t>pkpd-modeling</w:t>
-            </w:r>
-          </w:p>
-        </w:tc>
-        <w:tc>
-          <w:tcPr>
-            <w:tcW w:type="dxa" w:w="2268"/>
-          </w:tcPr>
-          <w:p>
-            <w:pPr>
-              <w:spacing w:after="20" w:line="276" w:lineRule="auto"/>
-              <w:jc w:val="left"/>
-            </w:pPr>
-            <w:r/>
-            <w:r>
-              <w:rPr>
-                <w:rFonts w:ascii="Times New Roman" w:hAnsi="Times New Roman" w:eastAsia="宋体"/>
-                <w:b w:val="0"/>
-                <w:i w:val="0"/>
-                <w:sz w:val="17"/>
-              </w:rPr>
-              <w:t>K-Dense scientific-agent-skills</w:t>
-            </w:r>
-          </w:p>
-        </w:tc>
-        <w:tc>
-          <w:tcPr>
-            <w:tcW w:type="dxa" w:w="4309"/>
-          </w:tcPr>
-          <w:p>
-            <w:pPr>
-              <w:spacing w:after="20" w:line="276" w:lineRule="auto"/>
-              <w:jc w:val="left"/>
-            </w:pPr>
-            <w:r/>
-            <w:r>
-              <w:rPr>
-                <w:rFonts w:ascii="Times New Roman" w:hAnsi="Times New Roman" w:eastAsia="宋体"/>
-                <w:b w:val="0"/>
-                <w:i w:val="0"/>
-                <w:sz w:val="17"/>
-              </w:rPr>
-              <w:t>第 5 节 PBPK 三室暴露模型与 Kp,uu 估计</w:t>
-            </w:r>
-          </w:p>
-        </w:tc>
-      </w:tr>
-      <w:tr>
-        <w:tc>
-          <w:tcPr>
-            <w:tcW w:type="dxa" w:w="2041"/>
-          </w:tcPr>
-          <w:p>
-            <w:pPr>
-              <w:spacing w:after="20" w:line="276" w:lineRule="auto"/>
-              <w:jc w:val="left"/>
-            </w:pPr>
-            <w:r/>
-            <w:r>
-              <w:rPr>
-                <w:rFonts w:ascii="Times New Roman" w:hAnsi="Times New Roman" w:eastAsia="宋体"/>
-                <w:b w:val="0"/>
-                <w:i w:val="0"/>
-                <w:sz w:val="17"/>
-              </w:rPr>
-              <w:t>literature-review / paper-lookup</w:t>
-            </w:r>
-          </w:p>
-        </w:tc>
-        <w:tc>
-          <w:tcPr>
-            <w:tcW w:type="dxa" w:w="2268"/>
-          </w:tcPr>
-          <w:p>
-            <w:pPr>
-              <w:spacing w:after="20" w:line="276" w:lineRule="auto"/>
-              <w:jc w:val="left"/>
-            </w:pPr>
-            <w:r/>
-            <w:r>
-              <w:rPr>
-                <w:rFonts w:ascii="Times New Roman" w:hAnsi="Times New Roman" w:eastAsia="宋体"/>
-                <w:b w:val="0"/>
-                <w:i w:val="0"/>
-                <w:sz w:val="17"/>
-              </w:rPr>
-              <w:t>K-Dense scientific-agent-skills</w:t>
-            </w:r>
-          </w:p>
-        </w:tc>
-        <w:tc>
-          <w:tcPr>
-            <w:tcW w:type="dxa" w:w="4309"/>
-          </w:tcPr>
-          <w:p>
-            <w:pPr>
-              <w:spacing w:after="20" w:line="276" w:lineRule="auto"/>
-              <w:jc w:val="left"/>
-            </w:pPr>
-            <w:r/>
-            <w:r>
-              <w:rPr>
-                <w:rFonts w:ascii="Times New Roman" w:hAnsi="Times New Roman" w:eastAsia="宋体"/>
-                <w:b w:val="0"/>
-                <w:i w:val="0"/>
-                <w:sz w:val="17"/>
-              </w:rPr>
-              <w:t>范式检索与文献元数据核验</w:t>
-            </w:r>
-          </w:p>
-        </w:tc>
-      </w:tr>
-      <w:tr>
-        <w:tc>
-          <w:tcPr>
-            <w:tcW w:type="dxa" w:w="2041"/>
-          </w:tcPr>
-          <w:p>
-            <w:pPr>
-              <w:spacing w:after="20" w:line="276" w:lineRule="auto"/>
-              <w:jc w:val="left"/>
-            </w:pPr>
-            <w:r/>
-            <w:r>
-              <w:rPr>
-                <w:rFonts w:ascii="Times New Roman" w:hAnsi="Times New Roman" w:eastAsia="宋体"/>
-                <w:b w:val="0"/>
-                <w:i w:val="0"/>
-                <w:sz w:val="17"/>
-              </w:rPr>
-              <w:t>scientific-writing / docx</w:t>
-            </w:r>
-          </w:p>
-        </w:tc>
-        <w:tc>
-          <w:tcPr>
-            <w:tcW w:type="dxa" w:w="2268"/>
-          </w:tcPr>
-          <w:p>
-            <w:pPr>
-              <w:spacing w:after="20" w:line="276" w:lineRule="auto"/>
-              <w:jc w:val="left"/>
-            </w:pPr>
-            <w:r/>
-            <w:r>
-              <w:rPr>
-                <w:rFonts w:ascii="Times New Roman" w:hAnsi="Times New Roman" w:eastAsia="宋体"/>
-                <w:b w:val="0"/>
-                <w:i w:val="0"/>
-                <w:sz w:val="17"/>
-              </w:rPr>
-              <w:t>K-Dense、Anthropic</w:t>
-            </w:r>
-          </w:p>
-        </w:tc>
-        <w:tc>
-          <w:tcPr>
-            <w:tcW w:type="dxa" w:w="4309"/>
-          </w:tcPr>
-          <w:p>
-            <w:pPr>
-              <w:spacing w:after="20" w:line="276" w:lineRule="auto"/>
-              <w:jc w:val="left"/>
-            </w:pPr>
-            <w:r/>
-            <w:r>
-              <w:rPr>
-                <w:rFonts w:ascii="Times New Roman" w:hAnsi="Times New Roman" w:eastAsia="宋体"/>
-                <w:b w:val="0"/>
-                <w:i w:val="0"/>
-                <w:sz w:val="17"/>
-              </w:rPr>
-              <w:t>稿件结构、证据溯源与 Word 期刊格式排版</w:t>
-            </w:r>
-          </w:p>
-        </w:tc>
-      </w:tr>
-      <w:tr>
-        <w:tc>
-          <w:tcPr>
-            <w:tcW w:type="dxa" w:w="2041"/>
-          </w:tcPr>
-          <w:p>
-            <w:pPr>
-              <w:spacing w:after="20" w:line="276" w:lineRule="auto"/>
-              <w:jc w:val="left"/>
-            </w:pPr>
-            <w:r/>
-            <w:r>
-              <w:rPr>
-                <w:rFonts w:ascii="Times New Roman" w:hAnsi="Times New Roman" w:eastAsia="宋体"/>
-                <w:b w:val="0"/>
-                <w:i w:val="0"/>
-                <w:sz w:val="17"/>
-              </w:rPr>
-              <w:t>light-literature-search</w:t>
-            </w:r>
-          </w:p>
-        </w:tc>
-        <w:tc>
-          <w:tcPr>
-            <w:tcW w:type="dxa" w:w="2268"/>
-          </w:tcPr>
-          <w:p>
-            <w:pPr>
-              <w:spacing w:after="20" w:line="276" w:lineRule="auto"/>
-              <w:jc w:val="left"/>
-            </w:pPr>
-            <w:r/>
-            <w:r>
-              <w:rPr>
-                <w:rFonts w:ascii="Times New Roman" w:hAnsi="Times New Roman" w:eastAsia="宋体"/>
-                <w:b w:val="0"/>
-                <w:i w:val="0"/>
-                <w:sz w:val="17"/>
-              </w:rPr>
-              <w:t>Light Skills</w:t>
-            </w:r>
-          </w:p>
-        </w:tc>
-        <w:tc>
-          <w:tcPr>
-            <w:tcW w:type="dxa" w:w="4309"/>
-          </w:tcPr>
-          <w:p>
-            <w:pPr>
-              <w:spacing w:after="20" w:line="276" w:lineRule="auto"/>
-              <w:jc w:val="left"/>
-            </w:pPr>
-            <w:r/>
-            <w:r>
-              <w:rPr>
-                <w:rFonts w:ascii="Times New Roman" w:hAnsi="Times New Roman" w:eastAsia="宋体"/>
-                <w:b w:val="0"/>
-                <w:i w:val="0"/>
-                <w:sz w:val="17"/>
-              </w:rPr>
-              <w:t>三层检索（前沿/奠基/跨领域方法移植），产出第 2 节的范式地图</w:t>
-            </w:r>
-          </w:p>
-        </w:tc>
-      </w:tr>
-      <w:tr>
-        <w:tc>
-          <w:tcPr>
-            <w:tcW w:type="dxa" w:w="2041"/>
-          </w:tcPr>
-          <w:p>
-            <w:pPr>
-              <w:spacing w:after="20" w:line="276" w:lineRule="auto"/>
-              <w:jc w:val="left"/>
-            </w:pPr>
-            <w:r/>
-            <w:r>
-              <w:rPr>
-                <w:rFonts w:ascii="Times New Roman" w:hAnsi="Times New Roman" w:eastAsia="宋体"/>
-                <w:b w:val="0"/>
-                <w:i w:val="0"/>
-                <w:sz w:val="17"/>
-              </w:rPr>
-              <w:t>light-idea-critique</w:t>
-            </w:r>
-          </w:p>
-        </w:tc>
-        <w:tc>
-          <w:tcPr>
-            <w:tcW w:type="dxa" w:w="2268"/>
-          </w:tcPr>
-          <w:p>
-            <w:pPr>
-              <w:spacing w:after="20" w:line="276" w:lineRule="auto"/>
-              <w:jc w:val="left"/>
-            </w:pPr>
-            <w:r/>
-            <w:r>
-              <w:rPr>
-                <w:rFonts w:ascii="Times New Roman" w:hAnsi="Times New Roman" w:eastAsia="宋体"/>
-                <w:b w:val="0"/>
-                <w:i w:val="0"/>
-                <w:sz w:val="17"/>
-              </w:rPr>
-              <w:t>Light Skills</w:t>
-            </w:r>
-          </w:p>
-        </w:tc>
-        <w:tc>
-          <w:tcPr>
-            <w:tcW w:type="dxa" w:w="4309"/>
-          </w:tcPr>
-          <w:p>
-            <w:pPr>
-              <w:spacing w:after="20" w:line="276" w:lineRule="auto"/>
-              <w:jc w:val="left"/>
-            </w:pPr>
-            <w:r/>
-            <w:r>
-              <w:rPr>
-                <w:rFonts w:ascii="Times New Roman" w:hAnsi="Times New Roman" w:eastAsia="宋体"/>
-                <w:b w:val="0"/>
-                <w:i w:val="0"/>
-                <w:sz w:val="17"/>
-              </w:rPr>
-              <w:t>第 6 节审稿攻击点与一票否决式自审</w:t>
-            </w:r>
-          </w:p>
-        </w:tc>
-      </w:tr>
-      <w:tr>
-        <w:tc>
-          <w:tcPr>
-            <w:tcW w:type="dxa" w:w="2041"/>
-          </w:tcPr>
-          <w:p>
-            <w:pPr>
-              <w:spacing w:after="20" w:line="276" w:lineRule="auto"/>
-              <w:jc w:val="left"/>
-            </w:pPr>
-            <w:r/>
-            <w:r>
-              <w:rPr>
-                <w:rFonts w:ascii="Times New Roman" w:hAnsi="Times New Roman" w:eastAsia="宋体"/>
-                <w:b w:val="0"/>
-                <w:i w:val="0"/>
-                <w:sz w:val="17"/>
-              </w:rPr>
-              <w:t>light-research-plan</w:t>
-            </w:r>
-          </w:p>
-        </w:tc>
-        <w:tc>
-          <w:tcPr>
-            <w:tcW w:type="dxa" w:w="2268"/>
-          </w:tcPr>
-          <w:p>
-            <w:pPr>
-              <w:spacing w:after="20" w:line="276" w:lineRule="auto"/>
-              <w:jc w:val="left"/>
-            </w:pPr>
-            <w:r/>
-            <w:r>
-              <w:rPr>
-                <w:rFonts w:ascii="Times New Roman" w:hAnsi="Times New Roman" w:eastAsia="宋体"/>
-                <w:b w:val="0"/>
-                <w:i w:val="0"/>
-                <w:sz w:val="17"/>
-              </w:rPr>
-              <w:t>Light Skills</w:t>
-            </w:r>
-          </w:p>
-        </w:tc>
-        <w:tc>
-          <w:tcPr>
-            <w:tcW w:type="dxa" w:w="4309"/>
-          </w:tcPr>
-          <w:p>
-            <w:pPr>
-              <w:spacing w:after="20" w:line="276" w:lineRule="auto"/>
-              <w:jc w:val="left"/>
-            </w:pPr>
-            <w:r/>
-            <w:r>
-              <w:rPr>
-                <w:rFonts w:ascii="Times New Roman" w:hAnsi="Times New Roman" w:eastAsia="宋体"/>
-                <w:b w:val="0"/>
-                <w:i w:val="0"/>
-                <w:sz w:val="17"/>
-              </w:rPr>
-              <w:t>第 3–4 节的实验矩阵、判据阈值与预注册口径</w:t>
-            </w:r>
-          </w:p>
-        </w:tc>
-      </w:tr>
-      <w:tr>
-        <w:tc>
-          <w:tcPr>
-            <w:tcW w:type="dxa" w:w="2041"/>
-          </w:tcPr>
-          <w:p>
-            <w:pPr>
-              <w:spacing w:after="20" w:line="276" w:lineRule="auto"/>
-              <w:jc w:val="left"/>
-            </w:pPr>
-            <w:r/>
-            <w:r>
-              <w:rPr>
-                <w:rFonts w:ascii="Times New Roman" w:hAnsi="Times New Roman" w:eastAsia="宋体"/>
-                <w:b w:val="0"/>
-                <w:i w:val="0"/>
-                <w:sz w:val="17"/>
-              </w:rPr>
-              <w:t>light-citation</w:t>
-            </w:r>
-          </w:p>
-        </w:tc>
-        <w:tc>
-          <w:tcPr>
-            <w:tcW w:type="dxa" w:w="2268"/>
-          </w:tcPr>
-          <w:p>
-            <w:pPr>
-              <w:spacing w:after="20" w:line="276" w:lineRule="auto"/>
-              <w:jc w:val="left"/>
-            </w:pPr>
-            <w:r/>
-            <w:r>
-              <w:rPr>
-                <w:rFonts w:ascii="Times New Roman" w:hAnsi="Times New Roman" w:eastAsia="宋体"/>
-                <w:b w:val="0"/>
-                <w:i w:val="0"/>
-                <w:sz w:val="17"/>
-              </w:rPr>
-              <w:t>Light Skills</w:t>
-            </w:r>
-          </w:p>
-        </w:tc>
-        <w:tc>
-          <w:tcPr>
-            <w:tcW w:type="dxa" w:w="4309"/>
-          </w:tcPr>
-          <w:p>
-            <w:pPr>
-              <w:spacing w:after="20" w:line="276" w:lineRule="auto"/>
-              <w:jc w:val="left"/>
-            </w:pPr>
-            <w:r/>
-            <w:r>
-              <w:rPr>
-                <w:rFonts w:ascii="Times New Roman" w:hAnsi="Times New Roman" w:eastAsia="宋体"/>
-                <w:b w:val="0"/>
-                <w:i w:val="0"/>
-                <w:sz w:val="17"/>
-              </w:rPr>
-              <w:t>参考文献核验与 ▲ 标注规则（查不到就标待核查，不臆造）</w:t>
-            </w:r>
-          </w:p>
-        </w:tc>
-      </w:tr>
-      <w:tr>
-        <w:tc>
-          <w:tcPr>
-            <w:tcW w:type="dxa" w:w="2041"/>
-          </w:tcPr>
-          <w:p>
-            <w:pPr>
-              <w:spacing w:after="20" w:line="276" w:lineRule="auto"/>
-              <w:jc w:val="left"/>
-            </w:pPr>
-            <w:r/>
-            <w:r>
-              <w:rPr>
-                <w:rFonts w:ascii="Times New Roman" w:hAnsi="Times New Roman" w:eastAsia="宋体"/>
-                <w:b w:val="0"/>
-                <w:i w:val="0"/>
-                <w:sz w:val="17"/>
-              </w:rPr>
-              <w:t>light-paper-writing / light-consistency</w:t>
-            </w:r>
-          </w:p>
-        </w:tc>
-        <w:tc>
-          <w:tcPr>
-            <w:tcW w:type="dxa" w:w="2268"/>
-          </w:tcPr>
-          <w:p>
-            <w:pPr>
-              <w:spacing w:after="20" w:line="276" w:lineRule="auto"/>
-              <w:jc w:val="left"/>
-            </w:pPr>
-            <w:r/>
-            <w:r>
-              <w:rPr>
-                <w:rFonts w:ascii="Times New Roman" w:hAnsi="Times New Roman" w:eastAsia="宋体"/>
-                <w:b w:val="0"/>
-                <w:i w:val="0"/>
-                <w:sz w:val="17"/>
-              </w:rPr>
-              <w:t>Light Skills</w:t>
-            </w:r>
-          </w:p>
-        </w:tc>
-        <w:tc>
-          <w:tcPr>
-            <w:tcW w:type="dxa" w:w="4309"/>
-          </w:tcPr>
-          <w:p>
-            <w:pPr>
-              <w:spacing w:after="20" w:line="276" w:lineRule="auto"/>
-              <w:jc w:val="left"/>
-            </w:pPr>
-            <w:r/>
-            <w:r>
-              <w:rPr>
-                <w:rFonts w:ascii="Times New Roman" w:hAnsi="Times New Roman" w:eastAsia="宋体"/>
-                <w:b w:val="0"/>
-                <w:i w:val="0"/>
-                <w:sz w:val="17"/>
-              </w:rPr>
-              <w:t>论文叙事线、措辞强度与跨材料一致性检查</w:t>
-            </w:r>
-          </w:p>
-        </w:tc>
-      </w:tr>
-    </w:tbl>
-    <w:p>
-      <w:pPr>
-        <w:keepNext/>
-        <w:spacing w:before="200" w:after="100" w:lineRule="auto" w:line="336"/>
-        <w:jc w:val="left"/>
-      </w:pPr>
-      <w:r>
-        <w:rPr>
-          <w:rFonts w:ascii="Times New Roman" w:hAnsi="Times New Roman" w:eastAsia="黑体"/>
-          <w:b/>
-          <w:i w:val="0"/>
-          <w:sz w:val="24"/>
-        </w:rPr>
-        <w:t>附录 B  缩略语</w:t>
-      </w:r>
-    </w:p>
-    <w:tbl>
-      <w:tblPr>
-        <w:tblStyle w:val="TableGrid"/>
-        <w:tblW w:type="auto" w:w="0"/>
-        <w:jc w:val="center"/>
-        <w:tblLayout w:type="fixed"/>
-        <w:tblLook w:firstColumn="1" w:firstRow="1" w:lastColumn="0" w:lastRow="0" w:noHBand="0" w:noVBand="1" w:val="04A0"/>
-        <w:tblLayout w:type="fixed"/>
-      </w:tblPr>
-      <w:tblGrid>
-        <w:gridCol w:w="2986"/>
-        <w:gridCol w:w="2986"/>
-        <w:gridCol w:w="2986"/>
-      </w:tblGrid>
-      <w:tr>
-        <w:tc>
-          <w:tcPr>
-            <w:tcW w:type="dxa" w:w="1474"/>
-          </w:tcPr>
-          <w:p>
-            <w:pPr>
-              <w:spacing w:after="20" w:line="276" w:lineRule="auto"/>
-              <w:jc w:val="center"/>
-            </w:pPr>
-            <w:r/>
-            <w:r>
-              <w:rPr>
-                <w:rFonts w:ascii="Times New Roman" w:hAnsi="Times New Roman" w:eastAsia="黑体"/>
-                <w:b/>
-                <w:i w:val="0"/>
-                <w:sz w:val="17"/>
-              </w:rPr>
-              <w:t>缩写</w:t>
-            </w:r>
-          </w:p>
-        </w:tc>
-        <w:tc>
-          <w:tcPr>
-            <w:tcW w:type="dxa" w:w="3969"/>
-          </w:tcPr>
-          <w:p>
-            <w:pPr>
-              <w:spacing w:after="20" w:line="276" w:lineRule="auto"/>
-              <w:jc w:val="center"/>
-            </w:pPr>
-            <w:r/>
-            <w:r>
-              <w:rPr>
-                <w:rFonts w:ascii="Times New Roman" w:hAnsi="Times New Roman" w:eastAsia="黑体"/>
-                <w:b/>
-                <w:i w:val="0"/>
-                <w:sz w:val="17"/>
-              </w:rPr>
-              <w:t>全称</w:t>
-            </w:r>
-          </w:p>
-        </w:tc>
-        <w:tc>
-          <w:tcPr>
-            <w:tcW w:type="dxa" w:w="3175"/>
-          </w:tcPr>
-          <w:p>
-            <w:pPr>
-              <w:spacing w:after="20" w:line="276" w:lineRule="auto"/>
-              <w:jc w:val="center"/>
-            </w:pPr>
-            <w:r/>
-            <w:r>
-              <w:rPr>
-                <w:rFonts w:ascii="Times New Roman" w:hAnsi="Times New Roman" w:eastAsia="黑体"/>
-                <w:b/>
-                <w:i w:val="0"/>
-                <w:sz w:val="17"/>
-              </w:rPr>
-              <w:t>中文</w:t>
-            </w:r>
-          </w:p>
-        </w:tc>
-      </w:tr>
-      <w:tr>
-        <w:tc>
-          <w:tcPr>
-            <w:tcW w:type="dxa" w:w="1474"/>
-          </w:tcPr>
-          <w:p>
-            <w:pPr>
-              <w:spacing w:after="20" w:line="276" w:lineRule="auto"/>
-              <w:jc w:val="left"/>
-            </w:pPr>
-            <w:r/>
-            <w:r>
-              <w:rPr>
-                <w:rFonts w:ascii="Times New Roman" w:hAnsi="Times New Roman" w:eastAsia="宋体"/>
-                <w:b w:val="0"/>
-                <w:i w:val="0"/>
-                <w:sz w:val="17"/>
-              </w:rPr>
-              <w:t>AMP</w:t>
-            </w:r>
-          </w:p>
-        </w:tc>
-        <w:tc>
-          <w:tcPr>
-            <w:tcW w:type="dxa" w:w="3969"/>
-          </w:tcPr>
-          <w:p>
-            <w:pPr>
-              <w:spacing w:after="20" w:line="276" w:lineRule="auto"/>
-              <w:jc w:val="left"/>
-            </w:pPr>
-            <w:r/>
-            <w:r>
-              <w:rPr>
-                <w:rFonts w:ascii="Times New Roman" w:hAnsi="Times New Roman" w:eastAsia="宋体"/>
-                <w:b w:val="0"/>
-                <w:i w:val="0"/>
-                <w:sz w:val="17"/>
-              </w:rPr>
-              <w:t>antimicrobial peptide</w:t>
-            </w:r>
-          </w:p>
-        </w:tc>
-        <w:tc>
-          <w:tcPr>
-            <w:tcW w:type="dxa" w:w="3175"/>
-          </w:tcPr>
-          <w:p>
-            <w:pPr>
-              <w:spacing w:after="20" w:line="276" w:lineRule="auto"/>
-              <w:jc w:val="left"/>
-            </w:pPr>
-            <w:r/>
-            <w:r>
-              <w:rPr>
-                <w:rFonts w:ascii="Times New Roman" w:hAnsi="Times New Roman" w:eastAsia="宋体"/>
-                <w:b w:val="0"/>
-                <w:i w:val="0"/>
-                <w:sz w:val="17"/>
-              </w:rPr>
-              <w:t>抗菌肽</w:t>
-            </w:r>
-          </w:p>
-        </w:tc>
-      </w:tr>
-      <w:tr>
-        <w:tc>
-          <w:tcPr>
-            <w:tcW w:type="dxa" w:w="1474"/>
-          </w:tcPr>
-          <w:p>
-            <w:pPr>
-              <w:spacing w:after="20" w:line="276" w:lineRule="auto"/>
-              <w:jc w:val="left"/>
-            </w:pPr>
-            <w:r/>
-            <w:r>
-              <w:rPr>
-                <w:rFonts w:ascii="Times New Roman" w:hAnsi="Times New Roman" w:eastAsia="宋体"/>
-                <w:b w:val="0"/>
-                <w:i w:val="0"/>
-                <w:sz w:val="17"/>
-              </w:rPr>
-              <w:t>AD</w:t>
-            </w:r>
-          </w:p>
-        </w:tc>
-        <w:tc>
-          <w:tcPr>
-            <w:tcW w:type="dxa" w:w="3969"/>
-          </w:tcPr>
-          <w:p>
-            <w:pPr>
-              <w:spacing w:after="20" w:line="276" w:lineRule="auto"/>
-              <w:jc w:val="left"/>
-            </w:pPr>
-            <w:r/>
-            <w:r>
-              <w:rPr>
-                <w:rFonts w:ascii="Times New Roman" w:hAnsi="Times New Roman" w:eastAsia="宋体"/>
-                <w:b w:val="0"/>
-                <w:i w:val="0"/>
-                <w:sz w:val="17"/>
-              </w:rPr>
-              <w:t>Alzheimer’s disease</w:t>
-            </w:r>
-          </w:p>
-        </w:tc>
-        <w:tc>
-          <w:tcPr>
-            <w:tcW w:type="dxa" w:w="3175"/>
-          </w:tcPr>
-          <w:p>
-            <w:pPr>
-              <w:spacing w:after="20" w:line="276" w:lineRule="auto"/>
-              <w:jc w:val="left"/>
-            </w:pPr>
-            <w:r/>
-            <w:r>
-              <w:rPr>
-                <w:rFonts w:ascii="Times New Roman" w:hAnsi="Times New Roman" w:eastAsia="宋体"/>
-                <w:b w:val="0"/>
-                <w:i w:val="0"/>
-                <w:sz w:val="17"/>
-              </w:rPr>
-              <w:t>阿尔茨海默病</w:t>
-            </w:r>
-          </w:p>
-        </w:tc>
-      </w:tr>
-      <w:tr>
-        <w:tc>
-          <w:tcPr>
-            <w:tcW w:type="dxa" w:w="1474"/>
-          </w:tcPr>
-          <w:p>
-            <w:pPr>
-              <w:spacing w:after="20" w:line="276" w:lineRule="auto"/>
-              <w:jc w:val="left"/>
-            </w:pPr>
-            <w:r/>
-            <w:r>
-              <w:rPr>
-                <w:rFonts w:ascii="Times New Roman" w:hAnsi="Times New Roman" w:eastAsia="宋体"/>
-                <w:b w:val="0"/>
-                <w:i w:val="0"/>
-                <w:sz w:val="17"/>
-              </w:rPr>
-              <w:t>AChE / PAS</w:t>
-            </w:r>
-          </w:p>
-        </w:tc>
-        <w:tc>
-          <w:tcPr>
-            <w:tcW w:type="dxa" w:w="3969"/>
-          </w:tcPr>
-          <w:p>
-            <w:pPr>
-              <w:spacing w:after="20" w:line="276" w:lineRule="auto"/>
-              <w:jc w:val="left"/>
-            </w:pPr>
-            <w:r/>
-            <w:r>
-              <w:rPr>
-                <w:rFonts w:ascii="Times New Roman" w:hAnsi="Times New Roman" w:eastAsia="宋体"/>
-                <w:b w:val="0"/>
-                <w:i w:val="0"/>
-                <w:sz w:val="17"/>
-              </w:rPr>
-              <w:t>acetylcholinesterase / peripheral anionic site</w:t>
-            </w:r>
-          </w:p>
-        </w:tc>
-        <w:tc>
-          <w:tcPr>
-            <w:tcW w:type="dxa" w:w="3175"/>
-          </w:tcPr>
-          <w:p>
-            <w:pPr>
-              <w:spacing w:after="20" w:line="276" w:lineRule="auto"/>
-              <w:jc w:val="left"/>
-            </w:pPr>
-            <w:r/>
-            <w:r>
-              <w:rPr>
-                <w:rFonts w:ascii="Times New Roman" w:hAnsi="Times New Roman" w:eastAsia="宋体"/>
-                <w:b w:val="0"/>
-                <w:i w:val="0"/>
-                <w:sz w:val="17"/>
-              </w:rPr>
-              <w:t>乙酰胆碱酯酶 / 外周阴离子位点</w:t>
-            </w:r>
-          </w:p>
-        </w:tc>
-      </w:tr>
-      <w:tr>
-        <w:tc>
-          <w:tcPr>
-            <w:tcW w:type="dxa" w:w="1474"/>
-          </w:tcPr>
-          <w:p>
-            <w:pPr>
-              <w:spacing w:after="20" w:line="276" w:lineRule="auto"/>
-              <w:jc w:val="left"/>
-            </w:pPr>
-            <w:r/>
-            <w:r>
-              <w:rPr>
-                <w:rFonts w:ascii="Times New Roman" w:hAnsi="Times New Roman" w:eastAsia="宋体"/>
-                <w:b w:val="0"/>
-                <w:i w:val="0"/>
-                <w:sz w:val="17"/>
-              </w:rPr>
-              <w:t>Aβ</w:t>
-            </w:r>
-          </w:p>
-        </w:tc>
-        <w:tc>
-          <w:tcPr>
-            <w:tcW w:type="dxa" w:w="3969"/>
-          </w:tcPr>
-          <w:p>
-            <w:pPr>
-              <w:spacing w:after="20" w:line="276" w:lineRule="auto"/>
-              <w:jc w:val="left"/>
-            </w:pPr>
-            <w:r/>
-            <w:r>
-              <w:rPr>
-                <w:rFonts w:ascii="Times New Roman" w:hAnsi="Times New Roman" w:eastAsia="宋体"/>
-                <w:b w:val="0"/>
-                <w:i w:val="0"/>
-                <w:sz w:val="17"/>
-              </w:rPr>
-              <w:t>amyloid-β</w:t>
-            </w:r>
-          </w:p>
-        </w:tc>
-        <w:tc>
-          <w:tcPr>
-            <w:tcW w:type="dxa" w:w="3175"/>
-          </w:tcPr>
-          <w:p>
-            <w:pPr>
-              <w:spacing w:after="20" w:line="276" w:lineRule="auto"/>
-              <w:jc w:val="left"/>
-            </w:pPr>
-            <w:r/>
-            <w:r>
-              <w:rPr>
-                <w:rFonts w:ascii="Times New Roman" w:hAnsi="Times New Roman" w:eastAsia="宋体"/>
-                <w:b w:val="0"/>
-                <w:i w:val="0"/>
-                <w:sz w:val="17"/>
-              </w:rPr>
-              <w:t>β-淀粉样蛋白</w:t>
-            </w:r>
-          </w:p>
-        </w:tc>
-      </w:tr>
-      <w:tr>
-        <w:tc>
-          <w:tcPr>
-            <w:tcW w:type="dxa" w:w="1474"/>
-          </w:tcPr>
-          <w:p>
-            <w:pPr>
-              <w:spacing w:after="20" w:line="276" w:lineRule="auto"/>
-              <w:jc w:val="left"/>
-            </w:pPr>
-            <w:r/>
-            <w:r>
-              <w:rPr>
-                <w:rFonts w:ascii="Times New Roman" w:hAnsi="Times New Roman" w:eastAsia="宋体"/>
-                <w:b w:val="0"/>
-                <w:i w:val="0"/>
-                <w:sz w:val="17"/>
-              </w:rPr>
-              <w:t>BBB / RMT</w:t>
-            </w:r>
-          </w:p>
-        </w:tc>
-        <w:tc>
-          <w:tcPr>
-            <w:tcW w:type="dxa" w:w="3969"/>
-          </w:tcPr>
-          <w:p>
-            <w:pPr>
-              <w:spacing w:after="20" w:line="276" w:lineRule="auto"/>
-              <w:jc w:val="left"/>
-            </w:pPr>
-            <w:r/>
-            <w:r>
-              <w:rPr>
-                <w:rFonts w:ascii="Times New Roman" w:hAnsi="Times New Roman" w:eastAsia="宋体"/>
-                <w:b w:val="0"/>
-                <w:i w:val="0"/>
-                <w:sz w:val="17"/>
-              </w:rPr>
-              <w:t>blood-brain barrier / receptor-mediated transcytosis</w:t>
-            </w:r>
-          </w:p>
-        </w:tc>
-        <w:tc>
-          <w:tcPr>
-            <w:tcW w:type="dxa" w:w="3175"/>
-          </w:tcPr>
-          <w:p>
-            <w:pPr>
-              <w:spacing w:after="20" w:line="276" w:lineRule="auto"/>
-              <w:jc w:val="left"/>
-            </w:pPr>
-            <w:r/>
-            <w:r>
-              <w:rPr>
-                <w:rFonts w:ascii="Times New Roman" w:hAnsi="Times New Roman" w:eastAsia="宋体"/>
-                <w:b w:val="0"/>
-                <w:i w:val="0"/>
-                <w:sz w:val="17"/>
-              </w:rPr>
-              <w:t>血脑屏障 / 受体介导转胞吞</w:t>
-            </w:r>
-          </w:p>
-        </w:tc>
-      </w:tr>
-      <w:tr>
-        <w:tc>
-          <w:tcPr>
-            <w:tcW w:type="dxa" w:w="1474"/>
-          </w:tcPr>
-          <w:p>
-            <w:pPr>
-              <w:spacing w:after="20" w:line="276" w:lineRule="auto"/>
-              <w:jc w:val="left"/>
-            </w:pPr>
-            <w:r/>
-            <w:r>
-              <w:rPr>
-                <w:rFonts w:ascii="Times New Roman" w:hAnsi="Times New Roman" w:eastAsia="宋体"/>
-                <w:b w:val="0"/>
-                <w:i w:val="0"/>
-                <w:sz w:val="17"/>
-              </w:rPr>
-              <w:t>MD / CG-MD</w:t>
-            </w:r>
-          </w:p>
-        </w:tc>
-        <w:tc>
-          <w:tcPr>
-            <w:tcW w:type="dxa" w:w="3969"/>
-          </w:tcPr>
-          <w:p>
-            <w:pPr>
-              <w:spacing w:after="20" w:line="276" w:lineRule="auto"/>
-              <w:jc w:val="left"/>
-            </w:pPr>
-            <w:r/>
-            <w:r>
-              <w:rPr>
-                <w:rFonts w:ascii="Times New Roman" w:hAnsi="Times New Roman" w:eastAsia="宋体"/>
-                <w:b w:val="0"/>
-                <w:i w:val="0"/>
-                <w:sz w:val="17"/>
-              </w:rPr>
-              <w:t>molecular dynamics / coarse-grained MD</w:t>
-            </w:r>
-          </w:p>
-        </w:tc>
-        <w:tc>
-          <w:tcPr>
-            <w:tcW w:type="dxa" w:w="3175"/>
-          </w:tcPr>
-          <w:p>
-            <w:pPr>
-              <w:spacing w:after="20" w:line="276" w:lineRule="auto"/>
-              <w:jc w:val="left"/>
-            </w:pPr>
-            <w:r/>
-            <w:r>
-              <w:rPr>
-                <w:rFonts w:ascii="Times New Roman" w:hAnsi="Times New Roman" w:eastAsia="宋体"/>
-                <w:b w:val="0"/>
-                <w:i w:val="0"/>
-                <w:sz w:val="17"/>
-              </w:rPr>
-              <w:t>分子动力学 / 粗粒化分子动力学</w:t>
-            </w:r>
-          </w:p>
-        </w:tc>
-      </w:tr>
-      <w:tr>
-        <w:tc>
-          <w:tcPr>
-            <w:tcW w:type="dxa" w:w="1474"/>
-          </w:tcPr>
-          <w:p>
-            <w:pPr>
-              <w:spacing w:after="20" w:line="276" w:lineRule="auto"/>
-              <w:jc w:val="left"/>
-            </w:pPr>
-            <w:r/>
-            <w:r>
-              <w:rPr>
-                <w:rFonts w:ascii="Times New Roman" w:hAnsi="Times New Roman" w:eastAsia="宋体"/>
-                <w:b w:val="0"/>
-                <w:i w:val="0"/>
-                <w:sz w:val="17"/>
-              </w:rPr>
-              <w:t>REST2 / PMF</w:t>
-            </w:r>
-          </w:p>
-        </w:tc>
-        <w:tc>
-          <w:tcPr>
-            <w:tcW w:type="dxa" w:w="3969"/>
-          </w:tcPr>
-          <w:p>
-            <w:pPr>
-              <w:spacing w:after="20" w:line="276" w:lineRule="auto"/>
-              <w:jc w:val="left"/>
-            </w:pPr>
-            <w:r/>
-            <w:r>
-              <w:rPr>
-                <w:rFonts w:ascii="Times New Roman" w:hAnsi="Times New Roman" w:eastAsia="宋体"/>
-                <w:b w:val="0"/>
-                <w:i w:val="0"/>
-                <w:sz w:val="17"/>
-              </w:rPr>
-              <w:t>replica exchange with solute scaling / potential of mean force</w:t>
-            </w:r>
-          </w:p>
-        </w:tc>
-        <w:tc>
-          <w:tcPr>
-            <w:tcW w:type="dxa" w:w="3175"/>
-          </w:tcPr>
-          <w:p>
-            <w:pPr>
-              <w:spacing w:after="20" w:line="276" w:lineRule="auto"/>
-              <w:jc w:val="left"/>
-            </w:pPr>
-            <w:r/>
-            <w:r>
-              <w:rPr>
-                <w:rFonts w:ascii="Times New Roman" w:hAnsi="Times New Roman" w:eastAsia="宋体"/>
-                <w:b w:val="0"/>
-                <w:i w:val="0"/>
-                <w:sz w:val="17"/>
-              </w:rPr>
-              <w:t>溶质缩放副本交换 / 平均力势</w:t>
-            </w:r>
-          </w:p>
-        </w:tc>
-      </w:tr>
-      <w:tr>
-        <w:tc>
-          <w:tcPr>
-            <w:tcW w:type="dxa" w:w="1474"/>
-          </w:tcPr>
-          <w:p>
-            <w:pPr>
-              <w:spacing w:after="20" w:line="276" w:lineRule="auto"/>
-              <w:jc w:val="left"/>
-            </w:pPr>
-            <w:r/>
-            <w:r>
-              <w:rPr>
-                <w:rFonts w:ascii="Times New Roman" w:hAnsi="Times New Roman" w:eastAsia="宋体"/>
-                <w:b w:val="0"/>
-                <w:i w:val="0"/>
-                <w:sz w:val="17"/>
-              </w:rPr>
-              <w:t>MM/PBSA</w:t>
-            </w:r>
-          </w:p>
-        </w:tc>
-        <w:tc>
-          <w:tcPr>
-            <w:tcW w:type="dxa" w:w="3969"/>
-          </w:tcPr>
-          <w:p>
-            <w:pPr>
-              <w:spacing w:after="20" w:line="276" w:lineRule="auto"/>
-              <w:jc w:val="left"/>
-            </w:pPr>
-            <w:r/>
-            <w:r>
-              <w:rPr>
-                <w:rFonts w:ascii="Times New Roman" w:hAnsi="Times New Roman" w:eastAsia="宋体"/>
-                <w:b w:val="0"/>
-                <w:i w:val="0"/>
-                <w:sz w:val="17"/>
-              </w:rPr>
-              <w:t>molecular mechanics Poisson-Boltzmann surface area</w:t>
-            </w:r>
-          </w:p>
-        </w:tc>
-        <w:tc>
-          <w:tcPr>
-            <w:tcW w:type="dxa" w:w="3175"/>
-          </w:tcPr>
-          <w:p>
-            <w:pPr>
-              <w:spacing w:after="20" w:line="276" w:lineRule="auto"/>
-              <w:jc w:val="left"/>
-            </w:pPr>
-            <w:r/>
-            <w:r>
-              <w:rPr>
-                <w:rFonts w:ascii="Times New Roman" w:hAnsi="Times New Roman" w:eastAsia="宋体"/>
-                <w:b w:val="0"/>
-                <w:i w:val="0"/>
-                <w:sz w:val="17"/>
-              </w:rPr>
-              <w:t>分子力学泊松-玻尔兹曼表面积法</w:t>
-            </w:r>
-          </w:p>
-        </w:tc>
-      </w:tr>
-      <w:tr>
-        <w:tc>
-          <w:tcPr>
-            <w:tcW w:type="dxa" w:w="1474"/>
-          </w:tcPr>
-          <w:p>
-            <w:pPr>
-              <w:spacing w:after="20" w:line="276" w:lineRule="auto"/>
-              <w:jc w:val="left"/>
-            </w:pPr>
-            <w:r/>
-            <w:r>
-              <w:rPr>
-                <w:rFonts w:ascii="Times New Roman" w:hAnsi="Times New Roman" w:eastAsia="宋体"/>
-                <w:b w:val="0"/>
-                <w:i w:val="0"/>
-                <w:sz w:val="17"/>
-              </w:rPr>
-              <w:t>FBA</w:t>
-            </w:r>
-          </w:p>
-        </w:tc>
-        <w:tc>
-          <w:tcPr>
-            <w:tcW w:type="dxa" w:w="3969"/>
-          </w:tcPr>
-          <w:p>
-            <w:pPr>
-              <w:spacing w:after="20" w:line="276" w:lineRule="auto"/>
-              <w:jc w:val="left"/>
-            </w:pPr>
-            <w:r/>
-            <w:r>
-              <w:rPr>
-                <w:rFonts w:ascii="Times New Roman" w:hAnsi="Times New Roman" w:eastAsia="宋体"/>
-                <w:b w:val="0"/>
-                <w:i w:val="0"/>
-                <w:sz w:val="17"/>
-              </w:rPr>
-              <w:t>flux balance analysis</w:t>
-            </w:r>
-          </w:p>
-        </w:tc>
-        <w:tc>
-          <w:tcPr>
-            <w:tcW w:type="dxa" w:w="3175"/>
-          </w:tcPr>
-          <w:p>
-            <w:pPr>
-              <w:spacing w:after="20" w:line="276" w:lineRule="auto"/>
-              <w:jc w:val="left"/>
-            </w:pPr>
-            <w:r/>
-            <w:r>
-              <w:rPr>
-                <w:rFonts w:ascii="Times New Roman" w:hAnsi="Times New Roman" w:eastAsia="宋体"/>
-                <w:b w:val="0"/>
-                <w:i w:val="0"/>
-                <w:sz w:val="17"/>
-              </w:rPr>
-              <w:t>通量平衡分析</w:t>
-            </w:r>
-          </w:p>
-        </w:tc>
-      </w:tr>
-      <w:tr>
-        <w:tc>
-          <w:tcPr>
-            <w:tcW w:type="dxa" w:w="1474"/>
-          </w:tcPr>
-          <w:p>
-            <w:pPr>
-              <w:spacing w:after="20" w:line="276" w:lineRule="auto"/>
-              <w:jc w:val="left"/>
-            </w:pPr>
-            <w:r/>
-            <w:r>
-              <w:rPr>
-                <w:rFonts w:ascii="Times New Roman" w:hAnsi="Times New Roman" w:eastAsia="宋体"/>
-                <w:b w:val="0"/>
-                <w:i w:val="0"/>
-                <w:sz w:val="17"/>
-              </w:rPr>
-              <w:t>SCFA / LPS</w:t>
-            </w:r>
-          </w:p>
-        </w:tc>
-        <w:tc>
-          <w:tcPr>
-            <w:tcW w:type="dxa" w:w="3969"/>
-          </w:tcPr>
-          <w:p>
-            <w:pPr>
-              <w:spacing w:after="20" w:line="276" w:lineRule="auto"/>
-              <w:jc w:val="left"/>
-            </w:pPr>
-            <w:r/>
-            <w:r>
-              <w:rPr>
-                <w:rFonts w:ascii="Times New Roman" w:hAnsi="Times New Roman" w:eastAsia="宋体"/>
-                <w:b w:val="0"/>
-                <w:i w:val="0"/>
-                <w:sz w:val="17"/>
-              </w:rPr>
-              <w:t>short-chain fatty acid / lipopolysaccharide</w:t>
-            </w:r>
-          </w:p>
-        </w:tc>
-        <w:tc>
-          <w:tcPr>
-            <w:tcW w:type="dxa" w:w="3175"/>
-          </w:tcPr>
-          <w:p>
-            <w:pPr>
-              <w:spacing w:after="20" w:line="276" w:lineRule="auto"/>
-              <w:jc w:val="left"/>
-            </w:pPr>
-            <w:r/>
-            <w:r>
-              <w:rPr>
-                <w:rFonts w:ascii="Times New Roman" w:hAnsi="Times New Roman" w:eastAsia="宋体"/>
-                <w:b w:val="0"/>
-                <w:i w:val="0"/>
-                <w:sz w:val="17"/>
-              </w:rPr>
-              <w:t>短链脂肪酸 / 脂多糖</w:t>
-            </w:r>
-          </w:p>
-        </w:tc>
-      </w:tr>
-      <w:tr>
-        <w:tc>
-          <w:tcPr>
-            <w:tcW w:type="dxa" w:w="1474"/>
-          </w:tcPr>
-          <w:p>
-            <w:pPr>
-              <w:spacing w:after="20" w:line="276" w:lineRule="auto"/>
-              <w:jc w:val="left"/>
-            </w:pPr>
-            <w:r/>
-            <w:r>
-              <w:rPr>
-                <w:rFonts w:ascii="Times New Roman" w:hAnsi="Times New Roman" w:eastAsia="宋体"/>
-                <w:b w:val="0"/>
-                <w:i w:val="0"/>
-                <w:sz w:val="17"/>
-              </w:rPr>
-              <w:t>ThT / TEER</w:t>
-            </w:r>
-          </w:p>
-        </w:tc>
-        <w:tc>
-          <w:tcPr>
-            <w:tcW w:type="dxa" w:w="3969"/>
-          </w:tcPr>
-          <w:p>
-            <w:pPr>
-              <w:spacing w:after="20" w:line="276" w:lineRule="auto"/>
-              <w:jc w:val="left"/>
-            </w:pPr>
-            <w:r/>
-            <w:r>
-              <w:rPr>
-                <w:rFonts w:ascii="Times New Roman" w:hAnsi="Times New Roman" w:eastAsia="宋体"/>
-                <w:b w:val="0"/>
-                <w:i w:val="0"/>
-                <w:sz w:val="17"/>
-              </w:rPr>
-              <w:t>thioflavin T / transepithelial electrical resistance</w:t>
-            </w:r>
-          </w:p>
-        </w:tc>
-        <w:tc>
-          <w:tcPr>
-            <w:tcW w:type="dxa" w:w="3175"/>
-          </w:tcPr>
-          <w:p>
-            <w:pPr>
-              <w:spacing w:after="20" w:line="276" w:lineRule="auto"/>
-              <w:jc w:val="left"/>
-            </w:pPr>
-            <w:r/>
-            <w:r>
-              <w:rPr>
-                <w:rFonts w:ascii="Times New Roman" w:hAnsi="Times New Roman" w:eastAsia="宋体"/>
-                <w:b w:val="0"/>
-                <w:i w:val="0"/>
-                <w:sz w:val="17"/>
-              </w:rPr>
-              <w:t>硫黄素 T / 跨上皮电阻</w:t>
-            </w:r>
-          </w:p>
-        </w:tc>
-      </w:tr>
-    </w:tbl>
     <w:sectPr>
-      <w:footerReference w:type="default" r:id="rId9"/>
       <w:pgSz w:w="11906" w:h="16838"/>
-      <w:pgMar w:top="1417" w:right="1474" w:bottom="1417" w:left="1474" w:header="720" w:footer="720" w:gutter="0"/>
+      <w:pgMar w:top="1417" w:right="1587" w:bottom="1417" w:left="1587" w:header="720" w:footer="720" w:gutter="0"/>
       <w:cols w:space="720"/>
       <w:docGrid w:linePitch="360"/>
     </w:sectPr>
   </w:body>
 </w:document>
-</file>
-
-<file path=word/footer1.xml><?xml version="1.0" encoding="utf-8"?>
-<w:ftr xmlns:m="http://schemas.openxmlformats.org/officeDocument/2006/math" xmlns:mc="http://schemas.openxmlformats.org/markup-compatibility/2006" xmlns:mo="http://schemas.microsoft.com/office/mac/office/2008/main" xmlns:mv="urn:schemas-microsoft-com:mac:vml" xmlns:o="urn:schemas-microsoft-com:office:office" xmlns:r="http://schemas.openxmlformats.org/officeDocument/2006/relationships" xmlns:v="urn:schemas-microsoft-com:vml" xmlns:w10="urn:schemas-microsoft-com:office:word" xmlns:w14="http://schemas.microsoft.com/office/word/2010/wordml" xmlns:w="http://schemas.openxmlformats.org/wordprocessingml/2006/main" xmlns:wne="http://schemas.microsoft.com/office/word/2006/wordml" xmlns:wp14="http://schemas.microsoft.com/office/word/2010/wordprocessingDrawing" xmlns:wp="http://schemas.openxmlformats.org/drawingml/2006/wordprocessingDrawing" xmlns:wpc="http://schemas.microsoft.com/office/word/2010/wordprocessingCanvas" xmlns:wpg="http://schemas.microsoft.com/office/word/2010/wordprocessingGroup" xmlns:wpi="http://schemas.microsoft.com/office/word/2010/wordprocessingInk" xmlns:wps="http://schemas.microsoft.com/office/word/2010/wordprocessingShape" mc:Ignorable="w14 wp14">
-  <w:p>
-    <w:pPr>
-      <w:pStyle w:val="Footer"/>
-      <w:jc w:val="center"/>
-    </w:pPr>
-    <w:r>
-      <w:rPr>
-        <w:rFonts w:ascii="Times New Roman" w:hAnsi="Times New Roman" w:eastAsia="宋体"/>
-        <w:b w:val="0"/>
-        <w:i w:val="0"/>
-        <w:sz w:val="18"/>
-      </w:rPr>
-      <w:fldChar w:fldCharType="begin"/>
-      <w:instrText xml:space="preserve"> PAGE </w:instrText>
-      <w:fldChar w:fldCharType="end"/>
-    </w:r>
-  </w:p>
-</w:ftr>
 </file>
 
 <file path=word/numbering.xml><?xml version="1.0" encoding="utf-8"?>
@@ -8837,7 +1525,7 @@
     <w:rsid w:val="00FC693F"/>
     <w:rPr>
       <w:rFonts w:ascii="Times New Roman" w:hAnsi="Times New Roman" w:eastAsia="宋体"/>
-      <w:sz w:val="21"/>
+      <w:sz w:val="24"/>
     </w:rPr>
   </w:style>
   <w:style w:type="paragraph" w:styleId="Header">

--- a/projects/amp-ad-mechanism/outputs/抗菌肽-阿尔茨海默病-机制关联框架.docx
+++ b/projects/amp-ad-mechanism/outputs/抗菌肽-阿尔茨海默病-机制关联框架.docx
@@ -13,7 +13,7 @@
           <w:b/>
           <w:sz w:val="30"/>
         </w:rPr>
-        <w:t>抗菌肽与阿尔茨海默病的机制关联：可用的机制落点与计算方案</w:t>
+        <w:t>抗菌肽与阿尔茨海默病的机制关联：八个机制落点与计算方案</w:t>
       </w:r>
     </w:p>
     <w:p>
@@ -27,7 +27,7 @@
           <w:b/>
           <w:sz w:val="26"/>
         </w:rPr>
-        <w:t>一、目前的两条机制和它们的问题</w:t>
+        <w:t>一、八个机制落点</w:t>
       </w:r>
     </w:p>
     <w:p>
@@ -42,170 +42,7 @@
           <w:b w:val="0"/>
           <w:sz w:val="24"/>
         </w:rPr>
-        <w:t>现有的机制落点有两条。第一条是 AChE–Aβ 复合物的分子动力学：Aβ 对接进乙酰胆碱酯酶的外周阴离子位点（PAS）后，复合物在 1 μs 模拟中保持稳定，除 PAS 之外还有多处接触，Aβ 在 AChE 表面的主要停留区段是 344—361，这一段紧邻 PAS，但不受双位点抑制剂的空间位阻。它的实验基础是清楚的，AChE 本来就能通过 PAS 附近的疏水区加速 Aβ 成纤维，并形成毒性高于 Aβ 单独存在时的复合物[1-3]。第二条是抗菌肽与 Aβ 的交叉成核：两类肽都倾向形成 β-折叠，结构上兼容，可以互相成核，方向由界面和浓度决定，文献里既有加速的例子，也有抑制、改变纤维形态的例子[4-6]。</w:t>
-      </w:r>
-    </w:p>
-    <w:p>
-      <w:pPr>
-        <w:spacing w:before="0" w:after="120" w:lineRule="auto" w:line="360"/>
-        <w:ind w:firstLine="480"/>
-        <w:jc w:val="both"/>
-      </w:pPr>
-      <w:r>
-        <w:rPr>
-          <w:rFonts w:ascii="Times New Roman" w:hAnsi="Times New Roman" w:eastAsia="宋体"/>
-          <w:b w:val="0"/>
-          <w:sz w:val="24"/>
-        </w:rPr>
-        <w:t>这两条本身没问题，问题在于它们撑不起一篇论文的机制部分。一是层级单一，两条都停在“肽与蛋白、肽与肽的一次相互作用”上，没有涉及受体与信号、膜界面、清除代谢、屏障转运和菌群，看上去就是一次对接加一段 MD。二是方向不定，交叉成核既能加速也能抑制，如果不事先规定判定方向的量化标准，得到什么结果都能解释一遍，等于不可证伪。三是没有交代暴露，抗菌肽是从肠道宏基因组里筛出来的，凭什么出现在 AChE 和 Aβ 所在的脑实质，这一步不回答，前面做得再细也会被质疑。</w:t>
-      </w:r>
-    </w:p>
-    <w:p>
-      <w:pPr>
-        <w:spacing w:before="240" w:after="120" w:lineRule="auto" w:line="336"/>
-        <w:jc w:val="left"/>
-      </w:pPr>
-      <w:r>
-        <w:rPr>
-          <w:rFonts w:ascii="Times New Roman" w:hAnsi="Times New Roman" w:eastAsia="黑体"/>
-          <w:b/>
-          <w:sz w:val="26"/>
-        </w:rPr>
-        <w:t>二、别的疾病是怎么用对接和模拟把分子和疾病连起来的</w:t>
-      </w:r>
-    </w:p>
-    <w:p>
-      <w:pPr>
-        <w:spacing w:before="0" w:after="120" w:lineRule="auto" w:line="360"/>
-        <w:ind w:firstLine="480"/>
-        <w:jc w:val="both"/>
-      </w:pPr>
-      <w:r>
-        <w:rPr>
-          <w:rFonts w:ascii="Times New Roman" w:hAnsi="Times New Roman" w:eastAsia="宋体"/>
-          <w:b w:val="0"/>
-          <w:sz w:val="24"/>
-        </w:rPr>
-        <w:t>把“某个分子和某个疾病有关”做成机制工作，别的方向已经有成熟套路，共同点不是“做了对接和 MD”，而是先指认疾病过程中的某个关键界面或决速步，再证明这个分子能在生理可及的浓度下改变它的方向或速率，最后给出体外、体内可以测量的对应量。常见的有五类。</w:t>
-      </w:r>
-    </w:p>
-    <w:p>
-      <w:pPr>
-        <w:spacing w:before="0" w:after="120" w:lineRule="auto" w:line="360"/>
-        <w:ind w:firstLine="480"/>
-        <w:jc w:val="both"/>
-      </w:pPr>
-      <w:r>
-        <w:rPr>
-          <w:rFonts w:ascii="Times New Roman" w:hAnsi="Times New Roman" w:eastAsia="宋体"/>
-          <w:b w:val="0"/>
-          <w:sz w:val="24"/>
-        </w:rPr>
-        <w:t>一类是淀粉样蛋白之间的共聚集和交叉成核。Aβ 与 hIAPP 的工作是典型：用离散分子动力学采样异质寡聚体，统计异质接触是否多于同质接触、是否出现 β-桶中间体，再分别把单体放到纤维的生长端和侧表面，比较两种结合模式的自由能，结论是生长端结合优于侧表面结合，两种肽互为种子[7,8]。帕金森方向则用 α-syn 与细菌功能性淀粉样蛋白 CsgA 做同样的事[9-12]。</w:t>
-      </w:r>
-    </w:p>
-    <w:p>
-      <w:pPr>
-        <w:spacing w:before="0" w:after="120" w:lineRule="auto" w:line="360"/>
-        <w:ind w:firstLine="480"/>
-        <w:jc w:val="both"/>
-      </w:pPr>
-      <w:r>
-        <w:rPr>
-          <w:rFonts w:ascii="Times New Roman" w:hAnsi="Times New Roman" w:eastAsia="宋体"/>
-          <w:b w:val="0"/>
-          <w:sz w:val="24"/>
-        </w:rPr>
-        <w:t>第二类是先天免疫受体识别。Aβ 原纤维与 CD14、TLR2、TLR4、RAGE 的识别就是用 MD 先取纤维低能构象、再做蛋白–蛋白对接，比较不同纤维多态和不同 pH 下的界面松紧[13]。FPR2 的冷冻电镜结构更直接，Aβ42 与 humanin 在 FPR2 上的结合位点高度重叠，界面面积分别是 1166 Å² 和 1077 Å²，humanin 正是靠占住同一口袋起保护作用[14]。</w:t>
-      </w:r>
-    </w:p>
-    <w:p>
-      <w:pPr>
-        <w:spacing w:before="0" w:after="120" w:lineRule="auto" w:line="360"/>
-        <w:ind w:firstLine="480"/>
-        <w:jc w:val="both"/>
-      </w:pPr>
-      <w:r>
-        <w:rPr>
-          <w:rFonts w:ascii="Times New Roman" w:hAnsi="Times New Roman" w:eastAsia="宋体"/>
-          <w:b w:val="0"/>
-          <w:sz w:val="24"/>
-        </w:rPr>
-        <w:t>第三类是膜界面。抗菌肽本来就是靠膜起作用的，把神经元膜（含 GM1、胆固醇、PS）和细菌膜放在一起比较结合自由能，就能把“选择性丧失”量化出来；AMP 在有脂和无脂环境下还会在 cross-α 与 cross-β 之间切换[15,16]。</w:t>
-      </w:r>
-    </w:p>
-    <w:p>
-      <w:pPr>
-        <w:spacing w:before="0" w:after="120" w:lineRule="auto" w:line="360"/>
-        <w:ind w:firstLine="480"/>
-        <w:jc w:val="both"/>
-      </w:pPr>
-      <w:r>
-        <w:rPr>
-          <w:rFonts w:ascii="Times New Roman" w:hAnsi="Times New Roman" w:eastAsia="宋体"/>
-          <w:b w:val="0"/>
-          <w:sz w:val="24"/>
-        </w:rPr>
-        <w:t>第四类是酶与底物的竞争。Aβ 在体内主要靠 IDE 和 NEP 降解，胰岛素等竞争性底物会拖慢这一过程[17,18]，做法是把候选分子和 Aβ 分别对接进催化腔，比停留时间和出口阻塞，再用竞争模型换算成清除速率的变化。</w:t>
-      </w:r>
-    </w:p>
-    <w:p>
-      <w:pPr>
-        <w:spacing w:before="0" w:after="120" w:lineRule="auto" w:line="360"/>
-        <w:ind w:firstLine="480"/>
-        <w:jc w:val="both"/>
-      </w:pPr>
-      <w:r>
-        <w:rPr>
-          <w:rFonts w:ascii="Times New Roman" w:hAnsi="Times New Roman" w:eastAsia="宋体"/>
-          <w:b w:val="0"/>
-          <w:sz w:val="24"/>
-        </w:rPr>
-        <w:t>第五类是屏障转运和系统暴露，序列层面先做血脑屏障穿透预测，再算跨膜自由能或找受体介导转胞吞的结合面，最后用房室模型估算目标部位的游离浓度[19,20]。</w:t>
-      </w:r>
-    </w:p>
-    <w:p>
-      <w:pPr>
-        <w:spacing w:before="0" w:after="120" w:lineRule="auto" w:line="360"/>
-        <w:ind w:firstLine="480"/>
-        <w:jc w:val="both"/>
-      </w:pPr>
-      <w:r>
-        <w:rPr>
-          <w:rFonts w:ascii="Times New Roman" w:hAnsi="Times New Roman" w:eastAsia="宋体"/>
-          <w:b w:val="0"/>
-          <w:sz w:val="24"/>
-        </w:rPr>
-        <w:t>还有一点要说清楚：本课题不按“抗菌肽作为抗 AD 抑制剂”来写。同样的计算，换个问法就从药物筛选变成机制研究——不问“能不能降低聚集总量”，而问“会不会改变聚集路径的分支比例”；不把 AChE 的 PAS 当成待抑制的口袋，而当成 Aβ 成核的模板表面；任何结论都附一句这个分子在该位点能达到多少浓度。LL-37 是现成的例子：它抑制长直纤维，却把可溶寡聚体稳住了，净效应偏向毒性而不是保护[4,5]；在 AD 脑内它升高，通过激活 CLIC1 造成小胶质细胞过度活化和神经炎症，在小鼠和猴上做出了 Aβ 升高、缠结增多、脑萎缩和认知损害的表型[6]。</w:t>
-      </w:r>
-    </w:p>
-    <w:p>
-      <w:pPr>
-        <w:spacing w:before="240" w:after="120" w:lineRule="auto" w:line="336"/>
-        <w:jc w:val="left"/>
-      </w:pPr>
-      <w:r>
-        <w:rPr>
-          <w:rFonts w:ascii="Times New Roman" w:hAnsi="Times New Roman" w:eastAsia="黑体"/>
-          <w:b/>
-          <w:sz w:val="26"/>
-        </w:rPr>
-        <w:t>三、可以补上的机制落点</w:t>
-      </w:r>
-    </w:p>
-    <w:p>
-      <w:pPr>
-        <w:spacing w:before="0" w:after="120" w:lineRule="auto" w:line="360"/>
-        <w:ind w:firstLine="480"/>
-        <w:jc w:val="both"/>
-      </w:pPr>
-      <w:r>
-        <w:rPr>
-          <w:rFonts w:ascii="Times New Roman" w:hAnsi="Times New Roman" w:eastAsia="宋体"/>
-          <w:b w:val="0"/>
-          <w:sz w:val="24"/>
-        </w:rPr>
-        <w:t>按上面五类范式，原来的两条可以扩成八个彼此独立又能交叉验证的落点，见图 1。前两个是原有机制的深化，后面六个是新增的层。</w:t>
+        <w:t>八个落点按肠腔与肠上皮、循环与屏障、脑实质三个隔室排列，见图 1。前两个顺着已有的 AChE 和交叉成核两条线往下做，后面六个补上受体识别、膜界面、清除代谢、自身淀粉样化和菌群这几层。它们彼此独立，又能互相印证：脑内那几条若因浓度不足而落空，肠道端和外周端的链条仍然成立。</w:t>
       </w:r>
     </w:p>
     <w:p>
@@ -288,7 +125,7 @@
           <w:b w:val="0"/>
           <w:sz w:val="24"/>
         </w:rPr>
-        <w:t>把现有的 AChE–Aβ 体系改成三元的。抗菌肽如果能在 344—361 这段疏水区和 PAS 邻域稳定占位，结果有两种可能：一种是替代 Aβ 占位，减少可用的模板表面；另一种是形成 AChE–抗菌肽–Aβ 的夹层，反而把 Aβ 拉得更近。做法是以 PAS 残基（Tyr72、Asp74、Tyr124、Trp286、Tyr341）和 344—361 为活性残基做数据驱动对接，再跑二元与三元体系各三条 1 μs 轨迹，与已有的 AChE–Aβ 体系并排当内参。看的量是界面接触占据率、停留区段与 344—361 的重合比例，以及 Aβ 占据 PAS 的概率有没有变化。</w:t>
+        <w:t>乙酰胆碱酯酶能通过外周阴离子位点（PAS）附近的疏水区加速 Aβ 成纤维，形成的复合物毒性高于 Aβ 单独存在时[1,2]。把现有的 AChE–Aβ 二元体系改成三元的，问抗菌肽能否在 344—361 这段疏水区和 PAS 邻域稳定占位。结果有两种可能：替代 Aβ 占位，减少可用的模板表面；或者形成 AChE–抗菌肽–Aβ 的夹层，把 Aβ 拉得更近。做法是以 PAS 残基（Tyr72、Asp74、Tyr124、Trp286、Tyr341）和 344—361 为活性残基做数据驱动对接，再跑二元与三元体系各三条 1 μs 轨迹，与已有的 AChE–Aβ 体系并排当内参。看的量是界面接触占据率、停留区段与 344—361 的重合比例，以及 Aβ 占据 PAS 的概率有没有变化。对照放一个只结合催化位点的小分子，湿实验这边用 AChE 促聚集的 ThT 曲线和 SPR 结合实验对上。</w:t>
       </w:r>
     </w:p>
     <w:p>
@@ -317,7 +154,7 @@
           <w:b w:val="0"/>
           <w:sz w:val="24"/>
         </w:rPr>
-        <w:t>交叉成核这条要改的不是方法而是判据。先用增强采样看异质二聚体里异质接触和同质接触的比例、有没有 β-桶中间体；再把抗菌肽分别放到 Aβ 纤维的生长端和侧表面，算结合自由能和伸长自由能，侧表面还要补一条伞形采样的自由能曲线，因为二次成核就发生在侧表面。方向在开跑前就规定好：生长端结合占优、伸长自由能更负，判为加速和共纤维化；侧表面结合占优并封端，判为改变形态、滞留寡聚体；两者都弱就是没有明显交叉成核。湿实验这边用 ThT 曲线做全局动力学拟合，把总效应拆成一次成核、二次成核和伸长三个速率常数[21,22]，和模拟的三种判断一一对应。另外 β-折叠含量对力场敏感，CHARMM36m 和 a99SB-disp 两套都要跑，只采信两套一致的结论[23,24]。</w:t>
+        <w:t>两类肽都倾向形成 β-折叠，结构上兼容，可以互相成核。文献里既有加速的例子，也有抑制和改变纤维形态的例子[3,4]，方向取决于结合位点、化学计量比和界面电荷互补性，所以这一条要改的是判据而不是方法。Aβ 与 hIAPP 的共聚集研究提供了可以照搬的流程：先用增强采样统计异质二聚体里异质接触与同质接触的比例、有没有 β-桶中间体，再把单体分别放到纤维的生长端和侧表面，比较两种结合模式的自由能[6,7]。侧表面还要补一条伞形采样的自由能曲线，因为二次成核就发生在那里。方向在开跑前规定好：生长端结合占优、伸长自由能更负，判为加速和共纤维化；侧表面结合占优并封端，判为改变形态、滞留寡聚体；两者都弱，就是没有明显的交叉成核。湿实验用 ThT 曲线做全局动力学拟合，把总效应拆成一次成核、二次成核和伸长三个速率常数[20,21]，和模拟的三种判断一一对应。β-折叠含量对力场敏感，CHARMM36m 和 a99SB-disp 两套都要跑，只采信两套一致的结论[22,23]。</w:t>
       </w:r>
     </w:p>
     <w:p>
@@ -346,7 +183,7 @@
           <w:b w:val="0"/>
           <w:sz w:val="24"/>
         </w:rPr>
-        <w:t>以 tau 的 PHF6（306VQIVYK311）和 PHF6*（275VQIINK280）为界面做对接和采样，看阳离子肽能否靠芳香堆积参与异质 β-折叠。这一条阴性结果同样有用：如果抗菌肽因为同为阳离子而和 tau 相斥，正好说明效应是选择性地走 Aβ 和受体这两条线。</w:t>
+        <w:t>以 tau 的 PHF6（306VQIVYK311）和 PHF6*（275VQIINK280）为界面做对接和增强采样，看阳离子肽能否靠芳香堆积参与异质 β-折叠，读数是异质 β-折叠占比和界面氢键数。这一条阴性结果同样有用：如果抗菌肽因为同为阳离子而和 tau 相斥，正好说明效应选择性地走 Aβ 和受体这两条线。</w:t>
       </w:r>
     </w:p>
     <w:p>
@@ -375,7 +212,7 @@
           <w:b w:val="0"/>
           <w:sz w:val="24"/>
         </w:rPr>
-        <w:t>这是最容易和 AD 表型对上的一层，也是 LL-37 已经走通的一层。FPR2 这边可以直接利用 Aβ42 和 humanin 的复合物结构，把候选肽放进同一口袋做对接和膜环境下的 MD，看位点重合率、界面面积能否和 Aβ42 的 1166 Å² 同量级、以及 TM6 外移这类激活构象指标有没有出现[14]；CLIC1 这边按 LL-37 的路子算结合面，并在膜体系里看 CLIC1 跨膜段的插入倾向有没有变化[6]；TLR4–MD-2、CD14 和 RAGE 这边，把候选肽当作第二配体，评估它对 Aβ 原纤维–受体识别是竞争还是协同，顺便比较 pH 7.4 和炎症微环境 pH 6.0 的差别[13]。对应的细胞实验是小胶质细胞的炎症因子释放、NF-κB 报告和钙成像。</w:t>
+        <w:t>这一层最容易和 AD 表型对上，LL-37 已经走通过：AD 脑内它升高，经 CLIC1 造成小胶质细胞过度活化，在小鼠和猴上做出了 Aβ 升高、缠结增多、脑萎缩和认知损害[5]。FPR2 这边可以直接利用 Aβ42 和 humanin 的复合物结构，把候选肽放进同一口袋做对接和膜环境下的 MD，看位点重合率、界面面积能否和 Aβ42 的 1166 Å² 同量级、以及 TM6 外移这类激活构象指标有没有出现[13]。CLIC1 按 LL-37 的路子算结合面，并在膜体系里看跨膜段的插入倾向有没有变化[5]。TLR4–MD-2、CD14 和 RAGE 把候选肽当作第二配体，评估它对 Aβ 原纤维–受体识别是竞争还是协同，同时比较 pH 7.4 和炎症微环境 pH 6.0 的差别[12]。对应的细胞实验是小胶质细胞的炎症因子释放、NF-κB 报告和钙成像。</w:t>
       </w:r>
     </w:p>
     <w:p>
@@ -404,7 +241,7 @@
           <w:b w:val="0"/>
           <w:sz w:val="24"/>
         </w:rPr>
-        <w:t>建三套膜：细菌内膜（POPE/POPG 3:1）、含 GM1 和胆固醇的神经元膜、内皮膜。先用 Martini 3 跑十几微秒看吸附和聚集，关键构象回到全原子验证。要的量是细菌膜与神经元膜的结合自由能差，也就是选择性，再加插入深度、膜厚和曲率扰动、水柱或孔的寿命。这里有一条独立于交叉成核的通道：如果抗菌肽在含 GM1 的膜面上富集，它不需要直接结合 Aβ，只要把 Aβ 招到同一个界面上就能促进成核，GM1 本来就是 Aβ 的成核平台[25]。</w:t>
+        <w:t>抗菌肽本来就靠膜起作用，一旦对细菌膜的选择性丧失，它就会在宿主膜上富集。建三套膜：细菌内膜（POPE/POPG 3:1）、含 GM1 和胆固醇的神经元膜、内皮膜。先用 Martini 3 跑十几微秒看吸附和聚集，关键构象回到全原子验证。要的量是细菌膜与神经元膜的结合自由能差，也就是选择性，再加插入深度、膜厚和曲率扰动、水柱或孔的寿命。这里有一条独立于交叉成核的通道：抗菌肽在含 GM1 的膜面上富集之后，不必直接结合 Aβ，只要把 Aβ 招到同一个界面上就能促进成核，GM1 本来就是 Aβ 的成核平台[24]。</w:t>
       </w:r>
     </w:p>
     <w:p>
@@ -433,7 +270,7 @@
           <w:b w:val="0"/>
           <w:sz w:val="24"/>
         </w:rPr>
-        <w:t>把候选肽和 Aβ 分别对接进 IDE 的封闭催化腔，比停留时间和腔口闭合程度，再用竞争模型把占位时间比换算成 Aβ 降解速率的相对下降；NEP 同理[17,18]。外周这一侧也值得算：如果候选肽与转甲状腺素蛋白、白蛋白的结合面和 Aβ 的结合面重叠，外周对 Aβ 的“沉降槽”作用就被削弱，不进脑也能把脑内 Aβ 负荷抬上去[26,27]。</w:t>
+        <w:t>Aβ 在体内主要靠 IDE 和 NEP 降解，胰岛素这类竞争性底物会拖慢这一过程[16,17]。把候选肽和 Aβ 分别对接进 IDE 的封闭催化腔，比停留时间和腔口闭合程度，再用竞争模型把占位时间比换算成 Aβ 降解速率的相对下降，NEP 同理。外周这一侧也值得算：候选肽与转甲状腺素蛋白、白蛋白的结合面如果和 Aβ 的结合面重叠，外周对 Aβ 的沉降槽作用就被削弱，不进脑也能把脑内 Aβ 负荷抬上去[25,26]。</w:t>
       </w:r>
     </w:p>
     <w:p>
@@ -462,7 +299,7 @@
           <w:b w:val="0"/>
           <w:sz w:val="24"/>
         </w:rPr>
-        <w:t>抗菌肽和淀粉样蛋白共用一套结构语法。uperin 3.5 在无脂环境里形成 cross-β 纤维，遇到细菌膜脂就切换成 cross-α[15,16]，LL-37 的 17–29 片段能自组装成有功能的超分子纤维[28]。所以候选肽本身可能先在肠腔或循环里形成种子，再以种子而不是单体的形式参与宿主蛋白的异质成核。流程是先用聚集倾向预测找热点，枚举可能的 steric zipper，对最优的做几百纳秒稳定性模拟（看剥离功和氢键网络），再把稳定的 zipper 当作种子面去算 Aβ 的结合和伸长自由能。如果这一条成立，机制就变成单体通道加种子通道两条，叙述上也更完整。</w:t>
+        <w:t>抗菌肽和淀粉样蛋白共用一套结构语法。uperin 3.5 在无脂环境里形成 cross-β 纤维，遇到细菌膜脂就切换成 cross-α[14,15]，LL-37 的 17–29 片段能自组装成有功能的超分子纤维[27]。候选肽因此可能先在肠腔或循环里形成种子，再以种子的形式参与宿主蛋白的异质成核。流程是先用聚集倾向预测找热点，枚举可能的 steric zipper，对最优的做几百纳秒稳定性模拟，看剥离功和氢键网络，再把稳定的 zipper 当作种子面去算 Aβ 的结合和伸长自由能。这一条若成立，机制就从单体通道扩成单体加种子两条。</w:t>
       </w:r>
     </w:p>
     <w:p>
@@ -491,7 +328,7 @@
           <w:b w:val="0"/>
           <w:sz w:val="24"/>
         </w:rPr>
-        <w:t>肠道端本身就能构成完整链条，不必先进脑。curli 的主亚基 CsgA 是典型的 cross-β 结构，它的片段种子能促进 Aβ 成纤维[9]；动物实验里产 curli 的细菌会增强肠和脑内 α-syn 的聚集，并放大 TLR2、IL-6、TNF 的反应[10,11]；来自人体菌群的多种 CsgA 同源物也能以 1:1 复合物的形式加速 α-syn 聚集[12]。抗菌肽进到这个系统里有两个可以算的面。分子面是它与 CsgA、FapC 组装界面的相互作用，是封端、还是打乱重复单元的配准、还是把可溶 CsgA 稳成寡聚体——注意方向，抑制 curli 成纤维未必是好事，把胞外纤维变成可溶寡聚体，反而可能提高跨上皮和交叉成核的能力。群落面是用候选肽的 MIC 谱作约束，做菌群代谢的群落模型，预测短链脂肪酸产生菌和高产 LPS 菌的相对变化，再顺下去看屏障完整性和外周炎症[29,30]。这条链的读数是：MIC 谱、群落模型给出的丁酸丙酸通量和 LPS 负荷、肠屏障跨上皮电阻、血清 LPS 与细胞因子、小胶质表型。</w:t>
+        <w:t>肠道端本身就能构成完整链条，不必先进脑。curli 的主亚基 CsgA 是典型的 cross-β 结构，它的片段种子能促进 Aβ 成纤维[8]；动物实验里产 curli 的细菌会增强肠和脑内 α-syn 的聚集，并放大 TLR2、IL-6、TNF 的反应[9,10]；来自人体菌群的多种 CsgA 同源物也能以 1:1 复合物的形式加速 α-syn 聚集[11]。抗菌肽进到这个系统里有两个可以算的面。分子面是它与 CsgA、FapC 组装界面的相互作用，封端、打乱重复单元的配准、还是把可溶 CsgA 稳成寡聚体，三种后果要分开判。方向上要小心，抑制 curli 成纤维未必是好事，把胞外纤维变成可溶寡聚体，反而可能提高跨上皮和交叉成核的能力。群落面是用候选肽的 MIC 谱作约束，做菌群代谢的群落模型，预测短链脂肪酸产生菌和高产 LPS 菌的相对变化，再顺下去看屏障完整性和外周炎症[28,29]。这条链的读数是：MIC 谱、群落模型给出的丁酸丙酸通量和 LPS 负荷、肠屏障跨上皮电阻、血清 LPS 与细胞因子、小胶质表型。</w:t>
       </w:r>
     </w:p>
     <w:p>
@@ -505,7 +342,7 @@
           <w:b/>
           <w:sz w:val="26"/>
         </w:rPr>
-        <w:t>四、肠道来源意味着什么：要不要过血脑屏障</w:t>
+        <w:t>二、肠道来源意味着什么：要不要过血脑屏障</w:t>
       </w:r>
     </w:p>
     <w:p>
@@ -520,7 +357,7 @@
           <w:b w:val="0"/>
           <w:sz w:val="24"/>
         </w:rPr>
-        <w:t>结论先放：对肠道宏基因组来源的抗菌肽来说，“必须穿过血脑屏障才能影响大脑”不是默认前提，而是三条路径里最苛刻的一条。建议把肠道局部作用和外周作用当主线，把跨屏障入脑当成需要额外条件的分支。</w:t>
+        <w:t>结论先放：对肠道宏基因组来源的抗菌肽来说，穿过血脑屏障不是默认前提，而是三条路径里最苛刻的一条。肠道局部作用和外周作用适合当主线，跨屏障入脑按需要额外条件的分支处理。</w:t>
       </w:r>
     </w:p>
     <w:p>
@@ -550,7 +387,7 @@
           <w:b w:val="0"/>
           <w:sz w:val="24"/>
         </w:rPr>
-        <w:t>之所以不把第一条当主线，是因为细菌源候选肽大多十几到几十个残基、净正电荷高、两亲性强，这类分子被动过屏障的效率很低；而能过血脑屏障的肽在序列特征上自成一类——偏小、偏疏水、弱阳离子，和一般的穿膜肽并不是一回事[19,20]。与此同时，肠道端和外周端已经有被验证过的完整链条可以用[10-12,26,27,29,30]。</w:t>
+        <w:t>第一条之所以不适合当主线，是因为细菌源候选肽大多十几到几十个残基、净正电荷高、两亲性强，这类分子被动过屏障的效率很低。能过血脑屏障的肽在序列特征上自成一类，偏小、偏疏水、弱阳离子，和一般意义上的穿膜肽并不重合[18,19]。与此同时，肠道端和外周端已经有被验证过的完整链条可以借用[9,10,11,25,26,28,29]。</w:t>
       </w:r>
     </w:p>
     <w:p>
@@ -565,7 +402,7 @@
           <w:b w:val="0"/>
           <w:sz w:val="24"/>
         </w:rPr>
-        <w:t>如果还是要主张能入脑，需要同时满足四条：序列层面的血脑屏障穿透预测为阳性，且不只依赖一个模型，并报出概率而不是只给标签；跨膜自由能垒处在可跨越的范围，或者能明确指出受体介导转胞吞的结合面；房室模型给出的脑间质游离浓度不低于目标结合常数的十分之一；脑组织里检出的是完整肽，用质谱定量，而不是降解片段或者只看荧光标记。四条里有一条不成立，就把机制主线放回肠道端和外周端。这不是退让，脑内 Aβ 稳态本来就受外周清除和系统炎症的调控[26,27]，肠源因子不进脑也能改变中枢的病理负荷。</w:t>
+        <w:t>如果还是要主张能入脑，需要同时满足四条：序列层面的血脑屏障穿透预测为阳性，且不只依赖一个模型，并报出概率而不是只给标签；跨膜自由能垒处在可跨越的范围，或者能明确指出受体介导转胞吞的结合面；房室模型给出的脑间质游离浓度不低于目标结合常数的十分之一；脑组织里用质谱检出的是完整肽，而不是降解片段或只看荧光标记。四条里有一条不成立，就把机制主线放回肠道端和外周端。脑内 Aβ 稳态本来就受外周清除和系统炎症的调控[25,26]，肠源因子不进脑也能改变中枢的病理负荷。</w:t>
       </w:r>
     </w:p>
     <w:p>
@@ -580,7 +417,7 @@
           <w:b w:val="0"/>
           <w:sz w:val="24"/>
         </w:rPr>
-        <w:t>还有一个低成本但关键的实验：候选肽在模拟肠液和血浆里的稳定性以及降解片段谱。如果主要活性片段变短、变疏水，入脑的可能性反而上升，这时脑内那几个落点就该拿片段而不是全长肽去建模。</w:t>
+        <w:t>还有一个成本很低的实验值得先做：候选肽在模拟肠液和血浆里的稳定性以及降解片段谱。主要活性片段如果变短、变疏水，入脑的可能性反而上升，这时脑内那几个落点就该拿片段而不是全长肽去建模。</w:t>
       </w:r>
     </w:p>
     <w:p>
@@ -594,7 +431,7 @@
           <w:b/>
           <w:sz w:val="26"/>
         </w:rPr>
-        <w:t>五、计算方案与判据</w:t>
+        <w:t>三、计算方案与判据</w:t>
       </w:r>
     </w:p>
     <w:p>
@@ -609,7 +446,7 @@
           <w:b w:val="0"/>
           <w:sz w:val="24"/>
         </w:rPr>
-        <w:t>八个落点共用一套流程，评审看的不是某一次对接分数，而是整条链条是否自洽、能否复现，所以结构来源、力场、时长、判据和阴性对照要统一。</w:t>
+        <w:t>八个落点共用一套流程。评审真正会追问的是整条链条能否复现，单次对接分数说明不了什么，所以结构来源、力场、时长、判据和阴性对照先统一下来。</w:t>
       </w:r>
     </w:p>
     <w:p>
@@ -624,7 +461,7 @@
           <w:b w:val="0"/>
           <w:sz w:val="24"/>
         </w:rPr>
-        <w:t>序列层面先做分诊：净电荷、疏水矩、两亲性，聚集倾向预测，血脑屏障穿透预测，以及溶血和细胞毒预测，同时给出各隔室的可及浓度估计——这一步不过关，后面的结论都只在试管里成立。结构用 ESMFold 或 AlphaFold3 生成，无序肽保留构象系综而不是单一构象，并准备 pH 7.4 和 pH 6.0 两套质子化状态。</w:t>
+        <w:t>序列层面先做分诊：净电荷、疏水矩、两亲性，聚集倾向预测，血脑屏障穿透预测，以及溶血和细胞毒预测，同时给出各隔室的可及浓度估计。这一步不过关，后面的结论都只在试管里成立。结构用 ESMFold 或 AlphaFold3 生成，无序肽保留构象系综而不是单一构象，并准备 pH 7.4 和 pH 6.0 两套质子化状态。</w:t>
       </w:r>
     </w:p>
     <w:p>
@@ -669,7 +506,7 @@
           <w:b w:val="0"/>
           <w:sz w:val="24"/>
         </w:rPr>
-        <w:t>阴性对照必须和正样本同流程、同时长：打乱序列的肽、等长等电荷的非抗菌肽、同源但没有抗菌活性的肽，这三类都应当通不过上面的判据。能做到这一点，“为什么是这条肽而不是随便哪条阳离子肽”这个问题才算回答了。</w:t>
+        <w:t>阴性对照和正样本同流程、同时长：打乱序列的肽、等长等电荷的非抗菌肽、同源但没有抗菌活性的肽，这三类都应当通不过上面的判据。做到这一点，为什么是这条肽而不是随便哪条阳离子肽，才算回答了。</w:t>
       </w:r>
     </w:p>
     <w:p>
@@ -683,7 +520,7 @@
           <w:b/>
           <w:sz w:val="26"/>
         </w:rPr>
-        <w:t>六、接下来的安排</w:t>
+        <w:t>四、接下来的安排</w:t>
       </w:r>
     </w:p>
     <w:p>
@@ -698,7 +535,7 @@
           <w:b w:val="0"/>
           <w:sz w:val="24"/>
         </w:rPr>
-        <w:t>优先做两件事。一是把肠道端（第 8 条）和外周清除竞争（第 6 条）立起来，这两条不依赖跨屏障假设，风险最低，而且能直接给出“肠道来源”这个出身的意义。二是把原有的 AChE 三元体系和交叉成核的方向判据补完，这两条是已经动手的部分，补上三元体系、双力场和 ThT 全局拟合之后，机制层次和可证伪性都能上一个台阶。</w:t>
+        <w:t>先做两件事。一是把肠道端（第 8 条）和外周清除竞争（第 6 条）立起来，这两条不依赖跨屏障假设，风险最低，而且能直接说明肠道来源这个出身的意义。二是把 AChE 三元体系和交叉成核的方向判据补完，补上三元体系、双力场和 ThT 全局拟合之后，机制层次和可证伪性都能上一个台阶。</w:t>
       </w:r>
     </w:p>
     <w:p>
@@ -769,7 +606,7 @@
           <w:b w:val="0"/>
           <w:sz w:val="21"/>
         </w:rPr>
-        <w:t>[3] AChE–Aβ 复合物的 1 μs 分子动力学研究（原稿编号 [31] 的文献，著录信息待补）。</w:t>
+        <w:t>[3] De Lorenzi E, Chiari M, Colombo R, et al. Evidence that the human innate immune peptide LL-37 may be a binding partner of amyloid-β and inhibitor of fibril assembly[J]. Journal of Alzheimer’s Disease, 2017, 59(4): 1213–1226.</w:t>
       </w:r>
     </w:p>
     <w:p>
@@ -783,7 +620,7 @@
           <w:b w:val="0"/>
           <w:sz w:val="21"/>
         </w:rPr>
-        <w:t>[4] De Lorenzi E, Chiari M, Colombo R, et al. Evidence that the human innate immune peptide LL-37 may be a binding partner of amyloid-β and inhibitor of fibril assembly[J]. Journal of Alzheimer’s Disease, 2017, 59(4): 1213–1226.</w:t>
+        <w:t>[4] LL-37 and its truncated fragments modulate amyloid-β dynamics, aggregation and toxicity through hetero-oligomer and cluster formation[J]. 2025. PMID: 40916348.</w:t>
       </w:r>
     </w:p>
     <w:p>
@@ -797,7 +634,7 @@
           <w:b w:val="0"/>
           <w:sz w:val="21"/>
         </w:rPr>
-        <w:t>[5] LL-37 and its truncated fragments modulate amyloid-β dynamics, aggregation and toxicity through hetero-oligomer and cluster formation[J]. 2025. PMID: 40916348.</w:t>
+        <w:t>[5] Wang C, et al. Human antimicrobial peptide LL-37 contributes to Alzheimer’s disease progression[J]. Molecular Psychiatry, 2022. doi:10.1038/s41380-022-01790-6.</w:t>
       </w:r>
     </w:p>
     <w:p>
@@ -811,7 +648,7 @@
           <w:b w:val="0"/>
           <w:sz w:val="21"/>
         </w:rPr>
-        <w:t>[6] Wang C, et al. Human antimicrobial peptide LL-37 contributes to Alzheimer’s disease progression[J]. Molecular Psychiatry, 2022. doi:10.1038/s41380-022-01790-6.</w:t>
+        <w:t>[6] Fan X, Zhang X, Yan J, et al. Computational investigation of co-aggregation and cross-seeding between Aβ and hIAPP underpinning the crosstalk in Alzheimer’s disease and type-2 diabetes[J]. Journal of Chemical Information and Modeling, 2024, 64(13): 5303–5316.</w:t>
       </w:r>
     </w:p>
     <w:p>
@@ -825,7 +662,7 @@
           <w:b w:val="0"/>
           <w:sz w:val="21"/>
         </w:rPr>
-        <w:t>[7] Fan X, Zhang X, Yan J, et al. Computational investigation of co-aggregation and cross-seeding between Aβ and hIAPP underpinning the crosstalk in Alzheimer’s disease and type-2 diabetes[J]. Journal of Chemical Information and Modeling, 2024, 64(13): 5303–5316.</w:t>
+        <w:t>[7] Identification of hybrid amyloid strains assembled from amyloid-β and human islet amyloid polypeptide[J]. Nanotechnology, 2023. doi:10.1088/1361-6528/acf3ee.</w:t>
       </w:r>
     </w:p>
     <w:p>
@@ -839,7 +676,7 @@
           <w:b w:val="0"/>
           <w:sz w:val="21"/>
         </w:rPr>
-        <w:t>[8] Identification of hybrid amyloid strains assembled from amyloid-β and human islet amyloid polypeptide[J]. Nanotechnology, 2023. doi:10.1088/1361-6528/acf3ee.</w:t>
+        <w:t>[8] Perov S, Lidor O, Salinas N, et al. Structural insights into curli CsgA cross-β fibril architecture inspire repurposing of anti-amyloid compounds as anti-biofilm agents[J]. PLoS Pathogens, 2019, 15(8): e1007978.</w:t>
       </w:r>
     </w:p>
     <w:p>
@@ -853,7 +690,7 @@
           <w:b w:val="0"/>
           <w:sz w:val="21"/>
         </w:rPr>
-        <w:t>[9] Perov S, Lidor O, Salinas N, et al. Structural insights into curli CsgA cross-β fibril architecture inspire repurposing of anti-amyloid compounds as anti-biofilm agents[J]. PLoS Pathogens, 2019, 15(8): e1007978.</w:t>
+        <w:t>[9] Chen S G, Stribinskis V, Rane M J, et al. Exposure to the functional bacterial amyloid protein curli enhances alpha-synuclein aggregation in aged Fischer 344 rats and Caenorhabditis elegans[J]. Scientific Reports, 2016, 6: 34477.</w:t>
       </w:r>
     </w:p>
     <w:p>
@@ -867,7 +704,7 @@
           <w:b w:val="0"/>
           <w:sz w:val="21"/>
         </w:rPr>
-        <w:t>[10] Chen S G, Stribinskis V, Rane M J, et al. Exposure to the functional bacterial amyloid protein curli enhances alpha-synuclein aggregation in aged Fischer 344 rats and Caenorhabditis elegans[J]. Scientific Reports, 2016, 6: 34477.</w:t>
+        <w:t>[10] Wang C, Lau C Y, Ma F, et al. Genome-wide screen identifies curli amyloid fibril as a bacterial component promoting host neurodegeneration[J]. PNAS, 2021, 118(34): e2106504118.</w:t>
       </w:r>
     </w:p>
     <w:p>
@@ -881,7 +718,7 @@
           <w:b w:val="0"/>
           <w:sz w:val="21"/>
         </w:rPr>
-        <w:t>[11] Wang C, Lau C Y, Ma F, et al. Genome-wide screen identifies curli amyloid fibril as a bacterial component promoting host neurodegeneration[J]. PNAS, 2021, 118(34): e2106504118.</w:t>
+        <w:t>[11] Bhoite S S, Han Y, Ruotolo B T, et al. Mechanistic insights into accelerated α-synuclein aggregation mediated by human microbiome-associated functional amyloids[J]. Journal of Biological Chemistry, 2022, 298(8): 102088.</w:t>
       </w:r>
     </w:p>
     <w:p>
@@ -895,7 +732,7 @@
           <w:b w:val="0"/>
           <w:sz w:val="21"/>
         </w:rPr>
-        <w:t>[12] Bhoite S S, Han Y, Ruotolo B T, et al. Mechanistic insights into accelerated α-synuclein aggregation mediated by human microbiome-associated functional amyloids[J]. Journal of Biological Chemistry, 2022, 298(8): 102088.</w:t>
+        <w:t>[12] Factors driving amyloid beta fibril recognition by cell surface receptors: a computational study[J]. 2025. PMCID: PMC12566521.</w:t>
       </w:r>
     </w:p>
     <w:p>
@@ -909,7 +746,7 @@
           <w:b w:val="0"/>
           <w:sz w:val="21"/>
         </w:rPr>
-        <w:t>[13] Factors driving amyloid beta fibril recognition by cell surface receptors: a computational study[J]. 2025. PMCID: PMC12566521.</w:t>
+        <w:t>[13] Zhu Y, Lin X, Zong X, et al. Structural basis of FPR2 in recognition of Aβ42 and neuroprotection by humanin[J]. Nature Communications, 2022, 13: 1775.</w:t>
       </w:r>
     </w:p>
     <w:p>
@@ -923,7 +760,7 @@
           <w:b w:val="0"/>
           <w:sz w:val="21"/>
         </w:rPr>
-        <w:t>[14] Zhu Y, Lin X, Zong X, et al. Structural basis of FPR2 in recognition of Aβ42 and neuroprotection by humanin[J]. Nature Communications, 2022, 13: 1775.</w:t>
+        <w:t>[14] Salinas N, Tayeb-Fligelman E, Sammito M D, et al. The amphibian antimicrobial peptide uperin 3.5 is a cross-α/cross-β chameleon functional amyloid[J]. PNAS, 2021, 118(3): e2014442118.</w:t>
       </w:r>
     </w:p>
     <w:p>
@@ -937,7 +774,7 @@
           <w:b w:val="0"/>
           <w:sz w:val="21"/>
         </w:rPr>
-        <w:t>[15] Salinas N, Tayeb-Fligelman E, Sammito M D, et al. The amphibian antimicrobial peptide uperin 3.5 is a cross-α/cross-β chameleon functional amyloid[J]. PNAS, 2021, 118(3): e2014442118.</w:t>
+        <w:t>[15] Bücker R, Seuring C, Cazey C, et al. The cryo-EM structures of two amphibian antimicrobial cross-β amyloid fibrils[J]. Nature Communications, 2022, 13: 4356.</w:t>
       </w:r>
     </w:p>
     <w:p>
@@ -951,7 +788,7 @@
           <w:b w:val="0"/>
           <w:sz w:val="21"/>
         </w:rPr>
-        <w:t>[16] Bücker R, Seuring C, Cazey C, et al. The cryo-EM structures of two amphibian antimicrobial cross-β amyloid fibrils[J]. Nature Communications, 2022, 13: 4356.</w:t>
+        <w:t>[16] Farris W, Mansourian S, Chang Y, et al. Insulin-degrading enzyme regulates the levels of insulin, amyloid β-protein, and the β-amyloid precursor protein intracellular domain in vivo[J]. PNAS, 2003, 100(7): 4162–4167.</w:t>
       </w:r>
     </w:p>
     <w:p>
@@ -965,7 +802,7 @@
           <w:b w:val="0"/>
           <w:sz w:val="21"/>
         </w:rPr>
-        <w:t>[17] Farris W, Mansourian S, Chang Y, et al. Insulin-degrading enzyme regulates the levels of insulin, amyloid β-protein, and the β-amyloid precursor protein intracellular domain in vivo[J]. PNAS, 2003, 100(7): 4162–4167.</w:t>
+        <w:t>[17] Iwata N, Tsubuki S, Takaki Y, et al. Metabolic regulation of brain Aβ by neprilysin[J]. Science, 2001, 292(5521): 1550–1552.</w:t>
       </w:r>
     </w:p>
     <w:p>
@@ -979,7 +816,7 @@
           <w:b w:val="0"/>
           <w:sz w:val="21"/>
         </w:rPr>
-        <w:t>[18] Iwata N, Tsubuki S, Takaki Y, et al. Metabolic regulation of brain Aβ by neprilysin[J]. Science, 2001, 292(5521): 1550–1552.</w:t>
+        <w:t>[18] Kumar V, Patiyal S, Dhall A, et al. B3Pred: a random-forest-based method for predicting and designing blood–brain barrier penetrating peptides[J]. Pharmaceutics, 2021, 13(8): 1237.</w:t>
       </w:r>
     </w:p>
     <w:p>
@@ -993,7 +830,7 @@
           <w:b w:val="0"/>
           <w:sz w:val="21"/>
         </w:rPr>
-        <w:t>[19] Kumar V, Patiyal S, Dhall A, et al. B3Pred: a random-forest-based method for predicting and designing blood–brain barrier penetrating peptides[J]. Pharmaceutics, 2021, 13(8): 1237.</w:t>
+        <w:t>[19] Prediction of blood-brain barrier-penetrating peptides using B3BPFN[J]. Frontiers in Molecular Biosciences, 2026. doi:10.3389/fmolb.2026.1858506.</w:t>
       </w:r>
     </w:p>
     <w:p>
@@ -1007,7 +844,7 @@
           <w:b w:val="0"/>
           <w:sz w:val="21"/>
         </w:rPr>
-        <w:t>[20] Prediction of blood-brain barrier-penetrating peptides using B3BPFN[J]. Frontiers in Molecular Biosciences, 2026. doi:10.3389/fmolb.2026.1858506.</w:t>
+        <w:t>[20] Meisl G, Kirkegaard J B, Arosio P, et al. Molecular mechanisms of protein aggregation from global fitting of kinetic models[J]. Nature Protocols, 2016, 11(2): 252–272.</w:t>
       </w:r>
     </w:p>
     <w:p>
@@ -1021,7 +858,7 @@
           <w:b w:val="0"/>
           <w:sz w:val="21"/>
         </w:rPr>
-        <w:t>[21] Meisl G, Kirkegaard J B, Arosio P, et al. Molecular mechanisms of protein aggregation from global fitting of kinetic models[J]. Nature Protocols, 2016, 11(2): 252–272.</w:t>
+        <w:t>[21] Cohen S I A, Linse S, Luheshi L M, et al. Proliferation of amyloid-β42 aggregates occurs through a secondary nucleation mechanism[J]. PNAS, 2013, 110(24): 9758–9763.</w:t>
       </w:r>
     </w:p>
     <w:p>
@@ -1035,7 +872,7 @@
           <w:b w:val="0"/>
           <w:sz w:val="21"/>
         </w:rPr>
-        <w:t>[22] Cohen S I A, Linse S, Luheshi L M, et al. Proliferation of amyloid-β42 aggregates occurs through a secondary nucleation mechanism[J]. PNAS, 2013, 110(24): 9758–9763.</w:t>
+        <w:t>[22] Huang J, Rauscher S, Nawrocki G, et al. CHARMM36m: an improved force field for folded and intrinsically disordered proteins[J]. Nature Methods, 2017, 14(1): 71–73.</w:t>
       </w:r>
     </w:p>
     <w:p>
@@ -1049,7 +886,7 @@
           <w:b w:val="0"/>
           <w:sz w:val="21"/>
         </w:rPr>
-        <w:t>[23] Huang J, Rauscher S, Nawrocki G, et al. CHARMM36m: an improved force field for folded and intrinsically disordered proteins[J]. Nature Methods, 2017, 14(1): 71–73.</w:t>
+        <w:t>[23] Robustelli P, Piana S, Shaw D E. Developing a molecular dynamics force field for both folded and disordered protein states[J]. PNAS, 2018, 115(21): E4758–E4766.</w:t>
       </w:r>
     </w:p>
     <w:p>
@@ -1063,7 +900,7 @@
           <w:b w:val="0"/>
           <w:sz w:val="21"/>
         </w:rPr>
-        <w:t>[24] Robustelli P, Piana S, Shaw D E. Developing a molecular dynamics force field for both folded and disordered protein states[J]. PNAS, 2018, 115(21): E4758–E4766.</w:t>
+        <w:t>[24] Matsuzaki K. Aβ–ganglioside interactions in the pathogenesis of Alzheimer’s disease[J]. Biochimica et Biophysica Acta – Biomembranes, 2020, 1862(8): 183233.</w:t>
       </w:r>
     </w:p>
     <w:p>
@@ -1077,7 +914,7 @@
           <w:b w:val="0"/>
           <w:sz w:val="21"/>
         </w:rPr>
-        <w:t>[25] Matsuzaki K. Aβ–ganglioside interactions in the pathogenesis of Alzheimer’s disease[J]. Biochimica et Biophysica Acta – Biomembranes, 2020, 1862(8): 183233.</w:t>
+        <w:t>[25] Wang J, Gu B J, Masters C L, et al. A systemic view of Alzheimer disease—insights from amyloid-β metabolism beyond the brain[J]. Nature Reviews Neurology, 2017, 13(10): 612–623.</w:t>
       </w:r>
     </w:p>
     <w:p>
@@ -1091,7 +928,7 @@
           <w:b w:val="0"/>
           <w:sz w:val="21"/>
         </w:rPr>
-        <w:t>[26] Wang J, Gu B J, Masters C L, et al. A systemic view of Alzheimer disease—insights from amyloid-β metabolism beyond the brain[J]. Nature Reviews Neurology, 2017, 13(10): 612–623.</w:t>
+        <w:t>[26] Xiang Y, Bu X L, Liu Y H, et al. Physiological amyloid-beta clearance in the periphery and its therapeutic potential for Alzheimer’s disease[J]. Acta Neuropathologica, 2015, 130(4): 487–499.</w:t>
       </w:r>
     </w:p>
     <w:p>
@@ -1105,7 +942,7 @@
           <w:b w:val="0"/>
           <w:sz w:val="21"/>
         </w:rPr>
-        <w:t>[27] Xiang Y, Bu X L, Liu Y H, et al. Physiological amyloid-beta clearance in the periphery and its therapeutic potential for Alzheimer’s disease[J]. Acta Neuropathologica, 2015, 130(4): 487–499.</w:t>
+        <w:t>[27] Engelberg Y, Landau M. The human LL-37(17-29) antimicrobial peptide reveals a functional supramolecular structure[J]. Nature Communications, 2020, 11: 3894.</w:t>
       </w:r>
     </w:p>
     <w:p>
@@ -1119,7 +956,7 @@
           <w:b w:val="0"/>
           <w:sz w:val="21"/>
         </w:rPr>
-        <w:t>[28] Engelberg Y, Landau M. The human LL-37(17-29) antimicrobial peptide reveals a functional supramolecular structure[J]. Nature Communications, 2020, 11: 3894.</w:t>
+        <w:t>[28] Diener C, Gibbons S M, Resendis-Antonio O. MICOM: metagenome-scale modeling to infer metabolic interactions in the gut microbiota[J]. mSystems, 2020, 5(1): e00606-19.</w:t>
       </w:r>
     </w:p>
     <w:p>
@@ -1133,21 +970,7 @@
           <w:b w:val="0"/>
           <w:sz w:val="21"/>
         </w:rPr>
-        <w:t>[29] Diener C, Gibbons S M, Resendis-Antonio O. MICOM: metagenome-scale modeling to infer metabolic interactions in the gut microbiota[J]. mSystems, 2020, 5(1): e00606-19.</w:t>
-      </w:r>
-    </w:p>
-    <w:p>
-      <w:pPr>
-        <w:spacing w:after="60" w:lineRule="auto" w:line="312"/>
-        <w:ind w:left="480" w:hanging="480"/>
-      </w:pPr>
-      <w:r>
-        <w:rPr>
-          <w:rFonts w:ascii="Times New Roman" w:hAnsi="Times New Roman" w:eastAsia="宋体"/>
-          <w:b w:val="0"/>
-          <w:sz w:val="21"/>
-        </w:rPr>
-        <w:t>[30] Yang J, Liang J, Hu N, et al. The gut microbiota modulates neuroinflammation in Alzheimer’s disease: elucidating crucial factors and mechanistic underpinnings[J]. CNS Neuroscience &amp; Therapeutics, 2024, 30(10): e70091.</w:t>
+        <w:t>[29] Yang J, Liang J, Hu N, et al. The gut microbiota modulates neuroinflammation in Alzheimer’s disease: elucidating crucial factors and mechanistic underpinnings[J]. CNS Neuroscience &amp; Therapeutics, 2024, 30(10): e70091.</w:t>
       </w:r>
     </w:p>
     <w:sectPr>
